--- a/Курсовая Работа по ТРПК.docx
+++ b/Курсовая Работа по ТРПК.docx
@@ -1,6 +1,6 @@
 
 <file path=word/document.xml><?xml version="1.0" encoding="utf-8"?>
-<w:document xmlns:wpc="http://schemas.microsoft.com/office/word/2010/wordprocessingCanvas" xmlns:cx="http://schemas.microsoft.com/office/drawing/2014/chartex" xmlns:cx1="http://schemas.microsoft.com/office/drawing/2015/9/8/chartex" xmlns:cx2="http://schemas.microsoft.com/office/drawing/2015/10/21/chartex" xmlns:cx3="http://schemas.microsoft.com/office/drawing/2016/5/9/chartex" xmlns:cx4="http://schemas.microsoft.com/office/drawing/2016/5/10/chartex" xmlns:cx5="http://schemas.microsoft.com/office/drawing/2016/5/11/chartex" xmlns:cx6="http://schemas.microsoft.com/office/drawing/2016/5/12/chartex" xmlns:cx7="http://schemas.microsoft.com/office/drawing/2016/5/13/chartex" xmlns:cx8="http://schemas.microsoft.com/office/drawing/2016/5/14/chartex" xmlns:mc="http://schemas.openxmlformats.org/markup-compatibility/2006" xmlns:aink="http://schemas.microsoft.com/office/drawing/2016/ink" xmlns:am3d="http://schemas.microsoft.com/office/drawing/2017/model3d" xmlns:o="urn:schemas-microsoft-com:office:office" xmlns:oel="http://schemas.microsoft.com/office/2019/extlst" xmlns:r="http://schemas.openxmlformats.org/officeDocument/2006/relationships" xmlns:m="http://schemas.openxmlformats.org/officeDocument/2006/math" xmlns:v="urn:schemas-microsoft-com:vml" xmlns:wp14="http://schemas.microsoft.com/office/word/2010/wordprocessingDrawing" xmlns:wp="http://schemas.openxmlformats.org/drawingml/2006/wordprocessingDrawing" xmlns:w10="urn:schemas-microsoft-com:office:word" xmlns:w="http://schemas.openxmlformats.org/wordprocessingml/2006/main" xmlns:w14="http://schemas.microsoft.com/office/word/2010/wordml" xmlns:w15="http://schemas.microsoft.com/office/word/2012/wordml" xmlns:w16cex="http://schemas.microsoft.com/office/word/2018/wordml/cex" xmlns:w16cid="http://schemas.microsoft.com/office/word/2016/wordml/cid" xmlns:w16="http://schemas.microsoft.com/office/word/2018/wordml" xmlns:w16du="http://schemas.microsoft.com/office/word/2023/wordml/word16du" xmlns:w16sdtdh="http://schemas.microsoft.com/office/word/2020/wordml/sdtdatahash" xmlns:w16sdtfl="http://schemas.microsoft.com/office/word/2024/wordml/sdtformatlock" xmlns:w16se="http://schemas.microsoft.com/office/word/2015/wordml/symex" xmlns:wpg="http://schemas.microsoft.com/office/word/2010/wordprocessingGroup" xmlns:wpi="http://schemas.microsoft.com/office/word/2010/wordprocessingInk" xmlns:wne="http://schemas.microsoft.com/office/word/2006/wordml" xmlns:wps="http://schemas.microsoft.com/office/word/2010/wordprocessingShape" mc:Ignorable="w14 w15 w16se w16cid w16 w16cex w16sdtdh w16sdtfl w16du wp14">
+<w:document xmlns:wpc="http://schemas.microsoft.com/office/word/2010/wordprocessingCanvas" xmlns:cx="http://schemas.microsoft.com/office/drawing/2014/chartex" xmlns:cx1="http://schemas.microsoft.com/office/drawing/2015/9/8/chartex" xmlns:mc="http://schemas.openxmlformats.org/markup-compatibility/2006" xmlns:o="urn:schemas-microsoft-com:office:office" xmlns:r="http://schemas.openxmlformats.org/officeDocument/2006/relationships" xmlns:m="http://schemas.openxmlformats.org/officeDocument/2006/math" xmlns:v="urn:schemas-microsoft-com:vml" xmlns:wp14="http://schemas.microsoft.com/office/word/2010/wordprocessingDrawing" xmlns:wp="http://schemas.openxmlformats.org/drawingml/2006/wordprocessingDrawing" xmlns:w10="urn:schemas-microsoft-com:office:word" xmlns:w="http://schemas.openxmlformats.org/wordprocessingml/2006/main" xmlns:w14="http://schemas.microsoft.com/office/word/2010/wordml" xmlns:w15="http://schemas.microsoft.com/office/word/2012/wordml" xmlns:w16se="http://schemas.microsoft.com/office/word/2015/wordml/symex" xmlns:wpg="http://schemas.microsoft.com/office/word/2010/wordprocessingGroup" xmlns:wpi="http://schemas.microsoft.com/office/word/2010/wordprocessingInk" xmlns:wne="http://schemas.microsoft.com/office/word/2006/wordml" xmlns:wps="http://schemas.microsoft.com/office/word/2010/wordprocessingShape" mc:Ignorable="w14 w15 w16se wp14">
   <w:body>
     <w:p>
       <w:pPr>
@@ -1561,7 +1561,7 @@
     </w:p>
     <w:tbl>
       <w:tblPr>
-        <w:tblStyle w:val="af1"/>
+        <w:tblStyle w:val="af0"/>
         <w:tblW w:w="4820" w:type="dxa"/>
         <w:tblInd w:w="4678" w:type="dxa"/>
         <w:tblLook w:val="04A0" w:firstRow="1" w:lastRow="0" w:firstColumn="1" w:lastColumn="0" w:noHBand="0" w:noVBand="1"/>
@@ -2739,27 +2739,7 @@
                       <w:lang w:val="ru-RU" w:eastAsia="ru-RU"/>
                       <w14:ligatures w14:val="none"/>
                     </w:rPr>
-                    <w:t>. техн. ун-</w:t>
-                  </w:r>
-                  <w:proofErr w:type="gramStart"/>
-                  <w:r>
-                    <w:rPr>
-                      <w:rFonts w:eastAsia="Times New Roman" w:cs="Times New Roman"/>
-                      <w:sz w:val="24"/>
-                      <w:lang w:val="ru-RU" w:eastAsia="ru-RU"/>
-                      <w14:ligatures w14:val="none"/>
-                    </w:rPr>
-                    <w:t>т ;</w:t>
-                  </w:r>
-                  <w:proofErr w:type="gramEnd"/>
-                  <w:r>
-                    <w:rPr>
-                      <w:rFonts w:eastAsia="Times New Roman" w:cs="Times New Roman"/>
-                      <w:sz w:val="24"/>
-                      <w:lang w:val="ru-RU" w:eastAsia="ru-RU"/>
-                      <w14:ligatures w14:val="none"/>
-                    </w:rPr>
-                    <w:t xml:space="preserve"> сост. Р. Д. </w:t>
+                    <w:t xml:space="preserve">. техн. ун-т ; сост. Р. Д. </w:t>
                   </w:r>
                   <w:proofErr w:type="spellStart"/>
                   <w:r>
@@ -2914,7 +2894,6 @@
                     <w:t xml:space="preserve">, Н. Б. </w:t>
                   </w:r>
                   <w:proofErr w:type="spellStart"/>
-                  <w:proofErr w:type="gramStart"/>
                   <w:r>
                     <w:rPr>
                       <w:rFonts w:eastAsia="Times New Roman" w:cs="Times New Roman"/>
@@ -2932,37 +2911,7 @@
                       <w:lang w:val="ru-RU" w:eastAsia="ru-RU"/>
                       <w14:ligatures w14:val="none"/>
                     </w:rPr>
-                    <w:t xml:space="preserve"> ;</w:t>
-                  </w:r>
-                  <w:proofErr w:type="gramEnd"/>
-                  <w:r>
-                    <w:rPr>
-                      <w:rFonts w:eastAsia="Times New Roman" w:cs="Times New Roman"/>
-                      <w:sz w:val="24"/>
-                      <w:lang w:val="ru-RU" w:eastAsia="ru-RU"/>
-                      <w14:ligatures w14:val="none"/>
-                    </w:rPr>
-                    <w:t xml:space="preserve"> под общ. ред. Д. В. Чистова. – </w:t>
-                  </w:r>
-                  <w:proofErr w:type="gramStart"/>
-                  <w:r>
-                    <w:rPr>
-                      <w:rFonts w:eastAsia="Times New Roman" w:cs="Times New Roman"/>
-                      <w:sz w:val="24"/>
-                      <w:lang w:val="ru-RU" w:eastAsia="ru-RU"/>
-                      <w14:ligatures w14:val="none"/>
-                    </w:rPr>
-                    <w:t>М. :</w:t>
-                  </w:r>
-                  <w:proofErr w:type="gramEnd"/>
-                  <w:r>
-                    <w:rPr>
-                      <w:rFonts w:eastAsia="Times New Roman" w:cs="Times New Roman"/>
-                      <w:sz w:val="24"/>
-                      <w:lang w:val="ru-RU" w:eastAsia="ru-RU"/>
-                      <w14:ligatures w14:val="none"/>
-                    </w:rPr>
-                    <w:t xml:space="preserve"> Издательство </w:t>
+                    <w:t xml:space="preserve"> ; под общ. ред. Д. В. Чистова. – М. : Издательство </w:t>
                   </w:r>
                   <w:proofErr w:type="spellStart"/>
                   <w:r>
@@ -3036,47 +2985,7 @@
                       <w:lang w:val="ru-RU" w:eastAsia="ru-RU"/>
                       <w14:ligatures w14:val="none"/>
                     </w:rPr>
-                    <w:t xml:space="preserve">Рудинский И.Д. Технология проектирования автоматизированных систем обработки информации и </w:t>
-                  </w:r>
-                  <w:proofErr w:type="gramStart"/>
-                  <w:r>
-                    <w:rPr>
-                      <w:rFonts w:eastAsia="Times New Roman" w:cs="Times New Roman"/>
-                      <w:sz w:val="24"/>
-                      <w:lang w:val="ru-RU" w:eastAsia="ru-RU"/>
-                      <w14:ligatures w14:val="none"/>
-                    </w:rPr>
-                    <w:t>управления :</w:t>
-                  </w:r>
-                  <w:proofErr w:type="gramEnd"/>
-                  <w:r>
-                    <w:rPr>
-                      <w:rFonts w:eastAsia="Times New Roman" w:cs="Times New Roman"/>
-                      <w:sz w:val="24"/>
-                      <w:lang w:val="ru-RU" w:eastAsia="ru-RU"/>
-                      <w14:ligatures w14:val="none"/>
-                    </w:rPr>
-                    <w:t xml:space="preserve"> учебное пособие для вузов / И. Д. Рудинский. - </w:t>
-                  </w:r>
-                  <w:proofErr w:type="gramStart"/>
-                  <w:r>
-                    <w:rPr>
-                      <w:rFonts w:eastAsia="Times New Roman" w:cs="Times New Roman"/>
-                      <w:sz w:val="24"/>
-                      <w:lang w:val="ru-RU" w:eastAsia="ru-RU"/>
-                      <w14:ligatures w14:val="none"/>
-                    </w:rPr>
-                    <w:t>Москва :</w:t>
-                  </w:r>
-                  <w:proofErr w:type="gramEnd"/>
-                  <w:r>
-                    <w:rPr>
-                      <w:rFonts w:eastAsia="Times New Roman" w:cs="Times New Roman"/>
-                      <w:sz w:val="24"/>
-                      <w:lang w:val="ru-RU" w:eastAsia="ru-RU"/>
-                      <w14:ligatures w14:val="none"/>
-                    </w:rPr>
-                    <w:t xml:space="preserve"> Горячая линия - Телеком, 2011. </w:t>
+                    <w:t xml:space="preserve">Рудинский И.Д. Технология проектирования автоматизированных систем обработки информации и управления : учебное пособие для вузов / И. Д. Рудинский. - Москва : Горячая линия - Телеком, 2011. </w:t>
                   </w:r>
                 </w:p>
               </w:tc>
@@ -3173,38 +3082,17 @@
           <w:lang w:val="ru-RU"/>
           <w14:ligatures w14:val="none"/>
         </w:rPr>
-        <w:t xml:space="preserve">Дата выдачи задания </w:t>
-      </w:r>
-      <w:proofErr w:type="gramStart"/>
+        <w:t>Дата выдачи задания «</w:t>
+      </w:r>
       <w:r>
         <w:rPr>
           <w:rFonts w:eastAsia="Calibri" w:cs="Times New Roman"/>
           <w:szCs w:val="28"/>
-          <w:lang w:val="ru-RU"/>
-          <w14:ligatures w14:val="none"/>
-        </w:rPr>
-        <w:t>«</w:t>
-      </w:r>
-      <w:r>
-        <w:rPr>
-          <w:rFonts w:eastAsia="Calibri" w:cs="Times New Roman"/>
-          <w:szCs w:val="28"/>
           <w:u w:val="single"/>
           <w:lang w:val="ru-RU"/>
           <w14:ligatures w14:val="none"/>
         </w:rPr>
-        <w:t xml:space="preserve"> 20</w:t>
-      </w:r>
-      <w:proofErr w:type="gramEnd"/>
-      <w:r>
-        <w:rPr>
-          <w:rFonts w:eastAsia="Calibri" w:cs="Times New Roman"/>
-          <w:szCs w:val="28"/>
-          <w:u w:val="single"/>
-          <w:lang w:val="ru-RU"/>
-          <w14:ligatures w14:val="none"/>
-        </w:rPr>
-        <w:t xml:space="preserve"> </w:t>
+        <w:t xml:space="preserve"> 20 </w:t>
       </w:r>
       <w:r>
         <w:rPr>
@@ -3680,6 +3568,87 @@
           <w14:ligatures w14:val="none"/>
         </w:rPr>
       </w:pPr>
+      <w:r>
+        <w:rPr>
+          <w:rFonts w:eastAsia="Times New Roman" w:cs="Times New Roman"/>
+          <w:b/>
+          <w:bCs/>
+          <w:noProof/>
+          <w:szCs w:val="28"/>
+          <w:lang w:val="ru-RU" w:eastAsia="ru-RU"/>
+        </w:rPr>
+        <mc:AlternateContent>
+          <mc:Choice Requires="wps">
+            <w:drawing>
+              <wp:anchor distT="0" distB="0" distL="114300" distR="114300" simplePos="0" relativeHeight="251661312" behindDoc="0" locked="0" layoutInCell="1" allowOverlap="1" wp14:anchorId="78221DAA" wp14:editId="3FB68359">
+                <wp:simplePos x="0" y="0"/>
+                <wp:positionH relativeFrom="column">
+                  <wp:posOffset>2796540</wp:posOffset>
+                </wp:positionH>
+                <wp:positionV relativeFrom="paragraph">
+                  <wp:posOffset>238125</wp:posOffset>
+                </wp:positionV>
+                <wp:extent cx="304800" cy="295275"/>
+                <wp:effectExtent l="0" t="0" r="19050" b="28575"/>
+                <wp:wrapNone/>
+                <wp:docPr id="1" name="Прямоугольник 1"/>
+                <wp:cNvGraphicFramePr/>
+                <a:graphic xmlns:a="http://schemas.openxmlformats.org/drawingml/2006/main">
+                  <a:graphicData uri="http://schemas.microsoft.com/office/word/2010/wordprocessingShape">
+                    <wps:wsp>
+                      <wps:cNvSpPr/>
+                      <wps:spPr>
+                        <a:xfrm>
+                          <a:off x="0" y="0"/>
+                          <a:ext cx="304800" cy="295275"/>
+                        </a:xfrm>
+                        <a:prstGeom prst="rect">
+                          <a:avLst/>
+                        </a:prstGeom>
+                        <a:solidFill>
+                          <a:schemeClr val="bg1"/>
+                        </a:solidFill>
+                        <a:ln>
+                          <a:solidFill>
+                            <a:schemeClr val="bg1"/>
+                          </a:solidFill>
+                        </a:ln>
+                      </wps:spPr>
+                      <wps:style>
+                        <a:lnRef idx="2">
+                          <a:schemeClr val="accent1">
+                            <a:shade val="50000"/>
+                          </a:schemeClr>
+                        </a:lnRef>
+                        <a:fillRef idx="1">
+                          <a:schemeClr val="accent1"/>
+                        </a:fillRef>
+                        <a:effectRef idx="0">
+                          <a:schemeClr val="accent1"/>
+                        </a:effectRef>
+                        <a:fontRef idx="minor">
+                          <a:schemeClr val="lt1"/>
+                        </a:fontRef>
+                      </wps:style>
+                      <wps:bodyPr rot="0" spcFirstLastPara="0" vertOverflow="overflow" horzOverflow="overflow" vert="horz" wrap="square" lIns="91440" tIns="45720" rIns="91440" bIns="45720" numCol="1" spcCol="0" rtlCol="0" fromWordArt="0" anchor="ctr" anchorCtr="0" forceAA="0" compatLnSpc="1">
+                        <a:prstTxWarp prst="textNoShape">
+                          <a:avLst/>
+                        </a:prstTxWarp>
+                        <a:noAutofit/>
+                      </wps:bodyPr>
+                    </wps:wsp>
+                  </a:graphicData>
+                </a:graphic>
+              </wp:anchor>
+            </w:drawing>
+          </mc:Choice>
+          <mc:Fallback>
+            <w:pict>
+              <v:rect w14:anchorId="3E675BD7" id="Прямоугольник 1" o:spid="_x0000_s1026" style="position:absolute;margin-left:220.2pt;margin-top:18.75pt;width:24pt;height:23.25pt;z-index:251661312;visibility:visible;mso-wrap-style:square;mso-wrap-distance-left:9pt;mso-wrap-distance-top:0;mso-wrap-distance-right:9pt;mso-wrap-distance-bottom:0;mso-position-horizontal:absolute;mso-position-horizontal-relative:text;mso-position-vertical:absolute;mso-position-vertical-relative:text;v-text-anchor:middle" o:gfxdata="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" fillcolor="white [3212]" strokecolor="white [3212]" strokeweight="1pt"/>
+            </w:pict>
+          </mc:Fallback>
+        </mc:AlternateContent>
+      </w:r>
     </w:p>
     <w:p>
       <w:pPr>
@@ -7692,6 +7661,87 @@
       </w:pPr>
       <w:r>
         <w:rPr>
+          <w:rFonts w:eastAsia="Times New Roman" w:cs="Times New Roman"/>
+          <w:b/>
+          <w:bCs/>
+          <w:noProof/>
+          <w:szCs w:val="28"/>
+          <w:lang w:val="ru-RU" w:eastAsia="ru-RU"/>
+        </w:rPr>
+        <mc:AlternateContent>
+          <mc:Choice Requires="wps">
+            <w:drawing>
+              <wp:anchor distT="0" distB="0" distL="114300" distR="114300" simplePos="0" relativeHeight="251665408" behindDoc="0" locked="0" layoutInCell="1" allowOverlap="1" wp14:anchorId="6AFDE834" wp14:editId="323A6091">
+                <wp:simplePos x="0" y="0"/>
+                <wp:positionH relativeFrom="column">
+                  <wp:posOffset>2825115</wp:posOffset>
+                </wp:positionH>
+                <wp:positionV relativeFrom="paragraph">
+                  <wp:posOffset>229235</wp:posOffset>
+                </wp:positionV>
+                <wp:extent cx="304800" cy="295275"/>
+                <wp:effectExtent l="0" t="0" r="19050" b="28575"/>
+                <wp:wrapNone/>
+                <wp:docPr id="3" name="Прямоугольник 3"/>
+                <wp:cNvGraphicFramePr/>
+                <a:graphic xmlns:a="http://schemas.openxmlformats.org/drawingml/2006/main">
+                  <a:graphicData uri="http://schemas.microsoft.com/office/word/2010/wordprocessingShape">
+                    <wps:wsp>
+                      <wps:cNvSpPr/>
+                      <wps:spPr>
+                        <a:xfrm>
+                          <a:off x="0" y="0"/>
+                          <a:ext cx="304800" cy="295275"/>
+                        </a:xfrm>
+                        <a:prstGeom prst="rect">
+                          <a:avLst/>
+                        </a:prstGeom>
+                        <a:solidFill>
+                          <a:schemeClr val="bg1"/>
+                        </a:solidFill>
+                        <a:ln>
+                          <a:solidFill>
+                            <a:schemeClr val="bg1"/>
+                          </a:solidFill>
+                        </a:ln>
+                      </wps:spPr>
+                      <wps:style>
+                        <a:lnRef idx="2">
+                          <a:schemeClr val="accent1">
+                            <a:shade val="50000"/>
+                          </a:schemeClr>
+                        </a:lnRef>
+                        <a:fillRef idx="1">
+                          <a:schemeClr val="accent1"/>
+                        </a:fillRef>
+                        <a:effectRef idx="0">
+                          <a:schemeClr val="accent1"/>
+                        </a:effectRef>
+                        <a:fontRef idx="minor">
+                          <a:schemeClr val="lt1"/>
+                        </a:fontRef>
+                      </wps:style>
+                      <wps:bodyPr rot="0" spcFirstLastPara="0" vertOverflow="overflow" horzOverflow="overflow" vert="horz" wrap="square" lIns="91440" tIns="45720" rIns="91440" bIns="45720" numCol="1" spcCol="0" rtlCol="0" fromWordArt="0" anchor="ctr" anchorCtr="0" forceAA="0" compatLnSpc="1">
+                        <a:prstTxWarp prst="textNoShape">
+                          <a:avLst/>
+                        </a:prstTxWarp>
+                        <a:noAutofit/>
+                      </wps:bodyPr>
+                    </wps:wsp>
+                  </a:graphicData>
+                </a:graphic>
+              </wp:anchor>
+            </w:drawing>
+          </mc:Choice>
+          <mc:Fallback>
+            <w:pict>
+              <v:rect w14:anchorId="7F2D309B" id="Прямоугольник 3" o:spid="_x0000_s1026" style="position:absolute;margin-left:222.45pt;margin-top:18.05pt;width:24pt;height:23.25pt;z-index:251665408;visibility:visible;mso-wrap-style:square;mso-wrap-distance-left:9pt;mso-wrap-distance-top:0;mso-wrap-distance-right:9pt;mso-wrap-distance-bottom:0;mso-position-horizontal:absolute;mso-position-horizontal-relative:text;mso-position-vertical:absolute;mso-position-vertical-relative:text;v-text-anchor:middle" o:gfxdata="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" fillcolor="white [3212]" strokecolor="white [3212]" strokeweight="1pt"/>
+            </w:pict>
+          </mc:Fallback>
+        </mc:AlternateContent>
+      </w:r>
+      <w:r>
+        <w:rPr>
           <w:noProof/>
           <w:lang w:val="ru-RU"/>
         </w:rPr>
@@ -10621,6 +10671,87 @@
           <w:rFonts w:eastAsia="Times New Roman" w:cs="Times New Roman"/>
           <w:b/>
           <w:bCs/>
+          <w:noProof/>
+          <w:szCs w:val="28"/>
+          <w:lang w:val="ru-RU" w:eastAsia="ru-RU"/>
+        </w:rPr>
+        <mc:AlternateContent>
+          <mc:Choice Requires="wps">
+            <w:drawing>
+              <wp:anchor distT="0" distB="0" distL="114300" distR="114300" simplePos="0" relativeHeight="251663360" behindDoc="0" locked="0" layoutInCell="1" allowOverlap="1" wp14:anchorId="4907441C" wp14:editId="3B06893F">
+                <wp:simplePos x="0" y="0"/>
+                <wp:positionH relativeFrom="column">
+                  <wp:posOffset>2828925</wp:posOffset>
+                </wp:positionH>
+                <wp:positionV relativeFrom="paragraph">
+                  <wp:posOffset>2628265</wp:posOffset>
+                </wp:positionV>
+                <wp:extent cx="304800" cy="295275"/>
+                <wp:effectExtent l="0" t="0" r="19050" b="28575"/>
+                <wp:wrapNone/>
+                <wp:docPr id="2" name="Прямоугольник 2"/>
+                <wp:cNvGraphicFramePr/>
+                <a:graphic xmlns:a="http://schemas.openxmlformats.org/drawingml/2006/main">
+                  <a:graphicData uri="http://schemas.microsoft.com/office/word/2010/wordprocessingShape">
+                    <wps:wsp>
+                      <wps:cNvSpPr/>
+                      <wps:spPr>
+                        <a:xfrm>
+                          <a:off x="0" y="0"/>
+                          <a:ext cx="304800" cy="295275"/>
+                        </a:xfrm>
+                        <a:prstGeom prst="rect">
+                          <a:avLst/>
+                        </a:prstGeom>
+                        <a:solidFill>
+                          <a:schemeClr val="bg1"/>
+                        </a:solidFill>
+                        <a:ln>
+                          <a:solidFill>
+                            <a:schemeClr val="bg1"/>
+                          </a:solidFill>
+                        </a:ln>
+                      </wps:spPr>
+                      <wps:style>
+                        <a:lnRef idx="2">
+                          <a:schemeClr val="accent1">
+                            <a:shade val="50000"/>
+                          </a:schemeClr>
+                        </a:lnRef>
+                        <a:fillRef idx="1">
+                          <a:schemeClr val="accent1"/>
+                        </a:fillRef>
+                        <a:effectRef idx="0">
+                          <a:schemeClr val="accent1"/>
+                        </a:effectRef>
+                        <a:fontRef idx="minor">
+                          <a:schemeClr val="lt1"/>
+                        </a:fontRef>
+                      </wps:style>
+                      <wps:bodyPr rot="0" spcFirstLastPara="0" vertOverflow="overflow" horzOverflow="overflow" vert="horz" wrap="square" lIns="91440" tIns="45720" rIns="91440" bIns="45720" numCol="1" spcCol="0" rtlCol="0" fromWordArt="0" anchor="ctr" anchorCtr="0" forceAA="0" compatLnSpc="1">
+                        <a:prstTxWarp prst="textNoShape">
+                          <a:avLst/>
+                        </a:prstTxWarp>
+                        <a:noAutofit/>
+                      </wps:bodyPr>
+                    </wps:wsp>
+                  </a:graphicData>
+                </a:graphic>
+              </wp:anchor>
+            </w:drawing>
+          </mc:Choice>
+          <mc:Fallback>
+            <w:pict>
+              <v:rect w14:anchorId="5BF828E4" id="Прямоугольник 2" o:spid="_x0000_s1026" style="position:absolute;margin-left:222.75pt;margin-top:206.95pt;width:24pt;height:23.25pt;z-index:251663360;visibility:visible;mso-wrap-style:square;mso-wrap-distance-left:9pt;mso-wrap-distance-top:0;mso-wrap-distance-right:9pt;mso-wrap-distance-bottom:0;mso-position-horizontal:absolute;mso-position-horizontal-relative:text;mso-position-vertical:absolute;mso-position-vertical-relative:text;v-text-anchor:middle" o:gfxdata="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" fillcolor="white [3212]" strokecolor="white [3212]" strokeweight="1pt"/>
+            </w:pict>
+          </mc:Fallback>
+        </mc:AlternateContent>
+      </w:r>
+      <w:r>
+        <w:rPr>
+          <w:rFonts w:eastAsia="Times New Roman" w:cs="Times New Roman"/>
+          <w:b/>
+          <w:bCs/>
           <w:szCs w:val="28"/>
           <w:lang w:val="ru-RU" w:eastAsia="ru-RU" w:bidi="ru-RU"/>
           <w14:ligatures w14:val="none"/>
@@ -10630,7 +10761,7 @@
     </w:p>
     <w:p>
       <w:pPr>
-        <w:pStyle w:val="af"/>
+        <w:pStyle w:val="ae"/>
       </w:pPr>
       <w:bookmarkStart w:id="18" w:name="_Toc217081582"/>
       <w:r>
@@ -10738,27 +10869,7 @@
           <w:lang w:val="ru-RU"/>
           <w14:ligatures w14:val="none"/>
         </w:rPr>
-        <w:t>Цель проекта</w:t>
-      </w:r>
-      <w:proofErr w:type="gramStart"/>
-      <w:r>
-        <w:rPr>
-          <w:rFonts w:eastAsia="Times New Roman" w:cs="Times New Roman"/>
-          <w:szCs w:val="28"/>
-          <w:lang w:val="ru-RU"/>
-          <w14:ligatures w14:val="none"/>
-        </w:rPr>
-        <w:t>: Разработать</w:t>
-      </w:r>
-      <w:proofErr w:type="gramEnd"/>
-      <w:r>
-        <w:rPr>
-          <w:rFonts w:eastAsia="Times New Roman" w:cs="Times New Roman"/>
-          <w:szCs w:val="28"/>
-          <w:lang w:val="ru-RU"/>
-          <w14:ligatures w14:val="none"/>
-        </w:rPr>
-        <w:t xml:space="preserve"> комплексную автоматизированную платформу для ЦПРК, интегрирующую модули тестирования, консультаций, документооборота и искусственного интеллекта (ИИ), с целью повышения эффективности работы специалистов, доступности услуг для клиентов и качества аналитики.</w:t>
+        <w:t>Цель проекта: Разработать комплексную автоматизированную платформу для ЦПРК, интегрирующую модули тестирования, консультаций, документооборота и искусственного интеллекта (ИИ), с целью повышения эффективности работы специалистов, доступности услуг для клиентов и качества аналитики.</w:t>
       </w:r>
     </w:p>
     <w:p>
@@ -10972,7 +11083,6 @@
     <w:p>
       <w:pPr>
         <w:spacing w:line="259" w:lineRule="auto"/>
-        <w:ind w:firstLine="709"/>
         <w:jc w:val="both"/>
         <w:rPr>
           <w:b/>
@@ -10980,6 +11090,41 @@
           <w:lang w:val="ru-RU"/>
         </w:rPr>
       </w:pPr>
+      <w:bookmarkStart w:id="19" w:name="_GoBack"/>
+      <w:bookmarkEnd w:id="19"/>
+    </w:p>
+    <w:p>
+      <w:pPr>
+        <w:pStyle w:val="1"/>
+        <w:spacing w:line="480" w:lineRule="auto"/>
+      </w:pPr>
+      <w:bookmarkStart w:id="20" w:name="_Toc217081583"/>
+      <w:r>
+        <w:lastRenderedPageBreak/>
+        <w:t>АНАЛИЗ</w:t>
+      </w:r>
+      <w:bookmarkEnd w:id="20"/>
+    </w:p>
+    <w:p>
+      <w:pPr>
+        <w:pStyle w:val="2"/>
+        <w:spacing w:line="480" w:lineRule="auto"/>
+      </w:pPr>
+      <w:bookmarkStart w:id="21" w:name="_Toc217081584"/>
+      <w:r>
+        <w:t>Введение в предметную область</w:t>
+      </w:r>
+      <w:bookmarkEnd w:id="21"/>
+    </w:p>
+    <w:p>
+      <w:pPr>
+        <w:pStyle w:val="3"/>
+      </w:pPr>
+      <w:bookmarkStart w:id="22" w:name="_Toc217081585"/>
+      <w:r>
+        <w:t>Основные сущности и терминология предметной области</w:t>
+      </w:r>
+      <w:bookmarkEnd w:id="22"/>
     </w:p>
     <w:p>
       <w:pPr>
@@ -10987,52 +11132,30 @@
         <w:ind w:firstLine="709"/>
         <w:jc w:val="both"/>
         <w:rPr>
-          <w:b/>
-          <w:bCs/>
-          <w:lang w:val="ru-RU"/>
-        </w:rPr>
-      </w:pPr>
-      <w:r>
-        <w:rPr>
-          <w:b/>
-          <w:bCs/>
-          <w:lang w:val="ru-RU"/>
-        </w:rPr>
-        <w:br w:type="page"/>
-      </w:r>
-    </w:p>
-    <w:p>
-      <w:pPr>
-        <w:pStyle w:val="1"/>
-        <w:spacing w:line="480" w:lineRule="auto"/>
-      </w:pPr>
-      <w:bookmarkStart w:id="19" w:name="_Toc217081583"/>
-      <w:r>
-        <w:lastRenderedPageBreak/>
-        <w:t>АНАЛИЗ</w:t>
-      </w:r>
-      <w:bookmarkEnd w:id="19"/>
-    </w:p>
-    <w:p>
-      <w:pPr>
-        <w:pStyle w:val="2"/>
-        <w:spacing w:line="480" w:lineRule="auto"/>
-      </w:pPr>
-      <w:bookmarkStart w:id="20" w:name="_Toc217081584"/>
-      <w:r>
-        <w:t>Введение в предметную область</w:t>
-      </w:r>
-      <w:bookmarkEnd w:id="20"/>
-    </w:p>
-    <w:p>
-      <w:pPr>
-        <w:pStyle w:val="3"/>
-      </w:pPr>
-      <w:bookmarkStart w:id="21" w:name="_Toc217081585"/>
-      <w:r>
-        <w:t>Основные сущности и терминология предметной области</w:t>
-      </w:r>
-      <w:bookmarkEnd w:id="21"/>
+          <w:rFonts w:eastAsia="Times New Roman" w:cs="Times New Roman"/>
+          <w:szCs w:val="28"/>
+          <w:lang w:val="ru-RU"/>
+          <w14:ligatures w14:val="none"/>
+        </w:rPr>
+      </w:pPr>
+      <w:r>
+        <w:rPr>
+          <w:rFonts w:eastAsia="Times New Roman" w:cs="Times New Roman"/>
+          <w:szCs w:val="28"/>
+          <w:lang w:val="ru-RU"/>
+          <w14:ligatures w14:val="none"/>
+        </w:rPr>
+        <w:t>Предметная область психологической реабилитации и коррекции включает ряд фундаментальных понятий, определяющих структуру и процессы работы специализированных центров. Психологическое тестирование представляет собой систематический метод сбора данных о психологических особенностях индивида, включая способности, личностные черты и эмоциональное состояние, с использованием стандартизированных инструментов, таких как опросники, проективные методики и тесты интеллекта</w:t>
+      </w:r>
+      <w:r>
+        <w:rPr>
+          <w:rFonts w:eastAsia="Times New Roman" w:cs="Times New Roman"/>
+          <w:szCs w:val="28"/>
+          <w:lang w:val="ru-RU"/>
+          <w14:ligatures w14:val="none"/>
+        </w:rPr>
+        <w:t>.</w:t>
+      </w:r>
     </w:p>
     <w:p>
       <w:pPr>
@@ -11053,16 +11176,7 @@
           <w:lang w:val="ru-RU"/>
           <w14:ligatures w14:val="none"/>
         </w:rPr>
-        <w:t>Предметная область психологической реабилитации и коррекции включает ряд фундаментальных понятий, определяющих структуру и процессы работы специализированных центров. Психологическое тестирование представляет собой систематический метод сбора данных о психологических особенностях индивида, включая способности, личностные черты и эмоциональное состояние, с использованием стандартизированных инструментов, таких как опросники, проективные методики и тесты интеллекта</w:t>
-      </w:r>
-      <w:r>
-        <w:rPr>
-          <w:rFonts w:eastAsia="Times New Roman" w:cs="Times New Roman"/>
-          <w:szCs w:val="28"/>
-          <w:lang w:val="ru-RU"/>
-          <w14:ligatures w14:val="none"/>
-        </w:rPr>
-        <w:t>.</w:t>
+        <w:t>Психологическая диагностика подразумевает профессиональную оценку причин психологических трудностей на основе интеграции результатов тестирования, клинических бесед и анализа анамнеза. В свою очередь, психологическая коррекция направлена на целенаправленное изменение отклоняющихся от нормы показателей психических процессов и личностных характеристик. Психологическая реабилитация охватывает комплекс мер по восстановлению нарушенных психических функций и социальной адаптации, часто с акцентом на долгосрочные программы поддержки.</w:t>
       </w:r>
     </w:p>
     <w:p>
@@ -11084,8 +11198,19 @@
           <w:lang w:val="ru-RU"/>
           <w14:ligatures w14:val="none"/>
         </w:rPr>
-        <w:t>Психологическая диагностика подразумевает профессиональную оценку причин психологических трудностей на основе интеграции результатов тестирования, клинических бесед и анализа анамнеза. В свою очередь, психологическая коррекция направлена на целенаправленное изменение отклоняющихся от нормы показателей психических процессов и личностных характеристик. Психологическая реабилитация охватывает комплекс мер по восстановлению нарушенных психических функций и социальной адаптации, часто с акцентом на долгосрочные программы поддержки.</w:t>
-      </w:r>
+        <w:t>Центр психологической реабилитации и коррекции (ЦПРК) выступает как организационная структура, предоставляющая услуги тестирования, консультирования, диагностики и коррекции для различных групп клиентов, включая детей, подростков и взрослых. ИИ-ассистент в этой области – это интеллектуальная система, облегчающая работу специалистов путём анализа данных, генерации диагностических гипотез и рекомендаций по вмешательствам. Клиентская карта служит структурированным репозиторием информации, содержащим анамнез, результаты тестов, историю сессий и планы коррекции (основываясь на рекомендациях Министерства здравоохранения РФ, 2024).</w:t>
+      </w:r>
+    </w:p>
+    <w:p>
+      <w:pPr>
+        <w:pStyle w:val="3"/>
+        <w:spacing w:line="240" w:lineRule="auto"/>
+      </w:pPr>
+      <w:bookmarkStart w:id="23" w:name="_Toc217081586"/>
+      <w:r>
+        <w:t>Ролевая структура и основные пользователи</w:t>
+      </w:r>
+      <w:bookmarkEnd w:id="23"/>
     </w:p>
     <w:p>
       <w:pPr>
@@ -11106,19 +11231,8 @@
           <w:lang w:val="ru-RU"/>
           <w14:ligatures w14:val="none"/>
         </w:rPr>
-        <w:t>Центр психологической реабилитации и коррекции (ЦПРК) выступает как организационная структура, предоставляющая услуги тестирования, консультирования, диагностики и коррекции для различных групп клиентов, включая детей, подростков и взрослых. ИИ-ассистент в этой области – это интеллектуальная система, облегчающая работу специалистов путём анализа данных, генерации диагностических гипотез и рекомендаций по вмешательствам. Клиентская карта служит структурированным репозиторием информации, содержащим анамнез, результаты тестов, историю сессий и планы коррекции (основываясь на рекомендациях Министерства здравоохранения РФ, 2024).</w:t>
-      </w:r>
-    </w:p>
-    <w:p>
-      <w:pPr>
-        <w:pStyle w:val="3"/>
-        <w:spacing w:line="240" w:lineRule="auto"/>
-      </w:pPr>
-      <w:bookmarkStart w:id="22" w:name="_Toc217081586"/>
-      <w:r>
-        <w:t>Ролевая структура и основные пользователи</w:t>
-      </w:r>
-      <w:bookmarkEnd w:id="22"/>
+        <w:t>Система ЦПРК предполагает дифференцированную ролевую модель, где каждая роль определяет специфический набор функций и уровней доступа, обеспечивая безопасность и эффективность взаимодействия.</w:t>
+      </w:r>
     </w:p>
     <w:p>
       <w:pPr>
@@ -11139,7 +11253,17 @@
           <w:lang w:val="ru-RU"/>
           <w14:ligatures w14:val="none"/>
         </w:rPr>
-        <w:t>Система ЦПРК предполагает дифференцированную ролевую модель, где каждая роль определяет специфический набор функций и уровней доступа, обеспечивая безопасность и эффективность взаимодействия.</w:t>
+        <w:t xml:space="preserve">Администратор на уровне центра отвечает за управление пользователями, распределение прав, координацию документооборота, </w:t>
+      </w:r>
+      <w:r>
+        <w:rPr>
+          <w:rFonts w:eastAsia="Times New Roman" w:cs="Times New Roman"/>
+          <w:szCs w:val="28"/>
+          <w:lang w:val="ru-RU"/>
+          <w14:ligatures w14:val="none"/>
+        </w:rPr>
+        <w:lastRenderedPageBreak/>
+        <w:t>генерацию аналитических отчётов и мониторинг качества услуг. Эта роль позволяет получить обзор деятельности центра, включая метрики по клиентскому потоку, эффективности коррекционных методов и загрузке специалистов.</w:t>
       </w:r>
     </w:p>
     <w:p>
@@ -11161,17 +11285,7 @@
           <w:lang w:val="ru-RU"/>
           <w14:ligatures w14:val="none"/>
         </w:rPr>
-        <w:t xml:space="preserve">Администратор на уровне центра отвечает за управление пользователями, распределение прав, координацию документооборота, </w:t>
-      </w:r>
-      <w:r>
-        <w:rPr>
-          <w:rFonts w:eastAsia="Times New Roman" w:cs="Times New Roman"/>
-          <w:szCs w:val="28"/>
-          <w:lang w:val="ru-RU"/>
-          <w14:ligatures w14:val="none"/>
-        </w:rPr>
-        <w:lastRenderedPageBreak/>
-        <w:t>генерацию аналитических отчётов и мониторинг качества услуг. Эта роль позволяет получить обзор деятельности центра, включая метрики по клиентскому потоку, эффективности коррекционных методов и загрузке специалистов.</w:t>
+        <w:t>Психолог как ключевой пользователь системы занимается проведением тестов, онлайн- и офлайн-консультациями, анализом результатов и ведением клиентских карт. Дополнительно, специалист может использовать ИИ-ассистент для рекомендаций, обмениваться данными с коллегами через встроенный чат и управлять документами.</w:t>
       </w:r>
     </w:p>
     <w:p>
@@ -11193,7 +11307,7 @@
           <w:lang w:val="ru-RU"/>
           <w14:ligatures w14:val="none"/>
         </w:rPr>
-        <w:t>Психолог как ключевой пользователь системы занимается проведением тестов, онлайн- и офлайн-консультациями, анализом результатов и ведением клиентских карт. Дополнительно, специалист может использовать ИИ-ассистент для рекомендаций, обмениваться данными с коллегами через встроенный чат и управлять документами.</w:t>
+        <w:t>Клиент (включая родителей или опекунов) – это конечный получатель услуг, который имеет возможность проходить тесты, записываться на сессии, участвовать в видеоконсультациях, взаимодействовать с чат-ботом для предварительной оценки и отслеживать прогресс в личном кабинете.</w:t>
       </w:r>
     </w:p>
     <w:p>
@@ -11215,8 +11329,18 @@
           <w:lang w:val="ru-RU"/>
           <w14:ligatures w14:val="none"/>
         </w:rPr>
-        <w:t>Клиент (включая родителей или опекунов) – это конечный получатель услуг, который имеет возможность проходить тесты, записываться на сессии, участвовать в видеоконсультациях, взаимодействовать с чат-ботом для предварительной оценки и отслеживать прогресс в личном кабинете.</w:t>
-      </w:r>
+        <w:t>Чат-бот для первичного консультирования функционирует как автоматизированный модуль, собирающий исходные данные о запросе клиента, проводящий предварительный триаж и перенаправляющий к подходящему специалисту.</w:t>
+      </w:r>
+    </w:p>
+    <w:p>
+      <w:pPr>
+        <w:pStyle w:val="3"/>
+      </w:pPr>
+      <w:bookmarkStart w:id="24" w:name="_Toc217081587"/>
+      <w:r>
+        <w:t>Основные проблемы в предметной области</w:t>
+      </w:r>
+      <w:bookmarkEnd w:id="24"/>
     </w:p>
     <w:p>
       <w:pPr>
@@ -11237,18 +11361,8 @@
           <w:lang w:val="ru-RU"/>
           <w14:ligatures w14:val="none"/>
         </w:rPr>
-        <w:t>Чат-бот для первичного консультирования функционирует как автоматизированный модуль, собирающий исходные данные о запросе клиента, проводящий предварительный триаж и перенаправляющий к подходящему специалисту.</w:t>
-      </w:r>
-    </w:p>
-    <w:p>
-      <w:pPr>
-        <w:pStyle w:val="3"/>
-      </w:pPr>
-      <w:bookmarkStart w:id="23" w:name="_Toc217081587"/>
-      <w:r>
-        <w:t>Основные проблемы в предметной области</w:t>
-      </w:r>
-      <w:bookmarkEnd w:id="23"/>
+        <w:t>В предметной области выявлены системные проблемы, распределённые по уровням заинтересованных сторон.</w:t>
+      </w:r>
     </w:p>
     <w:p>
       <w:pPr>
@@ -11269,7 +11383,7 @@
           <w:lang w:val="ru-RU"/>
           <w14:ligatures w14:val="none"/>
         </w:rPr>
-        <w:t>В предметной области выявлены системные проблемы, распределённые по уровням заинтересованных сторон.</w:t>
+        <w:t>На уровне администрации ЦПРК наблюдается фрагментация данных: информация о клиентах хранится в разнородных форматах (бумажные архивы, электронные таблицы, текстовые документы), что усложняет поиск и отчётность. Отсутствие централизованной базы данных препятствует оперативному анализу, а ручное формирование отчётов увеличивает риск ошибок и временные затраты. Кроме того, масштабирование деятельности (например, открытие филиалов) требует повторного воспроизведения процессов, что снижает эффективность.</w:t>
       </w:r>
     </w:p>
     <w:p>
@@ -11291,7 +11405,7 @@
           <w:lang w:val="ru-RU"/>
           <w14:ligatures w14:val="none"/>
         </w:rPr>
-        <w:t>На уровне администрации ЦПРК наблюдается фрагментация данных: информация о клиентах хранится в разнородных форматах (бумажные архивы, электронные таблицы, текстовые документы), что усложняет поиск и отчётность. Отсутствие централизованной базы данных препятствует оперативному анализу, а ручное формирование отчётов увеличивает риск ошибок и временные затраты. Кроме того, масштабирование деятельности (например, открытие филиалов) требует повторного воспроизведения процессов, что снижает эффективность.</w:t>
+        <w:t>На уровне психологов преобладает рутинная нагрузка: значительная часть времени тратится на ввод информации, ручную обработку тестов и подготовку заключений, отвлекая от прямого взаимодействия с клиентами. Отсутствие инструментов поддержки диагностики ограничивает доступ к рекомендациям и коллективному опыту. Формат консультаций преимущественно офлайн, что снижает пропускную способность и создаёт географические барьеры. Аналитические возможности недостаточны для отслеживания динамики клиента и оценки методов коррекции.</w:t>
       </w:r>
     </w:p>
     <w:p>
@@ -11313,8 +11427,36 @@
           <w:lang w:val="ru-RU"/>
           <w14:ligatures w14:val="none"/>
         </w:rPr>
-        <w:t>На уровне психологов преобладает рутинная нагрузка: значительная часть времени тратится на ввод информации, ручную обработку тестов и подготовку заключений, отвлекая от прямого взаимодействия с клиентами. Отсутствие инструментов поддержки диагностики ограничивает доступ к рекомендациям и коллективному опыту. Формат консультаций преимущественно офлайн, что снижает пропускную способность и создаёт географические барьеры. Аналитические возможности недостаточны для отслеживания динамики клиента и оценки методов коррекции.</w:t>
-      </w:r>
+        <w:lastRenderedPageBreak/>
+        <w:t xml:space="preserve">На уровне клиентов возникают трудности с записью на приём, выбором специалиста и пониманием собственного запроса. Территориальные ограничения затрудняют </w:t>
+      </w:r>
+      <w:r>
+        <w:rPr>
+          <w:rFonts w:eastAsia="Times New Roman" w:cs="Times New Roman"/>
+          <w:szCs w:val="28"/>
+          <w14:ligatures w14:val="none"/>
+        </w:rPr>
+        <w:t>timely</w:t>
+      </w:r>
+      <w:r>
+        <w:rPr>
+          <w:rFonts w:eastAsia="Times New Roman" w:cs="Times New Roman"/>
+          <w:szCs w:val="28"/>
+          <w:lang w:val="ru-RU"/>
+          <w14:ligatures w14:val="none"/>
+        </w:rPr>
+        <w:t xml:space="preserve"> доступ к помощи, а отсутствие визуализации прогресса снижает вовлечённость в процесс реабилитации.</w:t>
+      </w:r>
+    </w:p>
+    <w:p>
+      <w:pPr>
+        <w:pStyle w:val="3"/>
+      </w:pPr>
+      <w:bookmarkStart w:id="25" w:name="_Toc217081588"/>
+      <w:r>
+        <w:t>Целевая аудитория</w:t>
+      </w:r>
+      <w:bookmarkEnd w:id="25"/>
     </w:p>
     <w:p>
       <w:pPr>
@@ -11335,45 +11477,22 @@
           <w:lang w:val="ru-RU"/>
           <w14:ligatures w14:val="none"/>
         </w:rPr>
-        <w:t xml:space="preserve">На уровне клиентов возникают трудности с записью на приём, выбором специалиста и пониманием собственного запроса. Территориальные </w:t>
-      </w:r>
-      <w:r>
-        <w:rPr>
-          <w:rFonts w:eastAsia="Times New Roman" w:cs="Times New Roman"/>
-          <w:szCs w:val="28"/>
-          <w:lang w:val="ru-RU"/>
-          <w14:ligatures w14:val="none"/>
-        </w:rPr>
-        <w:lastRenderedPageBreak/>
-        <w:t xml:space="preserve">ограничения затрудняют </w:t>
-      </w:r>
-      <w:r>
-        <w:rPr>
-          <w:rFonts w:eastAsia="Times New Roman" w:cs="Times New Roman"/>
-          <w:szCs w:val="28"/>
-          <w14:ligatures w14:val="none"/>
-        </w:rPr>
-        <w:t>timely</w:t>
-      </w:r>
-      <w:r>
-        <w:rPr>
-          <w:rFonts w:eastAsia="Times New Roman" w:cs="Times New Roman"/>
-          <w:szCs w:val="28"/>
-          <w:lang w:val="ru-RU"/>
-          <w14:ligatures w14:val="none"/>
-        </w:rPr>
-        <w:t xml:space="preserve"> доступ к помощи, а отсутствие визуализации прогресса снижает вовлечённость в процесс реабилитации.</w:t>
+        <w:t>Целевая аудитория проекта включает три основных группы. Администрация ЦПРК нуждается в единой платформе для управления процессами и аналитики, поскольку текущие подходы не позволяют оперативно оценивать загрузку и эффективность. Психологи требуют автоматизации рутины и ИИ-поддержки, чтобы сосредоточиться на качественной работе, минимизируя время на административные задачи. Клиенты, в свою очередь, ожидают удобного онлайн-доступа, предварительной консультации и отслеживания прогресса, что особенно актуально для удалённых регионов или занятых родителей.</w:t>
       </w:r>
     </w:p>
     <w:p>
       <w:pPr>
         <w:pStyle w:val="3"/>
-      </w:pPr>
-      <w:bookmarkStart w:id="24" w:name="_Toc217081588"/>
-      <w:r>
-        <w:t>Целевая аудитория</w:t>
-      </w:r>
-      <w:bookmarkEnd w:id="24"/>
+        <w:spacing w:line="240" w:lineRule="auto"/>
+      </w:pPr>
+      <w:bookmarkStart w:id="26" w:name="_Toc217081589"/>
+      <w:r>
+        <w:t>П</w:t>
+      </w:r>
+      <w:r>
+        <w:t>роблема и актуальность</w:t>
+      </w:r>
+      <w:bookmarkEnd w:id="26"/>
     </w:p>
     <w:p>
       <w:pPr>
@@ -11394,22 +11513,8 @@
           <w:lang w:val="ru-RU"/>
           <w14:ligatures w14:val="none"/>
         </w:rPr>
-        <w:t>Целевая аудитория проекта включает три основных группы. Администрация ЦПРК нуждается в единой платформе для управления процессами и аналитики, поскольку текущие подходы не позволяют оперативно оценивать загрузку и эффективность. Психологи требуют автоматизации рутины и ИИ-поддержки, чтобы сосредоточиться на качественной работе, минимизируя время на административные задачи. Клиенты, в свою очередь, ожидают удобного онлайн-доступа, предварительной консультации и отслеживания прогресса, что особенно актуально для удалённых регионов или занятых родителей.</w:t>
-      </w:r>
-    </w:p>
-    <w:p>
-      <w:pPr>
-        <w:pStyle w:val="3"/>
-        <w:spacing w:line="240" w:lineRule="auto"/>
-      </w:pPr>
-      <w:bookmarkStart w:id="25" w:name="_Toc217081589"/>
-      <w:r>
-        <w:t>П</w:t>
-      </w:r>
-      <w:r>
-        <w:t>роблема и актуальность</w:t>
-      </w:r>
-      <w:bookmarkEnd w:id="25"/>
+        <w:t>В предметной области психологической реабилитации и коррекции основной проблемой является отсутствие интегрированных цифровых решений, сочетающих автоматизацию рутинных задач, ИИ-поддержку и онлайн-доступность, что приводит к снижению эффективности центров, перегрузке специалистов и ограниченной доступности услуг для клиентов. Эта проблема усугубляется ростом спроса на психологическую помощь (увеличение на 200% за последние три года по данным Росстата, 2024), что создаёт дополнительные нагрузки на существующие ресурсы. Актуальность разработки портала ЦПРК обусловлена необходимостью цифровой трансформации для повышения качества услуг, конкурентоспособности центров и масштабируемости, особенно в контексте государственной политики по цифровизации здравоохранения (Федеральный проект "Цифровая образовательная среда", 2023). Предлагаемое решение позволит оптимизировать процессы, сократить рутину на 30-40% и улучшить доступность, способствуя социальному благополучию населения.</w:t>
+      </w:r>
     </w:p>
     <w:p>
       <w:pPr>
@@ -11417,21 +11522,9 @@
         <w:ind w:firstLine="709"/>
         <w:jc w:val="both"/>
         <w:rPr>
-          <w:rFonts w:eastAsia="Times New Roman" w:cs="Times New Roman"/>
-          <w:szCs w:val="28"/>
-          <w:lang w:val="ru-RU"/>
-          <w14:ligatures w14:val="none"/>
-        </w:rPr>
-      </w:pPr>
-      <w:r>
-        <w:rPr>
-          <w:rFonts w:eastAsia="Times New Roman" w:cs="Times New Roman"/>
-          <w:szCs w:val="28"/>
-          <w:lang w:val="ru-RU"/>
-          <w14:ligatures w14:val="none"/>
-        </w:rPr>
-        <w:t>В предметной области психологической реабилитации и коррекции основной проблемой является отсутствие интегрированных цифровых решений, сочетающих автоматизацию рутинных задач, ИИ-поддержку и онлайн-доступность, что приводит к снижению эффективности центров, перегрузке специалистов и ограниченной доступности услуг для клиентов. Эта проблема усугубляется ростом спроса на психологическую помощь (увеличение на 200% за последние три года по данным Росстата, 2024), что создаёт дополнительные нагрузки на существующие ресурсы. Актуальность разработки портала ЦПРК обусловлена необходимостью цифровой трансформации для повышения качества услуг, конкурентоспособности центров и масштабируемости, особенно в контексте государственной политики по цифровизации здравоохранения (Федеральный проект "Цифровая образовательная среда", 2023). Предлагаемое решение позволит оптимизировать процессы, сократить рутину на 30-40% и улучшить доступность, способствуя социальному благополучию населения.</w:t>
-      </w:r>
+          <w:lang w:val="ru-RU"/>
+        </w:rPr>
+      </w:pPr>
     </w:p>
     <w:p>
       <w:pPr>
@@ -11439,9 +11532,31 @@
         <w:ind w:firstLine="709"/>
         <w:jc w:val="both"/>
         <w:rPr>
-          <w:lang w:val="ru-RU"/>
-        </w:rPr>
-      </w:pPr>
+          <w:b/>
+          <w:bCs/>
+          <w:lang w:val="ru-RU"/>
+        </w:rPr>
+      </w:pPr>
+      <w:r>
+        <w:rPr>
+          <w:b/>
+          <w:bCs/>
+          <w:lang w:val="ru-RU"/>
+        </w:rPr>
+        <w:br w:type="page"/>
+      </w:r>
+    </w:p>
+    <w:p>
+      <w:pPr>
+        <w:pStyle w:val="2"/>
+        <w:spacing w:line="240" w:lineRule="auto"/>
+      </w:pPr>
+      <w:bookmarkStart w:id="27" w:name="_Toc217081590"/>
+      <w:r>
+        <w:lastRenderedPageBreak/>
+        <w:t>Обзор существующих программных средств</w:t>
+      </w:r>
+      <w:bookmarkEnd w:id="27"/>
     </w:p>
     <w:p>
       <w:pPr>
@@ -11449,31 +11564,247 @@
         <w:ind w:firstLine="709"/>
         <w:jc w:val="both"/>
         <w:rPr>
-          <w:b/>
-          <w:bCs/>
-          <w:lang w:val="ru-RU"/>
-        </w:rPr>
-      </w:pPr>
-      <w:r>
-        <w:rPr>
-          <w:b/>
-          <w:bCs/>
-          <w:lang w:val="ru-RU"/>
-        </w:rPr>
-        <w:br w:type="page"/>
-      </w:r>
-    </w:p>
-    <w:p>
-      <w:pPr>
-        <w:pStyle w:val="2"/>
-        <w:spacing w:line="240" w:lineRule="auto"/>
-      </w:pPr>
-      <w:bookmarkStart w:id="26" w:name="_Toc217081590"/>
-      <w:r>
-        <w:lastRenderedPageBreak/>
-        <w:t>Обзор существующих программных средств</w:t>
-      </w:r>
-      <w:bookmarkEnd w:id="26"/>
+          <w:rFonts w:eastAsia="Times New Roman" w:cs="Times New Roman"/>
+          <w:szCs w:val="28"/>
+          <w:lang w:val="ru-RU"/>
+          <w14:ligatures w14:val="none"/>
+        </w:rPr>
+      </w:pPr>
+      <w:r>
+        <w:rPr>
+          <w:rFonts w:eastAsia="Times New Roman" w:cs="Times New Roman"/>
+          <w:szCs w:val="28"/>
+          <w:lang w:val="ru-RU"/>
+          <w14:ligatures w14:val="none"/>
+        </w:rPr>
+        <w:t xml:space="preserve">В контексте рынка психологических услуг в России проанализированы ключевые платформы, предлагающие инструменты для онлайн-консультирования, самопомощи и интеграции элементов искусственного интеллекта: </w:t>
+      </w:r>
+      <w:proofErr w:type="spellStart"/>
+      <w:r>
+        <w:rPr>
+          <w:rFonts w:eastAsia="Times New Roman" w:cs="Times New Roman"/>
+          <w:szCs w:val="28"/>
+          <w14:ligatures w14:val="none"/>
+        </w:rPr>
+        <w:t>Zigmund</w:t>
+      </w:r>
+      <w:proofErr w:type="spellEnd"/>
+      <w:r>
+        <w:rPr>
+          <w:rFonts w:eastAsia="Times New Roman" w:cs="Times New Roman"/>
+          <w:szCs w:val="28"/>
+          <w:lang w:val="ru-RU"/>
+          <w14:ligatures w14:val="none"/>
+        </w:rPr>
+        <w:t>.</w:t>
+      </w:r>
+      <w:r>
+        <w:rPr>
+          <w:rFonts w:eastAsia="Times New Roman" w:cs="Times New Roman"/>
+          <w:szCs w:val="28"/>
+          <w14:ligatures w14:val="none"/>
+        </w:rPr>
+        <w:t>Online</w:t>
+      </w:r>
+      <w:r>
+        <w:rPr>
+          <w:rFonts w:eastAsia="Times New Roman" w:cs="Times New Roman"/>
+          <w:szCs w:val="28"/>
+          <w:lang w:val="ru-RU"/>
+          <w14:ligatures w14:val="none"/>
+        </w:rPr>
+        <w:t xml:space="preserve"> (сервис онлайн-психотерапии с подбором специалистов), </w:t>
+      </w:r>
+      <w:proofErr w:type="spellStart"/>
+      <w:r>
+        <w:rPr>
+          <w:rFonts w:eastAsia="Times New Roman" w:cs="Times New Roman"/>
+          <w:szCs w:val="28"/>
+          <w14:ligatures w14:val="none"/>
+        </w:rPr>
+        <w:t>iCognito</w:t>
+      </w:r>
+      <w:proofErr w:type="spellEnd"/>
+      <w:r>
+        <w:rPr>
+          <w:rFonts w:eastAsia="Times New Roman" w:cs="Times New Roman"/>
+          <w:szCs w:val="28"/>
+          <w:lang w:val="ru-RU"/>
+          <w14:ligatures w14:val="none"/>
+        </w:rPr>
+        <w:t xml:space="preserve"> (цифровые программы самопомощи на основе ИИ), Лея (</w:t>
+      </w:r>
+      <w:r>
+        <w:rPr>
+          <w:rFonts w:eastAsia="Times New Roman" w:cs="Times New Roman"/>
+          <w:szCs w:val="28"/>
+          <w14:ligatures w14:val="none"/>
+        </w:rPr>
+        <w:t>Lea</w:t>
+      </w:r>
+      <w:r>
+        <w:rPr>
+          <w:rFonts w:eastAsia="Times New Roman" w:cs="Times New Roman"/>
+          <w:szCs w:val="28"/>
+          <w:lang w:val="ru-RU"/>
+          <w14:ligatures w14:val="none"/>
+        </w:rPr>
+        <w:t xml:space="preserve">) (чат-бот для эмоциональной поддержки), </w:t>
+      </w:r>
+      <w:proofErr w:type="gramStart"/>
+      <w:r>
+        <w:rPr>
+          <w:rFonts w:eastAsia="Times New Roman" w:cs="Times New Roman"/>
+          <w:szCs w:val="28"/>
+          <w:lang w:val="ru-RU"/>
+          <w14:ligatures w14:val="none"/>
+        </w:rPr>
+        <w:t>Ясно</w:t>
+      </w:r>
+      <w:proofErr w:type="gramEnd"/>
+      <w:r>
+        <w:rPr>
+          <w:rFonts w:eastAsia="Times New Roman" w:cs="Times New Roman"/>
+          <w:szCs w:val="28"/>
+          <w:lang w:val="ru-RU"/>
+          <w14:ligatures w14:val="none"/>
+        </w:rPr>
+        <w:t xml:space="preserve"> (</w:t>
+      </w:r>
+      <w:proofErr w:type="spellStart"/>
+      <w:r>
+        <w:rPr>
+          <w:rFonts w:eastAsia="Times New Roman" w:cs="Times New Roman"/>
+          <w:szCs w:val="28"/>
+          <w14:ligatures w14:val="none"/>
+        </w:rPr>
+        <w:t>Yasno</w:t>
+      </w:r>
+      <w:proofErr w:type="spellEnd"/>
+      <w:r>
+        <w:rPr>
+          <w:rFonts w:eastAsia="Times New Roman" w:cs="Times New Roman"/>
+          <w:szCs w:val="28"/>
+          <w:lang w:val="ru-RU"/>
+          <w14:ligatures w14:val="none"/>
+        </w:rPr>
+        <w:t xml:space="preserve">) (платформа </w:t>
+      </w:r>
+      <w:proofErr w:type="spellStart"/>
+      <w:r>
+        <w:rPr>
+          <w:rFonts w:eastAsia="Times New Roman" w:cs="Times New Roman"/>
+          <w:szCs w:val="28"/>
+          <w:lang w:val="ru-RU"/>
+          <w14:ligatures w14:val="none"/>
+        </w:rPr>
+        <w:t>видеоконсультаций</w:t>
+      </w:r>
+      <w:proofErr w:type="spellEnd"/>
+      <w:r>
+        <w:rPr>
+          <w:rFonts w:eastAsia="Times New Roman" w:cs="Times New Roman"/>
+          <w:szCs w:val="28"/>
+          <w:lang w:val="ru-RU"/>
+          <w14:ligatures w14:val="none"/>
+        </w:rPr>
+        <w:t xml:space="preserve">) и </w:t>
+      </w:r>
+      <w:r>
+        <w:rPr>
+          <w:rFonts w:eastAsia="Times New Roman" w:cs="Times New Roman"/>
+          <w:szCs w:val="28"/>
+          <w14:ligatures w14:val="none"/>
+        </w:rPr>
+        <w:t>Alter</w:t>
+      </w:r>
+      <w:r>
+        <w:rPr>
+          <w:rFonts w:eastAsia="Times New Roman" w:cs="Times New Roman"/>
+          <w:szCs w:val="28"/>
+          <w:lang w:val="ru-RU"/>
+          <w14:ligatures w14:val="none"/>
+        </w:rPr>
+        <w:t xml:space="preserve"> (сервис анонимных сессий с алгоритмами подбора). Эти решения отобраны как прямые (с фокусом на ИИ и аналитике для коррекции) и косвенные (ориентированные на подбор без полной интеграции для реабилитации) аналоги портала ЦПРК. Анализ основан на изучении официальных веб-сайтов платформ, пользовательских отзывов и отраслевых источников по состоянию на декабрь 2025 года, с акцентом на дизайн интерфейса, функциональность, удобство использования и ценовую политику. Результаты подтверждают преобладание </w:t>
+      </w:r>
+      <w:r>
+        <w:rPr>
+          <w:rFonts w:eastAsia="Times New Roman" w:cs="Times New Roman"/>
+          <w:szCs w:val="28"/>
+          <w14:ligatures w14:val="none"/>
+        </w:rPr>
+        <w:t>B</w:t>
+      </w:r>
+      <w:r>
+        <w:rPr>
+          <w:rFonts w:eastAsia="Times New Roman" w:cs="Times New Roman"/>
+          <w:szCs w:val="28"/>
+          <w:lang w:val="ru-RU"/>
+          <w14:ligatures w14:val="none"/>
+        </w:rPr>
+        <w:t>2</w:t>
+      </w:r>
+      <w:r>
+        <w:rPr>
+          <w:rFonts w:eastAsia="Times New Roman" w:cs="Times New Roman"/>
+          <w:szCs w:val="28"/>
+          <w14:ligatures w14:val="none"/>
+        </w:rPr>
+        <w:t>C</w:t>
+      </w:r>
+      <w:r>
+        <w:rPr>
+          <w:rFonts w:eastAsia="Times New Roman" w:cs="Times New Roman"/>
+          <w:szCs w:val="28"/>
+          <w:lang w:val="ru-RU"/>
+          <w14:ligatures w14:val="none"/>
+        </w:rPr>
+        <w:t xml:space="preserve">-моделей среди конкурентов, в то время как ЦПРК ориентирован на </w:t>
+      </w:r>
+      <w:r>
+        <w:rPr>
+          <w:rFonts w:eastAsia="Times New Roman" w:cs="Times New Roman"/>
+          <w:szCs w:val="28"/>
+          <w14:ligatures w14:val="none"/>
+        </w:rPr>
+        <w:t>B</w:t>
+      </w:r>
+      <w:r>
+        <w:rPr>
+          <w:rFonts w:eastAsia="Times New Roman" w:cs="Times New Roman"/>
+          <w:szCs w:val="28"/>
+          <w:lang w:val="ru-RU"/>
+          <w14:ligatures w14:val="none"/>
+        </w:rPr>
+        <w:t>2</w:t>
+      </w:r>
+      <w:r>
+        <w:rPr>
+          <w:rFonts w:eastAsia="Times New Roman" w:cs="Times New Roman"/>
+          <w:szCs w:val="28"/>
+          <w14:ligatures w14:val="none"/>
+        </w:rPr>
+        <w:t>B</w:t>
+      </w:r>
+      <w:r>
+        <w:rPr>
+          <w:rFonts w:eastAsia="Times New Roman" w:cs="Times New Roman"/>
+          <w:szCs w:val="28"/>
+          <w:lang w:val="ru-RU"/>
+          <w14:ligatures w14:val="none"/>
+        </w:rPr>
+        <w:t>-поддержку центров с элементами документооборота и масштабируемой аналитики.</w:t>
+      </w:r>
+    </w:p>
+    <w:p>
+      <w:pPr>
+        <w:pStyle w:val="3"/>
+      </w:pPr>
+      <w:bookmarkStart w:id="28" w:name="_Toc217081591"/>
+      <w:r>
+        <w:t>Общая оценка интерфейса</w:t>
+      </w:r>
+      <w:bookmarkEnd w:id="28"/>
     </w:p>
     <w:p>
       <w:pPr>
@@ -11482,19 +11813,20 @@
         <w:jc w:val="both"/>
         <w:rPr>
           <w:rFonts w:eastAsia="Times New Roman" w:cs="Times New Roman"/>
-          <w:szCs w:val="28"/>
-          <w:lang w:val="ru-RU"/>
-          <w14:ligatures w14:val="none"/>
-        </w:rPr>
-      </w:pPr>
-      <w:r>
-        <w:rPr>
-          <w:rFonts w:eastAsia="Times New Roman" w:cs="Times New Roman"/>
-          <w:szCs w:val="28"/>
-          <w:lang w:val="ru-RU"/>
-          <w14:ligatures w14:val="none"/>
-        </w:rPr>
-        <w:t xml:space="preserve">В контексте рынка психологических услуг в России проанализированы ключевые платформы, предлагающие инструменты для онлайн-консультирования, самопомощи и интеграции элементов искусственного интеллекта: </w:t>
+          <w:noProof/>
+          <w:szCs w:val="28"/>
+          <w:lang w:val="ru-RU"/>
+          <w14:ligatures w14:val="none"/>
+        </w:rPr>
+      </w:pPr>
+      <w:r>
+        <w:rPr>
+          <w:rFonts w:eastAsia="Times New Roman" w:cs="Times New Roman"/>
+          <w:szCs w:val="28"/>
+          <w:lang w:val="ru-RU"/>
+          <w14:ligatures w14:val="none"/>
+        </w:rPr>
+        <w:t xml:space="preserve">Общий дизайн интерфейсов конкурентов характеризуется минимализмом и ориентацией на пользователя, что способствует снижению порога входа для лиц, ищущих психологическую помощь. Как показано на главной странице </w:t>
       </w:r>
       <w:r>
         <w:rPr>
@@ -11528,7 +11860,7 @@
           <w:lang w:val="ru-RU"/>
           <w14:ligatures w14:val="none"/>
         </w:rPr>
-        <w:t xml:space="preserve"> (сервис онлайн-психотерапии с подбором специалистов), </w:t>
+        <w:t xml:space="preserve"> (см. Рисунок 1), интерфейс сочетает чистый белый фон с акцентными блоками для подбора психолога и описания услуг, обеспечивая визуальную простоту и интуитивность. Аналогично, </w:t>
       </w:r>
       <w:proofErr w:type="spellStart"/>
       <w:r>
@@ -11547,7 +11879,25 @@
           <w:lang w:val="ru-RU"/>
           <w14:ligatures w14:val="none"/>
         </w:rPr>
-        <w:t xml:space="preserve"> (цифровые программы самопомощи на основе ИИ), Лея (</w:t>
+        <w:t xml:space="preserve"> (</w:t>
+      </w:r>
+      <w:r>
+        <w:rPr>
+          <w:rFonts w:eastAsia="Times New Roman" w:cs="Times New Roman"/>
+          <w:szCs w:val="28"/>
+          <w:lang w:val="ru-RU"/>
+          <w14:ligatures w14:val="none"/>
+        </w:rPr>
+        <w:t>см. Рисунок 2).</w:t>
+      </w:r>
+      <w:r>
+        <w:rPr>
+          <w:rFonts w:eastAsia="Times New Roman" w:cs="Times New Roman"/>
+          <w:szCs w:val="28"/>
+          <w:lang w:val="ru-RU"/>
+          <w14:ligatures w14:val="none"/>
+        </w:rPr>
+        <w:t xml:space="preserve"> применяет структурированный подход с заголовками и списками, фокусируясь на программах самопомощи, хотя отмечается критика этических аспектов ИИ в кризисных ситуациях. Главная страница Леи (</w:t>
       </w:r>
       <w:r>
         <w:rPr>
@@ -11564,27 +11914,60 @@
           <w:lang w:val="ru-RU"/>
           <w14:ligatures w14:val="none"/>
         </w:rPr>
-        <w:t>) (чат-бот для эмоциональной поддержки)</w:t>
-      </w:r>
-      <w:proofErr w:type="gramStart"/>
-      <w:r>
-        <w:rPr>
-          <w:rFonts w:eastAsia="Times New Roman" w:cs="Times New Roman"/>
-          <w:szCs w:val="28"/>
-          <w:lang w:val="ru-RU"/>
-          <w14:ligatures w14:val="none"/>
-        </w:rPr>
-        <w:t>, Ясно</w:t>
-      </w:r>
-      <w:proofErr w:type="gramEnd"/>
-      <w:r>
-        <w:rPr>
-          <w:rFonts w:eastAsia="Times New Roman" w:cs="Times New Roman"/>
-          <w:szCs w:val="28"/>
-          <w:lang w:val="ru-RU"/>
-          <w14:ligatures w14:val="none"/>
-        </w:rPr>
-        <w:t xml:space="preserve"> (</w:t>
+        <w:t xml:space="preserve">) (см. Рисунок </w:t>
+      </w:r>
+      <w:r>
+        <w:rPr>
+          <w:rFonts w:eastAsia="Times New Roman" w:cs="Times New Roman"/>
+          <w:szCs w:val="28"/>
+          <w:lang w:val="ru-RU"/>
+          <w14:ligatures w14:val="none"/>
+        </w:rPr>
+        <w:t>3</w:t>
+      </w:r>
+      <w:r>
+        <w:rPr>
+          <w:rFonts w:eastAsia="Times New Roman" w:cs="Times New Roman"/>
+          <w:szCs w:val="28"/>
+          <w:lang w:val="ru-RU"/>
+          <w14:ligatures w14:val="none"/>
+        </w:rPr>
+        <w:t xml:space="preserve">) демонстрирует минималистичный </w:t>
+      </w:r>
+      <w:r>
+        <w:rPr>
+          <w:rFonts w:eastAsia="Times New Roman" w:cs="Times New Roman"/>
+          <w:szCs w:val="28"/>
+          <w:lang w:val="ru-RU"/>
+          <w14:ligatures w14:val="none"/>
+        </w:rPr>
+        <w:t>дизайн</w:t>
+      </w:r>
+      <w:r>
+        <w:rPr>
+          <w:rFonts w:eastAsia="Times New Roman" w:cs="Times New Roman"/>
+          <w:szCs w:val="28"/>
+          <w:lang w:val="ru-RU"/>
+          <w14:ligatures w14:val="none"/>
+        </w:rPr>
+        <w:t xml:space="preserve"> с дружелюбным тоном и переходом в </w:t>
+      </w:r>
+      <w:r>
+        <w:rPr>
+          <w:rFonts w:eastAsia="Times New Roman" w:cs="Times New Roman"/>
+          <w:szCs w:val="28"/>
+          <w14:ligatures w14:val="none"/>
+        </w:rPr>
+        <w:t>Telegram</w:t>
+      </w:r>
+      <w:r>
+        <w:rPr>
+          <w:rFonts w:eastAsia="Times New Roman" w:cs="Times New Roman"/>
+          <w:szCs w:val="28"/>
+          <w:lang w:val="ru-RU"/>
+          <w14:ligatures w14:val="none"/>
+        </w:rPr>
+        <w:t>-бота, подчёркивая "виртуального психолога" без перегрузки элементами. Ясно (</w:t>
       </w:r>
       <w:proofErr w:type="spellStart"/>
       <w:r>
@@ -11603,7 +11986,25 @@
           <w:lang w:val="ru-RU"/>
           <w14:ligatures w14:val="none"/>
         </w:rPr>
-        <w:t xml:space="preserve">) (платформа видеоконсультаций) и </w:t>
+        <w:t>)</w:t>
+      </w:r>
+      <w:r>
+        <w:rPr>
+          <w:rFonts w:eastAsia="Times New Roman" w:cs="Times New Roman"/>
+          <w:szCs w:val="28"/>
+          <w:lang w:val="ru-RU"/>
+          <w14:ligatures w14:val="none"/>
+        </w:rPr>
+        <w:t xml:space="preserve"> (см. Рисунок 4)</w:t>
+      </w:r>
+      <w:r>
+        <w:rPr>
+          <w:rFonts w:eastAsia="Times New Roman" w:cs="Times New Roman"/>
+          <w:szCs w:val="28"/>
+          <w:lang w:val="ru-RU"/>
+          <w14:ligatures w14:val="none"/>
+        </w:rPr>
+        <w:t xml:space="preserve"> акцентирует удобство видеочатов и личного кабинета, доступного с различных устройств, с высоким рейтингом. </w:t>
       </w:r>
       <w:r>
         <w:rPr>
@@ -11620,86 +12021,81 @@
           <w:lang w:val="ru-RU"/>
           <w14:ligatures w14:val="none"/>
         </w:rPr>
-        <w:t xml:space="preserve"> (сервис анонимных сессий с алгоритмами подбора). Эти решения отобраны как прямые (с фокусом на ИИ и аналитике для коррекции) и косвенные (ориентированные на подбор без полной интеграции для реабилитации) аналоги портала ЦПРК. Анализ основан на изучении официальных веб-сайтов платформ, пользовательских отзывов и отраслевых источников по состоянию на декабрь 2025 года, с акцентом на дизайн интерфейса, функциональность, удобство использования и ценовую политику. Результаты подтверждают преобладание </w:t>
-      </w:r>
-      <w:r>
-        <w:rPr>
-          <w:rFonts w:eastAsia="Times New Roman" w:cs="Times New Roman"/>
-          <w:szCs w:val="28"/>
-          <w14:ligatures w14:val="none"/>
-        </w:rPr>
-        <w:t>B</w:t>
-      </w:r>
-      <w:r>
-        <w:rPr>
-          <w:rFonts w:eastAsia="Times New Roman" w:cs="Times New Roman"/>
-          <w:szCs w:val="28"/>
-          <w:lang w:val="ru-RU"/>
-          <w14:ligatures w14:val="none"/>
-        </w:rPr>
-        <w:t>2</w:t>
-      </w:r>
-      <w:r>
-        <w:rPr>
-          <w:rFonts w:eastAsia="Times New Roman" w:cs="Times New Roman"/>
-          <w:szCs w:val="28"/>
-          <w14:ligatures w14:val="none"/>
-        </w:rPr>
-        <w:t>C</w:t>
-      </w:r>
-      <w:r>
-        <w:rPr>
-          <w:rFonts w:eastAsia="Times New Roman" w:cs="Times New Roman"/>
-          <w:szCs w:val="28"/>
-          <w:lang w:val="ru-RU"/>
-          <w14:ligatures w14:val="none"/>
-        </w:rPr>
-        <w:t xml:space="preserve">-моделей среди конкурентов, в то время как ЦПРК ориентирован на </w:t>
-      </w:r>
-      <w:r>
-        <w:rPr>
-          <w:rFonts w:eastAsia="Times New Roman" w:cs="Times New Roman"/>
-          <w:szCs w:val="28"/>
-          <w14:ligatures w14:val="none"/>
-        </w:rPr>
-        <w:t>B</w:t>
-      </w:r>
-      <w:r>
-        <w:rPr>
-          <w:rFonts w:eastAsia="Times New Roman" w:cs="Times New Roman"/>
-          <w:szCs w:val="28"/>
-          <w:lang w:val="ru-RU"/>
-          <w14:ligatures w14:val="none"/>
-        </w:rPr>
-        <w:t>2</w:t>
-      </w:r>
-      <w:r>
-        <w:rPr>
-          <w:rFonts w:eastAsia="Times New Roman" w:cs="Times New Roman"/>
-          <w:szCs w:val="28"/>
-          <w14:ligatures w14:val="none"/>
-        </w:rPr>
-        <w:t>B</w:t>
-      </w:r>
-      <w:r>
-        <w:rPr>
-          <w:rFonts w:eastAsia="Times New Roman" w:cs="Times New Roman"/>
-          <w:szCs w:val="28"/>
-          <w:lang w:val="ru-RU"/>
-          <w14:ligatures w14:val="none"/>
-        </w:rPr>
-        <w:t>-поддержку центров с элементами документооборота и масштабируемой аналитики.</w:t>
-      </w:r>
-    </w:p>
-    <w:p>
-      <w:pPr>
-        <w:pStyle w:val="3"/>
-      </w:pPr>
-      <w:bookmarkStart w:id="27" w:name="_Toc217081591"/>
-      <w:r>
-        <w:t>Общая оценка интерфейса</w:t>
-      </w:r>
-      <w:bookmarkEnd w:id="27"/>
+        <w:t xml:space="preserve">, в свою очередь, использует карточный формат для профилей специалистов и статистики, как видно на главной странице (см. Рисунок </w:t>
+      </w:r>
+      <w:r>
+        <w:rPr>
+          <w:rFonts w:eastAsia="Times New Roman" w:cs="Times New Roman"/>
+          <w:szCs w:val="28"/>
+          <w:lang w:val="ru-RU"/>
+          <w14:ligatures w14:val="none"/>
+        </w:rPr>
+        <w:t>5</w:t>
+      </w:r>
+      <w:r>
+        <w:rPr>
+          <w:rFonts w:eastAsia="Times New Roman" w:cs="Times New Roman"/>
+          <w:szCs w:val="28"/>
+          <w:lang w:val="ru-RU"/>
+          <w14:ligatures w14:val="none"/>
+        </w:rPr>
+        <w:t xml:space="preserve">), что повышает визуальную привлекательность подбора. В целом, интерфейсы эффективны для начинающих пользователей, но некоторые (например, </w:t>
+      </w:r>
+      <w:r>
+        <w:rPr>
+          <w:rFonts w:eastAsia="Times New Roman" w:cs="Times New Roman"/>
+          <w:szCs w:val="28"/>
+          <w14:ligatures w14:val="none"/>
+        </w:rPr>
+        <w:t>Lea</w:t>
+      </w:r>
+      <w:r>
+        <w:rPr>
+          <w:rFonts w:eastAsia="Times New Roman" w:cs="Times New Roman"/>
+          <w:szCs w:val="28"/>
+          <w:lang w:val="ru-RU"/>
+          <w14:ligatures w14:val="none"/>
+        </w:rPr>
+        <w:t>) чрезмерно упрощены, без детализации технических</w:t>
+      </w:r>
+      <w:r>
+        <w:rPr>
+          <w:rFonts w:eastAsia="Times New Roman" w:cs="Times New Roman"/>
+          <w:szCs w:val="28"/>
+          <w:lang w:val="ru-RU"/>
+          <w14:ligatures w14:val="none"/>
+        </w:rPr>
+        <w:t xml:space="preserve"> </w:t>
+      </w:r>
+      <w:r>
+        <w:rPr>
+          <w:rFonts w:eastAsia="Times New Roman" w:cs="Times New Roman"/>
+          <w:szCs w:val="28"/>
+          <w:lang w:val="ru-RU"/>
+          <w14:ligatures w14:val="none"/>
+        </w:rPr>
+        <w:t>аспектов.</w:t>
+      </w:r>
+      <w:r>
+        <w:rPr>
+          <w:rFonts w:eastAsia="Times New Roman" w:cs="Times New Roman"/>
+          <w:noProof/>
+          <w:szCs w:val="28"/>
+          <w:lang w:val="ru-RU"/>
+          <w14:ligatures w14:val="none"/>
+        </w:rPr>
+        <w:t xml:space="preserve"> </w:t>
+      </w:r>
+      <w:r>
+        <w:rPr>
+          <w:rFonts w:eastAsia="Times New Roman" w:cs="Times New Roman"/>
+          <w:noProof/>
+          <w:szCs w:val="28"/>
+          <w:lang w:val="ru-RU"/>
+          <w14:ligatures w14:val="none"/>
+        </w:rPr>
+        <w:t xml:space="preserve"> </w:t>
+      </w:r>
     </w:p>
     <w:p>
       <w:pPr>
@@ -11714,283 +12110,6 @@
           <w14:ligatures w14:val="none"/>
         </w:rPr>
       </w:pPr>
-      <w:r>
-        <w:rPr>
-          <w:rFonts w:eastAsia="Times New Roman" w:cs="Times New Roman"/>
-          <w:szCs w:val="28"/>
-          <w:lang w:val="ru-RU"/>
-          <w14:ligatures w14:val="none"/>
-        </w:rPr>
-        <w:t xml:space="preserve">Общий дизайн интерфейсов конкурентов характеризуется минимализмом и ориентацией на пользователя, что способствует снижению порога входа для лиц, ищущих психологическую помощь. Как показано на главной странице </w:t>
-      </w:r>
-      <w:r>
-        <w:rPr>
-          <w:rFonts w:eastAsia="Times New Roman" w:cs="Times New Roman"/>
-          <w:szCs w:val="28"/>
-          <w14:ligatures w14:val="none"/>
-        </w:rPr>
-        <w:t>Zigmund</w:t>
-      </w:r>
-      <w:r>
-        <w:rPr>
-          <w:rFonts w:eastAsia="Times New Roman" w:cs="Times New Roman"/>
-          <w:szCs w:val="28"/>
-          <w:lang w:val="ru-RU"/>
-          <w14:ligatures w14:val="none"/>
-        </w:rPr>
-        <w:t>.</w:t>
-      </w:r>
-      <w:r>
-        <w:rPr>
-          <w:rFonts w:eastAsia="Times New Roman" w:cs="Times New Roman"/>
-          <w:szCs w:val="28"/>
-          <w14:ligatures w14:val="none"/>
-        </w:rPr>
-        <w:t>Online</w:t>
-      </w:r>
-      <w:r>
-        <w:rPr>
-          <w:rFonts w:eastAsia="Times New Roman" w:cs="Times New Roman"/>
-          <w:szCs w:val="28"/>
-          <w:lang w:val="ru-RU"/>
-          <w14:ligatures w14:val="none"/>
-        </w:rPr>
-        <w:t xml:space="preserve"> (см. Рисунок 1), интерфейс сочетает чистый белый фон с акцентными блоками для подбора психолога и описания услуг, обеспечивая визуальную простоту и интуитивность. Аналогично, </w:t>
-      </w:r>
-      <w:proofErr w:type="spellStart"/>
-      <w:r>
-        <w:rPr>
-          <w:rFonts w:eastAsia="Times New Roman" w:cs="Times New Roman"/>
-          <w:szCs w:val="28"/>
-          <w14:ligatures w14:val="none"/>
-        </w:rPr>
-        <w:t>iCognito</w:t>
-      </w:r>
-      <w:proofErr w:type="spellEnd"/>
-      <w:r>
-        <w:rPr>
-          <w:rFonts w:eastAsia="Times New Roman" w:cs="Times New Roman"/>
-          <w:szCs w:val="28"/>
-          <w:lang w:val="ru-RU"/>
-          <w14:ligatures w14:val="none"/>
-        </w:rPr>
-        <w:t xml:space="preserve"> (</w:t>
-      </w:r>
-      <w:r>
-        <w:rPr>
-          <w:rFonts w:eastAsia="Times New Roman" w:cs="Times New Roman"/>
-          <w:szCs w:val="28"/>
-          <w:lang w:val="ru-RU"/>
-          <w14:ligatures w14:val="none"/>
-        </w:rPr>
-        <w:t>см. Рисунок 2).</w:t>
-      </w:r>
-      <w:r>
-        <w:rPr>
-          <w:rFonts w:eastAsia="Times New Roman" w:cs="Times New Roman"/>
-          <w:szCs w:val="28"/>
-          <w:lang w:val="ru-RU"/>
-          <w14:ligatures w14:val="none"/>
-        </w:rPr>
-        <w:t xml:space="preserve"> применяет структурированный подход с заголовками и списками, фокусируясь на программах самопомощи, хотя отмечается критика этических аспектов ИИ в кризисных ситуациях. Главная страница Леи (</w:t>
-      </w:r>
-      <w:r>
-        <w:rPr>
-          <w:rFonts w:eastAsia="Times New Roman" w:cs="Times New Roman"/>
-          <w:szCs w:val="28"/>
-          <w14:ligatures w14:val="none"/>
-        </w:rPr>
-        <w:t>Lea</w:t>
-      </w:r>
-      <w:r>
-        <w:rPr>
-          <w:rFonts w:eastAsia="Times New Roman" w:cs="Times New Roman"/>
-          <w:szCs w:val="28"/>
-          <w:lang w:val="ru-RU"/>
-          <w14:ligatures w14:val="none"/>
-        </w:rPr>
-        <w:t xml:space="preserve">) (см. Рисунок </w:t>
-      </w:r>
-      <w:r>
-        <w:rPr>
-          <w:rFonts w:eastAsia="Times New Roman" w:cs="Times New Roman"/>
-          <w:szCs w:val="28"/>
-          <w:lang w:val="ru-RU"/>
-          <w14:ligatures w14:val="none"/>
-        </w:rPr>
-        <w:t>3</w:t>
-      </w:r>
-      <w:r>
-        <w:rPr>
-          <w:rFonts w:eastAsia="Times New Roman" w:cs="Times New Roman"/>
-          <w:szCs w:val="28"/>
-          <w:lang w:val="ru-RU"/>
-          <w14:ligatures w14:val="none"/>
-        </w:rPr>
-        <w:t xml:space="preserve">) демонстрирует минималистичный </w:t>
-      </w:r>
-      <w:r>
-        <w:rPr>
-          <w:rFonts w:eastAsia="Times New Roman" w:cs="Times New Roman"/>
-          <w:szCs w:val="28"/>
-          <w:lang w:val="ru-RU"/>
-          <w14:ligatures w14:val="none"/>
-        </w:rPr>
-        <w:t>дизайн</w:t>
-      </w:r>
-      <w:r>
-        <w:rPr>
-          <w:rFonts w:eastAsia="Times New Roman" w:cs="Times New Roman"/>
-          <w:szCs w:val="28"/>
-          <w:lang w:val="ru-RU"/>
-          <w14:ligatures w14:val="none"/>
-        </w:rPr>
-        <w:t xml:space="preserve"> с дружелюбным тоном и переходом в </w:t>
-      </w:r>
-      <w:r>
-        <w:rPr>
-          <w:rFonts w:eastAsia="Times New Roman" w:cs="Times New Roman"/>
-          <w:szCs w:val="28"/>
-          <w14:ligatures w14:val="none"/>
-        </w:rPr>
-        <w:t>Telegram</w:t>
-      </w:r>
-      <w:r>
-        <w:rPr>
-          <w:rFonts w:eastAsia="Times New Roman" w:cs="Times New Roman"/>
-          <w:szCs w:val="28"/>
-          <w:lang w:val="ru-RU"/>
-          <w14:ligatures w14:val="none"/>
-        </w:rPr>
-        <w:t>-бота, подчёркивая "виртуального психолога" без перегрузки элементами. Ясно (</w:t>
-      </w:r>
-      <w:proofErr w:type="spellStart"/>
-      <w:r>
-        <w:rPr>
-          <w:rFonts w:eastAsia="Times New Roman" w:cs="Times New Roman"/>
-          <w:szCs w:val="28"/>
-          <w14:ligatures w14:val="none"/>
-        </w:rPr>
-        <w:t>Yasno</w:t>
-      </w:r>
-      <w:proofErr w:type="spellEnd"/>
-      <w:r>
-        <w:rPr>
-          <w:rFonts w:eastAsia="Times New Roman" w:cs="Times New Roman"/>
-          <w:szCs w:val="28"/>
-          <w:lang w:val="ru-RU"/>
-          <w14:ligatures w14:val="none"/>
-        </w:rPr>
-        <w:t>)</w:t>
-      </w:r>
-      <w:r>
-        <w:rPr>
-          <w:rFonts w:eastAsia="Times New Roman" w:cs="Times New Roman"/>
-          <w:szCs w:val="28"/>
-          <w:lang w:val="ru-RU"/>
-          <w14:ligatures w14:val="none"/>
-        </w:rPr>
-        <w:t xml:space="preserve"> (см. Рисунок 4)</w:t>
-      </w:r>
-      <w:r>
-        <w:rPr>
-          <w:rFonts w:eastAsia="Times New Roman" w:cs="Times New Roman"/>
-          <w:szCs w:val="28"/>
-          <w:lang w:val="ru-RU"/>
-          <w14:ligatures w14:val="none"/>
-        </w:rPr>
-        <w:t xml:space="preserve"> акцентирует удобство видеочатов и личного кабинета, доступного с различных устройств, с высоким рейтингом. </w:t>
-      </w:r>
-      <w:r>
-        <w:rPr>
-          <w:rFonts w:eastAsia="Times New Roman" w:cs="Times New Roman"/>
-          <w:szCs w:val="28"/>
-          <w14:ligatures w14:val="none"/>
-        </w:rPr>
-        <w:t>Alter</w:t>
-      </w:r>
-      <w:r>
-        <w:rPr>
-          <w:rFonts w:eastAsia="Times New Roman" w:cs="Times New Roman"/>
-          <w:szCs w:val="28"/>
-          <w:lang w:val="ru-RU"/>
-          <w14:ligatures w14:val="none"/>
-        </w:rPr>
-        <w:t xml:space="preserve">, в свою очередь, использует карточный формат для профилей специалистов и статистики, как видно на главной странице (см. Рисунок </w:t>
-      </w:r>
-      <w:r>
-        <w:rPr>
-          <w:rFonts w:eastAsia="Times New Roman" w:cs="Times New Roman"/>
-          <w:szCs w:val="28"/>
-          <w:lang w:val="ru-RU"/>
-          <w14:ligatures w14:val="none"/>
-        </w:rPr>
-        <w:t>5</w:t>
-      </w:r>
-      <w:r>
-        <w:rPr>
-          <w:rFonts w:eastAsia="Times New Roman" w:cs="Times New Roman"/>
-          <w:szCs w:val="28"/>
-          <w:lang w:val="ru-RU"/>
-          <w14:ligatures w14:val="none"/>
-        </w:rPr>
-        <w:t xml:space="preserve">), что повышает визуальную привлекательность подбора. В целом, интерфейсы эффективны для начинающих пользователей, но некоторые (например, </w:t>
-      </w:r>
-      <w:r>
-        <w:rPr>
-          <w:rFonts w:eastAsia="Times New Roman" w:cs="Times New Roman"/>
-          <w:szCs w:val="28"/>
-          <w14:ligatures w14:val="none"/>
-        </w:rPr>
-        <w:t>Lea</w:t>
-      </w:r>
-      <w:r>
-        <w:rPr>
-          <w:rFonts w:eastAsia="Times New Roman" w:cs="Times New Roman"/>
-          <w:szCs w:val="28"/>
-          <w:lang w:val="ru-RU"/>
-          <w14:ligatures w14:val="none"/>
-        </w:rPr>
-        <w:t>) чрезмерно упрощены, без детализации технических</w:t>
-      </w:r>
-      <w:r>
-        <w:rPr>
-          <w:rFonts w:eastAsia="Times New Roman" w:cs="Times New Roman"/>
-          <w:szCs w:val="28"/>
-          <w:lang w:val="ru-RU"/>
-          <w14:ligatures w14:val="none"/>
-        </w:rPr>
-        <w:t xml:space="preserve"> </w:t>
-      </w:r>
-      <w:r>
-        <w:rPr>
-          <w:rFonts w:eastAsia="Times New Roman" w:cs="Times New Roman"/>
-          <w:szCs w:val="28"/>
-          <w:lang w:val="ru-RU"/>
-          <w14:ligatures w14:val="none"/>
-        </w:rPr>
-        <w:t>аспектов.</w:t>
-      </w:r>
-      <w:r>
-        <w:rPr>
-          <w:rFonts w:eastAsia="Times New Roman" w:cs="Times New Roman"/>
-          <w:noProof/>
-          <w:szCs w:val="28"/>
-          <w:lang w:val="ru-RU"/>
-          <w14:ligatures w14:val="none"/>
-        </w:rPr>
-        <w:t xml:space="preserve"> </w:t>
-      </w:r>
-      <w:r>
-        <w:rPr>
-          <w:rFonts w:eastAsia="Times New Roman" w:cs="Times New Roman"/>
-          <w:noProof/>
-          <w:szCs w:val="28"/>
-          <w:lang w:val="ru-RU"/>
-          <w14:ligatures w14:val="none"/>
-        </w:rPr>
-        <w:t xml:space="preserve"> </w:t>
-      </w:r>
     </w:p>
     <w:p>
       <w:pPr>
@@ -12005,25 +12124,12 @@
           <w14:ligatures w14:val="none"/>
         </w:rPr>
       </w:pPr>
-    </w:p>
-    <w:p>
-      <w:pPr>
-        <w:spacing w:line="259" w:lineRule="auto"/>
-        <w:ind w:firstLine="709"/>
-        <w:jc w:val="both"/>
-        <w:rPr>
-          <w:rFonts w:eastAsia="Times New Roman" w:cs="Times New Roman"/>
-          <w:noProof/>
-          <w:szCs w:val="28"/>
-          <w:lang w:val="ru-RU"/>
-          <w14:ligatures w14:val="none"/>
-        </w:rPr>
-      </w:pPr>
-      <w:r>
-        <w:rPr>
-          <w:rFonts w:eastAsia="Times New Roman" w:cs="Times New Roman"/>
-          <w:noProof/>
-          <w:szCs w:val="28"/>
+      <w:r>
+        <w:rPr>
+          <w:rFonts w:eastAsia="Times New Roman" w:cs="Times New Roman"/>
+          <w:noProof/>
+          <w:szCs w:val="28"/>
+          <w:lang w:val="ru-RU" w:eastAsia="ru-RU"/>
           <w14:ligatures w14:val="none"/>
         </w:rPr>
         <w:lastRenderedPageBreak/>
@@ -12147,7 +12253,7 @@
           <w:rFonts w:eastAsia="Times New Roman" w:cs="Times New Roman"/>
           <w:noProof/>
           <w:szCs w:val="28"/>
-          <w:lang w:val="ru-RU"/>
+          <w:lang w:val="ru-RU" w:eastAsia="ru-RU"/>
           <w14:ligatures w14:val="none"/>
         </w:rPr>
         <w:drawing>
@@ -12248,6 +12354,7 @@
           <w:rFonts w:eastAsia="Times New Roman" w:cs="Times New Roman"/>
           <w:noProof/>
           <w:szCs w:val="28"/>
+          <w:lang w:val="ru-RU" w:eastAsia="ru-RU"/>
           <w14:ligatures w14:val="none"/>
         </w:rPr>
         <w:lastRenderedPageBreak/>
@@ -12340,7 +12447,7 @@
           <w:rFonts w:eastAsia="Times New Roman" w:cs="Times New Roman"/>
           <w:noProof/>
           <w:szCs w:val="28"/>
-          <w:lang w:val="ru-RU"/>
+          <w:lang w:val="ru-RU" w:eastAsia="ru-RU"/>
           <w14:ligatures w14:val="none"/>
         </w:rPr>
         <w:drawing>
@@ -12432,7 +12539,7 @@
           <w:rFonts w:eastAsia="Times New Roman" w:cs="Times New Roman"/>
           <w:noProof/>
           <w:szCs w:val="28"/>
-          <w:lang w:val="ru-RU"/>
+          <w:lang w:val="ru-RU" w:eastAsia="ru-RU"/>
           <w14:ligatures w14:val="none"/>
         </w:rPr>
         <w:lastRenderedPageBreak/>
@@ -12520,11 +12627,11 @@
       <w:pPr>
         <w:pStyle w:val="3"/>
       </w:pPr>
-      <w:bookmarkStart w:id="28" w:name="_Toc217081592"/>
+      <w:bookmarkStart w:id="29" w:name="_Toc217081592"/>
       <w:r>
         <w:t>Цветовое решение интерфейса</w:t>
       </w:r>
-      <w:bookmarkEnd w:id="28"/>
+      <w:bookmarkEnd w:id="29"/>
     </w:p>
     <w:p>
       <w:pPr>
@@ -12743,7 +12850,27 @@
           <w:lang w:val="ru-RU"/>
           <w14:ligatures w14:val="none"/>
         </w:rPr>
-        <w:t xml:space="preserve">) предпочитает минималистичные тона с преобладанием белого и голубого, как на странице тестов (см. Рисунок </w:t>
+        <w:t xml:space="preserve">) предпочитает </w:t>
+      </w:r>
+      <w:proofErr w:type="spellStart"/>
+      <w:r>
+        <w:rPr>
+          <w:rFonts w:eastAsia="Times New Roman" w:cs="Times New Roman"/>
+          <w:szCs w:val="28"/>
+          <w:lang w:val="ru-RU"/>
+          <w14:ligatures w14:val="none"/>
+        </w:rPr>
+        <w:t>минималистичные</w:t>
+      </w:r>
+      <w:proofErr w:type="spellEnd"/>
+      <w:r>
+        <w:rPr>
+          <w:rFonts w:eastAsia="Times New Roman" w:cs="Times New Roman"/>
+          <w:szCs w:val="28"/>
+          <w:lang w:val="ru-RU"/>
+          <w14:ligatures w14:val="none"/>
+        </w:rPr>
+        <w:t xml:space="preserve"> тона с преобладанием белого и голубого, как на странице тестов (см. Рисунок </w:t>
       </w:r>
       <w:r>
         <w:rPr>
@@ -12843,6 +12970,7 @@
           <w:rFonts w:eastAsia="Times New Roman" w:cs="Times New Roman"/>
           <w:noProof/>
           <w:szCs w:val="28"/>
+          <w:lang w:val="ru-RU" w:eastAsia="ru-RU"/>
           <w14:ligatures w14:val="none"/>
         </w:rPr>
         <w:lastRenderedPageBreak/>
@@ -12959,6 +13087,7 @@
           <w:rFonts w:eastAsia="Times New Roman" w:cs="Times New Roman"/>
           <w:noProof/>
           <w:szCs w:val="28"/>
+          <w:lang w:val="ru-RU" w:eastAsia="ru-RU"/>
           <w14:ligatures w14:val="none"/>
         </w:rPr>
         <w:drawing>
@@ -13060,7 +13189,7 @@
           <w:rFonts w:eastAsia="Times New Roman" w:cs="Times New Roman"/>
           <w:noProof/>
           <w:szCs w:val="28"/>
-          <w:lang w:val="ru-RU"/>
+          <w:lang w:val="ru-RU" w:eastAsia="ru-RU"/>
           <w14:ligatures w14:val="none"/>
         </w:rPr>
         <w:lastRenderedPageBreak/>
@@ -13140,11 +13269,11 @@
       <w:pPr>
         <w:pStyle w:val="3"/>
       </w:pPr>
-      <w:bookmarkStart w:id="29" w:name="_Toc217081593"/>
+      <w:bookmarkStart w:id="30" w:name="_Toc217081593"/>
       <w:r>
         <w:t>Объем и структура представленной информации</w:t>
       </w:r>
-      <w:bookmarkEnd w:id="29"/>
+      <w:bookmarkEnd w:id="30"/>
     </w:p>
     <w:p>
       <w:pPr>
@@ -13410,11 +13539,11 @@
       <w:pPr>
         <w:pStyle w:val="3"/>
       </w:pPr>
-      <w:bookmarkStart w:id="30" w:name="_Toc217081594"/>
+      <w:bookmarkStart w:id="31" w:name="_Toc217081594"/>
       <w:r>
         <w:t>Наличие и структура меню</w:t>
       </w:r>
-      <w:bookmarkEnd w:id="30"/>
+      <w:bookmarkEnd w:id="31"/>
     </w:p>
     <w:p>
       <w:pPr>
@@ -13699,12 +13828,12 @@
       <w:pPr>
         <w:pStyle w:val="3"/>
       </w:pPr>
-      <w:bookmarkStart w:id="31" w:name="_Toc217081595"/>
+      <w:bookmarkStart w:id="32" w:name="_Toc217081595"/>
       <w:r>
         <w:lastRenderedPageBreak/>
         <w:t>Полнота информации</w:t>
       </w:r>
-      <w:bookmarkEnd w:id="31"/>
+      <w:bookmarkEnd w:id="32"/>
     </w:p>
     <w:p>
       <w:pPr>
@@ -13838,11 +13967,11 @@
       <w:pPr>
         <w:pStyle w:val="3"/>
       </w:pPr>
-      <w:bookmarkStart w:id="32" w:name="_Toc217081596"/>
+      <w:bookmarkStart w:id="33" w:name="_Toc217081596"/>
       <w:r>
         <w:t>Удобство навигации</w:t>
       </w:r>
-      <w:bookmarkEnd w:id="32"/>
+      <w:bookmarkEnd w:id="33"/>
     </w:p>
     <w:p>
       <w:pPr>
@@ -14010,11 +14139,11 @@
       <w:pPr>
         <w:pStyle w:val="3"/>
       </w:pPr>
-      <w:bookmarkStart w:id="33" w:name="_Toc217081597"/>
+      <w:bookmarkStart w:id="34" w:name="_Toc217081597"/>
       <w:r>
         <w:t>Наличие и информативность подсказок</w:t>
       </w:r>
-      <w:bookmarkEnd w:id="33"/>
+      <w:bookmarkEnd w:id="34"/>
     </w:p>
     <w:p>
       <w:pPr>
@@ -14199,11 +14328,11 @@
       <w:pPr>
         <w:pStyle w:val="3"/>
       </w:pPr>
-      <w:bookmarkStart w:id="34" w:name="_Toc217081598"/>
+      <w:bookmarkStart w:id="35" w:name="_Toc217081598"/>
       <w:r>
         <w:t>Удобство форм для ввода информации</w:t>
       </w:r>
-      <w:bookmarkEnd w:id="34"/>
+      <w:bookmarkEnd w:id="35"/>
     </w:p>
     <w:p>
       <w:pPr>
@@ -14367,11 +14496,11 @@
       <w:pPr>
         <w:pStyle w:val="3"/>
       </w:pPr>
-      <w:bookmarkStart w:id="35" w:name="_Toc217081599"/>
+      <w:bookmarkStart w:id="36" w:name="_Toc217081599"/>
       <w:r>
         <w:t>Возможности поиска информации</w:t>
       </w:r>
-      <w:bookmarkEnd w:id="35"/>
+      <w:bookmarkEnd w:id="36"/>
     </w:p>
     <w:p>
       <w:pPr>
@@ -14508,11 +14637,11 @@
       <w:r>
         <w:t xml:space="preserve"> </w:t>
       </w:r>
-      <w:bookmarkStart w:id="36" w:name="_Toc217081600"/>
+      <w:bookmarkStart w:id="37" w:name="_Toc217081600"/>
       <w:r>
         <w:t>Основные функциональные задачи</w:t>
       </w:r>
-      <w:bookmarkEnd w:id="36"/>
+      <w:bookmarkEnd w:id="37"/>
     </w:p>
     <w:p>
       <w:pPr>
@@ -14586,7 +14715,27 @@
           <w:lang w:val="ru-RU"/>
           <w14:ligatures w14:val="none"/>
         </w:rPr>
-        <w:t xml:space="preserve"> фокусируется на курсах когнитивно-поведенческой терапии (без тестов). Лея (</w:t>
+        <w:t xml:space="preserve"> фокусируется на курсах </w:t>
+      </w:r>
+      <w:proofErr w:type="spellStart"/>
+      <w:r>
+        <w:rPr>
+          <w:rFonts w:eastAsia="Times New Roman" w:cs="Times New Roman"/>
+          <w:szCs w:val="28"/>
+          <w:lang w:val="ru-RU"/>
+          <w14:ligatures w14:val="none"/>
+        </w:rPr>
+        <w:t>когнитивно</w:t>
+      </w:r>
+      <w:proofErr w:type="spellEnd"/>
+      <w:r>
+        <w:rPr>
+          <w:rFonts w:eastAsia="Times New Roman" w:cs="Times New Roman"/>
+          <w:szCs w:val="28"/>
+          <w:lang w:val="ru-RU"/>
+          <w14:ligatures w14:val="none"/>
+        </w:rPr>
+        <w:t>-поведенческой терапии (без тестов). Лея (</w:t>
       </w:r>
       <w:r>
         <w:rPr>
@@ -14639,7 +14788,27 @@
           <w:lang w:val="ru-RU"/>
           <w14:ligatures w14:val="none"/>
         </w:rPr>
-        <w:t xml:space="preserve">) специализируется на видеоконсультациях, включая тесты (см. Рисунок 8). </w:t>
+        <w:t xml:space="preserve">) специализируется на </w:t>
+      </w:r>
+      <w:proofErr w:type="spellStart"/>
+      <w:r>
+        <w:rPr>
+          <w:rFonts w:eastAsia="Times New Roman" w:cs="Times New Roman"/>
+          <w:szCs w:val="28"/>
+          <w:lang w:val="ru-RU"/>
+          <w14:ligatures w14:val="none"/>
+        </w:rPr>
+        <w:t>видеоконсультациях</w:t>
+      </w:r>
+      <w:proofErr w:type="spellEnd"/>
+      <w:r>
+        <w:rPr>
+          <w:rFonts w:eastAsia="Times New Roman" w:cs="Times New Roman"/>
+          <w:szCs w:val="28"/>
+          <w:lang w:val="ru-RU"/>
+          <w14:ligatures w14:val="none"/>
+        </w:rPr>
+        <w:t xml:space="preserve">, включая тесты (см. Рисунок 8). </w:t>
       </w:r>
       <w:r>
         <w:rPr>
@@ -14669,11 +14838,11 @@
         </w:rPr>
         <w:t xml:space="preserve"> </w:t>
       </w:r>
-      <w:bookmarkStart w:id="37" w:name="_Toc217081601"/>
+      <w:bookmarkStart w:id="38" w:name="_Toc217081601"/>
       <w:r>
         <w:t>Другие функциональные возможности</w:t>
       </w:r>
-      <w:bookmarkEnd w:id="37"/>
+      <w:bookmarkEnd w:id="38"/>
     </w:p>
     <w:p>
       <w:pPr>
@@ -14813,11 +14982,11 @@
         </w:rPr>
         <w:t xml:space="preserve"> </w:t>
       </w:r>
-      <w:bookmarkStart w:id="38" w:name="_Toc217081602"/>
+      <w:bookmarkStart w:id="39" w:name="_Toc217081602"/>
       <w:r>
         <w:t>Наличие дополнительных функций</w:t>
       </w:r>
-      <w:bookmarkEnd w:id="38"/>
+      <w:bookmarkEnd w:id="39"/>
     </w:p>
     <w:p>
       <w:pPr>
@@ -15019,11 +15188,11 @@
         </w:rPr>
         <w:t xml:space="preserve"> </w:t>
       </w:r>
-      <w:bookmarkStart w:id="39" w:name="_Toc217081603"/>
+      <w:bookmarkStart w:id="40" w:name="_Toc217081603"/>
       <w:r>
         <w:t>Общий вывод</w:t>
       </w:r>
-      <w:bookmarkEnd w:id="39"/>
+      <w:bookmarkEnd w:id="40"/>
     </w:p>
     <w:p>
       <w:pPr>
@@ -15064,8 +15233,29 @@
           <w:lang w:val="ru-RU"/>
           <w14:ligatures w14:val="none"/>
         </w:rPr>
-        <w:t>, но фокусируются на узких аспектах: маркетплейсы (</w:t>
-      </w:r>
+        <w:t xml:space="preserve">, но фокусируются на узких аспектах: </w:t>
+      </w:r>
+      <w:proofErr w:type="spellStart"/>
+      <w:r>
+        <w:rPr>
+          <w:rFonts w:eastAsia="Times New Roman" w:cs="Times New Roman"/>
+          <w:szCs w:val="28"/>
+          <w:lang w:val="ru-RU"/>
+          <w14:ligatures w14:val="none"/>
+        </w:rPr>
+        <w:t>маркетплейсы</w:t>
+      </w:r>
+      <w:proofErr w:type="spellEnd"/>
+      <w:r>
+        <w:rPr>
+          <w:rFonts w:eastAsia="Times New Roman" w:cs="Times New Roman"/>
+          <w:szCs w:val="28"/>
+          <w:lang w:val="ru-RU"/>
+          <w14:ligatures w14:val="none"/>
+        </w:rPr>
+        <w:t xml:space="preserve"> (</w:t>
+      </w:r>
+      <w:proofErr w:type="spellStart"/>
       <w:r>
         <w:rPr>
           <w:rFonts w:eastAsia="Times New Roman" w:cs="Times New Roman"/>
@@ -15074,6 +15264,16 @@
         </w:rPr>
         <w:t>Zigmund</w:t>
       </w:r>
+      <w:proofErr w:type="spellEnd"/>
+      <w:r>
+        <w:rPr>
+          <w:rFonts w:eastAsia="Times New Roman" w:cs="Times New Roman"/>
+          <w:szCs w:val="28"/>
+          <w:lang w:val="ru-RU"/>
+          <w14:ligatures w14:val="none"/>
+        </w:rPr>
+        <w:t xml:space="preserve">, </w:t>
+      </w:r>
       <w:proofErr w:type="gramStart"/>
       <w:r>
         <w:rPr>
@@ -15082,7 +15282,7 @@
           <w:lang w:val="ru-RU"/>
           <w14:ligatures w14:val="none"/>
         </w:rPr>
-        <w:t>, Ясно</w:t>
+        <w:t>Ясно</w:t>
       </w:r>
       <w:proofErr w:type="gramEnd"/>
       <w:r>
@@ -15257,7 +15457,7 @@
     </w:p>
     <w:tbl>
       <w:tblPr>
-        <w:tblStyle w:val="af1"/>
+        <w:tblStyle w:val="af0"/>
         <w:tblW w:w="0" w:type="auto"/>
         <w:tblInd w:w="-856" w:type="dxa"/>
         <w:tblLayout w:type="fixed"/>
@@ -15938,14 +16138,29 @@
                 <w:szCs w:val="18"/>
               </w:rPr>
               <w:br/>
-              <w:t>В</w:t>
-            </w:r>
+            </w:r>
+            <w:proofErr w:type="spellStart"/>
             <w:r>
               <w:rPr>
                 <w:sz w:val="22"/>
                 <w:szCs w:val="18"/>
               </w:rPr>
-              <w:t xml:space="preserve">ебинары, партнерства с </w:t>
+              <w:t>В</w:t>
+            </w:r>
+            <w:r>
+              <w:rPr>
+                <w:sz w:val="22"/>
+                <w:szCs w:val="18"/>
+              </w:rPr>
+              <w:t>ебинары</w:t>
+            </w:r>
+            <w:proofErr w:type="spellEnd"/>
+            <w:r>
+              <w:rPr>
+                <w:sz w:val="22"/>
+                <w:szCs w:val="18"/>
+              </w:rPr>
+              <w:t xml:space="preserve">, партнерства с </w:t>
             </w:r>
             <w:proofErr w:type="spellStart"/>
             <w:r>
@@ -16087,7 +16302,23 @@
                 <w:sz w:val="22"/>
                 <w:szCs w:val="18"/>
               </w:rPr>
-              <w:t xml:space="preserve"> Store.</w:t>
+              <w:t xml:space="preserve"> </w:t>
+            </w:r>
+            <w:proofErr w:type="spellStart"/>
+            <w:r>
+              <w:rPr>
+                <w:sz w:val="22"/>
+                <w:szCs w:val="18"/>
+              </w:rPr>
+              <w:t>Store</w:t>
+            </w:r>
+            <w:proofErr w:type="spellEnd"/>
+            <w:r>
+              <w:rPr>
+                <w:sz w:val="22"/>
+                <w:szCs w:val="18"/>
+              </w:rPr>
+              <w:t>.</w:t>
             </w:r>
           </w:p>
           <w:p>
@@ -16240,7 +16471,23 @@
                 <w:sz w:val="22"/>
                 <w:szCs w:val="18"/>
               </w:rPr>
-              <w:t xml:space="preserve"> Store, корпоративные программы, СМИ (Forbes, RB.ru)</w:t>
+              <w:t xml:space="preserve"> </w:t>
+            </w:r>
+            <w:proofErr w:type="spellStart"/>
+            <w:r>
+              <w:rPr>
+                <w:sz w:val="22"/>
+                <w:szCs w:val="18"/>
+              </w:rPr>
+              <w:t>Store</w:t>
+            </w:r>
+            <w:proofErr w:type="spellEnd"/>
+            <w:r>
+              <w:rPr>
+                <w:sz w:val="22"/>
+                <w:szCs w:val="18"/>
+              </w:rPr>
+              <w:t>, корпоративные программы, СМИ (Forbes, RB.ru)</w:t>
             </w:r>
           </w:p>
           <w:p>
@@ -16298,7 +16545,7 @@
                 <w:sz w:val="22"/>
                 <w:szCs w:val="18"/>
               </w:rPr>
-              <w:t>VK, промокоды, партнерства (</w:t>
+              <w:t xml:space="preserve">VK, </w:t>
             </w:r>
             <w:proofErr w:type="spellStart"/>
             <w:r>
@@ -16306,7 +16553,7 @@
                 <w:sz w:val="22"/>
                 <w:szCs w:val="18"/>
               </w:rPr>
-              <w:t>Skyeng</w:t>
+              <w:t>промокоды</w:t>
             </w:r>
             <w:proofErr w:type="spellEnd"/>
             <w:r>
@@ -16314,7 +16561,7 @@
                 <w:sz w:val="22"/>
                 <w:szCs w:val="18"/>
               </w:rPr>
-              <w:t xml:space="preserve">, </w:t>
+              <w:t>, партнерства (</w:t>
             </w:r>
             <w:proofErr w:type="spellStart"/>
             <w:r>
@@ -16322,7 +16569,7 @@
                 <w:sz w:val="22"/>
                 <w:szCs w:val="18"/>
               </w:rPr>
-              <w:t>Иви</w:t>
+              <w:t>Skyeng</w:t>
             </w:r>
             <w:proofErr w:type="spellEnd"/>
             <w:r>
@@ -16330,7 +16577,39 @@
                 <w:sz w:val="22"/>
                 <w:szCs w:val="18"/>
               </w:rPr>
-              <w:t>), СМИ (Forbes, dev.by)</w:t>
+              <w:t xml:space="preserve">, </w:t>
+            </w:r>
+            <w:proofErr w:type="spellStart"/>
+            <w:r>
+              <w:rPr>
+                <w:sz w:val="22"/>
+                <w:szCs w:val="18"/>
+              </w:rPr>
+              <w:t>Иви</w:t>
+            </w:r>
+            <w:proofErr w:type="spellEnd"/>
+            <w:r>
+              <w:rPr>
+                <w:sz w:val="22"/>
+                <w:szCs w:val="18"/>
+              </w:rPr>
+              <w:t>), СМИ (</w:t>
+            </w:r>
+            <w:proofErr w:type="spellStart"/>
+            <w:r>
+              <w:rPr>
+                <w:sz w:val="22"/>
+                <w:szCs w:val="18"/>
+              </w:rPr>
+              <w:t>Forbes</w:t>
+            </w:r>
+            <w:proofErr w:type="spellEnd"/>
+            <w:r>
+              <w:rPr>
+                <w:sz w:val="22"/>
+                <w:szCs w:val="18"/>
+              </w:rPr>
+              <w:t>, dev.by)</w:t>
             </w:r>
           </w:p>
           <w:p>
@@ -16370,7 +16649,6 @@
         <w:rPr>
           <w:lang w:val="ru-RU"/>
         </w:rPr>
-        <w:lastRenderedPageBreak/>
         <w:t xml:space="preserve">Продолжение </w:t>
       </w:r>
       <w:r>
@@ -16394,7 +16672,7 @@
     </w:p>
     <w:tbl>
       <w:tblPr>
-        <w:tblStyle w:val="af1"/>
+        <w:tblStyle w:val="af0"/>
         <w:tblW w:w="0" w:type="auto"/>
         <w:tblInd w:w="-856" w:type="dxa"/>
         <w:tblLayout w:type="fixed"/>
@@ -17320,6 +17598,7 @@
                 <w:szCs w:val="20"/>
                 <w:lang w:val="ru-RU"/>
               </w:rPr>
+              <w:lastRenderedPageBreak/>
               <w:t>Угрозы</w:t>
             </w:r>
           </w:p>
@@ -17400,9 +17679,8 @@
           <w:lang w:val="en-US"/>
         </w:rPr>
       </w:pPr>
-      <w:bookmarkStart w:id="40" w:name="_Toc217081604"/>
-      <w:r>
-        <w:lastRenderedPageBreak/>
+      <w:bookmarkStart w:id="41" w:name="_Toc217081604"/>
+      <w:r>
         <w:t>Процесс</w:t>
       </w:r>
       <w:r>
@@ -17411,17 +17689,17 @@
         </w:rPr>
         <w:t xml:space="preserve"> AS-IS vs TO-BE</w:t>
       </w:r>
-      <w:bookmarkEnd w:id="40"/>
+      <w:bookmarkEnd w:id="41"/>
     </w:p>
     <w:p>
       <w:pPr>
         <w:pStyle w:val="3"/>
       </w:pPr>
-      <w:bookmarkStart w:id="41" w:name="_Toc217081605"/>
+      <w:bookmarkStart w:id="42" w:name="_Toc217081605"/>
       <w:r>
         <w:t>Модель AS-IS («Как есть»)</w:t>
       </w:r>
-      <w:bookmarkEnd w:id="41"/>
+      <w:bookmarkEnd w:id="42"/>
     </w:p>
     <w:p>
       <w:pPr>
@@ -17550,8 +17828,9 @@
       <w:r>
         <w:rPr>
           <w:noProof/>
-          <w:lang w:val="ru-RU"/>
-        </w:rPr>
+          <w:lang w:val="ru-RU" w:eastAsia="ru-RU"/>
+        </w:rPr>
+        <w:lastRenderedPageBreak/>
         <w:drawing>
           <wp:inline distT="0" distB="0" distL="0" distR="0" wp14:anchorId="599452F6" wp14:editId="39484FF6">
             <wp:extent cx="5939790" cy="4133215"/>
@@ -17642,7 +17921,6 @@
           <w:lang w:val="ru-RU"/>
           <w14:ligatures w14:val="none"/>
         </w:rPr>
-        <w:lastRenderedPageBreak/>
         <w:t xml:space="preserve">Декомпозиция процесса (диаграмма </w:t>
       </w:r>
       <w:r>
@@ -17806,27 +18084,7 @@
           <w:lang w:val="ru-RU"/>
           <w14:ligatures w14:val="none"/>
         </w:rPr>
-        <w:t>3)</w:t>
-      </w:r>
-      <w:proofErr w:type="gramStart"/>
-      <w:r>
-        <w:rPr>
-          <w:rFonts w:eastAsia="Times New Roman" w:cs="Times New Roman"/>
-          <w:szCs w:val="28"/>
-          <w:lang w:val="ru-RU"/>
-          <w14:ligatures w14:val="none"/>
-        </w:rPr>
-        <w:t>: На основе</w:t>
-      </w:r>
-      <w:proofErr w:type="gramEnd"/>
-      <w:r>
-        <w:rPr>
-          <w:rFonts w:eastAsia="Times New Roman" w:cs="Times New Roman"/>
-          <w:szCs w:val="28"/>
-          <w:lang w:val="ru-RU"/>
-          <w14:ligatures w14:val="none"/>
-        </w:rPr>
-        <w:t xml:space="preserve"> исходных данных диагностики и личной беседы психолог проводит консультацию; заключение формируется в текстовом формате (рукописно или в электронном документе) и передаётся клиенту.</w:t>
+        <w:t>3): На основе исходных данных диагностики и личной беседы психолог проводит консультацию; заключение формируется в текстовом формате (рукописно или в электронном документе) и передаётся клиенту.</w:t>
       </w:r>
     </w:p>
     <w:p>
@@ -17901,8 +18159,9 @@
       <w:r>
         <w:rPr>
           <w:noProof/>
-          <w:lang w:val="ru-RU"/>
-        </w:rPr>
+          <w:lang w:val="ru-RU" w:eastAsia="ru-RU"/>
+        </w:rPr>
+        <w:lastRenderedPageBreak/>
         <w:drawing>
           <wp:inline distT="0" distB="0" distL="0" distR="0" wp14:anchorId="78C776FC" wp14:editId="7475F66D">
             <wp:extent cx="5939790" cy="4125595"/>
@@ -17988,7 +18247,7 @@
     </w:p>
     <w:p>
       <w:pPr>
-        <w:pStyle w:val="af2"/>
+        <w:pStyle w:val="af1"/>
         <w:spacing w:before="0" w:beforeAutospacing="0" w:after="160" w:afterAutospacing="0" w:line="259" w:lineRule="auto"/>
         <w:ind w:firstLine="709"/>
         <w:jc w:val="both"/>
@@ -18020,11 +18279,11 @@
       <w:pPr>
         <w:pStyle w:val="3"/>
       </w:pPr>
-      <w:bookmarkStart w:id="42" w:name="_Toc217081606"/>
+      <w:bookmarkStart w:id="43" w:name="_Toc217081606"/>
       <w:r>
         <w:t>Модель TO-BE («Как будет»)</w:t>
       </w:r>
-      <w:bookmarkEnd w:id="42"/>
+      <w:bookmarkEnd w:id="43"/>
     </w:p>
     <w:p>
       <w:pPr>
@@ -18141,7 +18400,7 @@
     </w:p>
     <w:p>
       <w:pPr>
-        <w:pStyle w:val="af2"/>
+        <w:pStyle w:val="af1"/>
         <w:spacing w:before="0" w:beforeAutospacing="0" w:after="160" w:afterAutospacing="0" w:line="259" w:lineRule="auto"/>
         <w:ind w:firstLine="709"/>
         <w:jc w:val="both"/>
@@ -18153,6 +18412,7 @@
       <w:r>
         <w:rPr>
           <w:noProof/>
+          <w:lang w:val="ru-RU" w:eastAsia="ru-RU"/>
         </w:rPr>
         <w:drawing>
           <wp:inline distT="0" distB="0" distL="0" distR="0" wp14:anchorId="239C82D9" wp14:editId="459663F1">
@@ -18193,7 +18453,7 @@
     </w:p>
     <w:p>
       <w:pPr>
-        <w:pStyle w:val="af2"/>
+        <w:pStyle w:val="af1"/>
         <w:spacing w:before="0" w:beforeAutospacing="0" w:after="160" w:afterAutospacing="0" w:line="259" w:lineRule="auto"/>
         <w:ind w:firstLine="709"/>
         <w:jc w:val="center"/>
@@ -18525,6 +18785,7 @@
       <w:r>
         <w:rPr>
           <w:noProof/>
+          <w:lang w:val="ru-RU" w:eastAsia="ru-RU"/>
         </w:rPr>
         <w:drawing>
           <wp:inline distT="0" distB="0" distL="0" distR="0" wp14:anchorId="4B097FD5" wp14:editId="3B4F3811">
@@ -18593,7 +18854,7 @@
     </w:p>
     <w:p>
       <w:pPr>
-        <w:pStyle w:val="af2"/>
+        <w:pStyle w:val="af1"/>
         <w:spacing w:before="0" w:beforeAutospacing="0" w:after="160" w:afterAutospacing="0" w:line="259" w:lineRule="auto"/>
         <w:ind w:firstLine="709"/>
         <w:jc w:val="both"/>
@@ -18617,11 +18878,11 @@
       <w:pPr>
         <w:pStyle w:val="2"/>
       </w:pPr>
-      <w:bookmarkStart w:id="43" w:name="_Toc217081607"/>
+      <w:bookmarkStart w:id="44" w:name="_Toc217081607"/>
       <w:r>
         <w:t>Описание вариантов использования</w:t>
       </w:r>
-      <w:bookmarkEnd w:id="43"/>
+      <w:bookmarkEnd w:id="44"/>
     </w:p>
     <w:p>
       <w:pPr>
@@ -18711,7 +18972,7 @@
           <w:bCs/>
           <w:noProof/>
           <w:szCs w:val="28"/>
-          <w:lang w:val="ru-RU"/>
+          <w:lang w:val="ru-RU" w:eastAsia="ru-RU"/>
         </w:rPr>
         <w:drawing>
           <wp:inline distT="0" distB="0" distL="0" distR="0" wp14:anchorId="61CDB328" wp14:editId="2B5EEFC9">
@@ -18831,9 +19092,8 @@
       <w:pPr>
         <w:pStyle w:val="3"/>
       </w:pPr>
-      <w:bookmarkStart w:id="44" w:name="_Toc217081608"/>
-      <w:r>
-        <w:lastRenderedPageBreak/>
+      <w:bookmarkStart w:id="45" w:name="_Toc217081608"/>
+      <w:r>
         <w:t>Акт</w:t>
       </w:r>
       <w:r>
@@ -18842,7 +19102,7 @@
       <w:r>
         <w:t>ры системы</w:t>
       </w:r>
-      <w:bookmarkEnd w:id="44"/>
+      <w:bookmarkEnd w:id="45"/>
     </w:p>
     <w:p>
       <w:pPr>
@@ -18984,11 +19244,11 @@
       <w:pPr>
         <w:pStyle w:val="3"/>
       </w:pPr>
-      <w:bookmarkStart w:id="45" w:name="_Toc217081609"/>
+      <w:bookmarkStart w:id="46" w:name="_Toc217081609"/>
       <w:r>
         <w:t>Варианты использования</w:t>
       </w:r>
-      <w:bookmarkEnd w:id="45"/>
+      <w:bookmarkEnd w:id="46"/>
     </w:p>
     <w:p>
       <w:pPr>
@@ -19691,11 +19951,11 @@
       <w:pPr>
         <w:pStyle w:val="3"/>
       </w:pPr>
-      <w:bookmarkStart w:id="46" w:name="_Toc217081610"/>
+      <w:bookmarkStart w:id="47" w:name="_Toc217081610"/>
       <w:r>
         <w:t>Особенности взаимодействия</w:t>
       </w:r>
-      <w:bookmarkEnd w:id="46"/>
+      <w:bookmarkEnd w:id="47"/>
     </w:p>
     <w:p>
       <w:pPr>
@@ -19753,12 +20013,12 @@
       <w:pPr>
         <w:pStyle w:val="2"/>
       </w:pPr>
-      <w:bookmarkStart w:id="47" w:name="_Toc217081611"/>
+      <w:bookmarkStart w:id="48" w:name="_Toc217081611"/>
       <w:r>
         <w:lastRenderedPageBreak/>
         <w:t>Описание сценариев использования</w:t>
       </w:r>
-      <w:bookmarkEnd w:id="47"/>
+      <w:bookmarkEnd w:id="48"/>
     </w:p>
     <w:p>
       <w:pPr>
@@ -19786,11 +20046,11 @@
       <w:pPr>
         <w:pStyle w:val="3"/>
       </w:pPr>
-      <w:bookmarkStart w:id="48" w:name="_Toc217081612"/>
+      <w:bookmarkStart w:id="49" w:name="_Toc217081612"/>
       <w:r>
         <w:t>Прохождение психологических тестов</w:t>
       </w:r>
-      <w:bookmarkEnd w:id="48"/>
+      <w:bookmarkEnd w:id="49"/>
     </w:p>
     <w:p>
       <w:pPr>
@@ -20244,12 +20504,12 @@
       <w:pPr>
         <w:pStyle w:val="3"/>
       </w:pPr>
-      <w:bookmarkStart w:id="49" w:name="_Toc217081613"/>
+      <w:bookmarkStart w:id="50" w:name="_Toc217081613"/>
       <w:r>
         <w:lastRenderedPageBreak/>
         <w:t>Запись на видеоконсультацию</w:t>
       </w:r>
-      <w:bookmarkEnd w:id="49"/>
+      <w:bookmarkEnd w:id="50"/>
     </w:p>
     <w:p>
       <w:pPr>
@@ -20773,11 +21033,11 @@
       <w:pPr>
         <w:pStyle w:val="3"/>
       </w:pPr>
-      <w:bookmarkStart w:id="50" w:name="_Toc217081614"/>
+      <w:bookmarkStart w:id="51" w:name="_Toc217081614"/>
       <w:r>
         <w:t>Консультация с ИИ-ассистентом</w:t>
       </w:r>
-      <w:bookmarkEnd w:id="50"/>
+      <w:bookmarkEnd w:id="51"/>
     </w:p>
     <w:p>
       <w:pPr>
@@ -21239,11 +21499,11 @@
       <w:pPr>
         <w:pStyle w:val="3"/>
       </w:pPr>
-      <w:bookmarkStart w:id="51" w:name="_Toc217081615"/>
+      <w:bookmarkStart w:id="52" w:name="_Toc217081615"/>
       <w:r>
         <w:t>Создание нового психологического теста</w:t>
       </w:r>
-      <w:bookmarkEnd w:id="51"/>
+      <w:bookmarkEnd w:id="52"/>
     </w:p>
     <w:p>
       <w:pPr>
@@ -21730,12 +21990,12 @@
       <w:pPr>
         <w:pStyle w:val="3"/>
       </w:pPr>
-      <w:bookmarkStart w:id="52" w:name="_Toc217081616"/>
+      <w:bookmarkStart w:id="53" w:name="_Toc217081616"/>
       <w:r>
         <w:lastRenderedPageBreak/>
         <w:t>Управление ролями пользователей</w:t>
       </w:r>
-      <w:bookmarkEnd w:id="52"/>
+      <w:bookmarkEnd w:id="53"/>
     </w:p>
     <w:p>
       <w:pPr>
@@ -22087,14 +22347,14 @@
       <w:pPr>
         <w:pStyle w:val="3"/>
       </w:pPr>
-      <w:bookmarkStart w:id="53" w:name="_Toc217081617"/>
+      <w:bookmarkStart w:id="54" w:name="_Toc217081617"/>
       <w:r>
         <w:t>Подключение к</w:t>
       </w:r>
       <w:r>
         <w:t xml:space="preserve"> видеоконсультации</w:t>
       </w:r>
-      <w:bookmarkEnd w:id="53"/>
+      <w:bookmarkEnd w:id="54"/>
     </w:p>
     <w:p>
       <w:pPr>
@@ -22150,38 +22410,16 @@
           <w:lang w:val="ru-RU"/>
           <w14:ligatures w14:val="none"/>
         </w:rPr>
-        <w:t>Предусловия</w:t>
-      </w:r>
-      <w:proofErr w:type="gramStart"/>
-      <w:r>
-        <w:rPr>
-          <w:rFonts w:eastAsia="Times New Roman" w:cs="Times New Roman"/>
-          <w:b/>
-          <w:bCs/>
-          <w:szCs w:val="28"/>
-          <w:lang w:val="ru-RU"/>
-          <w14:ligatures w14:val="none"/>
-        </w:rPr>
-        <w:t>:</w:t>
-      </w:r>
-      <w:r>
-        <w:rPr>
-          <w:rFonts w:eastAsia="Times New Roman" w:cs="Times New Roman"/>
-          <w:szCs w:val="28"/>
-          <w:lang w:val="ru-RU"/>
-          <w14:ligatures w14:val="none"/>
-        </w:rPr>
-        <w:t xml:space="preserve"> Наступило</w:t>
-      </w:r>
-      <w:proofErr w:type="gramEnd"/>
-      <w:r>
-        <w:rPr>
-          <w:rFonts w:eastAsia="Times New Roman" w:cs="Times New Roman"/>
-          <w:szCs w:val="28"/>
-          <w:lang w:val="ru-RU"/>
-          <w14:ligatures w14:val="none"/>
-        </w:rPr>
-        <w:t xml:space="preserve"> запланированное время консультации; ключ доступа активен.</w:t>
+        <w:t>Предусловия:</w:t>
+      </w:r>
+      <w:r>
+        <w:rPr>
+          <w:rFonts w:eastAsia="Times New Roman" w:cs="Times New Roman"/>
+          <w:szCs w:val="28"/>
+          <w:lang w:val="ru-RU"/>
+          <w14:ligatures w14:val="none"/>
+        </w:rPr>
+        <w:t xml:space="preserve"> Наступило запланированное время консультации; ключ доступа активен.</w:t>
       </w:r>
     </w:p>
     <w:p>
@@ -22289,7 +22527,27 @@
           <w:lang w:val="ru-RU"/>
           <w14:ligatures w14:val="none"/>
         </w:rPr>
-        <w:t xml:space="preserve">Система проверяет валидность ключа и открывает интерфейс </w:t>
+        <w:t xml:space="preserve">Система проверяет </w:t>
+      </w:r>
+      <w:proofErr w:type="spellStart"/>
+      <w:r>
+        <w:rPr>
+          <w:rFonts w:eastAsia="Times New Roman" w:cs="Times New Roman"/>
+          <w:szCs w:val="28"/>
+          <w:lang w:val="ru-RU"/>
+          <w14:ligatures w14:val="none"/>
+        </w:rPr>
+        <w:t>валидность</w:t>
+      </w:r>
+      <w:proofErr w:type="spellEnd"/>
+      <w:r>
+        <w:rPr>
+          <w:rFonts w:eastAsia="Times New Roman" w:cs="Times New Roman"/>
+          <w:szCs w:val="28"/>
+          <w:lang w:val="ru-RU"/>
+          <w14:ligatures w14:val="none"/>
+        </w:rPr>
+        <w:t xml:space="preserve"> ключа и открывает интерфейс </w:t>
       </w:r>
       <w:proofErr w:type="spellStart"/>
       <w:r>
@@ -22646,11 +22904,11 @@
       <w:pPr>
         <w:pStyle w:val="2"/>
       </w:pPr>
-      <w:bookmarkStart w:id="54" w:name="_Toc217081618"/>
+      <w:bookmarkStart w:id="55" w:name="_Toc217081618"/>
       <w:r>
         <w:t>Выработка требований и постановка задачи</w:t>
       </w:r>
-      <w:bookmarkEnd w:id="54"/>
+      <w:bookmarkEnd w:id="55"/>
     </w:p>
     <w:p>
       <w:pPr>
@@ -22746,11 +23004,11 @@
       <w:pPr>
         <w:pStyle w:val="3"/>
       </w:pPr>
-      <w:bookmarkStart w:id="55" w:name="_Toc217081619"/>
+      <w:bookmarkStart w:id="56" w:name="_Toc217081619"/>
       <w:r>
         <w:t>Функциональные требования</w:t>
       </w:r>
-      <w:bookmarkEnd w:id="55"/>
+      <w:bookmarkEnd w:id="56"/>
     </w:p>
     <w:p>
       <w:pPr>
@@ -23135,6 +23393,7 @@
         </w:rPr>
         <w:t xml:space="preserve"> </w:t>
       </w:r>
+      <w:proofErr w:type="spellStart"/>
       <w:r>
         <w:rPr>
           <w:rFonts w:eastAsia="Times New Roman" w:cs="Times New Roman"/>
@@ -23146,6 +23405,7 @@
         </w:rPr>
         <w:t>видеоконсультаций</w:t>
       </w:r>
+      <w:proofErr w:type="spellEnd"/>
     </w:p>
     <w:p>
       <w:pPr>
@@ -23790,11 +24050,11 @@
       <w:pPr>
         <w:pStyle w:val="3"/>
       </w:pPr>
-      <w:bookmarkStart w:id="56" w:name="_Toc217081620"/>
+      <w:bookmarkStart w:id="57" w:name="_Toc217081620"/>
       <w:r>
         <w:t>Нефункциональные требования</w:t>
       </w:r>
-      <w:bookmarkEnd w:id="56"/>
+      <w:bookmarkEnd w:id="57"/>
     </w:p>
     <w:p>
       <w:pPr>
@@ -24094,11 +24354,11 @@
       <w:pPr>
         <w:pStyle w:val="3"/>
       </w:pPr>
-      <w:bookmarkStart w:id="57" w:name="_Toc217081621"/>
+      <w:bookmarkStart w:id="58" w:name="_Toc217081621"/>
       <w:r>
         <w:t>Постановка задачи на разработку</w:t>
       </w:r>
-      <w:bookmarkEnd w:id="57"/>
+      <w:bookmarkEnd w:id="58"/>
     </w:p>
     <w:p>
       <w:pPr>
@@ -24123,25 +24383,14 @@
         </w:rPr>
         <w:t>Цель</w:t>
       </w:r>
-      <w:proofErr w:type="gramStart"/>
-      <w:r>
-        <w:rPr>
-          <w:rFonts w:eastAsia="Times New Roman" w:cs="Times New Roman"/>
-          <w:szCs w:val="28"/>
-          <w:lang w:val="ru-RU"/>
-          <w14:ligatures w14:val="none"/>
-        </w:rPr>
-        <w:t>: Разработать</w:t>
-      </w:r>
-      <w:proofErr w:type="gramEnd"/>
-      <w:r>
-        <w:rPr>
-          <w:rFonts w:eastAsia="Times New Roman" w:cs="Times New Roman"/>
-          <w:szCs w:val="28"/>
-          <w:lang w:val="ru-RU"/>
-          <w14:ligatures w14:val="none"/>
-        </w:rPr>
-        <w:t xml:space="preserve"> и внедрить автоматизированный веб-портал ЦПРК как единую цифровую экосистему для психологов, клиентов и администрации.</w:t>
+      <w:r>
+        <w:rPr>
+          <w:rFonts w:eastAsia="Times New Roman" w:cs="Times New Roman"/>
+          <w:szCs w:val="28"/>
+          <w:lang w:val="ru-RU"/>
+          <w14:ligatures w14:val="none"/>
+        </w:rPr>
+        <w:t>: Разработать и внедрить автоматизированный веб-портал ЦПРК как единую цифровую экосистему для психологов, клиентов и администрации.</w:t>
       </w:r>
     </w:p>
     <w:p>
@@ -24199,7 +24448,28 @@
           <w:lang w:val="ru-RU"/>
           <w14:ligatures w14:val="none"/>
         </w:rPr>
-        <w:t xml:space="preserve">Спроектировать микросервисную архитектуру на основе </w:t>
+        <w:lastRenderedPageBreak/>
+        <w:t xml:space="preserve">Спроектировать </w:t>
+      </w:r>
+      <w:proofErr w:type="spellStart"/>
+      <w:r>
+        <w:rPr>
+          <w:rFonts w:eastAsia="Times New Roman" w:cs="Times New Roman"/>
+          <w:szCs w:val="28"/>
+          <w:lang w:val="ru-RU"/>
+          <w14:ligatures w14:val="none"/>
+        </w:rPr>
+        <w:t>микросервисную</w:t>
+      </w:r>
+      <w:proofErr w:type="spellEnd"/>
+      <w:r>
+        <w:rPr>
+          <w:rFonts w:eastAsia="Times New Roman" w:cs="Times New Roman"/>
+          <w:szCs w:val="28"/>
+          <w:lang w:val="ru-RU"/>
+          <w14:ligatures w14:val="none"/>
+        </w:rPr>
+        <w:t xml:space="preserve"> архитектуру на основе </w:t>
       </w:r>
       <w:r>
         <w:rPr>
@@ -24216,13 +24486,33 @@
           <w:lang w:val="ru-RU"/>
           <w14:ligatures w14:val="none"/>
         </w:rPr>
-        <w:t xml:space="preserve"> (фронтенд), </w:t>
+        <w:t xml:space="preserve"> (</w:t>
       </w:r>
       <w:proofErr w:type="spellStart"/>
       <w:r>
         <w:rPr>
           <w:rFonts w:eastAsia="Times New Roman" w:cs="Times New Roman"/>
           <w:szCs w:val="28"/>
+          <w:lang w:val="ru-RU"/>
+          <w14:ligatures w14:val="none"/>
+        </w:rPr>
+        <w:t>фронтенд</w:t>
+      </w:r>
+      <w:proofErr w:type="spellEnd"/>
+      <w:r>
+        <w:rPr>
+          <w:rFonts w:eastAsia="Times New Roman" w:cs="Times New Roman"/>
+          <w:szCs w:val="28"/>
+          <w:lang w:val="ru-RU"/>
+          <w14:ligatures w14:val="none"/>
+        </w:rPr>
+        <w:t xml:space="preserve">), </w:t>
+      </w:r>
+      <w:proofErr w:type="spellStart"/>
+      <w:r>
+        <w:rPr>
+          <w:rFonts w:eastAsia="Times New Roman" w:cs="Times New Roman"/>
+          <w:szCs w:val="28"/>
           <w14:ligatures w14:val="none"/>
         </w:rPr>
         <w:t>FastAPI</w:t>
@@ -24235,7 +24525,27 @@
           <w:lang w:val="ru-RU"/>
           <w14:ligatures w14:val="none"/>
         </w:rPr>
-        <w:t xml:space="preserve"> (бэкенд) и </w:t>
+        <w:t xml:space="preserve"> (</w:t>
+      </w:r>
+      <w:proofErr w:type="spellStart"/>
+      <w:r>
+        <w:rPr>
+          <w:rFonts w:eastAsia="Times New Roman" w:cs="Times New Roman"/>
+          <w:szCs w:val="28"/>
+          <w:lang w:val="ru-RU"/>
+          <w14:ligatures w14:val="none"/>
+        </w:rPr>
+        <w:t>бэкенд</w:t>
+      </w:r>
+      <w:proofErr w:type="spellEnd"/>
+      <w:r>
+        <w:rPr>
+          <w:rFonts w:eastAsia="Times New Roman" w:cs="Times New Roman"/>
+          <w:szCs w:val="28"/>
+          <w:lang w:val="ru-RU"/>
+          <w14:ligatures w14:val="none"/>
+        </w:rPr>
+        <w:t xml:space="preserve">) и </w:t>
       </w:r>
       <w:r>
         <w:rPr>
@@ -24278,7 +24588,6 @@
           <w:lang w:val="ru-RU"/>
           <w14:ligatures w14:val="none"/>
         </w:rPr>
-        <w:lastRenderedPageBreak/>
         <w:t>Реализовать интеграцию модулей искусственного интеллекта (</w:t>
       </w:r>
       <w:proofErr w:type="spellStart"/>
@@ -24465,22 +24774,22 @@
         <w:pStyle w:val="1"/>
         <w:spacing w:line="480" w:lineRule="auto"/>
       </w:pPr>
-      <w:bookmarkStart w:id="58" w:name="_Toc217081622"/>
+      <w:bookmarkStart w:id="59" w:name="_Toc217081622"/>
       <w:r>
         <w:lastRenderedPageBreak/>
         <w:t>ПРОЕКТИРОВАНИЕ</w:t>
       </w:r>
-      <w:bookmarkEnd w:id="58"/>
+      <w:bookmarkEnd w:id="59"/>
     </w:p>
     <w:p>
       <w:pPr>
         <w:pStyle w:val="2"/>
       </w:pPr>
-      <w:bookmarkStart w:id="59" w:name="_Toc217081623"/>
+      <w:bookmarkStart w:id="60" w:name="_Toc217081623"/>
       <w:r>
         <w:t>Выбор и обоснование средств проектирования и реализации</w:t>
       </w:r>
-      <w:bookmarkEnd w:id="59"/>
+      <w:bookmarkEnd w:id="60"/>
     </w:p>
     <w:p>
       <w:pPr>
@@ -25118,13 +25427,33 @@
           <w:lang w:val="ru-RU"/>
           <w14:ligatures w14:val="none"/>
         </w:rPr>
-        <w:t xml:space="preserve"> фреймворк </w:t>
+        <w:t xml:space="preserve"> </w:t>
       </w:r>
       <w:proofErr w:type="spellStart"/>
       <w:r>
         <w:rPr>
           <w:rFonts w:eastAsia="Times New Roman" w:cs="Times New Roman"/>
           <w:szCs w:val="28"/>
+          <w:lang w:val="ru-RU"/>
+          <w14:ligatures w14:val="none"/>
+        </w:rPr>
+        <w:t>фреймворк</w:t>
+      </w:r>
+      <w:proofErr w:type="spellEnd"/>
+      <w:r>
+        <w:rPr>
+          <w:rFonts w:eastAsia="Times New Roman" w:cs="Times New Roman"/>
+          <w:szCs w:val="28"/>
+          <w:lang w:val="ru-RU"/>
+          <w14:ligatures w14:val="none"/>
+        </w:rPr>
+        <w:t xml:space="preserve"> </w:t>
+      </w:r>
+      <w:proofErr w:type="spellStart"/>
+      <w:r>
+        <w:rPr>
+          <w:rFonts w:eastAsia="Times New Roman" w:cs="Times New Roman"/>
+          <w:szCs w:val="28"/>
           <w14:ligatures w14:val="none"/>
         </w:rPr>
         <w:t>FastAPI</w:t>
@@ -25210,6 +25539,7 @@
         </w:rPr>
         <w:t xml:space="preserve"> с </w:t>
       </w:r>
+      <w:proofErr w:type="spellStart"/>
       <w:r>
         <w:rPr>
           <w:rFonts w:eastAsia="Times New Roman" w:cs="Times New Roman"/>
@@ -25218,6 +25548,7 @@
         </w:rPr>
         <w:t>TypeScript</w:t>
       </w:r>
+      <w:proofErr w:type="spellEnd"/>
       <w:r>
         <w:rPr>
           <w:rFonts w:eastAsia="Times New Roman" w:cs="Times New Roman"/>
@@ -25374,16 +25705,45 @@
           <w:lang w:val="ru-RU"/>
           <w14:ligatures w14:val="none"/>
         </w:rPr>
-        <w:t xml:space="preserve"> для соблюдения требований законодательства по локализации обработки данных. Модуль видеоконсультаций основан на </w:t>
+        <w:t xml:space="preserve"> для соблюдения требований законодательства по </w:t>
+      </w:r>
+      <w:r>
+        <w:rPr>
+          <w:rFonts w:eastAsia="Times New Roman" w:cs="Times New Roman"/>
+          <w:szCs w:val="28"/>
+          <w:lang w:val="ru-RU"/>
+          <w14:ligatures w14:val="none"/>
+        </w:rPr>
+        <w:lastRenderedPageBreak/>
+        <w:t xml:space="preserve">локализации обработки данных. Модуль </w:t>
       </w:r>
       <w:proofErr w:type="spellStart"/>
       <w:r>
         <w:rPr>
           <w:rFonts w:eastAsia="Times New Roman" w:cs="Times New Roman"/>
           <w:szCs w:val="28"/>
-          <w14:ligatures w14:val="none"/>
-        </w:rPr>
-        <w:lastRenderedPageBreak/>
+          <w:lang w:val="ru-RU"/>
+          <w14:ligatures w14:val="none"/>
+        </w:rPr>
+        <w:t>видеоконсультаций</w:t>
+      </w:r>
+      <w:proofErr w:type="spellEnd"/>
+      <w:r>
+        <w:rPr>
+          <w:rFonts w:eastAsia="Times New Roman" w:cs="Times New Roman"/>
+          <w:szCs w:val="28"/>
+          <w:lang w:val="ru-RU"/>
+          <w14:ligatures w14:val="none"/>
+        </w:rPr>
+        <w:t xml:space="preserve"> основан на </w:t>
+      </w:r>
+      <w:proofErr w:type="spellStart"/>
+      <w:r>
+        <w:rPr>
+          <w:rFonts w:eastAsia="Times New Roman" w:cs="Times New Roman"/>
+          <w:szCs w:val="28"/>
+          <w14:ligatures w14:val="none"/>
+        </w:rPr>
         <w:t>BigBlueButton</w:t>
       </w:r>
       <w:proofErr w:type="spellEnd"/>
@@ -25396,6 +25756,7 @@
         </w:rPr>
         <w:t xml:space="preserve"> с протоколом </w:t>
       </w:r>
+      <w:proofErr w:type="spellStart"/>
       <w:r>
         <w:rPr>
           <w:rFonts w:eastAsia="Times New Roman" w:cs="Times New Roman"/>
@@ -25404,6 +25765,7 @@
         </w:rPr>
         <w:t>WebRTC</w:t>
       </w:r>
+      <w:proofErr w:type="spellEnd"/>
       <w:r>
         <w:rPr>
           <w:rFonts w:eastAsia="Times New Roman" w:cs="Times New Roman"/>
@@ -25474,11 +25836,11 @@
       <w:pPr>
         <w:pStyle w:val="2"/>
       </w:pPr>
-      <w:bookmarkStart w:id="60" w:name="_Toc217081624"/>
+      <w:bookmarkStart w:id="61" w:name="_Toc217081624"/>
       <w:r>
         <w:t>Проектирование архитектуры приложения</w:t>
       </w:r>
-      <w:bookmarkEnd w:id="60"/>
+      <w:bookmarkEnd w:id="61"/>
     </w:p>
     <w:p>
       <w:pPr>
@@ -25525,15 +25887,16 @@
         <w:ind w:left="720" w:firstLine="720"/>
         <w:contextualSpacing w:val="0"/>
       </w:pPr>
-      <w:bookmarkStart w:id="61" w:name="_Toc209710390"/>
-      <w:bookmarkStart w:id="62" w:name="_Toc209786451"/>
-      <w:bookmarkStart w:id="63" w:name="_Toc209786669"/>
-      <w:bookmarkStart w:id="64" w:name="_Toc217081625"/>
+      <w:bookmarkStart w:id="62" w:name="_Toc209710390"/>
+      <w:bookmarkStart w:id="63" w:name="_Toc209786451"/>
+      <w:bookmarkStart w:id="64" w:name="_Toc209786669"/>
+      <w:bookmarkStart w:id="65" w:name="_Toc217081625"/>
       <w:r>
         <w:rPr>
           <w:b w:val="0"/>
           <w:bCs w:val="0"/>
           <w:noProof/>
+          <w:lang w:eastAsia="ru-RU"/>
         </w:rPr>
         <w:drawing>
           <wp:anchor distT="0" distB="0" distL="114300" distR="114300" simplePos="0" relativeHeight="251659264" behindDoc="1" locked="0" layoutInCell="1" allowOverlap="1" wp14:anchorId="2D354571" wp14:editId="6FB5CD86">
@@ -25608,10 +25971,10 @@
       <w:r>
         <w:t>Общая схема архитектуры</w:t>
       </w:r>
-      <w:bookmarkEnd w:id="61"/>
       <w:bookmarkEnd w:id="62"/>
       <w:bookmarkEnd w:id="63"/>
       <w:bookmarkEnd w:id="64"/>
+      <w:bookmarkEnd w:id="65"/>
     </w:p>
     <w:p>
       <w:pPr>
@@ -25761,13 +26124,31 @@
           <w:szCs w:val="28"/>
           <w:lang w:val="ru-RU"/>
         </w:rPr>
-        <w:t xml:space="preserve">. Для проведения видеоконсультаций интегрирован сервис </w:t>
+        <w:t xml:space="preserve">. Для проведения </w:t>
       </w:r>
       <w:proofErr w:type="spellStart"/>
       <w:r>
         <w:rPr>
           <w:rFonts w:cs="Times New Roman"/>
           <w:szCs w:val="28"/>
+          <w:lang w:val="ru-RU"/>
+        </w:rPr>
+        <w:t>видеоконсультаций</w:t>
+      </w:r>
+      <w:proofErr w:type="spellEnd"/>
+      <w:r>
+        <w:rPr>
+          <w:rFonts w:cs="Times New Roman"/>
+          <w:szCs w:val="28"/>
+          <w:lang w:val="ru-RU"/>
+        </w:rPr>
+        <w:t xml:space="preserve"> интегрирован сервис </w:t>
+      </w:r>
+      <w:proofErr w:type="spellStart"/>
+      <w:r>
+        <w:rPr>
+          <w:rFonts w:cs="Times New Roman"/>
+          <w:szCs w:val="28"/>
         </w:rPr>
         <w:t>BigBlueButton</w:t>
       </w:r>
@@ -25797,6 +26178,7 @@
         </w:rPr>
         <w:t xml:space="preserve"> и </w:t>
       </w:r>
+      <w:proofErr w:type="spellStart"/>
       <w:r>
         <w:rPr>
           <w:rFonts w:cs="Times New Roman"/>
@@ -25804,6 +26186,7 @@
         </w:rPr>
         <w:t>Grafana</w:t>
       </w:r>
+      <w:proofErr w:type="spellEnd"/>
       <w:r>
         <w:rPr>
           <w:rFonts w:cs="Times New Roman"/>
@@ -25849,10 +26232,10 @@
         <w:ind w:left="720" w:firstLine="720"/>
         <w:contextualSpacing w:val="0"/>
       </w:pPr>
-      <w:bookmarkStart w:id="65" w:name="_Toc209710391"/>
-      <w:bookmarkStart w:id="66" w:name="_Toc209786452"/>
-      <w:bookmarkStart w:id="67" w:name="_Toc209786670"/>
-      <w:bookmarkStart w:id="68" w:name="_Toc217081626"/>
+      <w:bookmarkStart w:id="66" w:name="_Toc209710391"/>
+      <w:bookmarkStart w:id="67" w:name="_Toc209786452"/>
+      <w:bookmarkStart w:id="68" w:name="_Toc209786670"/>
+      <w:bookmarkStart w:id="69" w:name="_Toc217081626"/>
       <w:r>
         <w:rPr>
           <w:lang w:val="en-US"/>
@@ -25863,10 +26246,10 @@
       <w:r>
         <w:t>Компонентная диаграмма</w:t>
       </w:r>
-      <w:bookmarkEnd w:id="65"/>
       <w:bookmarkEnd w:id="66"/>
       <w:bookmarkEnd w:id="67"/>
       <w:bookmarkEnd w:id="68"/>
+      <w:bookmarkEnd w:id="69"/>
     </w:p>
     <w:p>
       <w:pPr>
@@ -25885,6 +26268,7 @@
           <w:color w:val="404040"/>
           <w:sz w:val="24"/>
           <w:szCs w:val="24"/>
+          <w:lang w:val="ru-RU" w:eastAsia="ru-RU"/>
         </w:rPr>
         <w:drawing>
           <wp:inline distT="0" distB="0" distL="0" distR="0" wp14:anchorId="2C9A86D7" wp14:editId="3F33B501">
@@ -26323,10 +26707,10 @@
         <w:ind w:left="709" w:firstLine="720"/>
         <w:contextualSpacing w:val="0"/>
       </w:pPr>
-      <w:bookmarkStart w:id="69" w:name="_Toc209710392"/>
-      <w:bookmarkStart w:id="70" w:name="_Toc209786453"/>
-      <w:bookmarkStart w:id="71" w:name="_Toc209786671"/>
-      <w:bookmarkStart w:id="72" w:name="_Toc217081627"/>
+      <w:bookmarkStart w:id="70" w:name="_Toc209710392"/>
+      <w:bookmarkStart w:id="71" w:name="_Toc209786453"/>
+      <w:bookmarkStart w:id="72" w:name="_Toc209786671"/>
+      <w:bookmarkStart w:id="73" w:name="_Toc217081627"/>
       <w:r>
         <w:lastRenderedPageBreak/>
         <w:t xml:space="preserve">2.2.3 </w:t>
@@ -26337,10 +26721,10 @@
       <w:r>
         <w:t>тестирования</w:t>
       </w:r>
-      <w:bookmarkEnd w:id="69"/>
       <w:bookmarkEnd w:id="70"/>
       <w:bookmarkEnd w:id="71"/>
       <w:bookmarkEnd w:id="72"/>
+      <w:bookmarkEnd w:id="73"/>
     </w:p>
     <w:p>
       <w:pPr>
@@ -26355,6 +26739,7 @@
       <w:r>
         <w:rPr>
           <w:noProof/>
+          <w:lang w:val="ru-RU" w:eastAsia="ru-RU"/>
         </w:rPr>
         <w:drawing>
           <wp:inline distT="0" distB="0" distL="0" distR="0" wp14:anchorId="3DB3CB78" wp14:editId="359187D9">
@@ -26375,7 +26760,7 @@
                     <a:blip r:embed="rId23">
                       <a:extLst>
                         <a:ext uri="{96DAC541-7B7A-43D3-8B79-37D633B846F1}">
-                          <asvg:svgBlip xmlns:asvg="http://schemas.microsoft.com/office/drawing/2016/SVG/main" r:embed="rId24"/>
+                          <asvg:svgBlip xmlns="" xmlns:cx2="http://schemas.microsoft.com/office/drawing/2015/10/21/chartex" xmlns:cx3="http://schemas.microsoft.com/office/drawing/2016/5/9/chartex" xmlns:cx4="http://schemas.microsoft.com/office/drawing/2016/5/10/chartex" xmlns:cx5="http://schemas.microsoft.com/office/drawing/2016/5/11/chartex" xmlns:cx6="http://schemas.microsoft.com/office/drawing/2016/5/12/chartex" xmlns:cx7="http://schemas.microsoft.com/office/drawing/2016/5/13/chartex" xmlns:cx8="http://schemas.microsoft.com/office/drawing/2016/5/14/chartex" xmlns:aink="http://schemas.microsoft.com/office/drawing/2016/ink" xmlns:am3d="http://schemas.microsoft.com/office/drawing/2017/model3d" xmlns:o="urn:schemas-microsoft-com:office:office" xmlns:oel="http://schemas.microsoft.com/office/2019/extlst" xmlns:v="urn:schemas-microsoft-com:vml" xmlns:w10="urn:schemas-microsoft-com:office:word" xmlns:w="http://schemas.openxmlformats.org/wordprocessingml/2006/main" xmlns:w16cex="http://schemas.microsoft.com/office/word/2018/wordml/cex" xmlns:w16cid="http://schemas.microsoft.com/office/word/2016/wordml/cid" xmlns:w16="http://schemas.microsoft.com/office/word/2018/wordml" xmlns:w16du="http://schemas.microsoft.com/office/word/2023/wordml/word16du" xmlns:w16sdtdh="http://schemas.microsoft.com/office/word/2020/wordml/sdtdatahash" xmlns:w16sdtfl="http://schemas.microsoft.com/office/word/2024/wordml/sdtformatlock" xmlns:asvg="http://schemas.microsoft.com/office/drawing/2016/SVG/main" r:embed="rId24"/>
                         </a:ext>
                       </a:extLst>
                     </a:blip>
@@ -26739,9 +27124,9 @@
         <w:ind w:firstLine="709"/>
         <w:contextualSpacing w:val="0"/>
       </w:pPr>
-      <w:bookmarkStart w:id="73" w:name="_Toc209710393"/>
-      <w:bookmarkStart w:id="74" w:name="_Toc209786454"/>
-      <w:bookmarkStart w:id="75" w:name="_Toc209786672"/>
+      <w:bookmarkStart w:id="74" w:name="_Toc209710393"/>
+      <w:bookmarkStart w:id="75" w:name="_Toc209786454"/>
+      <w:bookmarkStart w:id="76" w:name="_Toc209786672"/>
     </w:p>
     <w:p>
       <w:pPr>
@@ -26768,15 +27153,15 @@
       <w:pPr>
         <w:pStyle w:val="2"/>
       </w:pPr>
-      <w:bookmarkStart w:id="76" w:name="_Toc217081628"/>
+      <w:bookmarkStart w:id="77" w:name="_Toc217081628"/>
       <w:r>
         <w:t>Проектирование хранилища данных</w:t>
       </w:r>
-      <w:bookmarkEnd w:id="76"/>
-    </w:p>
-    <w:bookmarkEnd w:id="73"/>
+      <w:bookmarkEnd w:id="77"/>
+    </w:p>
     <w:bookmarkEnd w:id="74"/>
     <w:bookmarkEnd w:id="75"/>
+    <w:bookmarkEnd w:id="76"/>
     <w:p>
       <w:pPr>
         <w:spacing w:line="259" w:lineRule="auto"/>
@@ -26837,11 +27222,11 @@
       <w:pPr>
         <w:pStyle w:val="3"/>
       </w:pPr>
-      <w:bookmarkStart w:id="77" w:name="_Toc217081629"/>
+      <w:bookmarkStart w:id="78" w:name="_Toc217081629"/>
       <w:r>
         <w:t>Основные сущности и атрибуты</w:t>
       </w:r>
-      <w:bookmarkEnd w:id="77"/>
+      <w:bookmarkEnd w:id="78"/>
     </w:p>
     <w:p>
       <w:pPr>
@@ -28468,7 +28853,6 @@
         <w:rPr>
           <w:lang w:val="ru-RU"/>
         </w:rPr>
-        <w:lastRenderedPageBreak/>
         <w:t>Продолжение Таблицы 3 – Основные сущности и атрибуты</w:t>
       </w:r>
     </w:p>
@@ -28564,27 +28948,7 @@
                 <w:szCs w:val="24"/>
                 <w14:ligatures w14:val="none"/>
               </w:rPr>
-              <w:t xml:space="preserve"> (</w:t>
-            </w:r>
-            <w:proofErr w:type="gramStart"/>
-            <w:r>
-              <w:rPr>
-                <w:rFonts w:eastAsia="Times New Roman" w:cs="Times New Roman"/>
-                <w:sz w:val="24"/>
-                <w:szCs w:val="24"/>
-                <w14:ligatures w14:val="none"/>
-              </w:rPr>
-              <w:t>varchar(</w:t>
-            </w:r>
-            <w:proofErr w:type="gramEnd"/>
-            <w:r>
-              <w:rPr>
-                <w:rFonts w:eastAsia="Times New Roman" w:cs="Times New Roman"/>
-                <w:sz w:val="24"/>
-                <w:szCs w:val="24"/>
-                <w14:ligatures w14:val="none"/>
-              </w:rPr>
-              <w:t>32))</w:t>
+              <w:t xml:space="preserve"> (varchar(32))</w:t>
             </w:r>
           </w:p>
         </w:tc>
@@ -29055,11 +29419,11 @@
       <w:pPr>
         <w:pStyle w:val="3"/>
       </w:pPr>
-      <w:bookmarkStart w:id="78" w:name="_Toc217081630"/>
+      <w:bookmarkStart w:id="79" w:name="_Toc217081630"/>
       <w:r>
         <w:t>Логическая модель данных</w:t>
       </w:r>
-      <w:bookmarkEnd w:id="78"/>
+      <w:bookmarkEnd w:id="79"/>
     </w:p>
     <w:p>
       <w:pPr>
@@ -30106,6 +30470,7 @@
           <w:szCs w:val="28"/>
           <w14:ligatures w14:val="none"/>
         </w:rPr>
+        <w:lastRenderedPageBreak/>
         <w:t>chat</w:t>
       </w:r>
       <w:r>
@@ -30217,7 +30582,6 @@
           <w:szCs w:val="28"/>
           <w14:ligatures w14:val="none"/>
         </w:rPr>
-        <w:lastRenderedPageBreak/>
         <w:t>chat</w:t>
       </w:r>
       <w:r>
@@ -30512,10 +30876,11 @@
         </w:numPr>
         <w:contextualSpacing w:val="0"/>
       </w:pPr>
-      <w:bookmarkStart w:id="79" w:name="_Toc217081631"/>
-      <w:r>
-        <w:rPr>
-          <w:noProof/>
+      <w:bookmarkStart w:id="80" w:name="_Toc217081631"/>
+      <w:r>
+        <w:rPr>
+          <w:noProof/>
+          <w:lang w:eastAsia="ru-RU"/>
         </w:rPr>
         <w:drawing>
           <wp:anchor distT="0" distB="0" distL="114300" distR="114300" simplePos="0" relativeHeight="251660288" behindDoc="0" locked="0" layoutInCell="1" allowOverlap="1" wp14:anchorId="14B0301F" wp14:editId="7B5D9B56">
@@ -30573,7 +30938,7 @@
           </wp:anchor>
         </w:drawing>
       </w:r>
-      <w:bookmarkEnd w:id="79"/>
+      <w:bookmarkEnd w:id="80"/>
     </w:p>
     <w:p>
       <w:pPr>
@@ -30929,6 +31294,7 @@
           <w:lang w:val="ru-RU"/>
           <w14:ligatures w14:val="none"/>
         </w:rPr>
+        <w:lastRenderedPageBreak/>
         <w:t>Шифрование чувствительных полей (</w:t>
       </w:r>
       <w:r>
@@ -31063,18 +31429,18 @@
         <w:pStyle w:val="2"/>
         <w:spacing w:line="480" w:lineRule="auto"/>
       </w:pPr>
-      <w:bookmarkStart w:id="80" w:name="_Toc217081632"/>
+      <w:bookmarkStart w:id="81" w:name="_Toc217081632"/>
       <w:r>
         <w:lastRenderedPageBreak/>
         <w:t>Проектирование пользовательского интерфейса</w:t>
       </w:r>
-      <w:bookmarkEnd w:id="80"/>
+      <w:bookmarkEnd w:id="81"/>
     </w:p>
     <w:p>
       <w:pPr>
         <w:pStyle w:val="3"/>
       </w:pPr>
-      <w:bookmarkStart w:id="81" w:name="_Toc217081633"/>
+      <w:bookmarkStart w:id="82" w:name="_Toc217081633"/>
       <w:proofErr w:type="spellStart"/>
       <w:r>
         <w:t>Верхнеуровневое</w:t>
@@ -31083,7 +31449,7 @@
       <w:r>
         <w:t xml:space="preserve"> определение экранов</w:t>
       </w:r>
-      <w:bookmarkEnd w:id="81"/>
+      <w:bookmarkEnd w:id="82"/>
     </w:p>
     <w:p>
       <w:pPr>
@@ -31629,7 +31995,6 @@
         <w:t xml:space="preserve"> </w:t>
       </w:r>
       <w:proofErr w:type="spellStart"/>
-      <w:proofErr w:type="gramStart"/>
       <w:r>
         <w:rPr>
           <w:rFonts w:eastAsia="Times New Roman" w:cs="Times New Roman"/>
@@ -31655,7 +32020,6 @@
         </w:rPr>
         <w:t>;</w:t>
       </w:r>
-      <w:proofErr w:type="gramEnd"/>
     </w:p>
     <w:p>
       <w:pPr>
@@ -31896,7 +32260,6 @@
         </w:rPr>
       </w:pPr>
       <w:proofErr w:type="spellStart"/>
-      <w:proofErr w:type="gramStart"/>
       <w:r>
         <w:rPr>
           <w:rFonts w:eastAsia="Times New Roman" w:cs="Times New Roman"/>
@@ -31922,7 +32285,6 @@
         </w:rPr>
         <w:t>;</w:t>
       </w:r>
-      <w:proofErr w:type="gramEnd"/>
     </w:p>
     <w:p>
       <w:pPr>
@@ -32448,7 +32810,7 @@
           <w:rFonts w:eastAsia="Times New Roman" w:cs="Times New Roman"/>
           <w:noProof/>
           <w:szCs w:val="28"/>
-          <w:lang w:val="ru-RU"/>
+          <w:lang w:val="ru-RU" w:eastAsia="ru-RU"/>
           <w14:ligatures w14:val="none"/>
         </w:rPr>
         <w:drawing>
@@ -32572,11 +32934,11 @@
       <w:pPr>
         <w:pStyle w:val="3"/>
       </w:pPr>
-      <w:bookmarkStart w:id="82" w:name="_Toc217081634"/>
+      <w:bookmarkStart w:id="83" w:name="_Toc217081634"/>
       <w:r>
         <w:t>Назначение экранов и описание</w:t>
       </w:r>
-      <w:bookmarkEnd w:id="82"/>
+      <w:bookmarkEnd w:id="83"/>
     </w:p>
     <w:p>
       <w:pPr>
@@ -32681,7 +33043,7 @@
     </w:p>
     <w:tbl>
       <w:tblPr>
-        <w:tblStyle w:val="af1"/>
+        <w:tblStyle w:val="af0"/>
         <w:tblW w:w="10490" w:type="dxa"/>
         <w:tblInd w:w="-856" w:type="dxa"/>
         <w:tblLayout w:type="fixed"/>
@@ -33295,23 +33657,13 @@
               </w:rPr>
             </w:pPr>
             <w:proofErr w:type="spellStart"/>
-            <w:proofErr w:type="gramStart"/>
             <w:r>
               <w:rPr>
                 <w:rFonts w:eastAsia="Times New Roman" w:cs="Times New Roman"/>
                 <w:szCs w:val="28"/>
                 <w:lang w:val="en-US"/>
               </w:rPr>
-              <w:t>Загрузка,обычное</w:t>
-            </w:r>
-            <w:proofErr w:type="gramEnd"/>
-            <w:r>
-              <w:rPr>
-                <w:rFonts w:eastAsia="Times New Roman" w:cs="Times New Roman"/>
-                <w:szCs w:val="28"/>
-                <w:lang w:val="en-US"/>
-              </w:rPr>
-              <w:t>,ошибка</w:t>
+              <w:t>Загрузка,обычное,ошибка</w:t>
             </w:r>
             <w:proofErr w:type="spellEnd"/>
           </w:p>
@@ -33541,23 +33893,13 @@
               </w:rPr>
             </w:pPr>
             <w:proofErr w:type="spellStart"/>
-            <w:proofErr w:type="gramStart"/>
             <w:r>
               <w:rPr>
                 <w:rFonts w:eastAsia="Times New Roman" w:cs="Times New Roman"/>
                 <w:szCs w:val="28"/>
                 <w:lang w:val="en-US"/>
               </w:rPr>
-              <w:t>Загрузка,обычное</w:t>
-            </w:r>
-            <w:proofErr w:type="gramEnd"/>
-            <w:r>
-              <w:rPr>
-                <w:rFonts w:eastAsia="Times New Roman" w:cs="Times New Roman"/>
-                <w:szCs w:val="28"/>
-                <w:lang w:val="en-US"/>
-              </w:rPr>
-              <w:t>,ошибка</w:t>
+              <w:t>Загрузка,обычное,ошибка</w:t>
             </w:r>
             <w:proofErr w:type="spellEnd"/>
           </w:p>
@@ -33724,7 +34066,7 @@
     </w:p>
     <w:tbl>
       <w:tblPr>
-        <w:tblStyle w:val="af1"/>
+        <w:tblStyle w:val="af0"/>
         <w:tblW w:w="10490" w:type="dxa"/>
         <w:tblInd w:w="-856" w:type="dxa"/>
         <w:tblLayout w:type="fixed"/>
@@ -33828,23 +34170,13 @@
               </w:rPr>
             </w:pPr>
             <w:proofErr w:type="spellStart"/>
-            <w:proofErr w:type="gramStart"/>
             <w:r>
               <w:rPr>
                 <w:rFonts w:eastAsia="Times New Roman" w:cs="Times New Roman"/>
                 <w:szCs w:val="28"/>
                 <w:lang w:val="en-US"/>
               </w:rPr>
-              <w:t>Загрузка,обычное</w:t>
-            </w:r>
-            <w:proofErr w:type="gramEnd"/>
-            <w:r>
-              <w:rPr>
-                <w:rFonts w:eastAsia="Times New Roman" w:cs="Times New Roman"/>
-                <w:szCs w:val="28"/>
-                <w:lang w:val="en-US"/>
-              </w:rPr>
-              <w:t>,пусто</w:t>
+              <w:t>Загрузка,обычное,пусто</w:t>
             </w:r>
             <w:proofErr w:type="spellEnd"/>
           </w:p>
@@ -34182,23 +34514,13 @@
               </w:rPr>
             </w:pPr>
             <w:proofErr w:type="spellStart"/>
-            <w:proofErr w:type="gramStart"/>
             <w:r>
               <w:rPr>
                 <w:rFonts w:eastAsia="Times New Roman" w:cs="Times New Roman"/>
                 <w:szCs w:val="28"/>
                 <w:lang w:val="en-US"/>
               </w:rPr>
-              <w:t>Загрузка,обычное</w:t>
-            </w:r>
-            <w:proofErr w:type="gramEnd"/>
-            <w:r>
-              <w:rPr>
-                <w:rFonts w:eastAsia="Times New Roman" w:cs="Times New Roman"/>
-                <w:szCs w:val="28"/>
-                <w:lang w:val="en-US"/>
-              </w:rPr>
-              <w:t>,пусто</w:t>
+              <w:t>Загрузка,обычное,пусто</w:t>
             </w:r>
             <w:proofErr w:type="spellEnd"/>
           </w:p>
@@ -34433,23 +34755,13 @@
               </w:rPr>
             </w:pPr>
             <w:proofErr w:type="spellStart"/>
-            <w:proofErr w:type="gramStart"/>
             <w:r>
               <w:rPr>
                 <w:rFonts w:eastAsia="Times New Roman" w:cs="Times New Roman"/>
                 <w:szCs w:val="28"/>
                 <w:lang w:val="en-US"/>
               </w:rPr>
-              <w:t>Загрузка,обычное</w:t>
-            </w:r>
-            <w:proofErr w:type="gramEnd"/>
-            <w:r>
-              <w:rPr>
-                <w:rFonts w:eastAsia="Times New Roman" w:cs="Times New Roman"/>
-                <w:szCs w:val="28"/>
-                <w:lang w:val="en-US"/>
-              </w:rPr>
-              <w:t>,отправка</w:t>
+              <w:t>Загрузка,обычное,отправка</w:t>
             </w:r>
             <w:proofErr w:type="spellEnd"/>
           </w:p>
@@ -34633,7 +34945,6 @@
               </w:rPr>
             </w:pPr>
             <w:proofErr w:type="spellStart"/>
-            <w:proofErr w:type="gramStart"/>
             <w:r>
               <w:rPr>
                 <w:rFonts w:eastAsia="Times New Roman" w:cs="Times New Roman"/>
@@ -34643,7 +34954,6 @@
               <w:t>Загрузка,обычное</w:t>
             </w:r>
             <w:proofErr w:type="spellEnd"/>
-            <w:proofErr w:type="gramEnd"/>
           </w:p>
         </w:tc>
         <w:tc>
@@ -34814,23 +35124,13 @@
               </w:rPr>
             </w:pPr>
             <w:proofErr w:type="spellStart"/>
-            <w:proofErr w:type="gramStart"/>
             <w:r>
               <w:rPr>
                 <w:rFonts w:eastAsia="Times New Roman" w:cs="Times New Roman"/>
                 <w:szCs w:val="28"/>
                 <w:lang w:val="en-US"/>
               </w:rPr>
-              <w:t>Загрузка,обычное</w:t>
-            </w:r>
-            <w:proofErr w:type="gramEnd"/>
-            <w:r>
-              <w:rPr>
-                <w:rFonts w:eastAsia="Times New Roman" w:cs="Times New Roman"/>
-                <w:szCs w:val="28"/>
-                <w:lang w:val="en-US"/>
-              </w:rPr>
-              <w:t>,ошибка</w:t>
+              <w:t>Загрузка,обычное,ошибка</w:t>
             </w:r>
             <w:proofErr w:type="spellEnd"/>
           </w:p>
@@ -34990,6 +35290,7 @@
         <w:rPr>
           <w:lang w:val="ru-RU"/>
         </w:rPr>
+        <w:lastRenderedPageBreak/>
         <w:br w:type="page"/>
       </w:r>
     </w:p>
@@ -35010,7 +35311,7 @@
     </w:p>
     <w:tbl>
       <w:tblPr>
-        <w:tblStyle w:val="af1"/>
+        <w:tblStyle w:val="af0"/>
         <w:tblW w:w="10490" w:type="dxa"/>
         <w:tblInd w:w="-856" w:type="dxa"/>
         <w:tblLayout w:type="fixed"/>
@@ -35257,7 +35558,6 @@
               </w:rPr>
             </w:pPr>
             <w:proofErr w:type="spellStart"/>
-            <w:proofErr w:type="gramStart"/>
             <w:r>
               <w:rPr>
                 <w:rFonts w:eastAsia="Times New Roman" w:cs="Times New Roman"/>
@@ -35267,7 +35567,6 @@
               <w:t>Загрузка,обычное</w:t>
             </w:r>
             <w:proofErr w:type="spellEnd"/>
-            <w:proofErr w:type="gramEnd"/>
           </w:p>
         </w:tc>
         <w:tc>
@@ -35412,23 +35711,13 @@
               </w:rPr>
             </w:pPr>
             <w:proofErr w:type="spellStart"/>
-            <w:proofErr w:type="gramStart"/>
             <w:r>
               <w:rPr>
                 <w:rFonts w:eastAsia="Times New Roman" w:cs="Times New Roman"/>
                 <w:szCs w:val="28"/>
                 <w:lang w:val="en-US"/>
               </w:rPr>
-              <w:t>Подключение,обычное</w:t>
-            </w:r>
-            <w:proofErr w:type="gramEnd"/>
-            <w:r>
-              <w:rPr>
-                <w:rFonts w:eastAsia="Times New Roman" w:cs="Times New Roman"/>
-                <w:szCs w:val="28"/>
-                <w:lang w:val="en-US"/>
-              </w:rPr>
-              <w:t>,ошибка</w:t>
+              <w:t>Подключение,обычное,ошибка</w:t>
             </w:r>
             <w:proofErr w:type="spellEnd"/>
           </w:p>
@@ -35680,23 +35969,13 @@
               </w:rPr>
             </w:pPr>
             <w:proofErr w:type="spellStart"/>
-            <w:proofErr w:type="gramStart"/>
             <w:r>
               <w:rPr>
                 <w:rFonts w:eastAsia="Times New Roman" w:cs="Times New Roman"/>
                 <w:szCs w:val="28"/>
                 <w:lang w:val="en-US"/>
               </w:rPr>
-              <w:t>Загрузка,обычное</w:t>
-            </w:r>
-            <w:proofErr w:type="gramEnd"/>
-            <w:r>
-              <w:rPr>
-                <w:rFonts w:eastAsia="Times New Roman" w:cs="Times New Roman"/>
-                <w:szCs w:val="28"/>
-                <w:lang w:val="en-US"/>
-              </w:rPr>
-              <w:t>,пусто</w:t>
+              <w:t>Загрузка,обычное,пусто</w:t>
             </w:r>
             <w:proofErr w:type="spellEnd"/>
           </w:p>
@@ -36096,7 +36375,6 @@
               </w:rPr>
             </w:pPr>
             <w:proofErr w:type="spellStart"/>
-            <w:proofErr w:type="gramStart"/>
             <w:r>
               <w:rPr>
                 <w:rFonts w:eastAsia="Times New Roman" w:cs="Times New Roman"/>
@@ -36106,7 +36384,6 @@
               <w:t>Загрузка,обычное</w:t>
             </w:r>
             <w:proofErr w:type="spellEnd"/>
-            <w:proofErr w:type="gramEnd"/>
           </w:p>
         </w:tc>
         <w:tc>
@@ -36375,7 +36652,6 @@
               </w:rPr>
             </w:pPr>
             <w:proofErr w:type="spellStart"/>
-            <w:proofErr w:type="gramStart"/>
             <w:r>
               <w:rPr>
                 <w:rFonts w:eastAsia="Times New Roman" w:cs="Times New Roman"/>
@@ -36385,7 +36661,6 @@
               <w:t>Загрузка,обычное</w:t>
             </w:r>
             <w:proofErr w:type="spellEnd"/>
-            <w:proofErr w:type="gramEnd"/>
           </w:p>
         </w:tc>
         <w:tc>
@@ -36493,7 +36768,7 @@
     </w:p>
     <w:tbl>
       <w:tblPr>
-        <w:tblStyle w:val="af1"/>
+        <w:tblStyle w:val="af0"/>
         <w:tblW w:w="10490" w:type="dxa"/>
         <w:tblInd w:w="-856" w:type="dxa"/>
         <w:tblLayout w:type="fixed"/>
@@ -36765,7 +37040,6 @@
               </w:rPr>
             </w:pPr>
             <w:proofErr w:type="spellStart"/>
-            <w:proofErr w:type="gramStart"/>
             <w:r>
               <w:rPr>
                 <w:rFonts w:eastAsia="Times New Roman" w:cs="Times New Roman"/>
@@ -36775,7 +37049,6 @@
               <w:t>Загрузка,обычное</w:t>
             </w:r>
             <w:proofErr w:type="spellEnd"/>
-            <w:proofErr w:type="gramEnd"/>
           </w:p>
         </w:tc>
         <w:tc>
@@ -37212,7 +37485,6 @@
               </w:rPr>
             </w:pPr>
             <w:proofErr w:type="spellStart"/>
-            <w:proofErr w:type="gramStart"/>
             <w:r>
               <w:rPr>
                 <w:rFonts w:eastAsia="Times New Roman" w:cs="Times New Roman"/>
@@ -37222,7 +37494,6 @@
               <w:t>Загрузка,обычное</w:t>
             </w:r>
             <w:proofErr w:type="spellEnd"/>
-            <w:proofErr w:type="gramEnd"/>
           </w:p>
         </w:tc>
         <w:tc>
@@ -37474,7 +37745,6 @@
               </w:rPr>
             </w:pPr>
             <w:proofErr w:type="spellStart"/>
-            <w:proofErr w:type="gramStart"/>
             <w:r>
               <w:rPr>
                 <w:rFonts w:eastAsia="Times New Roman" w:cs="Times New Roman"/>
@@ -37484,7 +37754,6 @@
               <w:t>Загрузка,обычное</w:t>
             </w:r>
             <w:proofErr w:type="spellEnd"/>
-            <w:proofErr w:type="gramEnd"/>
           </w:p>
         </w:tc>
         <w:tc>
@@ -37568,7 +37837,7 @@
     </w:tbl>
     <w:p>
       <w:pPr>
-        <w:pStyle w:val="af2"/>
+        <w:pStyle w:val="af1"/>
         <w:spacing w:before="0" w:beforeAutospacing="0" w:after="160" w:afterAutospacing="0" w:line="259" w:lineRule="auto"/>
         <w:ind w:firstLine="709"/>
         <w:jc w:val="both"/>
@@ -37599,11 +37868,11 @@
       <w:pPr>
         <w:pStyle w:val="3"/>
       </w:pPr>
-      <w:bookmarkStart w:id="83" w:name="_Toc217081635"/>
+      <w:bookmarkStart w:id="84" w:name="_Toc217081635"/>
       <w:r>
         <w:t>Отрисовка и описание макетов</w:t>
       </w:r>
-      <w:bookmarkEnd w:id="83"/>
+      <w:bookmarkEnd w:id="84"/>
     </w:p>
     <w:p>
       <w:pPr>
@@ -37727,6 +37996,7 @@
           <w:rFonts w:eastAsia="Times New Roman" w:cs="Times New Roman"/>
           <w:noProof/>
           <w:szCs w:val="28"/>
+          <w:lang w:val="ru-RU" w:eastAsia="ru-RU"/>
           <w14:ligatures w14:val="none"/>
         </w:rPr>
         <w:lastRenderedPageBreak/>
@@ -37901,6 +38171,7 @@
           <w:rFonts w:eastAsia="Times New Roman" w:cs="Times New Roman"/>
           <w:noProof/>
           <w:szCs w:val="28"/>
+          <w:lang w:val="ru-RU" w:eastAsia="ru-RU"/>
           <w14:ligatures w14:val="none"/>
         </w:rPr>
         <w:drawing>
@@ -38101,6 +38372,7 @@
           <w:rFonts w:eastAsia="Times New Roman" w:cs="Times New Roman"/>
           <w:noProof/>
           <w:szCs w:val="28"/>
+          <w:lang w:val="ru-RU" w:eastAsia="ru-RU"/>
           <w14:ligatures w14:val="none"/>
         </w:rPr>
         <w:drawing>
@@ -38271,6 +38543,7 @@
           <w:rFonts w:eastAsia="Times New Roman" w:cs="Times New Roman"/>
           <w:noProof/>
           <w:szCs w:val="28"/>
+          <w:lang w:val="ru-RU" w:eastAsia="ru-RU"/>
           <w14:ligatures w14:val="none"/>
         </w:rPr>
         <w:drawing>
@@ -38454,6 +38727,7 @@
           <w:rFonts w:eastAsia="Times New Roman" w:cs="Times New Roman"/>
           <w:noProof/>
           <w:szCs w:val="28"/>
+          <w:lang w:val="ru-RU" w:eastAsia="ru-RU"/>
           <w14:ligatures w14:val="none"/>
         </w:rPr>
         <w:drawing>
@@ -38637,6 +38911,7 @@
           <w:rFonts w:eastAsia="Times New Roman" w:cs="Times New Roman"/>
           <w:noProof/>
           <w:szCs w:val="28"/>
+          <w:lang w:val="ru-RU" w:eastAsia="ru-RU"/>
           <w14:ligatures w14:val="none"/>
         </w:rPr>
         <w:drawing>
@@ -38820,6 +39095,7 @@
           <w:rFonts w:eastAsia="Times New Roman" w:cs="Times New Roman"/>
           <w:noProof/>
           <w:szCs w:val="28"/>
+          <w:lang w:val="ru-RU" w:eastAsia="ru-RU"/>
           <w14:ligatures w14:val="none"/>
         </w:rPr>
         <w:drawing>
@@ -39005,6 +39281,7 @@
           <w:rFonts w:eastAsia="Times New Roman" w:cs="Times New Roman"/>
           <w:noProof/>
           <w:szCs w:val="28"/>
+          <w:lang w:val="ru-RU" w:eastAsia="ru-RU"/>
           <w14:ligatures w14:val="none"/>
         </w:rPr>
         <w:drawing>
@@ -39216,6 +39493,7 @@
           <w:rFonts w:eastAsia="Times New Roman" w:cs="Times New Roman"/>
           <w:noProof/>
           <w:szCs w:val="28"/>
+          <w:lang w:val="ru-RU" w:eastAsia="ru-RU"/>
           <w14:ligatures w14:val="none"/>
         </w:rPr>
         <w:drawing>
@@ -39391,6 +39669,7 @@
           <w:rFonts w:eastAsia="Times New Roman" w:cs="Times New Roman"/>
           <w:noProof/>
           <w:szCs w:val="28"/>
+          <w:lang w:val="ru-RU" w:eastAsia="ru-RU"/>
           <w14:ligatures w14:val="none"/>
         </w:rPr>
         <w:lastRenderedPageBreak/>
@@ -39541,12 +39820,12 @@
       <w:pPr>
         <w:pStyle w:val="3"/>
       </w:pPr>
-      <w:bookmarkStart w:id="84" w:name="_Toc217081636"/>
+      <w:bookmarkStart w:id="85" w:name="_Toc217081636"/>
       <w:r>
         <w:lastRenderedPageBreak/>
         <w:t>Карта экранов</w:t>
       </w:r>
-      <w:bookmarkEnd w:id="84"/>
+      <w:bookmarkEnd w:id="85"/>
     </w:p>
     <w:p>
       <w:pPr>
@@ -39609,7 +39888,7 @@
           <w:bCs/>
           <w:noProof/>
           <w:szCs w:val="28"/>
-          <w:lang w:val="ru-RU"/>
+          <w:lang w:val="ru-RU" w:eastAsia="ru-RU"/>
           <w14:ligatures w14:val="none"/>
         </w:rPr>
         <w:drawing>
@@ -39695,9 +39974,9 @@
     </w:p>
     <w:p>
       <w:pPr>
-        <w:pStyle w:val="af"/>
-      </w:pPr>
-      <w:bookmarkStart w:id="85" w:name="_Toc217081637"/>
+        <w:pStyle w:val="ae"/>
+      </w:pPr>
+      <w:bookmarkStart w:id="86" w:name="_Toc217081637"/>
       <w:r>
         <w:lastRenderedPageBreak/>
         <w:t>З</w:t>
@@ -39705,11 +39984,11 @@
       <w:r>
         <w:t>АКЛЮЧЕНИЕ</w:t>
       </w:r>
-      <w:bookmarkEnd w:id="85"/>
-    </w:p>
-    <w:p>
-      <w:pPr>
-        <w:pStyle w:val="af2"/>
+      <w:bookmarkEnd w:id="86"/>
+    </w:p>
+    <w:p>
+      <w:pPr>
+        <w:pStyle w:val="af1"/>
         <w:spacing w:before="0" w:beforeAutospacing="0" w:after="160" w:afterAutospacing="0" w:line="259" w:lineRule="auto"/>
         <w:ind w:firstLine="709"/>
         <w:jc w:val="both"/>
@@ -39730,7 +40009,7 @@
     </w:p>
     <w:p>
       <w:pPr>
-        <w:pStyle w:val="af2"/>
+        <w:pStyle w:val="af1"/>
         <w:spacing w:before="0" w:beforeAutospacing="0" w:after="160" w:afterAutospacing="0" w:line="259" w:lineRule="auto"/>
         <w:ind w:firstLine="709"/>
         <w:jc w:val="both"/>
@@ -39759,7 +40038,7 @@
     </w:p>
     <w:p>
       <w:pPr>
-        <w:pStyle w:val="af2"/>
+        <w:pStyle w:val="af1"/>
         <w:spacing w:before="0" w:beforeAutospacing="0" w:after="160" w:afterAutospacing="0" w:line="259" w:lineRule="auto"/>
         <w:ind w:firstLine="709"/>
         <w:jc w:val="both"/>
@@ -39775,13 +40054,31 @@
           <w:szCs w:val="28"/>
           <w:lang w:val="ru-RU"/>
         </w:rPr>
-        <w:t>В разделе проектирования предложена архитектура системы на основе микросервисов с использованием технологического стека (</w:t>
+        <w:t xml:space="preserve">В разделе проектирования предложена архитектура системы на основе </w:t>
       </w:r>
       <w:proofErr w:type="spellStart"/>
       <w:r>
         <w:rPr>
           <w:sz w:val="28"/>
           <w:szCs w:val="28"/>
+          <w:lang w:val="ru-RU"/>
+        </w:rPr>
+        <w:t>микросервисов</w:t>
+      </w:r>
+      <w:proofErr w:type="spellEnd"/>
+      <w:r>
+        <w:rPr>
+          <w:sz w:val="28"/>
+          <w:szCs w:val="28"/>
+          <w:lang w:val="ru-RU"/>
+        </w:rPr>
+        <w:t xml:space="preserve"> с использованием технологического стека (</w:t>
+      </w:r>
+      <w:proofErr w:type="spellStart"/>
+      <w:r>
+        <w:rPr>
+          <w:sz w:val="28"/>
+          <w:szCs w:val="28"/>
         </w:rPr>
         <w:t>FastAPI</w:t>
       </w:r>
@@ -39792,12 +40089,30 @@
           <w:szCs w:val="28"/>
           <w:lang w:val="ru-RU"/>
         </w:rPr>
-        <w:t xml:space="preserve"> для бэкенда, </w:t>
-      </w:r>
+        <w:t xml:space="preserve"> для </w:t>
+      </w:r>
+      <w:proofErr w:type="spellStart"/>
       <w:r>
         <w:rPr>
           <w:sz w:val="28"/>
           <w:szCs w:val="28"/>
+          <w:lang w:val="ru-RU"/>
+        </w:rPr>
+        <w:t>бэкенда</w:t>
+      </w:r>
+      <w:proofErr w:type="spellEnd"/>
+      <w:r>
+        <w:rPr>
+          <w:sz w:val="28"/>
+          <w:szCs w:val="28"/>
+          <w:lang w:val="ru-RU"/>
+        </w:rPr>
+        <w:t xml:space="preserve">, </w:t>
+      </w:r>
+      <w:r>
+        <w:rPr>
+          <w:sz w:val="28"/>
+          <w:szCs w:val="28"/>
         </w:rPr>
         <w:t>React</w:t>
       </w:r>
@@ -39807,12 +40122,30 @@
           <w:szCs w:val="28"/>
           <w:lang w:val="ru-RU"/>
         </w:rPr>
-        <w:t xml:space="preserve"> для фронтенда, </w:t>
-      </w:r>
+        <w:t xml:space="preserve"> для </w:t>
+      </w:r>
+      <w:proofErr w:type="spellStart"/>
       <w:r>
         <w:rPr>
           <w:sz w:val="28"/>
           <w:szCs w:val="28"/>
+          <w:lang w:val="ru-RU"/>
+        </w:rPr>
+        <w:t>фронтенда</w:t>
+      </w:r>
+      <w:proofErr w:type="spellEnd"/>
+      <w:r>
+        <w:rPr>
+          <w:sz w:val="28"/>
+          <w:szCs w:val="28"/>
+          <w:lang w:val="ru-RU"/>
+        </w:rPr>
+        <w:t xml:space="preserve">, </w:t>
+      </w:r>
+      <w:r>
+        <w:rPr>
+          <w:sz w:val="28"/>
+          <w:szCs w:val="28"/>
         </w:rPr>
         <w:t>PostgreSQL</w:t>
       </w:r>
@@ -39842,7 +40175,7 @@
     </w:p>
     <w:p>
       <w:pPr>
-        <w:pStyle w:val="af2"/>
+        <w:pStyle w:val="af1"/>
         <w:spacing w:before="0" w:beforeAutospacing="0" w:after="160" w:afterAutospacing="0" w:line="259" w:lineRule="auto"/>
         <w:ind w:firstLine="709"/>
         <w:jc w:val="both"/>
@@ -39863,7 +40196,7 @@
     </w:p>
     <w:p>
       <w:pPr>
-        <w:pStyle w:val="af2"/>
+        <w:pStyle w:val="af1"/>
         <w:spacing w:before="0" w:beforeAutospacing="0" w:after="160" w:afterAutospacing="0" w:line="259" w:lineRule="auto"/>
         <w:ind w:firstLine="709"/>
         <w:jc w:val="both"/>
@@ -39896,7 +40229,43 @@
           <w:szCs w:val="28"/>
           <w:lang w:val="ru-RU"/>
         </w:rPr>
-        <w:t xml:space="preserve"> для видеоконсультаций, тестирование на реальных пользователях, добавление мобильной версии и расширение аналитических дашбордов. Перспективы проекта — внедрение в реальные центры ЦПРК для улучшения психологической помощи населению, с потенциалом масштабирования на региональный уровень. Таким образом, разработка способствует цифровизации сферы психологии, повышая ее эффективность и доступность.</w:t>
+        <w:t xml:space="preserve"> для </w:t>
+      </w:r>
+      <w:proofErr w:type="spellStart"/>
+      <w:r>
+        <w:rPr>
+          <w:sz w:val="28"/>
+          <w:szCs w:val="28"/>
+          <w:lang w:val="ru-RU"/>
+        </w:rPr>
+        <w:t>видеоконсультаций</w:t>
+      </w:r>
+      <w:proofErr w:type="spellEnd"/>
+      <w:r>
+        <w:rPr>
+          <w:sz w:val="28"/>
+          <w:szCs w:val="28"/>
+          <w:lang w:val="ru-RU"/>
+        </w:rPr>
+        <w:t xml:space="preserve">, тестирование на реальных пользователях, добавление мобильной версии и расширение аналитических </w:t>
+      </w:r>
+      <w:proofErr w:type="spellStart"/>
+      <w:r>
+        <w:rPr>
+          <w:sz w:val="28"/>
+          <w:szCs w:val="28"/>
+          <w:lang w:val="ru-RU"/>
+        </w:rPr>
+        <w:t>дашбордов</w:t>
+      </w:r>
+      <w:proofErr w:type="spellEnd"/>
+      <w:r>
+        <w:rPr>
+          <w:sz w:val="28"/>
+          <w:szCs w:val="28"/>
+          <w:lang w:val="ru-RU"/>
+        </w:rPr>
+        <w:t>. Перспективы проекта — внедрение в реальные центры ЦПРК для улучшения психологической помощи населению, с потенциалом масштабирования на региональный уровень. Таким образом, разработка способствует цифровизации сферы психологии, повышая ее эффективность и доступность.</w:t>
       </w:r>
     </w:p>
     <w:p>
@@ -39934,14 +40303,14 @@
     </w:p>
     <w:p>
       <w:pPr>
-        <w:pStyle w:val="af"/>
-      </w:pPr>
-      <w:bookmarkStart w:id="86" w:name="_Toc217081638"/>
+        <w:pStyle w:val="ae"/>
+      </w:pPr>
+      <w:bookmarkStart w:id="87" w:name="_Toc217081638"/>
       <w:r>
         <w:lastRenderedPageBreak/>
         <w:t>СПИСОК ИСПОЛЬЗОВАННЫХ ИСТОЧНИКОВ</w:t>
       </w:r>
-      <w:bookmarkEnd w:id="86"/>
+      <w:bookmarkEnd w:id="87"/>
     </w:p>
     <w:p>
       <w:pPr>
@@ -40016,7 +40385,21 @@
         <w:rPr>
           <w:lang w:val="ru-RU"/>
         </w:rPr>
-        <w:t xml:space="preserve"> учебное пособие для академического бакалавриата / Р.Д. </w:t>
+        <w:t xml:space="preserve"> учебное пособие для академического </w:t>
+      </w:r>
+      <w:proofErr w:type="spellStart"/>
+      <w:r>
+        <w:rPr>
+          <w:lang w:val="ru-RU"/>
+        </w:rPr>
+        <w:t>бакалавриата</w:t>
+      </w:r>
+      <w:proofErr w:type="spellEnd"/>
+      <w:r>
+        <w:rPr>
+          <w:lang w:val="ru-RU"/>
+        </w:rPr>
+        <w:t xml:space="preserve"> / Р.Д. </w:t>
       </w:r>
       <w:proofErr w:type="spellStart"/>
       <w:r>
@@ -40103,21 +40486,7 @@
         <w:rPr>
           <w:lang w:val="ru-RU"/>
         </w:rPr>
-        <w:t>. техн. ун-</w:t>
-      </w:r>
-      <w:proofErr w:type="gramStart"/>
-      <w:r>
-        <w:rPr>
-          <w:lang w:val="ru-RU"/>
-        </w:rPr>
-        <w:t>т ;</w:t>
-      </w:r>
-      <w:proofErr w:type="gramEnd"/>
-      <w:r>
-        <w:rPr>
-          <w:lang w:val="ru-RU"/>
-        </w:rPr>
-        <w:t xml:space="preserve"> сост. </w:t>
+        <w:t xml:space="preserve">. техн. ун-т ; сост. </w:t>
       </w:r>
       <w:r>
         <w:t xml:space="preserve">Р. Д. </w:t>
@@ -40205,41 +40574,33 @@
         <w:t xml:space="preserve">, Н. Б. </w:t>
       </w:r>
       <w:proofErr w:type="spellStart"/>
+      <w:r>
+        <w:rPr>
+          <w:lang w:val="ru-RU"/>
+        </w:rPr>
+        <w:t>Ничепорук</w:t>
+      </w:r>
+      <w:proofErr w:type="spellEnd"/>
+      <w:r>
+        <w:rPr>
+          <w:lang w:val="ru-RU"/>
+        </w:rPr>
+        <w:t xml:space="preserve"> ; под общ. ред. </w:t>
+      </w:r>
+      <w:r>
+        <w:t xml:space="preserve">Д. В. </w:t>
+      </w:r>
+      <w:proofErr w:type="spellStart"/>
+      <w:r>
+        <w:t>Чистова</w:t>
+      </w:r>
+      <w:proofErr w:type="spellEnd"/>
+      <w:r>
+        <w:t>. – М</w:t>
+      </w:r>
       <w:proofErr w:type="gramStart"/>
       <w:r>
-        <w:rPr>
-          <w:lang w:val="ru-RU"/>
-        </w:rPr>
-        <w:t>Ничепорук</w:t>
-      </w:r>
-      <w:proofErr w:type="spellEnd"/>
-      <w:r>
-        <w:rPr>
-          <w:lang w:val="ru-RU"/>
-        </w:rPr>
-        <w:t xml:space="preserve"> ;</w:t>
-      </w:r>
-      <w:proofErr w:type="gramEnd"/>
-      <w:r>
-        <w:rPr>
-          <w:lang w:val="ru-RU"/>
-        </w:rPr>
-        <w:t xml:space="preserve"> под общ. ред. </w:t>
-      </w:r>
-      <w:r>
-        <w:t xml:space="preserve">Д. В. </w:t>
-      </w:r>
-      <w:proofErr w:type="spellStart"/>
-      <w:r>
-        <w:t>Чистова</w:t>
-      </w:r>
-      <w:proofErr w:type="spellEnd"/>
-      <w:r>
-        <w:t xml:space="preserve">. – </w:t>
-      </w:r>
-      <w:proofErr w:type="gramStart"/>
-      <w:r>
-        <w:t>М. :</w:t>
+        <w:t>. :</w:t>
       </w:r>
       <w:proofErr w:type="gramEnd"/>
       <w:r>
@@ -40318,17 +40679,19 @@
       </w:pPr>
     </w:p>
     <w:sectPr>
+      <w:footerReference w:type="default" r:id="rId38"/>
       <w:pgSz w:w="11906" w:h="16838" w:code="9"/>
       <w:pgMar w:top="1134" w:right="851" w:bottom="1134" w:left="1701" w:header="709" w:footer="709" w:gutter="0"/>
       <w:cols w:space="708"/>
-      <w:docGrid w:linePitch="360"/>
+      <w:titlePg/>
+      <w:docGrid w:linePitch="381"/>
     </w:sectPr>
   </w:body>
 </w:document>
 </file>
 
 <file path=word/endnotes.xml><?xml version="1.0" encoding="utf-8"?>
-<w:endnotes xmlns:wpc="http://schemas.microsoft.com/office/word/2010/wordprocessingCanvas" xmlns:cx="http://schemas.microsoft.com/office/drawing/2014/chartex" xmlns:cx1="http://schemas.microsoft.com/office/drawing/2015/9/8/chartex" xmlns:cx2="http://schemas.microsoft.com/office/drawing/2015/10/21/chartex" xmlns:cx3="http://schemas.microsoft.com/office/drawing/2016/5/9/chartex" xmlns:cx4="http://schemas.microsoft.com/office/drawing/2016/5/10/chartex" xmlns:cx5="http://schemas.microsoft.com/office/drawing/2016/5/11/chartex" xmlns:cx6="http://schemas.microsoft.com/office/drawing/2016/5/12/chartex" xmlns:cx7="http://schemas.microsoft.com/office/drawing/2016/5/13/chartex" xmlns:cx8="http://schemas.microsoft.com/office/drawing/2016/5/14/chartex" xmlns:mc="http://schemas.openxmlformats.org/markup-compatibility/2006" xmlns:aink="http://schemas.microsoft.com/office/drawing/2016/ink" xmlns:am3d="http://schemas.microsoft.com/office/drawing/2017/model3d" xmlns:o="urn:schemas-microsoft-com:office:office" xmlns:oel="http://schemas.microsoft.com/office/2019/extlst" xmlns:r="http://schemas.openxmlformats.org/officeDocument/2006/relationships" xmlns:m="http://schemas.openxmlformats.org/officeDocument/2006/math" xmlns:v="urn:schemas-microsoft-com:vml" xmlns:wp14="http://schemas.microsoft.com/office/word/2010/wordprocessingDrawing" xmlns:wp="http://schemas.openxmlformats.org/drawingml/2006/wordprocessingDrawing" xmlns:w10="urn:schemas-microsoft-com:office:word" xmlns:w="http://schemas.openxmlformats.org/wordprocessingml/2006/main" xmlns:w14="http://schemas.microsoft.com/office/word/2010/wordml" xmlns:w15="http://schemas.microsoft.com/office/word/2012/wordml" xmlns:w16cex="http://schemas.microsoft.com/office/word/2018/wordml/cex" xmlns:w16cid="http://schemas.microsoft.com/office/word/2016/wordml/cid" xmlns:w16="http://schemas.microsoft.com/office/word/2018/wordml" xmlns:w16du="http://schemas.microsoft.com/office/word/2023/wordml/word16du" xmlns:w16sdtdh="http://schemas.microsoft.com/office/word/2020/wordml/sdtdatahash" xmlns:w16sdtfl="http://schemas.microsoft.com/office/word/2024/wordml/sdtformatlock" xmlns:w16se="http://schemas.microsoft.com/office/word/2015/wordml/symex" xmlns:wpg="http://schemas.microsoft.com/office/word/2010/wordprocessingGroup" xmlns:wpi="http://schemas.microsoft.com/office/word/2010/wordprocessingInk" xmlns:wne="http://schemas.microsoft.com/office/word/2006/wordml" xmlns:wps="http://schemas.microsoft.com/office/word/2010/wordprocessingShape" mc:Ignorable="w14 w15 w16se w16cid w16 w16cex w16sdtdh w16sdtfl w16du wp14">
+<w:endnotes xmlns:wpc="http://schemas.microsoft.com/office/word/2010/wordprocessingCanvas" xmlns:cx="http://schemas.microsoft.com/office/drawing/2014/chartex" xmlns:cx1="http://schemas.microsoft.com/office/drawing/2015/9/8/chartex" xmlns:mc="http://schemas.openxmlformats.org/markup-compatibility/2006" xmlns:o="urn:schemas-microsoft-com:office:office" xmlns:r="http://schemas.openxmlformats.org/officeDocument/2006/relationships" xmlns:m="http://schemas.openxmlformats.org/officeDocument/2006/math" xmlns:v="urn:schemas-microsoft-com:vml" xmlns:wp14="http://schemas.microsoft.com/office/word/2010/wordprocessingDrawing" xmlns:wp="http://schemas.openxmlformats.org/drawingml/2006/wordprocessingDrawing" xmlns:w10="urn:schemas-microsoft-com:office:word" xmlns:w="http://schemas.openxmlformats.org/wordprocessingml/2006/main" xmlns:w14="http://schemas.microsoft.com/office/word/2010/wordml" xmlns:w15="http://schemas.microsoft.com/office/word/2012/wordml" xmlns:w16se="http://schemas.microsoft.com/office/word/2015/wordml/symex" xmlns:wpg="http://schemas.microsoft.com/office/word/2010/wordprocessingGroup" xmlns:wpi="http://schemas.microsoft.com/office/word/2010/wordprocessingInk" xmlns:wne="http://schemas.microsoft.com/office/word/2006/wordml" xmlns:wps="http://schemas.microsoft.com/office/word/2010/wordprocessingShape" mc:Ignorable="w14 w15 w16se wp14">
   <w:endnote w:type="separator" w:id="-1">
     <w:p>
       <w:pPr>
@@ -40352,8 +40715,55 @@
 </w:endnotes>
 </file>
 
+<file path=word/footer1.xml><?xml version="1.0" encoding="utf-8"?>
+<w:ftr xmlns:wpc="http://schemas.microsoft.com/office/word/2010/wordprocessingCanvas" xmlns:cx="http://schemas.microsoft.com/office/drawing/2014/chartex" xmlns:cx1="http://schemas.microsoft.com/office/drawing/2015/9/8/chartex" xmlns:mc="http://schemas.openxmlformats.org/markup-compatibility/2006" xmlns:o="urn:schemas-microsoft-com:office:office" xmlns:r="http://schemas.openxmlformats.org/officeDocument/2006/relationships" xmlns:m="http://schemas.openxmlformats.org/officeDocument/2006/math" xmlns:v="urn:schemas-microsoft-com:vml" xmlns:wp14="http://schemas.microsoft.com/office/word/2010/wordprocessingDrawing" xmlns:wp="http://schemas.openxmlformats.org/drawingml/2006/wordprocessingDrawing" xmlns:w10="urn:schemas-microsoft-com:office:word" xmlns:w="http://schemas.openxmlformats.org/wordprocessingml/2006/main" xmlns:w14="http://schemas.microsoft.com/office/word/2010/wordml" xmlns:w15="http://schemas.microsoft.com/office/word/2012/wordml" xmlns:w16se="http://schemas.microsoft.com/office/word/2015/wordml/symex" xmlns:wpg="http://schemas.microsoft.com/office/word/2010/wordprocessingGroup" xmlns:wpi="http://schemas.microsoft.com/office/word/2010/wordprocessingInk" xmlns:wne="http://schemas.microsoft.com/office/word/2006/wordml" xmlns:wps="http://schemas.microsoft.com/office/word/2010/wordprocessingShape" mc:Ignorable="w14 w15 w16se wp14">
+  <w:sdt>
+    <w:sdtPr>
+      <w:id w:val="495924120"/>
+      <w:docPartObj>
+        <w:docPartGallery w:val="Page Numbers (Bottom of Page)"/>
+        <w:docPartUnique/>
+      </w:docPartObj>
+    </w:sdtPr>
+    <w:sdtEndPr/>
+    <w:sdtContent>
+      <w:p>
+        <w:pPr>
+          <w:pStyle w:val="af4"/>
+          <w:jc w:val="center"/>
+        </w:pPr>
+        <w:r>
+          <w:fldChar w:fldCharType="begin"/>
+        </w:r>
+        <w:r>
+          <w:instrText>PAGE   \* MERGEFORMAT</w:instrText>
+        </w:r>
+        <w:r>
+          <w:fldChar w:fldCharType="separate"/>
+        </w:r>
+        <w:r>
+          <w:rPr>
+            <w:noProof/>
+            <w:lang w:val="ru-RU"/>
+          </w:rPr>
+          <w:t>8</w:t>
+        </w:r>
+        <w:r>
+          <w:fldChar w:fldCharType="end"/>
+        </w:r>
+      </w:p>
+    </w:sdtContent>
+  </w:sdt>
+  <w:p>
+    <w:pPr>
+      <w:pStyle w:val="af4"/>
+    </w:pPr>
+  </w:p>
+</w:ftr>
+</file>
+
 <file path=word/footnotes.xml><?xml version="1.0" encoding="utf-8"?>
-<w:footnotes xmlns:wpc="http://schemas.microsoft.com/office/word/2010/wordprocessingCanvas" xmlns:cx="http://schemas.microsoft.com/office/drawing/2014/chartex" xmlns:cx1="http://schemas.microsoft.com/office/drawing/2015/9/8/chartex" xmlns:cx2="http://schemas.microsoft.com/office/drawing/2015/10/21/chartex" xmlns:cx3="http://schemas.microsoft.com/office/drawing/2016/5/9/chartex" xmlns:cx4="http://schemas.microsoft.com/office/drawing/2016/5/10/chartex" xmlns:cx5="http://schemas.microsoft.com/office/drawing/2016/5/11/chartex" xmlns:cx6="http://schemas.microsoft.com/office/drawing/2016/5/12/chartex" xmlns:cx7="http://schemas.microsoft.com/office/drawing/2016/5/13/chartex" xmlns:cx8="http://schemas.microsoft.com/office/drawing/2016/5/14/chartex" xmlns:mc="http://schemas.openxmlformats.org/markup-compatibility/2006" xmlns:aink="http://schemas.microsoft.com/office/drawing/2016/ink" xmlns:am3d="http://schemas.microsoft.com/office/drawing/2017/model3d" xmlns:o="urn:schemas-microsoft-com:office:office" xmlns:oel="http://schemas.microsoft.com/office/2019/extlst" xmlns:r="http://schemas.openxmlformats.org/officeDocument/2006/relationships" xmlns:m="http://schemas.openxmlformats.org/officeDocument/2006/math" xmlns:v="urn:schemas-microsoft-com:vml" xmlns:wp14="http://schemas.microsoft.com/office/word/2010/wordprocessingDrawing" xmlns:wp="http://schemas.openxmlformats.org/drawingml/2006/wordprocessingDrawing" xmlns:w10="urn:schemas-microsoft-com:office:word" xmlns:w="http://schemas.openxmlformats.org/wordprocessingml/2006/main" xmlns:w14="http://schemas.microsoft.com/office/word/2010/wordml" xmlns:w15="http://schemas.microsoft.com/office/word/2012/wordml" xmlns:w16cex="http://schemas.microsoft.com/office/word/2018/wordml/cex" xmlns:w16cid="http://schemas.microsoft.com/office/word/2016/wordml/cid" xmlns:w16="http://schemas.microsoft.com/office/word/2018/wordml" xmlns:w16du="http://schemas.microsoft.com/office/word/2023/wordml/word16du" xmlns:w16sdtdh="http://schemas.microsoft.com/office/word/2020/wordml/sdtdatahash" xmlns:w16sdtfl="http://schemas.microsoft.com/office/word/2024/wordml/sdtformatlock" xmlns:w16se="http://schemas.microsoft.com/office/word/2015/wordml/symex" xmlns:wpg="http://schemas.microsoft.com/office/word/2010/wordprocessingGroup" xmlns:wpi="http://schemas.microsoft.com/office/word/2010/wordprocessingInk" xmlns:wne="http://schemas.microsoft.com/office/word/2006/wordml" xmlns:wps="http://schemas.microsoft.com/office/word/2010/wordprocessingShape" mc:Ignorable="w14 w15 w16se w16cid w16 w16cex w16sdtdh w16sdtfl w16du wp14">
+<w:footnotes xmlns:wpc="http://schemas.microsoft.com/office/word/2010/wordprocessingCanvas" xmlns:cx="http://schemas.microsoft.com/office/drawing/2014/chartex" xmlns:cx1="http://schemas.microsoft.com/office/drawing/2015/9/8/chartex" xmlns:mc="http://schemas.openxmlformats.org/markup-compatibility/2006" xmlns:o="urn:schemas-microsoft-com:office:office" xmlns:r="http://schemas.openxmlformats.org/officeDocument/2006/relationships" xmlns:m="http://schemas.openxmlformats.org/officeDocument/2006/math" xmlns:v="urn:schemas-microsoft-com:vml" xmlns:wp14="http://schemas.microsoft.com/office/word/2010/wordprocessingDrawing" xmlns:wp="http://schemas.openxmlformats.org/drawingml/2006/wordprocessingDrawing" xmlns:w10="urn:schemas-microsoft-com:office:word" xmlns:w="http://schemas.openxmlformats.org/wordprocessingml/2006/main" xmlns:w14="http://schemas.microsoft.com/office/word/2010/wordml" xmlns:w15="http://schemas.microsoft.com/office/word/2012/wordml" xmlns:w16se="http://schemas.microsoft.com/office/word/2015/wordml/symex" xmlns:wpg="http://schemas.microsoft.com/office/word/2010/wordprocessingGroup" xmlns:wpi="http://schemas.microsoft.com/office/word/2010/wordprocessingInk" xmlns:wne="http://schemas.microsoft.com/office/word/2006/wordml" xmlns:wps="http://schemas.microsoft.com/office/word/2010/wordprocessingShape" mc:Ignorable="w14 w15 w16se wp14">
   <w:footnote w:type="separator" w:id="-1">
     <w:p>
       <w:pPr>
@@ -40378,7 +40788,7 @@
 </file>
 
 <file path=word/numbering.xml><?xml version="1.0" encoding="utf-8"?>
-<w:numbering xmlns:wpc="http://schemas.microsoft.com/office/word/2010/wordprocessingCanvas" xmlns:cx="http://schemas.microsoft.com/office/drawing/2014/chartex" xmlns:cx1="http://schemas.microsoft.com/office/drawing/2015/9/8/chartex" xmlns:cx2="http://schemas.microsoft.com/office/drawing/2015/10/21/chartex" xmlns:cx3="http://schemas.microsoft.com/office/drawing/2016/5/9/chartex" xmlns:cx4="http://schemas.microsoft.com/office/drawing/2016/5/10/chartex" xmlns:cx5="http://schemas.microsoft.com/office/drawing/2016/5/11/chartex" xmlns:cx6="http://schemas.microsoft.com/office/drawing/2016/5/12/chartex" xmlns:cx7="http://schemas.microsoft.com/office/drawing/2016/5/13/chartex" xmlns:cx8="http://schemas.microsoft.com/office/drawing/2016/5/14/chartex" xmlns:mc="http://schemas.openxmlformats.org/markup-compatibility/2006" xmlns:aink="http://schemas.microsoft.com/office/drawing/2016/ink" xmlns:am3d="http://schemas.microsoft.com/office/drawing/2017/model3d" xmlns:o="urn:schemas-microsoft-com:office:office" xmlns:oel="http://schemas.microsoft.com/office/2019/extlst" xmlns:r="http://schemas.openxmlformats.org/officeDocument/2006/relationships" xmlns:m="http://schemas.openxmlformats.org/officeDocument/2006/math" xmlns:v="urn:schemas-microsoft-com:vml" xmlns:wp14="http://schemas.microsoft.com/office/word/2010/wordprocessingDrawing" xmlns:wp="http://schemas.openxmlformats.org/drawingml/2006/wordprocessingDrawing" xmlns:w10="urn:schemas-microsoft-com:office:word" xmlns:w="http://schemas.openxmlformats.org/wordprocessingml/2006/main" xmlns:w14="http://schemas.microsoft.com/office/word/2010/wordml" xmlns:w15="http://schemas.microsoft.com/office/word/2012/wordml" xmlns:w16cex="http://schemas.microsoft.com/office/word/2018/wordml/cex" xmlns:w16cid="http://schemas.microsoft.com/office/word/2016/wordml/cid" xmlns:w16="http://schemas.microsoft.com/office/word/2018/wordml" xmlns:w16du="http://schemas.microsoft.com/office/word/2023/wordml/word16du" xmlns:w16sdtdh="http://schemas.microsoft.com/office/word/2020/wordml/sdtdatahash" xmlns:w16sdtfl="http://schemas.microsoft.com/office/word/2024/wordml/sdtformatlock" xmlns:w16se="http://schemas.microsoft.com/office/word/2015/wordml/symex" xmlns:wpg="http://schemas.microsoft.com/office/word/2010/wordprocessingGroup" xmlns:wpi="http://schemas.microsoft.com/office/word/2010/wordprocessingInk" xmlns:wne="http://schemas.microsoft.com/office/word/2006/wordml" xmlns:wps="http://schemas.microsoft.com/office/word/2010/wordprocessingShape" mc:Ignorable="w14 w15 w16se w16cid w16 w16cex w16sdtdh w16sdtfl w16du wp14">
+<w:numbering xmlns:wpc="http://schemas.microsoft.com/office/word/2010/wordprocessingCanvas" xmlns:cx="http://schemas.microsoft.com/office/drawing/2014/chartex" xmlns:cx1="http://schemas.microsoft.com/office/drawing/2015/9/8/chartex" xmlns:mc="http://schemas.openxmlformats.org/markup-compatibility/2006" xmlns:o="urn:schemas-microsoft-com:office:office" xmlns:r="http://schemas.openxmlformats.org/officeDocument/2006/relationships" xmlns:m="http://schemas.openxmlformats.org/officeDocument/2006/math" xmlns:v="urn:schemas-microsoft-com:vml" xmlns:wp14="http://schemas.microsoft.com/office/word/2010/wordprocessingDrawing" xmlns:wp="http://schemas.openxmlformats.org/drawingml/2006/wordprocessingDrawing" xmlns:w10="urn:schemas-microsoft-com:office:word" xmlns:w="http://schemas.openxmlformats.org/wordprocessingml/2006/main" xmlns:w14="http://schemas.microsoft.com/office/word/2010/wordml" xmlns:w15="http://schemas.microsoft.com/office/word/2012/wordml" xmlns:w16se="http://schemas.microsoft.com/office/word/2015/wordml/symex" xmlns:wpg="http://schemas.microsoft.com/office/word/2010/wordprocessingGroup" xmlns:wpi="http://schemas.microsoft.com/office/word/2010/wordprocessingInk" xmlns:wne="http://schemas.microsoft.com/office/word/2006/wordml" xmlns:wps="http://schemas.microsoft.com/office/word/2010/wordprocessingShape" mc:Ignorable="w14 w15 w16se wp14">
   <w:abstractNum w:abstractNumId="0" w15:restartNumberingAfterBreak="0">
     <w:nsid w:val="0D925CA7"/>
     <w:multiLevelType w:val="multilevel"/>
@@ -43726,85 +44136,85 @@
       </w:pPr>
     </w:lvl>
   </w:abstractNum>
-  <w:num w:numId="1" w16cid:durableId="213664822">
+  <w:num w:numId="1">
     <w:abstractNumId w:val="0"/>
   </w:num>
-  <w:num w:numId="2" w16cid:durableId="1024477049">
+  <w:num w:numId="2">
     <w:abstractNumId w:val="14"/>
   </w:num>
-  <w:num w:numId="3" w16cid:durableId="217597986">
+  <w:num w:numId="3">
     <w:abstractNumId w:val="19"/>
   </w:num>
-  <w:num w:numId="4" w16cid:durableId="2065371854">
+  <w:num w:numId="4">
     <w:abstractNumId w:val="3"/>
   </w:num>
-  <w:num w:numId="5" w16cid:durableId="1283077269">
+  <w:num w:numId="5">
     <w:abstractNumId w:val="25"/>
   </w:num>
-  <w:num w:numId="6" w16cid:durableId="1851412968">
+  <w:num w:numId="6">
     <w:abstractNumId w:val="9"/>
   </w:num>
-  <w:num w:numId="7" w16cid:durableId="1652557162">
+  <w:num w:numId="7">
     <w:abstractNumId w:val="12"/>
   </w:num>
-  <w:num w:numId="8" w16cid:durableId="1608192973">
+  <w:num w:numId="8">
     <w:abstractNumId w:val="15"/>
   </w:num>
-  <w:num w:numId="9" w16cid:durableId="1540313726">
+  <w:num w:numId="9">
     <w:abstractNumId w:val="18"/>
   </w:num>
-  <w:num w:numId="10" w16cid:durableId="873154060">
+  <w:num w:numId="10">
     <w:abstractNumId w:val="21"/>
   </w:num>
-  <w:num w:numId="11" w16cid:durableId="1008564035">
+  <w:num w:numId="11">
     <w:abstractNumId w:val="24"/>
   </w:num>
-  <w:num w:numId="12" w16cid:durableId="1236278154">
+  <w:num w:numId="12">
     <w:abstractNumId w:val="1"/>
   </w:num>
-  <w:num w:numId="13" w16cid:durableId="1746338206">
+  <w:num w:numId="13">
     <w:abstractNumId w:val="6"/>
   </w:num>
-  <w:num w:numId="14" w16cid:durableId="211043920">
+  <w:num w:numId="14">
     <w:abstractNumId w:val="17"/>
   </w:num>
-  <w:num w:numId="15" w16cid:durableId="1210264429">
+  <w:num w:numId="15">
     <w:abstractNumId w:val="4"/>
   </w:num>
-  <w:num w:numId="16" w16cid:durableId="946275022">
+  <w:num w:numId="16">
     <w:abstractNumId w:val="8"/>
   </w:num>
-  <w:num w:numId="17" w16cid:durableId="194269158">
+  <w:num w:numId="17">
     <w:abstractNumId w:val="10"/>
   </w:num>
-  <w:num w:numId="18" w16cid:durableId="1338382903">
+  <w:num w:numId="18">
     <w:abstractNumId w:val="20"/>
   </w:num>
-  <w:num w:numId="19" w16cid:durableId="1441993639">
+  <w:num w:numId="19">
     <w:abstractNumId w:val="22"/>
   </w:num>
-  <w:num w:numId="20" w16cid:durableId="1313412434">
+  <w:num w:numId="20">
     <w:abstractNumId w:val="2"/>
   </w:num>
-  <w:num w:numId="21" w16cid:durableId="113448578">
+  <w:num w:numId="21">
     <w:abstractNumId w:val="11"/>
   </w:num>
-  <w:num w:numId="22" w16cid:durableId="120878167">
+  <w:num w:numId="22">
     <w:abstractNumId w:val="7"/>
   </w:num>
-  <w:num w:numId="23" w16cid:durableId="660158907">
+  <w:num w:numId="23">
     <w:abstractNumId w:val="26"/>
   </w:num>
-  <w:num w:numId="24" w16cid:durableId="1556501141">
+  <w:num w:numId="24">
     <w:abstractNumId w:val="23"/>
   </w:num>
-  <w:num w:numId="25" w16cid:durableId="533008744">
+  <w:num w:numId="25">
     <w:abstractNumId w:val="13"/>
   </w:num>
-  <w:num w:numId="26" w16cid:durableId="202601155">
+  <w:num w:numId="26">
     <w:abstractNumId w:val="5"/>
   </w:num>
-  <w:num w:numId="27" w16cid:durableId="241062813">
+  <w:num w:numId="27">
     <w:abstractNumId w:val="16"/>
   </w:num>
   <w:numIdMacAtCleanup w:val="27"/>
@@ -43812,7 +44222,7 @@
 </file>
 
 <file path=word/styles.xml><?xml version="1.0" encoding="utf-8"?>
-<w:styles xmlns:mc="http://schemas.openxmlformats.org/markup-compatibility/2006" xmlns:r="http://schemas.openxmlformats.org/officeDocument/2006/relationships" xmlns:w="http://schemas.openxmlformats.org/wordprocessingml/2006/main" xmlns:w14="http://schemas.microsoft.com/office/word/2010/wordml" xmlns:w15="http://schemas.microsoft.com/office/word/2012/wordml" xmlns:w16cex="http://schemas.microsoft.com/office/word/2018/wordml/cex" xmlns:w16cid="http://schemas.microsoft.com/office/word/2016/wordml/cid" xmlns:w16="http://schemas.microsoft.com/office/word/2018/wordml" xmlns:w16du="http://schemas.microsoft.com/office/word/2023/wordml/word16du" xmlns:w16sdtdh="http://schemas.microsoft.com/office/word/2020/wordml/sdtdatahash" xmlns:w16sdtfl="http://schemas.microsoft.com/office/word/2024/wordml/sdtformatlock" xmlns:w16se="http://schemas.microsoft.com/office/word/2015/wordml/symex" mc:Ignorable="w14 w15 w16se w16cid w16 w16cex w16sdtdh w16sdtfl w16du">
+<w:styles xmlns:mc="http://schemas.openxmlformats.org/markup-compatibility/2006" xmlns:r="http://schemas.openxmlformats.org/officeDocument/2006/relationships" xmlns:w="http://schemas.openxmlformats.org/wordprocessingml/2006/main" xmlns:w14="http://schemas.microsoft.com/office/word/2010/wordml" xmlns:w15="http://schemas.microsoft.com/office/word/2012/wordml" xmlns:w16se="http://schemas.microsoft.com/office/word/2015/wordml/symex" mc:Ignorable="w14 w15 w16se">
   <w:docDefaults>
     <w:rPrDefault>
       <w:rPr>
@@ -43829,7 +44239,7 @@
       </w:pPr>
     </w:pPrDefault>
   </w:docDefaults>
-  <w:latentStyles w:defLockedState="0" w:defUIPriority="99" w:defSemiHidden="0" w:defUnhideWhenUsed="0" w:defQFormat="0" w:count="376">
+  <w:latentStyles w:defLockedState="0" w:defUIPriority="99" w:defSemiHidden="0" w:defUnhideWhenUsed="0" w:defQFormat="0" w:count="371">
     <w:lsdException w:name="Normal" w:uiPriority="0" w:qFormat="1"/>
     <w:lsdException w:name="heading 1" w:uiPriority="9" w:qFormat="1"/>
     <w:lsdException w:name="heading 2" w:semiHidden="1" w:uiPriority="9" w:unhideWhenUsed="1" w:qFormat="1"/>
@@ -44201,11 +44611,6 @@
     <w:lsdException w:name="List Table 5 Dark Accent 6" w:uiPriority="50"/>
     <w:lsdException w:name="List Table 6 Colorful Accent 6" w:uiPriority="51"/>
     <w:lsdException w:name="List Table 7 Colorful Accent 6" w:uiPriority="52"/>
-    <w:lsdException w:name="Mention" w:semiHidden="1" w:unhideWhenUsed="1"/>
-    <w:lsdException w:name="Smart Hyperlink" w:semiHidden="1" w:unhideWhenUsed="1"/>
-    <w:lsdException w:name="Hashtag" w:semiHidden="1" w:unhideWhenUsed="1"/>
-    <w:lsdException w:name="Unresolved Mention" w:semiHidden="1" w:unhideWhenUsed="1"/>
-    <w:lsdException w:name="Smart Link" w:semiHidden="1" w:unhideWhenUsed="1"/>
   </w:latentStyles>
   <w:style w:type="paragraph" w:default="1" w:styleId="a">
     <w:name w:val="Normal"/>
@@ -44755,7 +45160,7 @@
       <w:u w:val="single"/>
     </w:rPr>
   </w:style>
-  <w:style w:type="character" w:styleId="ae">
+  <w:style w:type="character" w:customStyle="1" w:styleId="UnresolvedMention">
     <w:name w:val="Unresolved Mention"/>
     <w:basedOn w:val="a0"/>
     <w:uiPriority w:val="99"/>
@@ -44767,10 +45172,10 @@
       <w:shd w:val="clear" w:color="auto" w:fill="E1DFDD"/>
     </w:rPr>
   </w:style>
-  <w:style w:type="paragraph" w:customStyle="1" w:styleId="af">
+  <w:style w:type="paragraph" w:customStyle="1" w:styleId="ae">
     <w:name w:val="ДЛЯ ЗАГОЛОВКОВ БЕЗ НОМЕРА"/>
     <w:basedOn w:val="a"/>
-    <w:link w:val="af0"/>
+    <w:link w:val="af"/>
     <w:qFormat/>
     <w:rsid w:val="00F72D4B"/>
     <w:pPr>
@@ -44790,10 +45195,10 @@
       <w14:ligatures w14:val="none"/>
     </w:rPr>
   </w:style>
-  <w:style w:type="character" w:customStyle="1" w:styleId="af0">
+  <w:style w:type="character" w:customStyle="1" w:styleId="af">
     <w:name w:val="ДЛЯ ЗАГОЛОВКОВ БЕЗ НОМЕРА Знак"/>
     <w:basedOn w:val="a0"/>
-    <w:link w:val="af"/>
+    <w:link w:val="ae"/>
     <w:rsid w:val="00F72D4B"/>
     <w:rPr>
       <w:rFonts w:ascii="Times New Roman" w:eastAsia="Times New Roman" w:hAnsi="Times New Roman" w:cs="Times New Roman"/>
@@ -44921,7 +45326,7 @@
       <w14:ligatures w14:val="none"/>
     </w:rPr>
   </w:style>
-  <w:style w:type="table" w:styleId="af1">
+  <w:style w:type="table" w:styleId="af0">
     <w:name w:val="Table Grid"/>
     <w:aliases w:val="Стиль_таблицы"/>
     <w:basedOn w:val="a1"/>
@@ -44948,7 +45353,7 @@
   <w:style w:type="table" w:customStyle="1" w:styleId="12">
     <w:name w:val="Сетка таблицы1"/>
     <w:basedOn w:val="a1"/>
-    <w:next w:val="af1"/>
+    <w:next w:val="af0"/>
     <w:uiPriority w:val="39"/>
     <w:rsid w:val="007109B9"/>
     <w:pPr>
@@ -44965,7 +45370,7 @@
       </w:tblBorders>
     </w:tblPr>
   </w:style>
-  <w:style w:type="paragraph" w:styleId="af2">
+  <w:style w:type="paragraph" w:styleId="af1">
     <w:name w:val="Normal (Web)"/>
     <w:basedOn w:val="a"/>
     <w:uiPriority w:val="99"/>
@@ -44981,10 +45386,10 @@
       <w14:ligatures w14:val="none"/>
     </w:rPr>
   </w:style>
-  <w:style w:type="paragraph" w:styleId="af3">
+  <w:style w:type="paragraph" w:styleId="af2">
     <w:name w:val="header"/>
     <w:basedOn w:val="a"/>
-    <w:link w:val="af4"/>
+    <w:link w:val="af3"/>
     <w:uiPriority w:val="99"/>
     <w:unhideWhenUsed/>
     <w:rsid w:val="00A23F2A"/>
@@ -44996,10 +45401,10 @@
       <w:spacing w:after="0"/>
     </w:pPr>
   </w:style>
-  <w:style w:type="character" w:customStyle="1" w:styleId="af4">
+  <w:style w:type="character" w:customStyle="1" w:styleId="af3">
     <w:name w:val="Верхний колонтитул Знак"/>
     <w:basedOn w:val="a0"/>
-    <w:link w:val="af3"/>
+    <w:link w:val="af2"/>
     <w:uiPriority w:val="99"/>
     <w:rsid w:val="00A23F2A"/>
     <w:rPr>
@@ -45007,10 +45412,10 @@
       <w:sz w:val="28"/>
     </w:rPr>
   </w:style>
-  <w:style w:type="paragraph" w:styleId="af5">
+  <w:style w:type="paragraph" w:styleId="af4">
     <w:name w:val="footer"/>
     <w:basedOn w:val="a"/>
-    <w:link w:val="af6"/>
+    <w:link w:val="af5"/>
     <w:uiPriority w:val="99"/>
     <w:unhideWhenUsed/>
     <w:rsid w:val="00A23F2A"/>
@@ -45022,10 +45427,10 @@
       <w:spacing w:after="0"/>
     </w:pPr>
   </w:style>
-  <w:style w:type="character" w:customStyle="1" w:styleId="af6">
+  <w:style w:type="character" w:customStyle="1" w:styleId="af5">
     <w:name w:val="Нижний колонтитул Знак"/>
     <w:basedOn w:val="a0"/>
-    <w:link w:val="af5"/>
+    <w:link w:val="af4"/>
     <w:uiPriority w:val="99"/>
     <w:rsid w:val="00A23F2A"/>
     <w:rPr>
@@ -45033,7 +45438,7 @@
       <w:sz w:val="28"/>
     </w:rPr>
   </w:style>
-  <w:style w:type="character" w:styleId="af7">
+  <w:style w:type="character" w:styleId="af6">
     <w:name w:val="line number"/>
     <w:basedOn w:val="a0"/>
     <w:uiPriority w:val="99"/>
@@ -45079,7 +45484,7 @@
       <w:ind w:left="560"/>
     </w:pPr>
   </w:style>
-  <w:style w:type="paragraph" w:styleId="af8">
+  <w:style w:type="paragraph" w:styleId="af7">
     <w:name w:val="No Spacing"/>
     <w:uiPriority w:val="1"/>
     <w:qFormat/>
@@ -45395,7 +45800,7 @@
 </file>
 
 <file path=customXml/itemProps1.xml><?xml version="1.0" encoding="utf-8"?>
-<ds:datastoreItem xmlns:ds="http://schemas.openxmlformats.org/officeDocument/2006/customXml" ds:itemID="{15F75781-34D7-4164-8AAB-5830F77B9B44}">
+<ds:datastoreItem xmlns:ds="http://schemas.openxmlformats.org/officeDocument/2006/customXml" ds:itemID="{78FF0240-1FC9-40C5-907C-657AF7EF015B}">
   <ds:schemaRefs>
     <ds:schemaRef ds:uri="http://schemas.openxmlformats.org/officeDocument/2006/bibliography"/>
   </ds:schemaRefs>

--- a/Курсовая Работа по ТРПК.docx
+++ b/Курсовая Работа по ТРПК.docx
@@ -1223,6 +1223,7 @@
                 <w14:ligatures w14:val="none"/>
               </w:rPr>
             </w:pPr>
+            <w:proofErr w:type="spellStart"/>
             <w:r>
               <w:rPr>
                 <w:rFonts w:eastAsia="Calibri" w:cs="Times New Roman"/>
@@ -1232,6 +1233,7 @@
               </w:rPr>
               <w:t>Нормоконтроль</w:t>
             </w:r>
+            <w:proofErr w:type="spellEnd"/>
           </w:p>
         </w:tc>
         <w:tc>
@@ -2630,7 +2632,27 @@
                       <w:lang w:val="ru-RU" w:eastAsia="ru-RU"/>
                       <w14:ligatures w14:val="none"/>
                     </w:rPr>
-                    <w:t xml:space="preserve"> Р.Д Проектирование автоматизированных систем обработки информации и управления: учебное пособие для академического бакалавриата. – М.: Издательство </w:t>
+                    <w:t xml:space="preserve"> Р.Д Проектирование автоматизированных систем обработки информации и управления: учебное пособие для академического </w:t>
+                  </w:r>
+                  <w:proofErr w:type="spellStart"/>
+                  <w:r>
+                    <w:rPr>
+                      <w:rFonts w:eastAsia="Times New Roman" w:cs="Times New Roman"/>
+                      <w:sz w:val="24"/>
+                      <w:lang w:val="ru-RU" w:eastAsia="ru-RU"/>
+                      <w14:ligatures w14:val="none"/>
+                    </w:rPr>
+                    <w:t>бакалавриата</w:t>
+                  </w:r>
+                  <w:proofErr w:type="spellEnd"/>
+                  <w:r>
+                    <w:rPr>
+                      <w:rFonts w:eastAsia="Times New Roman" w:cs="Times New Roman"/>
+                      <w:sz w:val="24"/>
+                      <w:lang w:val="ru-RU" w:eastAsia="ru-RU"/>
+                      <w14:ligatures w14:val="none"/>
+                    </w:rPr>
+                    <w:t xml:space="preserve">. – М.: Издательство </w:t>
                   </w:r>
                   <w:proofErr w:type="spellStart"/>
                   <w:r>
@@ -2739,7 +2761,27 @@
                       <w:lang w:val="ru-RU" w:eastAsia="ru-RU"/>
                       <w14:ligatures w14:val="none"/>
                     </w:rPr>
-                    <w:t xml:space="preserve">. техн. ун-т ; сост. Р. Д. </w:t>
+                    <w:t xml:space="preserve">. </w:t>
+                  </w:r>
+                  <w:proofErr w:type="spellStart"/>
+                  <w:r>
+                    <w:rPr>
+                      <w:rFonts w:eastAsia="Times New Roman" w:cs="Times New Roman"/>
+                      <w:sz w:val="24"/>
+                      <w:lang w:val="ru-RU" w:eastAsia="ru-RU"/>
+                      <w14:ligatures w14:val="none"/>
+                    </w:rPr>
+                    <w:t>техн</w:t>
+                  </w:r>
+                  <w:proofErr w:type="spellEnd"/>
+                  <w:r>
+                    <w:rPr>
+                      <w:rFonts w:eastAsia="Times New Roman" w:cs="Times New Roman"/>
+                      <w:sz w:val="24"/>
+                      <w:lang w:val="ru-RU" w:eastAsia="ru-RU"/>
+                      <w14:ligatures w14:val="none"/>
+                    </w:rPr>
+                    <w:t xml:space="preserve">. ун-т ; сост. Р. Д. </w:t>
                   </w:r>
                   <w:proofErr w:type="spellStart"/>
                   <w:r>
@@ -2871,7 +2913,27 @@
                       <w:lang w:val="ru-RU" w:eastAsia="ru-RU"/>
                       <w14:ligatures w14:val="none"/>
                     </w:rPr>
-                    <w:t xml:space="preserve"> учебник и практикум для академического бакалавриата / Д. В. Чистов, П. П. Мельников, А. В. </w:t>
+                    <w:t xml:space="preserve"> учебник и практикум для академического </w:t>
+                  </w:r>
+                  <w:proofErr w:type="spellStart"/>
+                  <w:r>
+                    <w:rPr>
+                      <w:rFonts w:eastAsia="Times New Roman" w:cs="Times New Roman"/>
+                      <w:sz w:val="24"/>
+                      <w:lang w:val="ru-RU" w:eastAsia="ru-RU"/>
+                      <w14:ligatures w14:val="none"/>
+                    </w:rPr>
+                    <w:t>бакалавриата</w:t>
+                  </w:r>
+                  <w:proofErr w:type="spellEnd"/>
+                  <w:r>
+                    <w:rPr>
+                      <w:rFonts w:eastAsia="Times New Roman" w:cs="Times New Roman"/>
+                      <w:sz w:val="24"/>
+                      <w:lang w:val="ru-RU" w:eastAsia="ru-RU"/>
+                      <w14:ligatures w14:val="none"/>
+                    </w:rPr>
+                    <w:t xml:space="preserve"> / Д. В. Чистов, П. П. Мельников, А. В. </w:t>
                   </w:r>
                   <w:proofErr w:type="spellStart"/>
                   <w:r>
@@ -2978,6 +3040,7 @@
                       <w14:ligatures w14:val="none"/>
                     </w:rPr>
                   </w:pPr>
+                  <w:proofErr w:type="spellStart"/>
                   <w:r>
                     <w:rPr>
                       <w:rFonts w:eastAsia="Times New Roman" w:cs="Times New Roman"/>
@@ -2985,7 +3048,77 @@
                       <w:lang w:val="ru-RU" w:eastAsia="ru-RU"/>
                       <w14:ligatures w14:val="none"/>
                     </w:rPr>
-                    <w:t xml:space="preserve">Рудинский И.Д. Технология проектирования автоматизированных систем обработки информации и управления : учебное пособие для вузов / И. Д. Рудинский. - Москва : Горячая линия - Телеком, 2011. </w:t>
+                    <w:t>Рудинский</w:t>
+                  </w:r>
+                  <w:proofErr w:type="spellEnd"/>
+                  <w:r>
+                    <w:rPr>
+                      <w:rFonts w:eastAsia="Times New Roman" w:cs="Times New Roman"/>
+                      <w:sz w:val="24"/>
+                      <w:lang w:val="ru-RU" w:eastAsia="ru-RU"/>
+                      <w14:ligatures w14:val="none"/>
+                    </w:rPr>
+                    <w:t xml:space="preserve"> И.Д. Технология проектирования автоматизированных систем обработки информации и </w:t>
+                  </w:r>
+                  <w:proofErr w:type="gramStart"/>
+                  <w:r>
+                    <w:rPr>
+                      <w:rFonts w:eastAsia="Times New Roman" w:cs="Times New Roman"/>
+                      <w:sz w:val="24"/>
+                      <w:lang w:val="ru-RU" w:eastAsia="ru-RU"/>
+                      <w14:ligatures w14:val="none"/>
+                    </w:rPr>
+                    <w:t>управления :</w:t>
+                  </w:r>
+                  <w:proofErr w:type="gramEnd"/>
+                  <w:r>
+                    <w:rPr>
+                      <w:rFonts w:eastAsia="Times New Roman" w:cs="Times New Roman"/>
+                      <w:sz w:val="24"/>
+                      <w:lang w:val="ru-RU" w:eastAsia="ru-RU"/>
+                      <w14:ligatures w14:val="none"/>
+                    </w:rPr>
+                    <w:t xml:space="preserve"> учебное пособие для вузов / И. Д. </w:t>
+                  </w:r>
+                  <w:proofErr w:type="spellStart"/>
+                  <w:r>
+                    <w:rPr>
+                      <w:rFonts w:eastAsia="Times New Roman" w:cs="Times New Roman"/>
+                      <w:sz w:val="24"/>
+                      <w:lang w:val="ru-RU" w:eastAsia="ru-RU"/>
+                      <w14:ligatures w14:val="none"/>
+                    </w:rPr>
+                    <w:t>Рудинский</w:t>
+                  </w:r>
+                  <w:proofErr w:type="spellEnd"/>
+                  <w:r>
+                    <w:rPr>
+                      <w:rFonts w:eastAsia="Times New Roman" w:cs="Times New Roman"/>
+                      <w:sz w:val="24"/>
+                      <w:lang w:val="ru-RU" w:eastAsia="ru-RU"/>
+                      <w14:ligatures w14:val="none"/>
+                    </w:rPr>
+                    <w:t xml:space="preserve">. - </w:t>
+                  </w:r>
+                  <w:proofErr w:type="gramStart"/>
+                  <w:r>
+                    <w:rPr>
+                      <w:rFonts w:eastAsia="Times New Roman" w:cs="Times New Roman"/>
+                      <w:sz w:val="24"/>
+                      <w:lang w:val="ru-RU" w:eastAsia="ru-RU"/>
+                      <w14:ligatures w14:val="none"/>
+                    </w:rPr>
+                    <w:t>Москва :</w:t>
+                  </w:r>
+                  <w:proofErr w:type="gramEnd"/>
+                  <w:r>
+                    <w:rPr>
+                      <w:rFonts w:eastAsia="Times New Roman" w:cs="Times New Roman"/>
+                      <w:sz w:val="24"/>
+                      <w:lang w:val="ru-RU" w:eastAsia="ru-RU"/>
+                      <w14:ligatures w14:val="none"/>
+                    </w:rPr>
+                    <w:t xml:space="preserve"> Горячая линия - Телеком, 2011. </w:t>
                   </w:r>
                 </w:p>
               </w:tc>
@@ -3082,17 +3215,38 @@
           <w:lang w:val="ru-RU"/>
           <w14:ligatures w14:val="none"/>
         </w:rPr>
-        <w:t>Дата выдачи задания «</w:t>
-      </w:r>
+        <w:t xml:space="preserve">Дата выдачи задания </w:t>
+      </w:r>
+      <w:proofErr w:type="gramStart"/>
       <w:r>
         <w:rPr>
           <w:rFonts w:eastAsia="Calibri" w:cs="Times New Roman"/>
           <w:szCs w:val="28"/>
+          <w:lang w:val="ru-RU"/>
+          <w14:ligatures w14:val="none"/>
+        </w:rPr>
+        <w:t>«</w:t>
+      </w:r>
+      <w:r>
+        <w:rPr>
+          <w:rFonts w:eastAsia="Calibri" w:cs="Times New Roman"/>
+          <w:szCs w:val="28"/>
           <w:u w:val="single"/>
           <w:lang w:val="ru-RU"/>
           <w14:ligatures w14:val="none"/>
         </w:rPr>
-        <w:t xml:space="preserve"> 20 </w:t>
+        <w:t xml:space="preserve"> 20</w:t>
+      </w:r>
+      <w:proofErr w:type="gramEnd"/>
+      <w:r>
+        <w:rPr>
+          <w:rFonts w:eastAsia="Calibri" w:cs="Times New Roman"/>
+          <w:szCs w:val="28"/>
+          <w:u w:val="single"/>
+          <w:lang w:val="ru-RU"/>
+          <w14:ligatures w14:val="none"/>
+        </w:rPr>
+        <w:t xml:space="preserve"> </w:t>
       </w:r>
       <w:r>
         <w:rPr>
@@ -3642,7 +3796,7 @@
               </wp:anchor>
             </w:drawing>
           </mc:Choice>
-          <mc:Fallback>
+          <mc:Fallback xmlns:w16sdtfl="http://schemas.microsoft.com/office/word/2024/wordml/sdtformatlock" xmlns:w16sdtdh="http://schemas.microsoft.com/office/word/2020/wordml/sdtdatahash" xmlns:w16du="http://schemas.microsoft.com/office/word/2023/wordml/word16du" xmlns:w16="http://schemas.microsoft.com/office/word/2018/wordml" xmlns:w16cid="http://schemas.microsoft.com/office/word/2016/wordml/cid" xmlns:w16cex="http://schemas.microsoft.com/office/word/2018/wordml/cex" xmlns:oel="http://schemas.microsoft.com/office/2019/extlst" xmlns:am3d="http://schemas.microsoft.com/office/drawing/2017/model3d" xmlns:aink="http://schemas.microsoft.com/office/drawing/2016/ink" xmlns:cx8="http://schemas.microsoft.com/office/drawing/2016/5/14/chartex" xmlns:cx7="http://schemas.microsoft.com/office/drawing/2016/5/13/chartex" xmlns:cx6="http://schemas.microsoft.com/office/drawing/2016/5/12/chartex" xmlns:cx5="http://schemas.microsoft.com/office/drawing/2016/5/11/chartex" xmlns:cx4="http://schemas.microsoft.com/office/drawing/2016/5/10/chartex" xmlns:cx3="http://schemas.microsoft.com/office/drawing/2016/5/9/chartex" xmlns:cx2="http://schemas.microsoft.com/office/drawing/2015/10/21/chartex">
             <w:pict>
               <v:rect w14:anchorId="3E675BD7" id="Прямоугольник 1" o:spid="_x0000_s1026" style="position:absolute;margin-left:220.2pt;margin-top:18.75pt;width:24pt;height:23.25pt;z-index:251661312;visibility:visible;mso-wrap-style:square;mso-wrap-distance-left:9pt;mso-wrap-distance-top:0;mso-wrap-distance-right:9pt;mso-wrap-distance-bottom:0;mso-position-horizontal:absolute;mso-position-horizontal-relative:text;mso-position-vertical:absolute;mso-position-vertical-relative:text;v-text-anchor:middle" o:gfxdata="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" fillcolor="white [3212]" strokecolor="white [3212]" strokeweight="1pt"/>
             </w:pict>
@@ -3672,7 +3826,7 @@
     </w:p>
     <w:p>
       <w:pPr>
-        <w:pStyle w:val="13"/>
+        <w:pStyle w:val="14"/>
         <w:tabs>
           <w:tab w:val="right" w:leader="dot" w:pos="9344"/>
         </w:tabs>
@@ -3810,7 +3964,7 @@
     </w:p>
     <w:p>
       <w:pPr>
-        <w:pStyle w:val="13"/>
+        <w:pStyle w:val="14"/>
         <w:tabs>
           <w:tab w:val="left" w:pos="560"/>
           <w:tab w:val="right" w:leader="dot" w:pos="9344"/>
@@ -7733,7 +7887,7 @@
               </wp:anchor>
             </w:drawing>
           </mc:Choice>
-          <mc:Fallback>
+          <mc:Fallback xmlns:w16sdtfl="http://schemas.microsoft.com/office/word/2024/wordml/sdtformatlock" xmlns:w16sdtdh="http://schemas.microsoft.com/office/word/2020/wordml/sdtdatahash" xmlns:w16du="http://schemas.microsoft.com/office/word/2023/wordml/word16du" xmlns:w16="http://schemas.microsoft.com/office/word/2018/wordml" xmlns:w16cid="http://schemas.microsoft.com/office/word/2016/wordml/cid" xmlns:w16cex="http://schemas.microsoft.com/office/word/2018/wordml/cex" xmlns:oel="http://schemas.microsoft.com/office/2019/extlst" xmlns:am3d="http://schemas.microsoft.com/office/drawing/2017/model3d" xmlns:aink="http://schemas.microsoft.com/office/drawing/2016/ink" xmlns:cx8="http://schemas.microsoft.com/office/drawing/2016/5/14/chartex" xmlns:cx7="http://schemas.microsoft.com/office/drawing/2016/5/13/chartex" xmlns:cx6="http://schemas.microsoft.com/office/drawing/2016/5/12/chartex" xmlns:cx5="http://schemas.microsoft.com/office/drawing/2016/5/11/chartex" xmlns:cx4="http://schemas.microsoft.com/office/drawing/2016/5/10/chartex" xmlns:cx3="http://schemas.microsoft.com/office/drawing/2016/5/9/chartex" xmlns:cx2="http://schemas.microsoft.com/office/drawing/2015/10/21/chartex">
             <w:pict>
               <v:rect w14:anchorId="7F2D309B" id="Прямоугольник 3" o:spid="_x0000_s1026" style="position:absolute;margin-left:222.45pt;margin-top:18.05pt;width:24pt;height:23.25pt;z-index:251665408;visibility:visible;mso-wrap-style:square;mso-wrap-distance-left:9pt;mso-wrap-distance-top:0;mso-wrap-distance-right:9pt;mso-wrap-distance-bottom:0;mso-position-horizontal:absolute;mso-position-horizontal-relative:text;mso-position-vertical:absolute;mso-position-vertical-relative:text;v-text-anchor:middle" o:gfxdata="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" fillcolor="white [3212]" strokecolor="white [3212]" strokeweight="1pt"/>
             </w:pict>
@@ -8727,7 +8881,7 @@
     </w:p>
     <w:p>
       <w:pPr>
-        <w:pStyle w:val="13"/>
+        <w:pStyle w:val="14"/>
         <w:tabs>
           <w:tab w:val="left" w:pos="560"/>
           <w:tab w:val="right" w:leader="dot" w:pos="9344"/>
@@ -10420,7 +10574,7 @@
     </w:p>
     <w:p>
       <w:pPr>
-        <w:pStyle w:val="13"/>
+        <w:pStyle w:val="14"/>
         <w:tabs>
           <w:tab w:val="right" w:leader="dot" w:pos="9344"/>
         </w:tabs>
@@ -10513,7 +10667,6 @@
       <w:r>
         <w:rPr>
           <w:noProof/>
-          <w:lang w:val="ru-RU"/>
         </w:rPr>
         <w:t>56</w:t>
       </w:r>
@@ -10526,7 +10679,7 @@
     </w:p>
     <w:p>
       <w:pPr>
-        <w:pStyle w:val="13"/>
+        <w:pStyle w:val="14"/>
         <w:tabs>
           <w:tab w:val="right" w:leader="dot" w:pos="9344"/>
         </w:tabs>
@@ -10619,7 +10772,6 @@
       <w:r>
         <w:rPr>
           <w:noProof/>
-          <w:lang w:val="ru-RU"/>
         </w:rPr>
         <w:t>57</w:t>
       </w:r>
@@ -10740,7 +10892,7 @@
               </wp:anchor>
             </w:drawing>
           </mc:Choice>
-          <mc:Fallback>
+          <mc:Fallback xmlns:w16sdtfl="http://schemas.microsoft.com/office/word/2024/wordml/sdtformatlock" xmlns:w16sdtdh="http://schemas.microsoft.com/office/word/2020/wordml/sdtdatahash" xmlns:w16du="http://schemas.microsoft.com/office/word/2023/wordml/word16du" xmlns:w16="http://schemas.microsoft.com/office/word/2018/wordml" xmlns:w16cid="http://schemas.microsoft.com/office/word/2016/wordml/cid" xmlns:w16cex="http://schemas.microsoft.com/office/word/2018/wordml/cex" xmlns:oel="http://schemas.microsoft.com/office/2019/extlst" xmlns:am3d="http://schemas.microsoft.com/office/drawing/2017/model3d" xmlns:aink="http://schemas.microsoft.com/office/drawing/2016/ink" xmlns:cx8="http://schemas.microsoft.com/office/drawing/2016/5/14/chartex" xmlns:cx7="http://schemas.microsoft.com/office/drawing/2016/5/13/chartex" xmlns:cx6="http://schemas.microsoft.com/office/drawing/2016/5/12/chartex" xmlns:cx5="http://schemas.microsoft.com/office/drawing/2016/5/11/chartex" xmlns:cx4="http://schemas.microsoft.com/office/drawing/2016/5/10/chartex" xmlns:cx3="http://schemas.microsoft.com/office/drawing/2016/5/9/chartex" xmlns:cx2="http://schemas.microsoft.com/office/drawing/2015/10/21/chartex">
             <w:pict>
               <v:rect w14:anchorId="5BF828E4" id="Прямоугольник 2" o:spid="_x0000_s1026" style="position:absolute;margin-left:222.75pt;margin-top:206.95pt;width:24pt;height:23.25pt;z-index:251663360;visibility:visible;mso-wrap-style:square;mso-wrap-distance-left:9pt;mso-wrap-distance-top:0;mso-wrap-distance-right:9pt;mso-wrap-distance-bottom:0;mso-position-horizontal:absolute;mso-position-horizontal-relative:text;mso-position-vertical:absolute;mso-position-vertical-relative:text;v-text-anchor:middle" o:gfxdata="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" fillcolor="white [3212]" strokecolor="white [3212]" strokeweight="1pt"/>
             </w:pict>
@@ -11090,41 +11242,39 @@
           <w:lang w:val="ru-RU"/>
         </w:rPr>
       </w:pPr>
-      <w:bookmarkStart w:id="19" w:name="_GoBack"/>
-      <w:bookmarkEnd w:id="19"/>
     </w:p>
     <w:p>
       <w:pPr>
         <w:pStyle w:val="1"/>
         <w:spacing w:line="480" w:lineRule="auto"/>
       </w:pPr>
-      <w:bookmarkStart w:id="20" w:name="_Toc217081583"/>
+      <w:bookmarkStart w:id="19" w:name="_Toc217081583"/>
       <w:r>
         <w:lastRenderedPageBreak/>
         <w:t>АНАЛИЗ</w:t>
       </w:r>
-      <w:bookmarkEnd w:id="20"/>
+      <w:bookmarkEnd w:id="19"/>
     </w:p>
     <w:p>
       <w:pPr>
         <w:pStyle w:val="2"/>
         <w:spacing w:line="480" w:lineRule="auto"/>
       </w:pPr>
-      <w:bookmarkStart w:id="21" w:name="_Toc217081584"/>
+      <w:bookmarkStart w:id="20" w:name="_Toc217081584"/>
       <w:r>
         <w:t>Введение в предметную область</w:t>
       </w:r>
+      <w:bookmarkEnd w:id="20"/>
+    </w:p>
+    <w:p>
+      <w:pPr>
+        <w:pStyle w:val="3"/>
+      </w:pPr>
+      <w:bookmarkStart w:id="21" w:name="_Toc217081585"/>
+      <w:r>
+        <w:t>Основные сущности и терминология предметной области</w:t>
+      </w:r>
       <w:bookmarkEnd w:id="21"/>
-    </w:p>
-    <w:p>
-      <w:pPr>
-        <w:pStyle w:val="3"/>
-      </w:pPr>
-      <w:bookmarkStart w:id="22" w:name="_Toc217081585"/>
-      <w:r>
-        <w:t>Основные сущности и терминология предметной области</w:t>
-      </w:r>
-      <w:bookmarkEnd w:id="22"/>
     </w:p>
     <w:p>
       <w:pPr>
@@ -11198,7 +11348,27 @@
           <w:lang w:val="ru-RU"/>
           <w14:ligatures w14:val="none"/>
         </w:rPr>
-        <w:t>Центр психологической реабилитации и коррекции (ЦПРК) выступает как организационная структура, предоставляющая услуги тестирования, консультирования, диагностики и коррекции для различных групп клиентов, включая детей, подростков и взрослых. ИИ-ассистент в этой области – это интеллектуальная система, облегчающая работу специалистов путём анализа данных, генерации диагностических гипотез и рекомендаций по вмешательствам. Клиентская карта служит структурированным репозиторием информации, содержащим анамнез, результаты тестов, историю сессий и планы коррекции (основываясь на рекомендациях Министерства здравоохранения РФ, 2024).</w:t>
+        <w:t xml:space="preserve">Центр психологической реабилитации и коррекции (ЦПРК) выступает как организационная структура, предоставляющая услуги тестирования, консультирования, диагностики и коррекции для различных групп клиентов, включая детей, подростков и взрослых. ИИ-ассистент в этой области – это интеллектуальная система, облегчающая работу специалистов путём анализа данных, генерации диагностических гипотез и рекомендаций по вмешательствам. Клиентская карта служит структурированным </w:t>
+      </w:r>
+      <w:proofErr w:type="spellStart"/>
+      <w:r>
+        <w:rPr>
+          <w:rFonts w:eastAsia="Times New Roman" w:cs="Times New Roman"/>
+          <w:szCs w:val="28"/>
+          <w:lang w:val="ru-RU"/>
+          <w14:ligatures w14:val="none"/>
+        </w:rPr>
+        <w:t>репозиторием</w:t>
+      </w:r>
+      <w:proofErr w:type="spellEnd"/>
+      <w:r>
+        <w:rPr>
+          <w:rFonts w:eastAsia="Times New Roman" w:cs="Times New Roman"/>
+          <w:szCs w:val="28"/>
+          <w:lang w:val="ru-RU"/>
+          <w14:ligatures w14:val="none"/>
+        </w:rPr>
+        <w:t xml:space="preserve"> информации, содержащим анамнез, результаты тестов, историю сессий и планы коррекции (основываясь на рекомендациях Министерства здравоохранения РФ, 2024).</w:t>
       </w:r>
     </w:p>
     <w:p>
@@ -11206,11 +11376,11 @@
         <w:pStyle w:val="3"/>
         <w:spacing w:line="240" w:lineRule="auto"/>
       </w:pPr>
-      <w:bookmarkStart w:id="23" w:name="_Toc217081586"/>
+      <w:bookmarkStart w:id="22" w:name="_Toc217081586"/>
       <w:r>
         <w:t>Ролевая структура и основные пользователи</w:t>
       </w:r>
-      <w:bookmarkEnd w:id="23"/>
+      <w:bookmarkEnd w:id="22"/>
     </w:p>
     <w:p>
       <w:pPr>
@@ -11307,7 +11477,27 @@
           <w:lang w:val="ru-RU"/>
           <w14:ligatures w14:val="none"/>
         </w:rPr>
-        <w:t>Клиент (включая родителей или опекунов) – это конечный получатель услуг, который имеет возможность проходить тесты, записываться на сессии, участвовать в видеоконсультациях, взаимодействовать с чат-ботом для предварительной оценки и отслеживать прогресс в личном кабинете.</w:t>
+        <w:t xml:space="preserve">Клиент (включая родителей или опекунов) – это конечный получатель услуг, который имеет возможность проходить тесты, записываться на сессии, участвовать в </w:t>
+      </w:r>
+      <w:proofErr w:type="spellStart"/>
+      <w:r>
+        <w:rPr>
+          <w:rFonts w:eastAsia="Times New Roman" w:cs="Times New Roman"/>
+          <w:szCs w:val="28"/>
+          <w:lang w:val="ru-RU"/>
+          <w14:ligatures w14:val="none"/>
+        </w:rPr>
+        <w:t>видеоконсультациях</w:t>
+      </w:r>
+      <w:proofErr w:type="spellEnd"/>
+      <w:r>
+        <w:rPr>
+          <w:rFonts w:eastAsia="Times New Roman" w:cs="Times New Roman"/>
+          <w:szCs w:val="28"/>
+          <w:lang w:val="ru-RU"/>
+          <w14:ligatures w14:val="none"/>
+        </w:rPr>
+        <w:t>, взаимодействовать с чат-ботом для предварительной оценки и отслеживать прогресс в личном кабинете.</w:t>
       </w:r>
     </w:p>
     <w:p>
@@ -11329,18 +11519,38 @@
           <w:lang w:val="ru-RU"/>
           <w14:ligatures w14:val="none"/>
         </w:rPr>
-        <w:t>Чат-бот для первичного консультирования функционирует как автоматизированный модуль, собирающий исходные данные о запросе клиента, проводящий предварительный триаж и перенаправляющий к подходящему специалисту.</w:t>
+        <w:t xml:space="preserve">Чат-бот для первичного консультирования функционирует как автоматизированный модуль, собирающий исходные данные о запросе клиента, проводящий предварительный </w:t>
+      </w:r>
+      <w:proofErr w:type="spellStart"/>
+      <w:r>
+        <w:rPr>
+          <w:rFonts w:eastAsia="Times New Roman" w:cs="Times New Roman"/>
+          <w:szCs w:val="28"/>
+          <w:lang w:val="ru-RU"/>
+          <w14:ligatures w14:val="none"/>
+        </w:rPr>
+        <w:t>триаж</w:t>
+      </w:r>
+      <w:proofErr w:type="spellEnd"/>
+      <w:r>
+        <w:rPr>
+          <w:rFonts w:eastAsia="Times New Roman" w:cs="Times New Roman"/>
+          <w:szCs w:val="28"/>
+          <w:lang w:val="ru-RU"/>
+          <w14:ligatures w14:val="none"/>
+        </w:rPr>
+        <w:t xml:space="preserve"> и перенаправляющий к подходящему специалисту.</w:t>
       </w:r>
     </w:p>
     <w:p>
       <w:pPr>
         <w:pStyle w:val="3"/>
       </w:pPr>
-      <w:bookmarkStart w:id="24" w:name="_Toc217081587"/>
+      <w:bookmarkStart w:id="23" w:name="_Toc217081587"/>
       <w:r>
         <w:t>Основные проблемы в предметной области</w:t>
       </w:r>
-      <w:bookmarkEnd w:id="24"/>
+      <w:bookmarkEnd w:id="23"/>
     </w:p>
     <w:p>
       <w:pPr>
@@ -11445,18 +11655,38 @@
           <w:lang w:val="ru-RU"/>
           <w14:ligatures w14:val="none"/>
         </w:rPr>
-        <w:t xml:space="preserve"> доступ к помощи, а отсутствие визуализации прогресса снижает вовлечённость в процесс реабилитации.</w:t>
+        <w:t xml:space="preserve"> доступ к помощи, а отсутствие визуализации прогресса снижает </w:t>
+      </w:r>
+      <w:proofErr w:type="spellStart"/>
+      <w:r>
+        <w:rPr>
+          <w:rFonts w:eastAsia="Times New Roman" w:cs="Times New Roman"/>
+          <w:szCs w:val="28"/>
+          <w:lang w:val="ru-RU"/>
+          <w14:ligatures w14:val="none"/>
+        </w:rPr>
+        <w:t>вовлечённость</w:t>
+      </w:r>
+      <w:proofErr w:type="spellEnd"/>
+      <w:r>
+        <w:rPr>
+          <w:rFonts w:eastAsia="Times New Roman" w:cs="Times New Roman"/>
+          <w:szCs w:val="28"/>
+          <w:lang w:val="ru-RU"/>
+          <w14:ligatures w14:val="none"/>
+        </w:rPr>
+        <w:t xml:space="preserve"> в процесс реабилитации.</w:t>
       </w:r>
     </w:p>
     <w:p>
       <w:pPr>
         <w:pStyle w:val="3"/>
       </w:pPr>
-      <w:bookmarkStart w:id="25" w:name="_Toc217081588"/>
+      <w:bookmarkStart w:id="24" w:name="_Toc217081588"/>
       <w:r>
         <w:t>Целевая аудитория</w:t>
       </w:r>
-      <w:bookmarkEnd w:id="25"/>
+      <w:bookmarkEnd w:id="24"/>
     </w:p>
     <w:p>
       <w:pPr>
@@ -11477,7 +11707,27 @@
           <w:lang w:val="ru-RU"/>
           <w14:ligatures w14:val="none"/>
         </w:rPr>
-        <w:t>Целевая аудитория проекта включает три основных группы. Администрация ЦПРК нуждается в единой платформе для управления процессами и аналитики, поскольку текущие подходы не позволяют оперативно оценивать загрузку и эффективность. Психологи требуют автоматизации рутины и ИИ-поддержки, чтобы сосредоточиться на качественной работе, минимизируя время на административные задачи. Клиенты, в свою очередь, ожидают удобного онлайн-доступа, предварительной консультации и отслеживания прогресса, что особенно актуально для удалённых регионов или занятых родителей.</w:t>
+        <w:t xml:space="preserve">Целевая аудитория проекта включает три основных группы. Администрация ЦПРК нуждается в единой платформе для управления процессами и аналитики, поскольку текущие подходы не позволяют оперативно оценивать загрузку и эффективность. Психологи требуют автоматизации рутины и ИИ-поддержки, чтобы сосредоточиться на качественной работе, </w:t>
+      </w:r>
+      <w:proofErr w:type="spellStart"/>
+      <w:r>
+        <w:rPr>
+          <w:rFonts w:eastAsia="Times New Roman" w:cs="Times New Roman"/>
+          <w:szCs w:val="28"/>
+          <w:lang w:val="ru-RU"/>
+          <w14:ligatures w14:val="none"/>
+        </w:rPr>
+        <w:t>минимизируя</w:t>
+      </w:r>
+      <w:proofErr w:type="spellEnd"/>
+      <w:r>
+        <w:rPr>
+          <w:rFonts w:eastAsia="Times New Roman" w:cs="Times New Roman"/>
+          <w:szCs w:val="28"/>
+          <w:lang w:val="ru-RU"/>
+          <w14:ligatures w14:val="none"/>
+        </w:rPr>
+        <w:t xml:space="preserve"> время на административные задачи. Клиенты, в свою очередь, ожидают удобного онлайн-доступа, предварительной консультации и отслеживания прогресса, что особенно актуально для удалённых регионов или занятых родителей.</w:t>
       </w:r>
     </w:p>
     <w:p>
@@ -11485,14 +11735,14 @@
         <w:pStyle w:val="3"/>
         <w:spacing w:line="240" w:lineRule="auto"/>
       </w:pPr>
-      <w:bookmarkStart w:id="26" w:name="_Toc217081589"/>
+      <w:bookmarkStart w:id="25" w:name="_Toc217081589"/>
       <w:r>
         <w:t>П</w:t>
       </w:r>
       <w:r>
         <w:t>роблема и актуальность</w:t>
       </w:r>
-      <w:bookmarkEnd w:id="26"/>
+      <w:bookmarkEnd w:id="25"/>
     </w:p>
     <w:p>
       <w:pPr>
@@ -11513,7 +11763,27 @@
           <w:lang w:val="ru-RU"/>
           <w14:ligatures w14:val="none"/>
         </w:rPr>
-        <w:t>В предметной области психологической реабилитации и коррекции основной проблемой является отсутствие интегрированных цифровых решений, сочетающих автоматизацию рутинных задач, ИИ-поддержку и онлайн-доступность, что приводит к снижению эффективности центров, перегрузке специалистов и ограниченной доступности услуг для клиентов. Эта проблема усугубляется ростом спроса на психологическую помощь (увеличение на 200% за последние три года по данным Росстата, 2024), что создаёт дополнительные нагрузки на существующие ресурсы. Актуальность разработки портала ЦПРК обусловлена необходимостью цифровой трансформации для повышения качества услуг, конкурентоспособности центров и масштабируемости, особенно в контексте государственной политики по цифровизации здравоохранения (Федеральный проект "Цифровая образовательная среда", 2023). Предлагаемое решение позволит оптимизировать процессы, сократить рутину на 30-40% и улучшить доступность, способствуя социальному благополучию населения.</w:t>
+        <w:t xml:space="preserve">В предметной области психологической реабилитации и коррекции основной проблемой является отсутствие интегрированных цифровых решений, сочетающих автоматизацию рутинных задач, ИИ-поддержку и онлайн-доступность, что приводит к снижению эффективности центров, перегрузке специалистов и ограниченной доступности услуг для клиентов. Эта проблема усугубляется ростом спроса на психологическую помощь (увеличение на 200% за последние три года по данным Росстата, 2024), что создаёт дополнительные нагрузки на существующие ресурсы. Актуальность разработки портала ЦПРК обусловлена необходимостью цифровой трансформации для повышения качества услуг, конкурентоспособности центров и масштабируемости, особенно в контексте государственной политики по </w:t>
+      </w:r>
+      <w:proofErr w:type="spellStart"/>
+      <w:r>
+        <w:rPr>
+          <w:rFonts w:eastAsia="Times New Roman" w:cs="Times New Roman"/>
+          <w:szCs w:val="28"/>
+          <w:lang w:val="ru-RU"/>
+          <w14:ligatures w14:val="none"/>
+        </w:rPr>
+        <w:t>цифровизации</w:t>
+      </w:r>
+      <w:proofErr w:type="spellEnd"/>
+      <w:r>
+        <w:rPr>
+          <w:rFonts w:eastAsia="Times New Roman" w:cs="Times New Roman"/>
+          <w:szCs w:val="28"/>
+          <w:lang w:val="ru-RU"/>
+          <w14:ligatures w14:val="none"/>
+        </w:rPr>
+        <w:t xml:space="preserve"> здравоохранения (Федеральный проект "Цифровая образовательная среда", 2023). Предлагаемое решение позволит оптимизировать процессы, сократить рутину на 30-40% и улучшить доступность, способствуя социальному благополучию населения.</w:t>
       </w:r>
     </w:p>
     <w:p>
@@ -11551,12 +11821,12 @@
         <w:pStyle w:val="2"/>
         <w:spacing w:line="240" w:lineRule="auto"/>
       </w:pPr>
-      <w:bookmarkStart w:id="27" w:name="_Toc217081590"/>
+      <w:bookmarkStart w:id="26" w:name="_Toc217081590"/>
       <w:r>
         <w:lastRenderedPageBreak/>
         <w:t>Обзор существующих программных средств</w:t>
       </w:r>
-      <w:bookmarkEnd w:id="27"/>
+      <w:bookmarkEnd w:id="26"/>
     </w:p>
     <w:p>
       <w:pPr>
@@ -11800,11 +12070,11 @@
       <w:pPr>
         <w:pStyle w:val="3"/>
       </w:pPr>
-      <w:bookmarkStart w:id="28" w:name="_Toc217081591"/>
+      <w:bookmarkStart w:id="27" w:name="_Toc217081591"/>
       <w:r>
         <w:t>Общая оценка интерфейса</w:t>
       </w:r>
-      <w:bookmarkEnd w:id="28"/>
+      <w:bookmarkEnd w:id="27"/>
     </w:p>
     <w:p>
       <w:pPr>
@@ -11828,6 +12098,7 @@
         </w:rPr>
         <w:t xml:space="preserve">Общий дизайн интерфейсов конкурентов характеризуется минимализмом и ориентацией на пользователя, что способствует снижению порога входа для лиц, ищущих психологическую помощь. Как показано на главной странице </w:t>
       </w:r>
+      <w:proofErr w:type="spellStart"/>
       <w:r>
         <w:rPr>
           <w:rFonts w:eastAsia="Times New Roman" w:cs="Times New Roman"/>
@@ -11836,6 +12107,7 @@
         </w:rPr>
         <w:t>Zigmund</w:t>
       </w:r>
+      <w:proofErr w:type="spellEnd"/>
       <w:r>
         <w:rPr>
           <w:rFonts w:eastAsia="Times New Roman" w:cs="Times New Roman"/>
@@ -11932,7 +12204,27 @@
           <w:lang w:val="ru-RU"/>
           <w14:ligatures w14:val="none"/>
         </w:rPr>
-        <w:t xml:space="preserve">) демонстрирует минималистичный </w:t>
+        <w:t xml:space="preserve">) демонстрирует </w:t>
+      </w:r>
+      <w:proofErr w:type="spellStart"/>
+      <w:r>
+        <w:rPr>
+          <w:rFonts w:eastAsia="Times New Roman" w:cs="Times New Roman"/>
+          <w:szCs w:val="28"/>
+          <w:lang w:val="ru-RU"/>
+          <w14:ligatures w14:val="none"/>
+        </w:rPr>
+        <w:t>минималистичный</w:t>
+      </w:r>
+      <w:proofErr w:type="spellEnd"/>
+      <w:r>
+        <w:rPr>
+          <w:rFonts w:eastAsia="Times New Roman" w:cs="Times New Roman"/>
+          <w:szCs w:val="28"/>
+          <w:lang w:val="ru-RU"/>
+          <w14:ligatures w14:val="none"/>
+        </w:rPr>
+        <w:t xml:space="preserve"> </w:t>
       </w:r>
       <w:r>
         <w:rPr>
@@ -12004,7 +12296,27 @@
           <w:lang w:val="ru-RU"/>
           <w14:ligatures w14:val="none"/>
         </w:rPr>
-        <w:t xml:space="preserve"> акцентирует удобство видеочатов и личного кабинета, доступного с различных устройств, с высоким рейтингом. </w:t>
+        <w:t xml:space="preserve"> акцентирует удобство </w:t>
+      </w:r>
+      <w:proofErr w:type="spellStart"/>
+      <w:r>
+        <w:rPr>
+          <w:rFonts w:eastAsia="Times New Roman" w:cs="Times New Roman"/>
+          <w:szCs w:val="28"/>
+          <w:lang w:val="ru-RU"/>
+          <w14:ligatures w14:val="none"/>
+        </w:rPr>
+        <w:t>видеочатов</w:t>
+      </w:r>
+      <w:proofErr w:type="spellEnd"/>
+      <w:r>
+        <w:rPr>
+          <w:rFonts w:eastAsia="Times New Roman" w:cs="Times New Roman"/>
+          <w:szCs w:val="28"/>
+          <w:lang w:val="ru-RU"/>
+          <w14:ligatures w14:val="none"/>
+        </w:rPr>
+        <w:t xml:space="preserve"> и личного кабинета, доступного с различных устройств, с высоким рейтингом. </w:t>
       </w:r>
       <w:r>
         <w:rPr>
@@ -12627,11 +12939,11 @@
       <w:pPr>
         <w:pStyle w:val="3"/>
       </w:pPr>
-      <w:bookmarkStart w:id="29" w:name="_Toc217081592"/>
+      <w:bookmarkStart w:id="28" w:name="_Toc217081592"/>
       <w:r>
         <w:t>Цветовое решение интерфейса</w:t>
       </w:r>
-      <w:bookmarkEnd w:id="29"/>
+      <w:bookmarkEnd w:id="28"/>
     </w:p>
     <w:p>
       <w:pPr>
@@ -12655,6 +12967,7 @@
         </w:rPr>
         <w:t xml:space="preserve">Цветовые схемы конкурентов ориентированы на создание атмосферы доверия и спокойствия, что соответствует специфике психологических сервисов. </w:t>
       </w:r>
+      <w:proofErr w:type="spellStart"/>
       <w:r>
         <w:rPr>
           <w:rFonts w:eastAsia="Times New Roman" w:cs="Times New Roman"/>
@@ -12663,6 +12976,7 @@
         </w:rPr>
         <w:t>Zigmund</w:t>
       </w:r>
+      <w:proofErr w:type="spellEnd"/>
       <w:r>
         <w:rPr>
           <w:rFonts w:eastAsia="Times New Roman" w:cs="Times New Roman"/>
@@ -13044,6 +13358,7 @@
         </w:rPr>
         <w:t xml:space="preserve">Рисунок 6 – Страница цен </w:t>
       </w:r>
+      <w:proofErr w:type="spellStart"/>
       <w:r>
         <w:rPr>
           <w:rFonts w:eastAsia="Times New Roman" w:cs="Times New Roman"/>
@@ -13052,6 +13367,7 @@
         </w:rPr>
         <w:t>Zigmund</w:t>
       </w:r>
+      <w:proofErr w:type="spellEnd"/>
       <w:r>
         <w:rPr>
           <w:rFonts w:eastAsia="Times New Roman" w:cs="Times New Roman"/>
@@ -13269,11 +13585,11 @@
       <w:pPr>
         <w:pStyle w:val="3"/>
       </w:pPr>
-      <w:bookmarkStart w:id="30" w:name="_Toc217081593"/>
+      <w:bookmarkStart w:id="29" w:name="_Toc217081593"/>
       <w:r>
         <w:t>Объем и структура представленной информации</w:t>
       </w:r>
-      <w:bookmarkEnd w:id="30"/>
+      <w:bookmarkEnd w:id="29"/>
     </w:p>
     <w:p>
       <w:pPr>
@@ -13296,6 +13612,7 @@
         </w:rPr>
         <w:t xml:space="preserve">Объем информации на платформах обширен и логично структурирован, с использованием заголовков, списков и блоков для повышения читаемости. </w:t>
       </w:r>
+      <w:proofErr w:type="spellStart"/>
       <w:r>
         <w:rPr>
           <w:rFonts w:eastAsia="Times New Roman" w:cs="Times New Roman"/>
@@ -13304,6 +13621,7 @@
         </w:rPr>
         <w:t>Zigmund</w:t>
       </w:r>
+      <w:proofErr w:type="spellEnd"/>
       <w:r>
         <w:rPr>
           <w:rFonts w:eastAsia="Times New Roman" w:cs="Times New Roman"/>
@@ -13348,6 +13666,7 @@
         <w:t xml:space="preserve">, с статистикой, как показано на главной странице. </w:t>
       </w:r>
       <w:proofErr w:type="spellStart"/>
+      <w:proofErr w:type="gramStart"/>
       <w:r>
         <w:rPr>
           <w:rFonts w:eastAsia="Times New Roman" w:cs="Times New Roman"/>
@@ -13357,6 +13676,7 @@
         <w:t>iCognito</w:t>
       </w:r>
       <w:proofErr w:type="spellEnd"/>
+      <w:proofErr w:type="gramEnd"/>
       <w:r>
         <w:rPr>
           <w:rFonts w:eastAsia="Times New Roman" w:cs="Times New Roman"/>
@@ -13539,11 +13859,11 @@
       <w:pPr>
         <w:pStyle w:val="3"/>
       </w:pPr>
-      <w:bookmarkStart w:id="31" w:name="_Toc217081594"/>
+      <w:bookmarkStart w:id="30" w:name="_Toc217081594"/>
       <w:r>
         <w:t>Наличие и структура меню</w:t>
       </w:r>
-      <w:bookmarkEnd w:id="31"/>
+      <w:bookmarkEnd w:id="30"/>
     </w:p>
     <w:p>
       <w:pPr>
@@ -13566,6 +13886,7 @@
         </w:rPr>
         <w:t xml:space="preserve">Меню варьируется по глубине, но обеспечивает эффективную навигацию. </w:t>
       </w:r>
+      <w:proofErr w:type="spellStart"/>
       <w:r>
         <w:rPr>
           <w:rFonts w:eastAsia="Times New Roman" w:cs="Times New Roman"/>
@@ -13574,6 +13895,7 @@
         </w:rPr>
         <w:t>Zigmund</w:t>
       </w:r>
+      <w:proofErr w:type="spellEnd"/>
       <w:r>
         <w:rPr>
           <w:rFonts w:eastAsia="Times New Roman" w:cs="Times New Roman"/>
@@ -13828,12 +14150,12 @@
       <w:pPr>
         <w:pStyle w:val="3"/>
       </w:pPr>
-      <w:bookmarkStart w:id="32" w:name="_Toc217081595"/>
+      <w:bookmarkStart w:id="31" w:name="_Toc217081595"/>
       <w:r>
         <w:lastRenderedPageBreak/>
         <w:t>Полнота информации</w:t>
       </w:r>
-      <w:bookmarkEnd w:id="32"/>
+      <w:bookmarkEnd w:id="31"/>
     </w:p>
     <w:p>
       <w:pPr>
@@ -13856,6 +14178,7 @@
         </w:rPr>
         <w:t xml:space="preserve">Информация на платформах конкурентов представлена в полном объёме по основным аспектам, включая описание услуг, цены и условия конфиденциальности. </w:t>
       </w:r>
+      <w:proofErr w:type="spellStart"/>
       <w:r>
         <w:rPr>
           <w:rFonts w:eastAsia="Times New Roman" w:cs="Times New Roman"/>
@@ -13864,6 +14187,7 @@
         </w:rPr>
         <w:t>Zigmund</w:t>
       </w:r>
+      <w:proofErr w:type="spellEnd"/>
       <w:r>
         <w:rPr>
           <w:rFonts w:eastAsia="Times New Roman" w:cs="Times New Roman"/>
@@ -13891,6 +14215,7 @@
         <w:t xml:space="preserve"> детализирует характеристики сессий, меры конфиденциальности и пользовательские отзывы. </w:t>
       </w:r>
       <w:proofErr w:type="spellStart"/>
+      <w:proofErr w:type="gramStart"/>
       <w:r>
         <w:rPr>
           <w:rFonts w:eastAsia="Times New Roman" w:cs="Times New Roman"/>
@@ -13900,6 +14225,7 @@
         <w:t>iCognito</w:t>
       </w:r>
       <w:proofErr w:type="spellEnd"/>
+      <w:proofErr w:type="gramEnd"/>
       <w:r>
         <w:rPr>
           <w:rFonts w:eastAsia="Times New Roman" w:cs="Times New Roman"/>
@@ -13967,11 +14293,11 @@
       <w:pPr>
         <w:pStyle w:val="3"/>
       </w:pPr>
-      <w:bookmarkStart w:id="33" w:name="_Toc217081596"/>
+      <w:bookmarkStart w:id="32" w:name="_Toc217081596"/>
       <w:r>
         <w:t>Удобство навигации</w:t>
       </w:r>
-      <w:bookmarkEnd w:id="33"/>
+      <w:bookmarkEnd w:id="32"/>
     </w:p>
     <w:p>
       <w:pPr>
@@ -13994,6 +14320,7 @@
         </w:rPr>
         <w:t xml:space="preserve">Навигация на платформах интуитивна и ориентирована на оперативный доступ к ключевым функциям. </w:t>
       </w:r>
+      <w:proofErr w:type="spellStart"/>
       <w:r>
         <w:rPr>
           <w:rFonts w:eastAsia="Times New Roman" w:cs="Times New Roman"/>
@@ -14002,6 +14329,7 @@
         </w:rPr>
         <w:t>Zigmund</w:t>
       </w:r>
+      <w:proofErr w:type="spellEnd"/>
       <w:r>
         <w:rPr>
           <w:rFonts w:eastAsia="Times New Roman" w:cs="Times New Roman"/>
@@ -14132,18 +14460,38 @@
           <w:lang w:val="ru-RU"/>
           <w14:ligatures w14:val="none"/>
         </w:rPr>
-        <w:t xml:space="preserve"> включает тест продолжительностью 5 минут и ссылки на опросы, способствующие плавному перемещению по сайту (см. Рисунок 5). Общее удобство навигации подчеркивает фокус на быстром доступе к услугам.</w:t>
+        <w:t xml:space="preserve"> включает тест продолжительностью </w:t>
+      </w:r>
+      <w:proofErr w:type="gramStart"/>
+      <w:r>
+        <w:rPr>
+          <w:rFonts w:eastAsia="Times New Roman" w:cs="Times New Roman"/>
+          <w:szCs w:val="28"/>
+          <w:lang w:val="ru-RU"/>
+          <w14:ligatures w14:val="none"/>
+        </w:rPr>
+        <w:t>5 минут</w:t>
+      </w:r>
+      <w:proofErr w:type="gramEnd"/>
+      <w:r>
+        <w:rPr>
+          <w:rFonts w:eastAsia="Times New Roman" w:cs="Times New Roman"/>
+          <w:szCs w:val="28"/>
+          <w:lang w:val="ru-RU"/>
+          <w14:ligatures w14:val="none"/>
+        </w:rPr>
+        <w:t xml:space="preserve"> и ссылки на опросы, способствующие плавному перемещению по сайту (см. Рисунок 5). Общее удобство навигации подчеркивает фокус на быстром доступе к услугам.</w:t>
       </w:r>
     </w:p>
     <w:p>
       <w:pPr>
         <w:pStyle w:val="3"/>
       </w:pPr>
-      <w:bookmarkStart w:id="34" w:name="_Toc217081597"/>
+      <w:bookmarkStart w:id="33" w:name="_Toc217081597"/>
       <w:r>
         <w:t>Наличие и информативность подсказок</w:t>
       </w:r>
-      <w:bookmarkEnd w:id="34"/>
+      <w:bookmarkEnd w:id="33"/>
     </w:p>
     <w:p>
       <w:pPr>
@@ -14183,6 +14531,7 @@
         </w:rPr>
         <w:t xml:space="preserve">, обеспечивая поддержку пользователям. </w:t>
       </w:r>
+      <w:proofErr w:type="spellStart"/>
       <w:r>
         <w:rPr>
           <w:rFonts w:eastAsia="Times New Roman" w:cs="Times New Roman"/>
@@ -14191,6 +14540,7 @@
         </w:rPr>
         <w:t>Zigmund</w:t>
       </w:r>
+      <w:proofErr w:type="spellEnd"/>
       <w:r>
         <w:rPr>
           <w:rFonts w:eastAsia="Times New Roman" w:cs="Times New Roman"/>
@@ -14218,6 +14568,7 @@
         <w:t xml:space="preserve"> предоставляет материалы для подготовки к сессиям. </w:t>
       </w:r>
       <w:proofErr w:type="spellStart"/>
+      <w:proofErr w:type="gramStart"/>
       <w:r>
         <w:rPr>
           <w:rFonts w:eastAsia="Times New Roman" w:cs="Times New Roman"/>
@@ -14227,6 +14578,7 @@
         <w:t>iCognito</w:t>
       </w:r>
       <w:proofErr w:type="spellEnd"/>
+      <w:proofErr w:type="gramEnd"/>
       <w:r>
         <w:rPr>
           <w:rFonts w:eastAsia="Times New Roman" w:cs="Times New Roman"/>
@@ -14321,18 +14673,38 @@
           <w:lang w:val="ru-RU"/>
           <w14:ligatures w14:val="none"/>
         </w:rPr>
-        <w:t xml:space="preserve"> по форматам консультаций (онлайн и оффлайн). Информативность подсказок способствует ориентации новичков в системе.</w:t>
+        <w:t xml:space="preserve"> по форматам консультаций (онлайн и </w:t>
+      </w:r>
+      <w:proofErr w:type="spellStart"/>
+      <w:r>
+        <w:rPr>
+          <w:rFonts w:eastAsia="Times New Roman" w:cs="Times New Roman"/>
+          <w:szCs w:val="28"/>
+          <w:lang w:val="ru-RU"/>
+          <w14:ligatures w14:val="none"/>
+        </w:rPr>
+        <w:t>оффлайн</w:t>
+      </w:r>
+      <w:proofErr w:type="spellEnd"/>
+      <w:r>
+        <w:rPr>
+          <w:rFonts w:eastAsia="Times New Roman" w:cs="Times New Roman"/>
+          <w:szCs w:val="28"/>
+          <w:lang w:val="ru-RU"/>
+          <w14:ligatures w14:val="none"/>
+        </w:rPr>
+        <w:t>). Информативность подсказок способствует ориентации новичков в системе.</w:t>
       </w:r>
     </w:p>
     <w:p>
       <w:pPr>
         <w:pStyle w:val="3"/>
       </w:pPr>
-      <w:bookmarkStart w:id="35" w:name="_Toc217081598"/>
+      <w:bookmarkStart w:id="34" w:name="_Toc217081598"/>
       <w:r>
         <w:t>Удобство форм для ввода информации</w:t>
       </w:r>
-      <w:bookmarkEnd w:id="35"/>
+      <w:bookmarkEnd w:id="34"/>
     </w:p>
     <w:p>
       <w:pPr>
@@ -14355,6 +14727,7 @@
         </w:rPr>
         <w:t xml:space="preserve">Формы ввода информации на платформах просты и удобны в использовании. </w:t>
       </w:r>
+      <w:proofErr w:type="spellStart"/>
       <w:r>
         <w:rPr>
           <w:rFonts w:eastAsia="Times New Roman" w:cs="Times New Roman"/>
@@ -14363,6 +14736,7 @@
         </w:rPr>
         <w:t>Zigmund</w:t>
       </w:r>
+      <w:proofErr w:type="spellEnd"/>
       <w:r>
         <w:rPr>
           <w:rFonts w:eastAsia="Times New Roman" w:cs="Times New Roman"/>
@@ -14390,6 +14764,7 @@
         <w:t xml:space="preserve"> применяет формы для запросов и предпочтений. </w:t>
       </w:r>
       <w:proofErr w:type="spellStart"/>
+      <w:proofErr w:type="gramStart"/>
       <w:r>
         <w:rPr>
           <w:rFonts w:eastAsia="Times New Roman" w:cs="Times New Roman"/>
@@ -14399,6 +14774,7 @@
         <w:t>iCognito</w:t>
       </w:r>
       <w:proofErr w:type="spellEnd"/>
+      <w:proofErr w:type="gramEnd"/>
       <w:r>
         <w:rPr>
           <w:rFonts w:eastAsia="Times New Roman" w:cs="Times New Roman"/>
@@ -14496,11 +14872,11 @@
       <w:pPr>
         <w:pStyle w:val="3"/>
       </w:pPr>
-      <w:bookmarkStart w:id="36" w:name="_Toc217081599"/>
+      <w:bookmarkStart w:id="35" w:name="_Toc217081599"/>
       <w:r>
         <w:t>Возможности поиска информации</w:t>
       </w:r>
-      <w:bookmarkEnd w:id="36"/>
+      <w:bookmarkEnd w:id="35"/>
     </w:p>
     <w:p>
       <w:pPr>
@@ -14523,6 +14899,7 @@
         </w:rPr>
         <w:t xml:space="preserve">Возможности поиска информации реализуются преимущественно через фильтры и алгоритмы. </w:t>
       </w:r>
+      <w:proofErr w:type="spellStart"/>
       <w:r>
         <w:rPr>
           <w:rFonts w:eastAsia="Times New Roman" w:cs="Times New Roman"/>
@@ -14531,6 +14908,7 @@
         </w:rPr>
         <w:t>Zigmund</w:t>
       </w:r>
+      <w:proofErr w:type="spellEnd"/>
       <w:r>
         <w:rPr>
           <w:rFonts w:eastAsia="Times New Roman" w:cs="Times New Roman"/>
@@ -14558,6 +14936,7 @@
         <w:t xml:space="preserve"> включает каталог с фильтрами по проблемам. </w:t>
       </w:r>
       <w:proofErr w:type="spellStart"/>
+      <w:proofErr w:type="gramStart"/>
       <w:r>
         <w:rPr>
           <w:rFonts w:eastAsia="Times New Roman" w:cs="Times New Roman"/>
@@ -14567,6 +14946,7 @@
         <w:t>iCognito</w:t>
       </w:r>
       <w:proofErr w:type="spellEnd"/>
+      <w:proofErr w:type="gramEnd"/>
       <w:r>
         <w:rPr>
           <w:rFonts w:eastAsia="Times New Roman" w:cs="Times New Roman"/>
@@ -14637,11 +15017,11 @@
       <w:r>
         <w:t xml:space="preserve"> </w:t>
       </w:r>
-      <w:bookmarkStart w:id="37" w:name="_Toc217081600"/>
+      <w:bookmarkStart w:id="36" w:name="_Toc217081600"/>
       <w:r>
         <w:t>Основные функциональные задачи</w:t>
       </w:r>
-      <w:bookmarkEnd w:id="37"/>
+      <w:bookmarkEnd w:id="36"/>
     </w:p>
     <w:p>
       <w:pPr>
@@ -14664,6 +15044,7 @@
         </w:rPr>
         <w:t xml:space="preserve">Основные функциональные задачи платформ сосредоточены на подборе специалистов и проведении консультаций. </w:t>
       </w:r>
+      <w:proofErr w:type="spellStart"/>
       <w:r>
         <w:rPr>
           <w:rFonts w:eastAsia="Times New Roman" w:cs="Times New Roman"/>
@@ -14672,6 +15053,7 @@
         </w:rPr>
         <w:t>Zigmund</w:t>
       </w:r>
+      <w:proofErr w:type="spellEnd"/>
       <w:r>
         <w:rPr>
           <w:rFonts w:eastAsia="Times New Roman" w:cs="Times New Roman"/>
@@ -14838,11 +15220,11 @@
         </w:rPr>
         <w:t xml:space="preserve"> </w:t>
       </w:r>
-      <w:bookmarkStart w:id="38" w:name="_Toc217081601"/>
+      <w:bookmarkStart w:id="37" w:name="_Toc217081601"/>
       <w:r>
         <w:t>Другие функциональные возможности</w:t>
       </w:r>
-      <w:bookmarkEnd w:id="38"/>
+      <w:bookmarkEnd w:id="37"/>
     </w:p>
     <w:p>
       <w:pPr>
@@ -14865,6 +15247,7 @@
         </w:rPr>
         <w:t xml:space="preserve">Дополнительные функциональные возможности расширяют базовый набор услуг. </w:t>
       </w:r>
+      <w:proofErr w:type="spellStart"/>
       <w:r>
         <w:rPr>
           <w:rFonts w:eastAsia="Times New Roman" w:cs="Times New Roman"/>
@@ -14873,6 +15256,7 @@
         </w:rPr>
         <w:t>Zigmund</w:t>
       </w:r>
+      <w:proofErr w:type="spellEnd"/>
       <w:r>
         <w:rPr>
           <w:rFonts w:eastAsia="Times New Roman" w:cs="Times New Roman"/>
@@ -14900,6 +15284,7 @@
         <w:t xml:space="preserve"> включает журнал для отслеживания прогресса. </w:t>
       </w:r>
       <w:proofErr w:type="spellStart"/>
+      <w:proofErr w:type="gramStart"/>
       <w:r>
         <w:rPr>
           <w:rFonts w:eastAsia="Times New Roman" w:cs="Times New Roman"/>
@@ -14909,6 +15294,7 @@
         <w:t>iCognito</w:t>
       </w:r>
       <w:proofErr w:type="spellEnd"/>
+      <w:proofErr w:type="gramEnd"/>
       <w:r>
         <w:rPr>
           <w:rFonts w:eastAsia="Times New Roman" w:cs="Times New Roman"/>
@@ -14982,11 +15368,11 @@
         </w:rPr>
         <w:t xml:space="preserve"> </w:t>
       </w:r>
-      <w:bookmarkStart w:id="39" w:name="_Toc217081602"/>
+      <w:bookmarkStart w:id="38" w:name="_Toc217081602"/>
       <w:r>
         <w:t>Наличие дополнительных функций</w:t>
       </w:r>
-      <w:bookmarkEnd w:id="39"/>
+      <w:bookmarkEnd w:id="38"/>
     </w:p>
     <w:p>
       <w:pPr>
@@ -15008,6 +15394,7 @@
         </w:rPr>
         <w:t xml:space="preserve">Платформы оснащены дополнительными функциями для повышения удобства. </w:t>
       </w:r>
+      <w:proofErr w:type="spellStart"/>
       <w:r>
         <w:rPr>
           <w:rFonts w:eastAsia="Times New Roman" w:cs="Times New Roman"/>
@@ -15016,6 +15403,7 @@
         </w:rPr>
         <w:t>Zigmund</w:t>
       </w:r>
+      <w:proofErr w:type="spellEnd"/>
       <w:r>
         <w:rPr>
           <w:rFonts w:eastAsia="Times New Roman" w:cs="Times New Roman"/>
@@ -15043,6 +15431,7 @@
         <w:t xml:space="preserve"> предлагает напоминания о сессиях. </w:t>
       </w:r>
       <w:proofErr w:type="spellStart"/>
+      <w:proofErr w:type="gramStart"/>
       <w:r>
         <w:rPr>
           <w:rFonts w:eastAsia="Times New Roman" w:cs="Times New Roman"/>
@@ -15052,6 +15441,7 @@
         <w:t>iCognito</w:t>
       </w:r>
       <w:proofErr w:type="spellEnd"/>
+      <w:proofErr w:type="gramEnd"/>
       <w:r>
         <w:rPr>
           <w:rFonts w:eastAsia="Times New Roman" w:cs="Times New Roman"/>
@@ -15188,11 +15578,11 @@
         </w:rPr>
         <w:t xml:space="preserve"> </w:t>
       </w:r>
-      <w:bookmarkStart w:id="40" w:name="_Toc217081603"/>
+      <w:bookmarkStart w:id="39" w:name="_Toc217081603"/>
       <w:r>
         <w:t>Общий вывод</w:t>
       </w:r>
-      <w:bookmarkEnd w:id="40"/>
+      <w:bookmarkEnd w:id="39"/>
     </w:p>
     <w:p>
       <w:pPr>
@@ -15696,6 +16086,7 @@
               </w:rPr>
               <w:t xml:space="preserve">, адаптивные тесты, </w:t>
             </w:r>
+            <w:proofErr w:type="spellStart"/>
             <w:r>
               <w:rPr>
                 <w:sz w:val="22"/>
@@ -15703,12 +16094,29 @@
               </w:rPr>
               <w:t>видеоконсультации</w:t>
             </w:r>
+            <w:proofErr w:type="spellEnd"/>
             <w:r>
               <w:rPr>
                 <w:sz w:val="22"/>
                 <w:szCs w:val="18"/>
               </w:rPr>
-              <w:t>, дашборды, ролевая модель, аналитик</w:t>
+              <w:t xml:space="preserve">, </w:t>
+            </w:r>
+            <w:proofErr w:type="spellStart"/>
+            <w:r>
+              <w:rPr>
+                <w:sz w:val="22"/>
+                <w:szCs w:val="18"/>
+              </w:rPr>
+              <w:t>дашборды</w:t>
+            </w:r>
+            <w:proofErr w:type="spellEnd"/>
+            <w:r>
+              <w:rPr>
+                <w:sz w:val="22"/>
+                <w:szCs w:val="18"/>
+              </w:rPr>
+              <w:t>, ролевая модель, аналитик</w:t>
             </w:r>
             <w:r>
               <w:rPr>
@@ -15803,7 +16211,23 @@
                 <w:sz w:val="22"/>
                 <w:szCs w:val="18"/>
               </w:rPr>
-              <w:t>AI-диагностика, тесты, КБТ-дневник, медитации. Фокус на самопомощи/коррекции, без видеоконсультаций или аналитики для центров</w:t>
+              <w:t xml:space="preserve">AI-диагностика, тесты, КБТ-дневник, медитации. Фокус на самопомощи/коррекции, без </w:t>
+            </w:r>
+            <w:proofErr w:type="spellStart"/>
+            <w:r>
+              <w:rPr>
+                <w:sz w:val="22"/>
+                <w:szCs w:val="18"/>
+              </w:rPr>
+              <w:t>видеоконсультаций</w:t>
+            </w:r>
+            <w:proofErr w:type="spellEnd"/>
+            <w:r>
+              <w:rPr>
+                <w:sz w:val="22"/>
+                <w:szCs w:val="18"/>
+              </w:rPr>
+              <w:t xml:space="preserve"> или аналитики для центров</w:t>
             </w:r>
             <w:r>
               <w:rPr>
@@ -15870,7 +16294,23 @@
                 <w:sz w:val="22"/>
                 <w:szCs w:val="18"/>
               </w:rPr>
-              <w:t>Подбор психологов, видеоконсультации, тесты, клиентские карты. Нет ИИ-ассистента для психологов или документооборот</w:t>
+              <w:t xml:space="preserve">Подбор психологов, </w:t>
+            </w:r>
+            <w:proofErr w:type="spellStart"/>
+            <w:r>
+              <w:rPr>
+                <w:sz w:val="22"/>
+                <w:szCs w:val="18"/>
+              </w:rPr>
+              <w:t>видеоконсультации</w:t>
+            </w:r>
+            <w:proofErr w:type="spellEnd"/>
+            <w:r>
+              <w:rPr>
+                <w:sz w:val="22"/>
+                <w:szCs w:val="18"/>
+              </w:rPr>
+              <w:t>, тесты, клиентские карты. Нет ИИ-ассистента для психологов или документооборот</w:t>
             </w:r>
             <w:r>
               <w:rPr>
@@ -16234,7 +16674,23 @@
                 <w:sz w:val="22"/>
                 <w:szCs w:val="18"/>
               </w:rPr>
-              <w:t>Реклама в соцсетях, кейсы</w:t>
+              <w:t xml:space="preserve">Реклама в </w:t>
+            </w:r>
+            <w:proofErr w:type="spellStart"/>
+            <w:r>
+              <w:rPr>
+                <w:sz w:val="22"/>
+                <w:szCs w:val="18"/>
+              </w:rPr>
+              <w:t>соцсетях</w:t>
+            </w:r>
+            <w:proofErr w:type="spellEnd"/>
+            <w:r>
+              <w:rPr>
+                <w:sz w:val="22"/>
+                <w:szCs w:val="18"/>
+              </w:rPr>
+              <w:t>, кейсы</w:t>
             </w:r>
           </w:p>
           <w:p>
@@ -16392,6 +16848,7 @@
               </w:rPr>
               <w:t xml:space="preserve">, </w:t>
             </w:r>
+            <w:proofErr w:type="spellStart"/>
             <w:r>
               <w:rPr>
                 <w:sz w:val="22"/>
@@ -16399,6 +16856,7 @@
               </w:rPr>
               <w:t>соцсети</w:t>
             </w:r>
+            <w:proofErr w:type="spellEnd"/>
             <w:r>
               <w:rPr>
                 <w:sz w:val="22"/>
@@ -16487,7 +16945,23 @@
                 <w:sz w:val="22"/>
                 <w:szCs w:val="18"/>
               </w:rPr>
-              <w:t>, корпоративные программы, СМИ (Forbes, RB.ru)</w:t>
+              <w:t>, корпоративные программы, СМИ (</w:t>
+            </w:r>
+            <w:proofErr w:type="spellStart"/>
+            <w:r>
+              <w:rPr>
+                <w:sz w:val="22"/>
+                <w:szCs w:val="18"/>
+              </w:rPr>
+              <w:t>Forbes</w:t>
+            </w:r>
+            <w:proofErr w:type="spellEnd"/>
+            <w:r>
+              <w:rPr>
+                <w:sz w:val="22"/>
+                <w:szCs w:val="18"/>
+              </w:rPr>
+              <w:t>, RB.ru)</w:t>
             </w:r>
           </w:p>
           <w:p>
@@ -16633,13 +17107,6 @@
     </w:p>
     <w:p>
       <w:pPr>
-        <w:rPr>
-          <w:lang w:val="ru-RU"/>
-        </w:rPr>
-      </w:pPr>
-    </w:p>
-    <w:p>
-      <w:pPr>
         <w:ind w:firstLine="720"/>
         <w:rPr>
           <w:lang w:val="ru-RU"/>
@@ -16649,6 +17116,7 @@
         <w:rPr>
           <w:lang w:val="ru-RU"/>
         </w:rPr>
+        <w:lastRenderedPageBreak/>
         <w:t xml:space="preserve">Продолжение </w:t>
       </w:r>
       <w:r>
@@ -16726,7 +17194,23 @@
                 <w:sz w:val="22"/>
                 <w:szCs w:val="18"/>
               </w:rPr>
-              <w:t>Веб-приложение с мобильной адаптацией, Telegram-бот для записи на консультации</w:t>
+              <w:t xml:space="preserve">Веб-приложение с мобильной адаптацией, </w:t>
+            </w:r>
+            <w:proofErr w:type="spellStart"/>
+            <w:r>
+              <w:rPr>
+                <w:sz w:val="22"/>
+                <w:szCs w:val="18"/>
+              </w:rPr>
+              <w:t>Telegram</w:t>
+            </w:r>
+            <w:proofErr w:type="spellEnd"/>
+            <w:r>
+              <w:rPr>
+                <w:sz w:val="22"/>
+                <w:szCs w:val="18"/>
+              </w:rPr>
+              <w:t>-бот для записи на консультации</w:t>
             </w:r>
           </w:p>
         </w:tc>
@@ -16800,12 +17284,21 @@
                 <w:szCs w:val="18"/>
               </w:rPr>
             </w:pPr>
+            <w:proofErr w:type="spellStart"/>
             <w:r>
               <w:rPr>
                 <w:sz w:val="22"/>
                 <w:szCs w:val="18"/>
               </w:rPr>
-              <w:t>Telegram-бот</w:t>
+              <w:t>Telegram</w:t>
+            </w:r>
+            <w:proofErr w:type="spellEnd"/>
+            <w:r>
+              <w:rPr>
+                <w:sz w:val="22"/>
+                <w:szCs w:val="18"/>
+              </w:rPr>
+              <w:t>-бот</w:t>
             </w:r>
           </w:p>
         </w:tc>
@@ -17168,7 +17661,7 @@
     </w:p>
     <w:tbl>
       <w:tblPr>
-        <w:tblStyle w:val="12"/>
+        <w:tblStyle w:val="13"/>
         <w:tblW w:w="0" w:type="auto"/>
         <w:tblInd w:w="-856" w:type="dxa"/>
         <w:tblLook w:val="04A0" w:firstRow="1" w:lastRow="0" w:firstColumn="1" w:lastColumn="0" w:noHBand="0" w:noVBand="1"/>
@@ -17300,7 +17793,25 @@
                 <w:szCs w:val="20"/>
                 <w:lang w:val="ru-RU"/>
               </w:rPr>
-              <w:t xml:space="preserve">Комплексная система для ЦПРК: ИИ-ассистент/чат-бот, тесты с анализом, видеоконсультации, </w:t>
+              <w:t xml:space="preserve">Комплексная система для ЦПРК: ИИ-ассистент/чат-бот, тесты с анализом, </w:t>
+            </w:r>
+            <w:proofErr w:type="spellStart"/>
+            <w:r>
+              <w:rPr>
+                <w:sz w:val="24"/>
+                <w:szCs w:val="20"/>
+                <w:lang w:val="ru-RU"/>
+              </w:rPr>
+              <w:t>видеоконсультации</w:t>
+            </w:r>
+            <w:proofErr w:type="spellEnd"/>
+            <w:r>
+              <w:rPr>
+                <w:sz w:val="24"/>
+                <w:szCs w:val="20"/>
+                <w:lang w:val="ru-RU"/>
+              </w:rPr>
+              <w:t xml:space="preserve">, </w:t>
             </w:r>
             <w:proofErr w:type="gramStart"/>
             <w:r>
@@ -17598,7 +18109,6 @@
                 <w:szCs w:val="20"/>
                 <w:lang w:val="ru-RU"/>
               </w:rPr>
-              <w:lastRenderedPageBreak/>
               <w:t>Угрозы</w:t>
             </w:r>
           </w:p>
@@ -17679,8 +18189,9 @@
           <w:lang w:val="en-US"/>
         </w:rPr>
       </w:pPr>
-      <w:bookmarkStart w:id="41" w:name="_Toc217081604"/>
-      <w:r>
+      <w:bookmarkStart w:id="40" w:name="_Toc217081604"/>
+      <w:r>
+        <w:lastRenderedPageBreak/>
         <w:t>Процесс</w:t>
       </w:r>
       <w:r>
@@ -17689,17 +18200,17 @@
         </w:rPr>
         <w:t xml:space="preserve"> AS-IS vs TO-BE</w:t>
       </w:r>
+      <w:bookmarkEnd w:id="40"/>
+    </w:p>
+    <w:p>
+      <w:pPr>
+        <w:pStyle w:val="3"/>
+      </w:pPr>
+      <w:bookmarkStart w:id="41" w:name="_Toc217081605"/>
+      <w:r>
+        <w:t>Модель AS-IS («Как есть»)</w:t>
+      </w:r>
       <w:bookmarkEnd w:id="41"/>
-    </w:p>
-    <w:p>
-      <w:pPr>
-        <w:pStyle w:val="3"/>
-      </w:pPr>
-      <w:bookmarkStart w:id="42" w:name="_Toc217081605"/>
-      <w:r>
-        <w:t>Модель AS-IS («Как есть»)</w:t>
-      </w:r>
-      <w:bookmarkEnd w:id="42"/>
     </w:p>
     <w:p>
       <w:pPr>
@@ -17830,7 +18341,6 @@
           <w:noProof/>
           <w:lang w:val="ru-RU" w:eastAsia="ru-RU"/>
         </w:rPr>
-        <w:lastRenderedPageBreak/>
         <w:drawing>
           <wp:inline distT="0" distB="0" distL="0" distR="0" wp14:anchorId="599452F6" wp14:editId="39484FF6">
             <wp:extent cx="5939790" cy="4133215"/>
@@ -17881,6 +18391,7 @@
         <w:rPr>
           <w:lang w:val="ru-RU"/>
         </w:rPr>
+        <w:lastRenderedPageBreak/>
         <w:t xml:space="preserve">Рисунок 9 – Диаграмма </w:t>
       </w:r>
       <w:r>
@@ -18161,7 +18672,6 @@
           <w:noProof/>
           <w:lang w:val="ru-RU" w:eastAsia="ru-RU"/>
         </w:rPr>
-        <w:lastRenderedPageBreak/>
         <w:drawing>
           <wp:inline distT="0" distB="0" distL="0" distR="0" wp14:anchorId="78C776FC" wp14:editId="7475F66D">
             <wp:extent cx="5939790" cy="4125595"/>
@@ -18229,24 +18739,6 @@
     </w:p>
     <w:p>
       <w:pPr>
-        <w:spacing w:line="259" w:lineRule="auto"/>
-        <w:rPr>
-          <w:rFonts w:eastAsia="Times New Roman" w:cs="Times New Roman"/>
-          <w:szCs w:val="28"/>
-          <w:lang w:val="ru-RU"/>
-          <w14:ligatures w14:val="none"/>
-        </w:rPr>
-      </w:pPr>
-      <w:r>
-        <w:rPr>
-          <w:szCs w:val="28"/>
-          <w:lang w:val="ru-RU"/>
-        </w:rPr>
-        <w:br w:type="page"/>
-      </w:r>
-    </w:p>
-    <w:p>
-      <w:pPr>
         <w:pStyle w:val="af1"/>
         <w:spacing w:before="0" w:beforeAutospacing="0" w:after="160" w:afterAutospacing="0" w:line="259" w:lineRule="auto"/>
         <w:ind w:firstLine="709"/>
@@ -18279,11 +18771,11 @@
       <w:pPr>
         <w:pStyle w:val="3"/>
       </w:pPr>
-      <w:bookmarkStart w:id="43" w:name="_Toc217081606"/>
+      <w:bookmarkStart w:id="42" w:name="_Toc217081606"/>
       <w:r>
         <w:t>Модель TO-BE («Как будет»)</w:t>
       </w:r>
-      <w:bookmarkEnd w:id="43"/>
+      <w:bookmarkEnd w:id="42"/>
     </w:p>
     <w:p>
       <w:pPr>
@@ -18764,7 +19256,27 @@
           <w:lang w:val="ru-RU"/>
           <w14:ligatures w14:val="none"/>
         </w:rPr>
-        <w:t>4): Система автоматически агрегирует данные из модулей тестирования и консультаций, формируя дашборды для руководства в реальном времени.</w:t>
+        <w:t xml:space="preserve">4): Система автоматически агрегирует данные из модулей тестирования и консультаций, формируя </w:t>
+      </w:r>
+      <w:proofErr w:type="spellStart"/>
+      <w:r>
+        <w:rPr>
+          <w:rFonts w:eastAsia="Times New Roman" w:cs="Times New Roman"/>
+          <w:szCs w:val="28"/>
+          <w:lang w:val="ru-RU"/>
+          <w14:ligatures w14:val="none"/>
+        </w:rPr>
+        <w:t>дашборды</w:t>
+      </w:r>
+      <w:proofErr w:type="spellEnd"/>
+      <w:r>
+        <w:rPr>
+          <w:rFonts w:eastAsia="Times New Roman" w:cs="Times New Roman"/>
+          <w:szCs w:val="28"/>
+          <w:lang w:val="ru-RU"/>
+          <w14:ligatures w14:val="none"/>
+        </w:rPr>
+        <w:t xml:space="preserve"> для руководства в реальном времени.</w:t>
       </w:r>
       <w:r>
         <w:rPr>
@@ -18878,11 +19390,11 @@
       <w:pPr>
         <w:pStyle w:val="2"/>
       </w:pPr>
-      <w:bookmarkStart w:id="44" w:name="_Toc217081607"/>
+      <w:bookmarkStart w:id="43" w:name="_Toc217081607"/>
       <w:r>
         <w:t>Описание вариантов использования</w:t>
       </w:r>
-      <w:bookmarkEnd w:id="44"/>
+      <w:bookmarkEnd w:id="43"/>
     </w:p>
     <w:p>
       <w:pPr>
@@ -19092,7 +19604,8 @@
       <w:pPr>
         <w:pStyle w:val="3"/>
       </w:pPr>
-      <w:bookmarkStart w:id="45" w:name="_Toc217081608"/>
+      <w:bookmarkStart w:id="44" w:name="_Toc217081608"/>
+      <w:proofErr w:type="spellStart"/>
       <w:r>
         <w:t>Акт</w:t>
       </w:r>
@@ -19100,9 +19613,13 @@
         <w:t>о</w:t>
       </w:r>
       <w:r>
-        <w:t>ры системы</w:t>
-      </w:r>
-      <w:bookmarkEnd w:id="45"/>
+        <w:t>ры</w:t>
+      </w:r>
+      <w:proofErr w:type="spellEnd"/>
+      <w:r>
+        <w:t xml:space="preserve"> системы</w:t>
+      </w:r>
+      <w:bookmarkEnd w:id="44"/>
     </w:p>
     <w:p>
       <w:pPr>
@@ -19244,11 +19761,11 @@
       <w:pPr>
         <w:pStyle w:val="3"/>
       </w:pPr>
-      <w:bookmarkStart w:id="46" w:name="_Toc217081609"/>
+      <w:bookmarkStart w:id="45" w:name="_Toc217081609"/>
       <w:r>
         <w:t>Варианты использования</w:t>
       </w:r>
-      <w:bookmarkEnd w:id="46"/>
+      <w:bookmarkEnd w:id="45"/>
     </w:p>
     <w:p>
       <w:pPr>
@@ -19813,7 +20330,27 @@
           <w:lang w:val="ru-RU"/>
           <w14:ligatures w14:val="none"/>
         </w:rPr>
-        <w:t>Общение в чате психологов: Внутренний коммуникационный канал для проведения консилиумов и обмена опытом с коллегами (супервизия).</w:t>
+        <w:t>Общение в чате психологов: Внутренний коммуникационный канал для проведения консилиумов и обмена опытом с коллегами (</w:t>
+      </w:r>
+      <w:proofErr w:type="spellStart"/>
+      <w:r>
+        <w:rPr>
+          <w:rFonts w:eastAsia="Times New Roman" w:cs="Times New Roman"/>
+          <w:szCs w:val="28"/>
+          <w:lang w:val="ru-RU"/>
+          <w14:ligatures w14:val="none"/>
+        </w:rPr>
+        <w:t>супервизия</w:t>
+      </w:r>
+      <w:proofErr w:type="spellEnd"/>
+      <w:r>
+        <w:rPr>
+          <w:rFonts w:eastAsia="Times New Roman" w:cs="Times New Roman"/>
+          <w:szCs w:val="28"/>
+          <w:lang w:val="ru-RU"/>
+          <w14:ligatures w14:val="none"/>
+        </w:rPr>
+        <w:t>).</w:t>
       </w:r>
     </w:p>
     <w:p>
@@ -19951,11 +20488,11 @@
       <w:pPr>
         <w:pStyle w:val="3"/>
       </w:pPr>
-      <w:bookmarkStart w:id="47" w:name="_Toc217081610"/>
+      <w:bookmarkStart w:id="46" w:name="_Toc217081610"/>
       <w:r>
         <w:t>Особенности взаимодействия</w:t>
       </w:r>
-      <w:bookmarkEnd w:id="47"/>
+      <w:bookmarkEnd w:id="46"/>
     </w:p>
     <w:p>
       <w:pPr>
@@ -20013,12 +20550,12 @@
       <w:pPr>
         <w:pStyle w:val="2"/>
       </w:pPr>
-      <w:bookmarkStart w:id="48" w:name="_Toc217081611"/>
+      <w:bookmarkStart w:id="47" w:name="_Toc217081611"/>
       <w:r>
         <w:lastRenderedPageBreak/>
         <w:t>Описание сценариев использования</w:t>
       </w:r>
-      <w:bookmarkEnd w:id="48"/>
+      <w:bookmarkEnd w:id="47"/>
     </w:p>
     <w:p>
       <w:pPr>
@@ -20039,18 +20576,38 @@
           <w:lang w:val="ru-RU"/>
           <w14:ligatures w14:val="none"/>
         </w:rPr>
-        <w:t>Для детализации функциональных требований к системе разработаны сценарии использования, описывающие типичные последовательности взаимодействия пользователей с платформой ЦПРК. Сценарии составлены на основе диаграммы вариантов использования (см. Рисунок 13) и охватывают ключевые процессы для всех акторов. Каждый сценарий включает предусловия, основной и альтернативные потоки, а также постусловия.</w:t>
+        <w:t xml:space="preserve">Для детализации функциональных требований к системе разработаны сценарии использования, описывающие типичные последовательности взаимодействия пользователей с платформой ЦПРК. Сценарии составлены на основе диаграммы вариантов использования (см. Рисунок 13) и охватывают ключевые процессы для всех </w:t>
+      </w:r>
+      <w:proofErr w:type="spellStart"/>
+      <w:r>
+        <w:rPr>
+          <w:rFonts w:eastAsia="Times New Roman" w:cs="Times New Roman"/>
+          <w:szCs w:val="28"/>
+          <w:lang w:val="ru-RU"/>
+          <w14:ligatures w14:val="none"/>
+        </w:rPr>
+        <w:t>акторов</w:t>
+      </w:r>
+      <w:proofErr w:type="spellEnd"/>
+      <w:r>
+        <w:rPr>
+          <w:rFonts w:eastAsia="Times New Roman" w:cs="Times New Roman"/>
+          <w:szCs w:val="28"/>
+          <w:lang w:val="ru-RU"/>
+          <w14:ligatures w14:val="none"/>
+        </w:rPr>
+        <w:t>. Каждый сценарий включает предусловия, основной и альтернативные потоки, а также постусловия.</w:t>
       </w:r>
     </w:p>
     <w:p>
       <w:pPr>
         <w:pStyle w:val="3"/>
       </w:pPr>
-      <w:bookmarkStart w:id="49" w:name="_Toc217081612"/>
+      <w:bookmarkStart w:id="48" w:name="_Toc217081612"/>
       <w:r>
         <w:t>Прохождение психологических тестов</w:t>
       </w:r>
-      <w:bookmarkEnd w:id="49"/>
+      <w:bookmarkEnd w:id="48"/>
     </w:p>
     <w:p>
       <w:pPr>
@@ -20064,6 +20621,7 @@
           <w14:ligatures w14:val="none"/>
         </w:rPr>
       </w:pPr>
+      <w:proofErr w:type="spellStart"/>
       <w:r>
         <w:rPr>
           <w:rFonts w:eastAsia="Times New Roman" w:cs="Times New Roman"/>
@@ -20073,7 +20631,19 @@
           <w:lang w:val="ru-RU"/>
           <w14:ligatures w14:val="none"/>
         </w:rPr>
-        <w:t>Акторы:</w:t>
+        <w:t>Акторы</w:t>
+      </w:r>
+      <w:proofErr w:type="spellEnd"/>
+      <w:r>
+        <w:rPr>
+          <w:rFonts w:eastAsia="Times New Roman" w:cs="Times New Roman"/>
+          <w:b/>
+          <w:bCs/>
+          <w:szCs w:val="28"/>
+          <w:lang w:val="ru-RU"/>
+          <w14:ligatures w14:val="none"/>
+        </w:rPr>
+        <w:t>:</w:t>
       </w:r>
       <w:r>
         <w:rPr>
@@ -20504,12 +21074,17 @@
       <w:pPr>
         <w:pStyle w:val="3"/>
       </w:pPr>
-      <w:bookmarkStart w:id="50" w:name="_Toc217081613"/>
+      <w:bookmarkStart w:id="49" w:name="_Toc217081613"/>
       <w:r>
         <w:lastRenderedPageBreak/>
-        <w:t>Запись на видеоконсультацию</w:t>
-      </w:r>
-      <w:bookmarkEnd w:id="50"/>
+        <w:t xml:space="preserve">Запись на </w:t>
+      </w:r>
+      <w:proofErr w:type="spellStart"/>
+      <w:r>
+        <w:t>видеоконсультацию</w:t>
+      </w:r>
+      <w:bookmarkEnd w:id="49"/>
+      <w:proofErr w:type="spellEnd"/>
     </w:p>
     <w:p>
       <w:pPr>
@@ -20523,6 +21098,7 @@
           <w14:ligatures w14:val="none"/>
         </w:rPr>
       </w:pPr>
+      <w:proofErr w:type="spellStart"/>
       <w:r>
         <w:rPr>
           <w:rFonts w:eastAsia="Times New Roman" w:cs="Times New Roman"/>
@@ -20532,7 +21108,19 @@
           <w:lang w:val="ru-RU"/>
           <w14:ligatures w14:val="none"/>
         </w:rPr>
-        <w:t>Акторы:</w:t>
+        <w:t>Акторы</w:t>
+      </w:r>
+      <w:proofErr w:type="spellEnd"/>
+      <w:r>
+        <w:rPr>
+          <w:rFonts w:eastAsia="Times New Roman" w:cs="Times New Roman"/>
+          <w:b/>
+          <w:bCs/>
+          <w:szCs w:val="28"/>
+          <w:lang w:val="ru-RU"/>
+          <w14:ligatures w14:val="none"/>
+        </w:rPr>
+        <w:t>:</w:t>
       </w:r>
       <w:r>
         <w:rPr>
@@ -21033,11 +21621,11 @@
       <w:pPr>
         <w:pStyle w:val="3"/>
       </w:pPr>
-      <w:bookmarkStart w:id="51" w:name="_Toc217081614"/>
+      <w:bookmarkStart w:id="50" w:name="_Toc217081614"/>
       <w:r>
         <w:t>Консультация с ИИ-ассистентом</w:t>
       </w:r>
-      <w:bookmarkEnd w:id="51"/>
+      <w:bookmarkEnd w:id="50"/>
     </w:p>
     <w:p>
       <w:pPr>
@@ -21051,6 +21639,7 @@
           <w14:ligatures w14:val="none"/>
         </w:rPr>
       </w:pPr>
+      <w:proofErr w:type="spellStart"/>
       <w:r>
         <w:rPr>
           <w:rFonts w:eastAsia="Times New Roman" w:cs="Times New Roman"/>
@@ -21060,7 +21649,19 @@
           <w:lang w:val="ru-RU"/>
           <w14:ligatures w14:val="none"/>
         </w:rPr>
-        <w:t>Акторы:</w:t>
+        <w:t>Акторы</w:t>
+      </w:r>
+      <w:proofErr w:type="spellEnd"/>
+      <w:r>
+        <w:rPr>
+          <w:rFonts w:eastAsia="Times New Roman" w:cs="Times New Roman"/>
+          <w:b/>
+          <w:bCs/>
+          <w:szCs w:val="28"/>
+          <w:lang w:val="ru-RU"/>
+          <w14:ligatures w14:val="none"/>
+        </w:rPr>
+        <w:t>:</w:t>
       </w:r>
       <w:r>
         <w:rPr>
@@ -21499,11 +22100,11 @@
       <w:pPr>
         <w:pStyle w:val="3"/>
       </w:pPr>
-      <w:bookmarkStart w:id="52" w:name="_Toc217081615"/>
+      <w:bookmarkStart w:id="51" w:name="_Toc217081615"/>
       <w:r>
         <w:t>Создание нового психологического теста</w:t>
       </w:r>
-      <w:bookmarkEnd w:id="52"/>
+      <w:bookmarkEnd w:id="51"/>
     </w:p>
     <w:p>
       <w:pPr>
@@ -21517,6 +22118,7 @@
           <w14:ligatures w14:val="none"/>
         </w:rPr>
       </w:pPr>
+      <w:proofErr w:type="spellStart"/>
       <w:r>
         <w:rPr>
           <w:rFonts w:eastAsia="Times New Roman" w:cs="Times New Roman"/>
@@ -21526,7 +22128,19 @@
           <w:lang w:val="ru-RU"/>
           <w14:ligatures w14:val="none"/>
         </w:rPr>
-        <w:t>Акторы:</w:t>
+        <w:t>Акторы</w:t>
+      </w:r>
+      <w:proofErr w:type="spellEnd"/>
+      <w:r>
+        <w:rPr>
+          <w:rFonts w:eastAsia="Times New Roman" w:cs="Times New Roman"/>
+          <w:b/>
+          <w:bCs/>
+          <w:szCs w:val="28"/>
+          <w:lang w:val="ru-RU"/>
+          <w14:ligatures w14:val="none"/>
+        </w:rPr>
+        <w:t>:</w:t>
       </w:r>
       <w:r>
         <w:rPr>
@@ -21844,7 +22458,27 @@
           <w:lang w:val="ru-RU"/>
           <w14:ligatures w14:val="none"/>
         </w:rPr>
-        <w:t>Система выполняет валидацию структуры и сохраняет тест в общей библиотеке.</w:t>
+        <w:t xml:space="preserve">Система выполняет </w:t>
+      </w:r>
+      <w:proofErr w:type="spellStart"/>
+      <w:r>
+        <w:rPr>
+          <w:rFonts w:eastAsia="Times New Roman" w:cs="Times New Roman"/>
+          <w:szCs w:val="28"/>
+          <w:lang w:val="ru-RU"/>
+          <w14:ligatures w14:val="none"/>
+        </w:rPr>
+        <w:t>валидацию</w:t>
+      </w:r>
+      <w:proofErr w:type="spellEnd"/>
+      <w:r>
+        <w:rPr>
+          <w:rFonts w:eastAsia="Times New Roman" w:cs="Times New Roman"/>
+          <w:szCs w:val="28"/>
+          <w:lang w:val="ru-RU"/>
+          <w14:ligatures w14:val="none"/>
+        </w:rPr>
+        <w:t xml:space="preserve"> структуры и сохраняет тест в общей библиотеке.</w:t>
       </w:r>
     </w:p>
     <w:p>
@@ -21926,7 +22560,27 @@
           <w:lang w:val="ru-RU"/>
           <w14:ligatures w14:val="none"/>
         </w:rPr>
-        <w:t>6а. Обнаружены ошибки валидации (отсутствуют правильные ответы, не заданы шкалы): система подсвечивает проблемные поля и блокирует публикацию до исправления.</w:t>
+        <w:t xml:space="preserve">6а. Обнаружены ошибки </w:t>
+      </w:r>
+      <w:proofErr w:type="spellStart"/>
+      <w:r>
+        <w:rPr>
+          <w:rFonts w:eastAsia="Times New Roman" w:cs="Times New Roman"/>
+          <w:szCs w:val="28"/>
+          <w:lang w:val="ru-RU"/>
+          <w14:ligatures w14:val="none"/>
+        </w:rPr>
+        <w:t>валидации</w:t>
+      </w:r>
+      <w:proofErr w:type="spellEnd"/>
+      <w:r>
+        <w:rPr>
+          <w:rFonts w:eastAsia="Times New Roman" w:cs="Times New Roman"/>
+          <w:szCs w:val="28"/>
+          <w:lang w:val="ru-RU"/>
+          <w14:ligatures w14:val="none"/>
+        </w:rPr>
+        <w:t xml:space="preserve"> (отсутствуют правильные ответы, не заданы шкалы): система подсвечивает проблемные поля и блокирует публикацию до исправления.</w:t>
       </w:r>
     </w:p>
     <w:p>
@@ -21990,12 +22644,12 @@
       <w:pPr>
         <w:pStyle w:val="3"/>
       </w:pPr>
-      <w:bookmarkStart w:id="53" w:name="_Toc217081616"/>
+      <w:bookmarkStart w:id="52" w:name="_Toc217081616"/>
       <w:r>
         <w:lastRenderedPageBreak/>
         <w:t>Управление ролями пользователей</w:t>
       </w:r>
-      <w:bookmarkEnd w:id="53"/>
+      <w:bookmarkEnd w:id="52"/>
     </w:p>
     <w:p>
       <w:pPr>
@@ -22009,6 +22663,7 @@
           <w14:ligatures w14:val="none"/>
         </w:rPr>
       </w:pPr>
+      <w:proofErr w:type="spellStart"/>
       <w:r>
         <w:rPr>
           <w:rFonts w:eastAsia="Times New Roman" w:cs="Times New Roman"/>
@@ -22018,7 +22673,19 @@
           <w:lang w:val="ru-RU"/>
           <w14:ligatures w14:val="none"/>
         </w:rPr>
-        <w:t>Акторы:</w:t>
+        <w:t>Акторы</w:t>
+      </w:r>
+      <w:proofErr w:type="spellEnd"/>
+      <w:r>
+        <w:rPr>
+          <w:rFonts w:eastAsia="Times New Roman" w:cs="Times New Roman"/>
+          <w:b/>
+          <w:bCs/>
+          <w:szCs w:val="28"/>
+          <w:lang w:val="ru-RU"/>
+          <w14:ligatures w14:val="none"/>
+        </w:rPr>
+        <w:t>:</w:t>
       </w:r>
       <w:r>
         <w:rPr>
@@ -22347,14 +23014,19 @@
       <w:pPr>
         <w:pStyle w:val="3"/>
       </w:pPr>
-      <w:bookmarkStart w:id="54" w:name="_Toc217081617"/>
+      <w:bookmarkStart w:id="53" w:name="_Toc217081617"/>
       <w:r>
         <w:t>Подключение к</w:t>
       </w:r>
       <w:r>
-        <w:t xml:space="preserve"> видеоконсультации</w:t>
-      </w:r>
-      <w:bookmarkEnd w:id="54"/>
+        <w:t xml:space="preserve"> </w:t>
+      </w:r>
+      <w:proofErr w:type="spellStart"/>
+      <w:r>
+        <w:t>видеоконсультации</w:t>
+      </w:r>
+      <w:bookmarkEnd w:id="53"/>
+      <w:proofErr w:type="spellEnd"/>
     </w:p>
     <w:p>
       <w:pPr>
@@ -22368,6 +23040,7 @@
           <w14:ligatures w14:val="none"/>
         </w:rPr>
       </w:pPr>
+      <w:proofErr w:type="spellStart"/>
       <w:r>
         <w:rPr>
           <w:rFonts w:eastAsia="Times New Roman" w:cs="Times New Roman"/>
@@ -22377,7 +23050,19 @@
           <w:lang w:val="ru-RU"/>
           <w14:ligatures w14:val="none"/>
         </w:rPr>
-        <w:t>Акторы:</w:t>
+        <w:t>Акторы</w:t>
+      </w:r>
+      <w:proofErr w:type="spellEnd"/>
+      <w:r>
+        <w:rPr>
+          <w:rFonts w:eastAsia="Times New Roman" w:cs="Times New Roman"/>
+          <w:b/>
+          <w:bCs/>
+          <w:szCs w:val="28"/>
+          <w:lang w:val="ru-RU"/>
+          <w14:ligatures w14:val="none"/>
+        </w:rPr>
+        <w:t>:</w:t>
       </w:r>
       <w:r>
         <w:rPr>
@@ -22501,7 +23186,27 @@
           <w:lang w:val="ru-RU"/>
           <w14:ligatures w14:val="none"/>
         </w:rPr>
-        <w:t>Участники переходят по уникальной ссылке в разделе «Видеоконсультации».</w:t>
+        <w:t>Участники переходят по уникальной ссылке в разделе «</w:t>
+      </w:r>
+      <w:proofErr w:type="spellStart"/>
+      <w:r>
+        <w:rPr>
+          <w:rFonts w:eastAsia="Times New Roman" w:cs="Times New Roman"/>
+          <w:szCs w:val="28"/>
+          <w:lang w:val="ru-RU"/>
+          <w14:ligatures w14:val="none"/>
+        </w:rPr>
+        <w:t>Видеоконсультации</w:t>
+      </w:r>
+      <w:proofErr w:type="spellEnd"/>
+      <w:r>
+        <w:rPr>
+          <w:rFonts w:eastAsia="Times New Roman" w:cs="Times New Roman"/>
+          <w:szCs w:val="28"/>
+          <w:lang w:val="ru-RU"/>
+          <w14:ligatures w14:val="none"/>
+        </w:rPr>
+        <w:t>».</w:t>
       </w:r>
     </w:p>
     <w:p>
@@ -22904,11 +23609,11 @@
       <w:pPr>
         <w:pStyle w:val="2"/>
       </w:pPr>
-      <w:bookmarkStart w:id="55" w:name="_Toc217081618"/>
+      <w:bookmarkStart w:id="54" w:name="_Toc217081618"/>
       <w:r>
         <w:t>Выработка требований и постановка задачи</w:t>
       </w:r>
-      <w:bookmarkEnd w:id="55"/>
+      <w:bookmarkEnd w:id="54"/>
     </w:p>
     <w:p>
       <w:pPr>
@@ -23004,11 +23709,11 @@
       <w:pPr>
         <w:pStyle w:val="3"/>
       </w:pPr>
-      <w:bookmarkStart w:id="56" w:name="_Toc217081619"/>
+      <w:bookmarkStart w:id="55" w:name="_Toc217081619"/>
       <w:r>
         <w:t>Функциональные требования</w:t>
       </w:r>
-      <w:bookmarkEnd w:id="56"/>
+      <w:bookmarkEnd w:id="55"/>
     </w:p>
     <w:p>
       <w:pPr>
@@ -23633,14 +24338,25 @@
           <w14:ligatures w14:val="none"/>
         </w:rPr>
       </w:pPr>
-      <w:r>
-        <w:rPr>
-          <w:rFonts w:eastAsia="Times New Roman" w:cs="Times New Roman"/>
-          <w:szCs w:val="28"/>
-          <w:lang w:val="ru-RU"/>
-          <w14:ligatures w14:val="none"/>
-        </w:rPr>
-        <w:t>Триаж запросов и маршрутизация к специалистам</w:t>
+      <w:proofErr w:type="spellStart"/>
+      <w:r>
+        <w:rPr>
+          <w:rFonts w:eastAsia="Times New Roman" w:cs="Times New Roman"/>
+          <w:szCs w:val="28"/>
+          <w:lang w:val="ru-RU"/>
+          <w14:ligatures w14:val="none"/>
+        </w:rPr>
+        <w:t>Триаж</w:t>
+      </w:r>
+      <w:proofErr w:type="spellEnd"/>
+      <w:r>
+        <w:rPr>
+          <w:rFonts w:eastAsia="Times New Roman" w:cs="Times New Roman"/>
+          <w:szCs w:val="28"/>
+          <w:lang w:val="ru-RU"/>
+          <w14:ligatures w14:val="none"/>
+        </w:rPr>
+        <w:t xml:space="preserve"> запросов и маршрутизация к специалистам</w:t>
       </w:r>
       <w:r>
         <w:rPr>
@@ -23835,7 +24551,27 @@
           <w:lang w:val="ru-RU"/>
           <w14:ligatures w14:val="none"/>
         </w:rPr>
-        <w:t>Формирование дашбордов в реальном времени (загрузка специалистов, эффективность методов, статистика)</w:t>
+        <w:t xml:space="preserve">Формирование </w:t>
+      </w:r>
+      <w:proofErr w:type="spellStart"/>
+      <w:r>
+        <w:rPr>
+          <w:rFonts w:eastAsia="Times New Roman" w:cs="Times New Roman"/>
+          <w:szCs w:val="28"/>
+          <w:lang w:val="ru-RU"/>
+          <w14:ligatures w14:val="none"/>
+        </w:rPr>
+        <w:t>дашбордов</w:t>
+      </w:r>
+      <w:proofErr w:type="spellEnd"/>
+      <w:r>
+        <w:rPr>
+          <w:rFonts w:eastAsia="Times New Roman" w:cs="Times New Roman"/>
+          <w:szCs w:val="28"/>
+          <w:lang w:val="ru-RU"/>
+          <w14:ligatures w14:val="none"/>
+        </w:rPr>
+        <w:t xml:space="preserve"> в реальном времени (загрузка специалистов, эффективность методов, статистика)</w:t>
       </w:r>
       <w:r>
         <w:rPr>
@@ -24050,11 +24786,11 @@
       <w:pPr>
         <w:pStyle w:val="3"/>
       </w:pPr>
-      <w:bookmarkStart w:id="57" w:name="_Toc217081620"/>
+      <w:bookmarkStart w:id="56" w:name="_Toc217081620"/>
       <w:r>
         <w:t>Нефункциональные требования</w:t>
       </w:r>
-      <w:bookmarkEnd w:id="57"/>
+      <w:bookmarkEnd w:id="56"/>
     </w:p>
     <w:p>
       <w:pPr>
@@ -24112,7 +24848,27 @@
           <w:lang w:val="ru-RU"/>
           <w14:ligatures w14:val="none"/>
         </w:rPr>
-        <w:t>: Микросервисная архитектура, обеспечивающая стабильную работу при росте нагрузки до десятикратного увеличения числа пользователей</w:t>
+        <w:t xml:space="preserve">: </w:t>
+      </w:r>
+      <w:proofErr w:type="spellStart"/>
+      <w:r>
+        <w:rPr>
+          <w:rFonts w:eastAsia="Times New Roman" w:cs="Times New Roman"/>
+          <w:szCs w:val="28"/>
+          <w:lang w:val="ru-RU"/>
+          <w14:ligatures w14:val="none"/>
+        </w:rPr>
+        <w:t>Микросервисная</w:t>
+      </w:r>
+      <w:proofErr w:type="spellEnd"/>
+      <w:r>
+        <w:rPr>
+          <w:rFonts w:eastAsia="Times New Roman" w:cs="Times New Roman"/>
+          <w:szCs w:val="28"/>
+          <w:lang w:val="ru-RU"/>
+          <w14:ligatures w14:val="none"/>
+        </w:rPr>
+        <w:t xml:space="preserve"> архитектура, обеспечивающая стабильную работу при росте нагрузки до десятикратного увеличения числа пользователей</w:t>
       </w:r>
       <w:r>
         <w:rPr>
@@ -24354,11 +25110,11 @@
       <w:pPr>
         <w:pStyle w:val="3"/>
       </w:pPr>
-      <w:bookmarkStart w:id="58" w:name="_Toc217081621"/>
+      <w:bookmarkStart w:id="57" w:name="_Toc217081621"/>
       <w:r>
         <w:t>Постановка задачи на разработку</w:t>
       </w:r>
-      <w:bookmarkEnd w:id="58"/>
+      <w:bookmarkEnd w:id="57"/>
     </w:p>
     <w:p>
       <w:pPr>
@@ -24774,22 +25530,22 @@
         <w:pStyle w:val="1"/>
         <w:spacing w:line="480" w:lineRule="auto"/>
       </w:pPr>
-      <w:bookmarkStart w:id="59" w:name="_Toc217081622"/>
+      <w:bookmarkStart w:id="58" w:name="_Toc217081622"/>
       <w:r>
         <w:lastRenderedPageBreak/>
         <w:t>ПРОЕКТИРОВАНИЕ</w:t>
       </w:r>
+      <w:bookmarkEnd w:id="58"/>
+    </w:p>
+    <w:p>
+      <w:pPr>
+        <w:pStyle w:val="2"/>
+      </w:pPr>
+      <w:bookmarkStart w:id="59" w:name="_Toc217081623"/>
+      <w:r>
+        <w:t>Выбор и обоснование средств проектирования и реализации</w:t>
+      </w:r>
       <w:bookmarkEnd w:id="59"/>
-    </w:p>
-    <w:p>
-      <w:pPr>
-        <w:pStyle w:val="2"/>
-      </w:pPr>
-      <w:bookmarkStart w:id="60" w:name="_Toc217081623"/>
-      <w:r>
-        <w:t>Выбор и обоснование средств проектирования и реализации</w:t>
-      </w:r>
-      <w:bookmarkEnd w:id="60"/>
     </w:p>
     <w:p>
       <w:pPr>
@@ -24996,6 +25752,7 @@
         </w:rPr>
         <w:t>.</w:t>
       </w:r>
+      <w:proofErr w:type="spellStart"/>
       <w:r>
         <w:rPr>
           <w:rFonts w:eastAsia="Times New Roman" w:cs="Times New Roman"/>
@@ -25004,6 +25761,7 @@
         </w:rPr>
         <w:t>io</w:t>
       </w:r>
+      <w:proofErr w:type="spellEnd"/>
       <w:r>
         <w:rPr>
           <w:rFonts w:eastAsia="Times New Roman" w:cs="Times New Roman"/>
@@ -25189,6 +25947,7 @@
         </w:rPr>
         <w:t>.</w:t>
       </w:r>
+      <w:proofErr w:type="spellStart"/>
       <w:r>
         <w:rPr>
           <w:rFonts w:eastAsia="Times New Roman" w:cs="Times New Roman"/>
@@ -25197,6 +25956,7 @@
         </w:rPr>
         <w:t>io</w:t>
       </w:r>
+      <w:proofErr w:type="spellEnd"/>
       <w:r>
         <w:rPr>
           <w:rFonts w:eastAsia="Times New Roman" w:cs="Times New Roman"/>
@@ -25301,6 +26061,7 @@
         </w:rPr>
         <w:t xml:space="preserve">Управление требованиями и задачами осуществляется через </w:t>
       </w:r>
+      <w:proofErr w:type="spellStart"/>
       <w:r>
         <w:rPr>
           <w:rFonts w:eastAsia="Times New Roman" w:cs="Times New Roman"/>
@@ -25309,14 +26070,35 @@
         </w:rPr>
         <w:t>GitLab</w:t>
       </w:r>
-      <w:r>
-        <w:rPr>
-          <w:rFonts w:eastAsia="Times New Roman" w:cs="Times New Roman"/>
-          <w:szCs w:val="28"/>
-          <w:lang w:val="ru-RU"/>
-          <w14:ligatures w14:val="none"/>
-        </w:rPr>
-        <w:t>, что гарантирует прослеживаемость от технического задания до реализации кода.</w:t>
+      <w:proofErr w:type="spellEnd"/>
+      <w:r>
+        <w:rPr>
+          <w:rFonts w:eastAsia="Times New Roman" w:cs="Times New Roman"/>
+          <w:szCs w:val="28"/>
+          <w:lang w:val="ru-RU"/>
+          <w14:ligatures w14:val="none"/>
+        </w:rPr>
+        <w:t xml:space="preserve">, что гарантирует </w:t>
+      </w:r>
+      <w:proofErr w:type="spellStart"/>
+      <w:r>
+        <w:rPr>
+          <w:rFonts w:eastAsia="Times New Roman" w:cs="Times New Roman"/>
+          <w:szCs w:val="28"/>
+          <w:lang w:val="ru-RU"/>
+          <w14:ligatures w14:val="none"/>
+        </w:rPr>
+        <w:t>прослеживаемость</w:t>
+      </w:r>
+      <w:proofErr w:type="spellEnd"/>
+      <w:r>
+        <w:rPr>
+          <w:rFonts w:eastAsia="Times New Roman" w:cs="Times New Roman"/>
+          <w:szCs w:val="28"/>
+          <w:lang w:val="ru-RU"/>
+          <w14:ligatures w14:val="none"/>
+        </w:rPr>
+        <w:t xml:space="preserve"> от технического задания до реализации кода.</w:t>
       </w:r>
     </w:p>
     <w:p>
@@ -25773,7 +26555,27 @@
           <w:lang w:val="ru-RU"/>
           <w14:ligatures w14:val="none"/>
         </w:rPr>
-        <w:t xml:space="preserve">, позволяющим развертывать сервис на собственных серверах и сохранять полный контроль над конфиденциальностью. Контейнеризация микросервисов выполнена с помощью </w:t>
+        <w:t xml:space="preserve">, позволяющим развертывать сервис на собственных серверах и сохранять полный контроль над конфиденциальностью. Контейнеризация </w:t>
+      </w:r>
+      <w:proofErr w:type="spellStart"/>
+      <w:r>
+        <w:rPr>
+          <w:rFonts w:eastAsia="Times New Roman" w:cs="Times New Roman"/>
+          <w:szCs w:val="28"/>
+          <w:lang w:val="ru-RU"/>
+          <w14:ligatures w14:val="none"/>
+        </w:rPr>
+        <w:t>микросервисов</w:t>
+      </w:r>
+      <w:proofErr w:type="spellEnd"/>
+      <w:r>
+        <w:rPr>
+          <w:rFonts w:eastAsia="Times New Roman" w:cs="Times New Roman"/>
+          <w:szCs w:val="28"/>
+          <w:lang w:val="ru-RU"/>
+          <w14:ligatures w14:val="none"/>
+        </w:rPr>
+        <w:t xml:space="preserve"> выполнена с помощью </w:t>
       </w:r>
       <w:r>
         <w:rPr>
@@ -25792,6 +26594,7 @@
         </w:rPr>
         <w:t xml:space="preserve">, а кэширование — через </w:t>
       </w:r>
+      <w:proofErr w:type="spellStart"/>
       <w:r>
         <w:rPr>
           <w:rFonts w:eastAsia="Times New Roman" w:cs="Times New Roman"/>
@@ -25800,6 +26603,7 @@
         </w:rPr>
         <w:t>Redis</w:t>
       </w:r>
+      <w:proofErr w:type="spellEnd"/>
       <w:r>
         <w:rPr>
           <w:rFonts w:eastAsia="Times New Roman" w:cs="Times New Roman"/>
@@ -25836,11 +26640,11 @@
       <w:pPr>
         <w:pStyle w:val="2"/>
       </w:pPr>
-      <w:bookmarkStart w:id="61" w:name="_Toc217081624"/>
+      <w:bookmarkStart w:id="60" w:name="_Toc217081624"/>
       <w:r>
         <w:t>Проектирование архитектуры приложения</w:t>
       </w:r>
-      <w:bookmarkEnd w:id="61"/>
+      <w:bookmarkEnd w:id="60"/>
     </w:p>
     <w:p>
       <w:pPr>
@@ -25887,10 +26691,10 @@
         <w:ind w:left="720" w:firstLine="720"/>
         <w:contextualSpacing w:val="0"/>
       </w:pPr>
-      <w:bookmarkStart w:id="62" w:name="_Toc209710390"/>
-      <w:bookmarkStart w:id="63" w:name="_Toc209786451"/>
-      <w:bookmarkStart w:id="64" w:name="_Toc209786669"/>
-      <w:bookmarkStart w:id="65" w:name="_Toc217081625"/>
+      <w:bookmarkStart w:id="61" w:name="_Toc209710390"/>
+      <w:bookmarkStart w:id="62" w:name="_Toc209786451"/>
+      <w:bookmarkStart w:id="63" w:name="_Toc209786669"/>
+      <w:bookmarkStart w:id="64" w:name="_Toc217081625"/>
       <w:r>
         <w:rPr>
           <w:b w:val="0"/>
@@ -25971,10 +26775,10 @@
       <w:r>
         <w:t>Общая схема архитектуры</w:t>
       </w:r>
+      <w:bookmarkEnd w:id="61"/>
       <w:bookmarkEnd w:id="62"/>
       <w:bookmarkEnd w:id="63"/>
       <w:bookmarkEnd w:id="64"/>
-      <w:bookmarkEnd w:id="65"/>
     </w:p>
     <w:p>
       <w:pPr>
@@ -26066,6 +26870,7 @@
         </w:rPr>
         <w:t xml:space="preserve">. Кэширование запросов реализовано с помощью </w:t>
       </w:r>
+      <w:proofErr w:type="spellStart"/>
       <w:r>
         <w:rPr>
           <w:rFonts w:cs="Times New Roman"/>
@@ -26073,18 +26878,37 @@
         </w:rPr>
         <w:t>Redis</w:t>
       </w:r>
+      <w:proofErr w:type="spellEnd"/>
       <w:r>
         <w:rPr>
           <w:rFonts w:cs="Times New Roman"/>
           <w:szCs w:val="28"/>
           <w:lang w:val="ru-RU"/>
         </w:rPr>
-        <w:t xml:space="preserve">. Асинхронные события, такие как логи тестирования и действия пользователей, обрабатываются через </w:t>
-      </w:r>
+        <w:t xml:space="preserve">. Асинхронные события, такие как </w:t>
+      </w:r>
+      <w:proofErr w:type="spellStart"/>
       <w:r>
         <w:rPr>
           <w:rFonts w:cs="Times New Roman"/>
           <w:szCs w:val="28"/>
+          <w:lang w:val="ru-RU"/>
+        </w:rPr>
+        <w:t>логи</w:t>
+      </w:r>
+      <w:proofErr w:type="spellEnd"/>
+      <w:r>
+        <w:rPr>
+          <w:rFonts w:cs="Times New Roman"/>
+          <w:szCs w:val="28"/>
+          <w:lang w:val="ru-RU"/>
+        </w:rPr>
+        <w:t xml:space="preserve"> тестирования и действия пользователей, обрабатываются через </w:t>
+      </w:r>
+      <w:r>
+        <w:rPr>
+          <w:rFonts w:cs="Times New Roman"/>
+          <w:szCs w:val="28"/>
         </w:rPr>
         <w:t>Apache</w:t>
       </w:r>
@@ -26111,6 +26935,7 @@
         </w:rPr>
         <w:t xml:space="preserve">. Поиск по документам и пользователям реализован с использованием </w:t>
       </w:r>
+      <w:proofErr w:type="spellStart"/>
       <w:r>
         <w:rPr>
           <w:rFonts w:cs="Times New Roman"/>
@@ -26118,6 +26943,7 @@
         </w:rPr>
         <w:t>Elasticsearch</w:t>
       </w:r>
+      <w:proofErr w:type="spellEnd"/>
       <w:r>
         <w:rPr>
           <w:rFonts w:cs="Times New Roman"/>
@@ -26232,10 +27058,10 @@
         <w:ind w:left="720" w:firstLine="720"/>
         <w:contextualSpacing w:val="0"/>
       </w:pPr>
-      <w:bookmarkStart w:id="66" w:name="_Toc209710391"/>
-      <w:bookmarkStart w:id="67" w:name="_Toc209786452"/>
-      <w:bookmarkStart w:id="68" w:name="_Toc209786670"/>
-      <w:bookmarkStart w:id="69" w:name="_Toc217081626"/>
+      <w:bookmarkStart w:id="65" w:name="_Toc209710391"/>
+      <w:bookmarkStart w:id="66" w:name="_Toc209786452"/>
+      <w:bookmarkStart w:id="67" w:name="_Toc209786670"/>
+      <w:bookmarkStart w:id="68" w:name="_Toc217081626"/>
       <w:r>
         <w:rPr>
           <w:lang w:val="en-US"/>
@@ -26246,10 +27072,10 @@
       <w:r>
         <w:t>Компонентная диаграмма</w:t>
       </w:r>
+      <w:bookmarkEnd w:id="65"/>
       <w:bookmarkEnd w:id="66"/>
       <w:bookmarkEnd w:id="67"/>
       <w:bookmarkEnd w:id="68"/>
-      <w:bookmarkEnd w:id="69"/>
     </w:p>
     <w:p>
       <w:pPr>
@@ -26362,16 +27188,19 @@
           <w:szCs w:val="28"/>
           <w:lang w:val="ru-RU"/>
         </w:rPr>
-        <w:t xml:space="preserve">Система основана на микросервисной архитектуре. Фронтенд реализован на </w:t>
-      </w:r>
+        <w:t xml:space="preserve">Система основана на </w:t>
+      </w:r>
+      <w:proofErr w:type="spellStart"/>
       <w:r>
         <w:rPr>
           <w:rFonts w:eastAsia="Roboto" w:cs="Times New Roman"/>
           <w:color w:val="404040"/>
           <w:szCs w:val="28"/>
-        </w:rPr>
-        <w:t>React</w:t>
-      </w:r>
+          <w:lang w:val="ru-RU"/>
+        </w:rPr>
+        <w:t>микросервисной</w:t>
+      </w:r>
+      <w:proofErr w:type="spellEnd"/>
       <w:r>
         <w:rPr>
           <w:rFonts w:eastAsia="Roboto" w:cs="Times New Roman"/>
@@ -26379,7 +27208,7 @@
           <w:szCs w:val="28"/>
           <w:lang w:val="ru-RU"/>
         </w:rPr>
-        <w:t xml:space="preserve">. Для маршрутизации запросов между сервисами и </w:t>
+        <w:t xml:space="preserve"> архитектуре. </w:t>
       </w:r>
       <w:proofErr w:type="spellStart"/>
       <w:r>
@@ -26389,7 +27218,7 @@
           <w:szCs w:val="28"/>
           <w:lang w:val="ru-RU"/>
         </w:rPr>
-        <w:t>фронтедом</w:t>
+        <w:t>Фронтенд</w:t>
       </w:r>
       <w:proofErr w:type="spellEnd"/>
       <w:r>
@@ -26399,7 +27228,7 @@
           <w:szCs w:val="28"/>
           <w:lang w:val="ru-RU"/>
         </w:rPr>
-        <w:t xml:space="preserve"> используется </w:t>
+        <w:t xml:space="preserve"> реализован на </w:t>
       </w:r>
       <w:r>
         <w:rPr>
@@ -26407,7 +27236,7 @@
           <w:color w:val="404040"/>
           <w:szCs w:val="28"/>
         </w:rPr>
-        <w:t>API</w:t>
+        <w:t>React</w:t>
       </w:r>
       <w:r>
         <w:rPr>
@@ -26416,16 +27245,19 @@
           <w:szCs w:val="28"/>
           <w:lang w:val="ru-RU"/>
         </w:rPr>
-        <w:t xml:space="preserve"> </w:t>
-      </w:r>
+        <w:t xml:space="preserve">. Для маршрутизации запросов между сервисами и </w:t>
+      </w:r>
+      <w:proofErr w:type="spellStart"/>
       <w:r>
         <w:rPr>
           <w:rFonts w:eastAsia="Roboto" w:cs="Times New Roman"/>
           <w:color w:val="404040"/>
           <w:szCs w:val="28"/>
-        </w:rPr>
-        <w:t>Gateway</w:t>
-      </w:r>
+          <w:lang w:val="ru-RU"/>
+        </w:rPr>
+        <w:t>фронтедом</w:t>
+      </w:r>
+      <w:proofErr w:type="spellEnd"/>
       <w:r>
         <w:rPr>
           <w:rFonts w:eastAsia="Roboto" w:cs="Times New Roman"/>
@@ -26433,7 +27265,7 @@
           <w:szCs w:val="28"/>
           <w:lang w:val="ru-RU"/>
         </w:rPr>
-        <w:t xml:space="preserve">, реализованный на базе </w:t>
+        <w:t xml:space="preserve"> используется </w:t>
       </w:r>
       <w:r>
         <w:rPr>
@@ -26441,7 +27273,7 @@
           <w:color w:val="404040"/>
           <w:szCs w:val="28"/>
         </w:rPr>
-        <w:t>nginx</w:t>
+        <w:t>API</w:t>
       </w:r>
       <w:r>
         <w:rPr>
@@ -26450,7 +27282,7 @@
           <w:szCs w:val="28"/>
           <w:lang w:val="ru-RU"/>
         </w:rPr>
-        <w:t xml:space="preserve">. Аутентификация и авторизация осуществляется через </w:t>
+        <w:t xml:space="preserve"> </w:t>
       </w:r>
       <w:r>
         <w:rPr>
@@ -26458,7 +27290,7 @@
           <w:color w:val="404040"/>
           <w:szCs w:val="28"/>
         </w:rPr>
-        <w:t>Auth</w:t>
+        <w:t>Gateway</w:t>
       </w:r>
       <w:r>
         <w:rPr>
@@ -26467,16 +27299,18 @@
           <w:szCs w:val="28"/>
           <w:lang w:val="ru-RU"/>
         </w:rPr>
-        <w:t xml:space="preserve"> </w:t>
-      </w:r>
+        <w:t xml:space="preserve">, реализованный на базе </w:t>
+      </w:r>
+      <w:proofErr w:type="spellStart"/>
       <w:r>
         <w:rPr>
           <w:rFonts w:eastAsia="Roboto" w:cs="Times New Roman"/>
           <w:color w:val="404040"/>
           <w:szCs w:val="28"/>
         </w:rPr>
-        <w:t>Service</w:t>
-      </w:r>
+        <w:t>nginx</w:t>
+      </w:r>
+      <w:proofErr w:type="spellEnd"/>
       <w:r>
         <w:rPr>
           <w:rFonts w:eastAsia="Roboto" w:cs="Times New Roman"/>
@@ -26484,16 +27318,18 @@
           <w:szCs w:val="28"/>
           <w:lang w:val="ru-RU"/>
         </w:rPr>
-        <w:t xml:space="preserve"> с использованием </w:t>
-      </w:r>
+        <w:t xml:space="preserve">. Аутентификация и авторизация осуществляется через </w:t>
+      </w:r>
+      <w:proofErr w:type="spellStart"/>
       <w:r>
         <w:rPr>
           <w:rFonts w:eastAsia="Roboto" w:cs="Times New Roman"/>
           <w:color w:val="404040"/>
           <w:szCs w:val="28"/>
         </w:rPr>
-        <w:t>JWT</w:t>
-      </w:r>
+        <w:t>Auth</w:t>
+      </w:r>
+      <w:proofErr w:type="spellEnd"/>
       <w:r>
         <w:rPr>
           <w:rFonts w:eastAsia="Roboto" w:cs="Times New Roman"/>
@@ -26501,7 +27337,61 @@
           <w:szCs w:val="28"/>
           <w:lang w:val="ru-RU"/>
         </w:rPr>
-        <w:t xml:space="preserve">-токенов. </w:t>
+        <w:t xml:space="preserve"> </w:t>
+      </w:r>
+      <w:r>
+        <w:rPr>
+          <w:rFonts w:eastAsia="Roboto" w:cs="Times New Roman"/>
+          <w:color w:val="404040"/>
+          <w:szCs w:val="28"/>
+        </w:rPr>
+        <w:t>Service</w:t>
+      </w:r>
+      <w:r>
+        <w:rPr>
+          <w:rFonts w:eastAsia="Roboto" w:cs="Times New Roman"/>
+          <w:color w:val="404040"/>
+          <w:szCs w:val="28"/>
+          <w:lang w:val="ru-RU"/>
+        </w:rPr>
+        <w:t xml:space="preserve"> с использованием </w:t>
+      </w:r>
+      <w:r>
+        <w:rPr>
+          <w:rFonts w:eastAsia="Roboto" w:cs="Times New Roman"/>
+          <w:color w:val="404040"/>
+          <w:szCs w:val="28"/>
+        </w:rPr>
+        <w:t>JWT</w:t>
+      </w:r>
+      <w:r>
+        <w:rPr>
+          <w:rFonts w:eastAsia="Roboto" w:cs="Times New Roman"/>
+          <w:color w:val="404040"/>
+          <w:szCs w:val="28"/>
+          <w:lang w:val="ru-RU"/>
+        </w:rPr>
+        <w:t>-</w:t>
+      </w:r>
+      <w:proofErr w:type="spellStart"/>
+      <w:r>
+        <w:rPr>
+          <w:rFonts w:eastAsia="Roboto" w:cs="Times New Roman"/>
+          <w:color w:val="404040"/>
+          <w:szCs w:val="28"/>
+          <w:lang w:val="ru-RU"/>
+        </w:rPr>
+        <w:t>токенов</w:t>
+      </w:r>
+      <w:proofErr w:type="spellEnd"/>
+      <w:r>
+        <w:rPr>
+          <w:rFonts w:eastAsia="Roboto" w:cs="Times New Roman"/>
+          <w:color w:val="404040"/>
+          <w:szCs w:val="28"/>
+          <w:lang w:val="ru-RU"/>
+        </w:rPr>
+        <w:t xml:space="preserve">. </w:t>
       </w:r>
       <w:r>
         <w:rPr>
@@ -26707,10 +27597,10 @@
         <w:ind w:left="709" w:firstLine="720"/>
         <w:contextualSpacing w:val="0"/>
       </w:pPr>
-      <w:bookmarkStart w:id="70" w:name="_Toc209710392"/>
-      <w:bookmarkStart w:id="71" w:name="_Toc209786453"/>
-      <w:bookmarkStart w:id="72" w:name="_Toc209786671"/>
-      <w:bookmarkStart w:id="73" w:name="_Toc217081627"/>
+      <w:bookmarkStart w:id="69" w:name="_Toc209710392"/>
+      <w:bookmarkStart w:id="70" w:name="_Toc209786453"/>
+      <w:bookmarkStart w:id="71" w:name="_Toc209786671"/>
+      <w:bookmarkStart w:id="72" w:name="_Toc217081627"/>
       <w:r>
         <w:lastRenderedPageBreak/>
         <w:t xml:space="preserve">2.2.3 </w:t>
@@ -26721,10 +27611,10 @@
       <w:r>
         <w:t>тестирования</w:t>
       </w:r>
+      <w:bookmarkEnd w:id="69"/>
       <w:bookmarkEnd w:id="70"/>
       <w:bookmarkEnd w:id="71"/>
       <w:bookmarkEnd w:id="72"/>
-      <w:bookmarkEnd w:id="73"/>
     </w:p>
     <w:p>
       <w:pPr>
@@ -26760,7 +27650,7 @@
                     <a:blip r:embed="rId23">
                       <a:extLst>
                         <a:ext uri="{96DAC541-7B7A-43D3-8B79-37D633B846F1}">
-                          <asvg:svgBlip xmlns="" xmlns:cx2="http://schemas.microsoft.com/office/drawing/2015/10/21/chartex" xmlns:cx3="http://schemas.microsoft.com/office/drawing/2016/5/9/chartex" xmlns:cx4="http://schemas.microsoft.com/office/drawing/2016/5/10/chartex" xmlns:cx5="http://schemas.microsoft.com/office/drawing/2016/5/11/chartex" xmlns:cx6="http://schemas.microsoft.com/office/drawing/2016/5/12/chartex" xmlns:cx7="http://schemas.microsoft.com/office/drawing/2016/5/13/chartex" xmlns:cx8="http://schemas.microsoft.com/office/drawing/2016/5/14/chartex" xmlns:aink="http://schemas.microsoft.com/office/drawing/2016/ink" xmlns:am3d="http://schemas.microsoft.com/office/drawing/2017/model3d" xmlns:o="urn:schemas-microsoft-com:office:office" xmlns:oel="http://schemas.microsoft.com/office/2019/extlst" xmlns:v="urn:schemas-microsoft-com:vml" xmlns:w10="urn:schemas-microsoft-com:office:word" xmlns:w="http://schemas.openxmlformats.org/wordprocessingml/2006/main" xmlns:w16cex="http://schemas.microsoft.com/office/word/2018/wordml/cex" xmlns:w16cid="http://schemas.microsoft.com/office/word/2016/wordml/cid" xmlns:w16="http://schemas.microsoft.com/office/word/2018/wordml" xmlns:w16du="http://schemas.microsoft.com/office/word/2023/wordml/word16du" xmlns:w16sdtdh="http://schemas.microsoft.com/office/word/2020/wordml/sdtdatahash" xmlns:w16sdtfl="http://schemas.microsoft.com/office/word/2024/wordml/sdtformatlock" xmlns:asvg="http://schemas.microsoft.com/office/drawing/2016/SVG/main" r:embed="rId24"/>
+                          <asvg:svgBlip xmlns:asvg="http://schemas.microsoft.com/office/drawing/2016/SVG/main" xmlns:w16sdtfl="http://schemas.microsoft.com/office/word/2024/wordml/sdtformatlock" xmlns:w16sdtdh="http://schemas.microsoft.com/office/word/2020/wordml/sdtdatahash" xmlns:w16du="http://schemas.microsoft.com/office/word/2023/wordml/word16du" xmlns:w16="http://schemas.microsoft.com/office/word/2018/wordml" xmlns:w16cid="http://schemas.microsoft.com/office/word/2016/wordml/cid" xmlns:w16cex="http://schemas.microsoft.com/office/word/2018/wordml/cex" xmlns:w="http://schemas.openxmlformats.org/wordprocessingml/2006/main" xmlns:w10="urn:schemas-microsoft-com:office:word" xmlns:v="urn:schemas-microsoft-com:vml" xmlns:oel="http://schemas.microsoft.com/office/2019/extlst" xmlns:o="urn:schemas-microsoft-com:office:office" xmlns:am3d="http://schemas.microsoft.com/office/drawing/2017/model3d" xmlns:aink="http://schemas.microsoft.com/office/drawing/2016/ink" xmlns:cx8="http://schemas.microsoft.com/office/drawing/2016/5/14/chartex" xmlns:cx7="http://schemas.microsoft.com/office/drawing/2016/5/13/chartex" xmlns:cx6="http://schemas.microsoft.com/office/drawing/2016/5/12/chartex" xmlns:cx5="http://schemas.microsoft.com/office/drawing/2016/5/11/chartex" xmlns:cx4="http://schemas.microsoft.com/office/drawing/2016/5/10/chartex" xmlns:cx3="http://schemas.microsoft.com/office/drawing/2016/5/9/chartex" xmlns:cx2="http://schemas.microsoft.com/office/drawing/2015/10/21/chartex" xmlns="" r:embed="rId24"/>
                         </a:ext>
                       </a:extLst>
                     </a:blip>
@@ -27124,20 +28014,9 @@
         <w:ind w:firstLine="709"/>
         <w:contextualSpacing w:val="0"/>
       </w:pPr>
-      <w:bookmarkStart w:id="74" w:name="_Toc209710393"/>
-      <w:bookmarkStart w:id="75" w:name="_Toc209786454"/>
-      <w:bookmarkStart w:id="76" w:name="_Toc209786672"/>
-    </w:p>
-    <w:p>
-      <w:pPr>
-        <w:pStyle w:val="3"/>
-        <w:numPr>
-          <w:ilvl w:val="0"/>
-          <w:numId w:val="0"/>
-        </w:numPr>
-        <w:ind w:firstLine="709"/>
-        <w:contextualSpacing w:val="0"/>
-      </w:pPr>
+      <w:bookmarkStart w:id="73" w:name="_Toc209710393"/>
+      <w:bookmarkStart w:id="74" w:name="_Toc209786454"/>
+      <w:bookmarkStart w:id="75" w:name="_Toc209786672"/>
     </w:p>
     <w:p>
       <w:pPr>
@@ -27153,15 +28032,16 @@
       <w:pPr>
         <w:pStyle w:val="2"/>
       </w:pPr>
-      <w:bookmarkStart w:id="77" w:name="_Toc217081628"/>
-      <w:r>
+      <w:bookmarkStart w:id="76" w:name="_Toc217081628"/>
+      <w:r>
+        <w:lastRenderedPageBreak/>
         <w:t>Проектирование хранилища данных</w:t>
       </w:r>
-      <w:bookmarkEnd w:id="77"/>
-    </w:p>
+      <w:bookmarkEnd w:id="76"/>
+    </w:p>
+    <w:bookmarkEnd w:id="73"/>
     <w:bookmarkEnd w:id="74"/>
     <w:bookmarkEnd w:id="75"/>
-    <w:bookmarkEnd w:id="76"/>
     <w:p>
       <w:pPr>
         <w:spacing w:line="259" w:lineRule="auto"/>
@@ -27222,11 +28102,11 @@
       <w:pPr>
         <w:pStyle w:val="3"/>
       </w:pPr>
-      <w:bookmarkStart w:id="78" w:name="_Toc217081629"/>
+      <w:bookmarkStart w:id="77" w:name="_Toc217081629"/>
       <w:r>
         <w:t>Основные сущности и атрибуты</w:t>
       </w:r>
-      <w:bookmarkEnd w:id="78"/>
+      <w:bookmarkEnd w:id="77"/>
     </w:p>
     <w:p>
       <w:pPr>
@@ -27292,7 +28172,7 @@
     </w:p>
     <w:tbl>
       <w:tblPr>
-        <w:tblStyle w:val="12"/>
+        <w:tblStyle w:val="13"/>
         <w:tblW w:w="0" w:type="auto"/>
         <w:tblLook w:val="04A0" w:firstRow="1" w:lastRow="0" w:firstColumn="1" w:lastColumn="0" w:noHBand="0" w:noVBand="1"/>
       </w:tblPr>
@@ -28853,12 +29733,13 @@
         <w:rPr>
           <w:lang w:val="ru-RU"/>
         </w:rPr>
+        <w:lastRenderedPageBreak/>
         <w:t>Продолжение Таблицы 3 – Основные сущности и атрибуты</w:t>
       </w:r>
     </w:p>
     <w:tbl>
       <w:tblPr>
-        <w:tblStyle w:val="12"/>
+        <w:tblStyle w:val="13"/>
         <w:tblW w:w="0" w:type="auto"/>
         <w:tblLook w:val="04A0" w:firstRow="1" w:lastRow="0" w:firstColumn="1" w:lastColumn="0" w:noHBand="0" w:noVBand="1"/>
       </w:tblPr>
@@ -29419,11 +30300,11 @@
       <w:pPr>
         <w:pStyle w:val="3"/>
       </w:pPr>
-      <w:bookmarkStart w:id="79" w:name="_Toc217081630"/>
+      <w:bookmarkStart w:id="78" w:name="_Toc217081630"/>
       <w:r>
         <w:t>Логическая модель данных</w:t>
       </w:r>
-      <w:bookmarkEnd w:id="79"/>
+      <w:bookmarkEnd w:id="78"/>
     </w:p>
     <w:p>
       <w:pPr>
@@ -29770,7 +30651,27 @@
           <w:lang w:val="ru-RU"/>
           <w14:ligatures w14:val="none"/>
         </w:rPr>
-        <w:t>: один-ко-многим (пользователь может иметь несколько токенов сброса пароля)</w:t>
+        <w:t xml:space="preserve">: один-ко-многим (пользователь может иметь несколько </w:t>
+      </w:r>
+      <w:proofErr w:type="spellStart"/>
+      <w:r>
+        <w:rPr>
+          <w:rFonts w:eastAsia="Times New Roman" w:cs="Times New Roman"/>
+          <w:szCs w:val="28"/>
+          <w:lang w:val="ru-RU"/>
+          <w14:ligatures w14:val="none"/>
+        </w:rPr>
+        <w:t>токенов</w:t>
+      </w:r>
+      <w:proofErr w:type="spellEnd"/>
+      <w:r>
+        <w:rPr>
+          <w:rFonts w:eastAsia="Times New Roman" w:cs="Times New Roman"/>
+          <w:szCs w:val="28"/>
+          <w:lang w:val="ru-RU"/>
+          <w14:ligatures w14:val="none"/>
+        </w:rPr>
+        <w:t xml:space="preserve"> сброса пароля)</w:t>
       </w:r>
       <w:r>
         <w:rPr>
@@ -30470,7 +31371,6 @@
           <w:szCs w:val="28"/>
           <w14:ligatures w14:val="none"/>
         </w:rPr>
-        <w:lastRenderedPageBreak/>
         <w:t>chat</w:t>
       </w:r>
       <w:r>
@@ -30582,6 +31482,7 @@
           <w:szCs w:val="28"/>
           <w14:ligatures w14:val="none"/>
         </w:rPr>
+        <w:lastRenderedPageBreak/>
         <w:t>chat</w:t>
       </w:r>
       <w:r>
@@ -30798,6 +31699,7 @@
           <w14:ligatures w14:val="none"/>
         </w:rPr>
       </w:pPr>
+      <w:proofErr w:type="gramStart"/>
       <w:r>
         <w:rPr>
           <w:rFonts w:eastAsia="Times New Roman" w:cs="Times New Roman"/>
@@ -30806,6 +31708,7 @@
         </w:rPr>
         <w:t>blocks</w:t>
       </w:r>
+      <w:proofErr w:type="gramEnd"/>
       <w:r>
         <w:rPr>
           <w:rFonts w:eastAsia="Times New Roman" w:cs="Times New Roman"/>
@@ -30876,7 +31779,7 @@
         </w:numPr>
         <w:contextualSpacing w:val="0"/>
       </w:pPr>
-      <w:bookmarkStart w:id="80" w:name="_Toc217081631"/>
+      <w:bookmarkStart w:id="79" w:name="_Toc217081631"/>
       <w:r>
         <w:rPr>
           <w:noProof/>
@@ -30938,7 +31841,7 @@
           </wp:anchor>
         </w:drawing>
       </w:r>
-      <w:bookmarkEnd w:id="80"/>
+      <w:bookmarkEnd w:id="79"/>
     </w:p>
     <w:p>
       <w:pPr>
@@ -31294,7 +32197,6 @@
           <w:lang w:val="ru-RU"/>
           <w14:ligatures w14:val="none"/>
         </w:rPr>
-        <w:lastRenderedPageBreak/>
         <w:t>Шифрование чувствительных полей (</w:t>
       </w:r>
       <w:r>
@@ -31429,27 +32331,27 @@
         <w:pStyle w:val="2"/>
         <w:spacing w:line="480" w:lineRule="auto"/>
       </w:pPr>
-      <w:bookmarkStart w:id="81" w:name="_Toc217081632"/>
+      <w:bookmarkStart w:id="80" w:name="_Toc217081632"/>
       <w:r>
         <w:lastRenderedPageBreak/>
         <w:t>Проектирование пользовательского интерфейса</w:t>
       </w:r>
+      <w:bookmarkEnd w:id="80"/>
+    </w:p>
+    <w:p>
+      <w:pPr>
+        <w:pStyle w:val="3"/>
+      </w:pPr>
+      <w:bookmarkStart w:id="81" w:name="_Toc217081633"/>
+      <w:proofErr w:type="spellStart"/>
+      <w:r>
+        <w:t>Верхнеуровневое</w:t>
+      </w:r>
+      <w:proofErr w:type="spellEnd"/>
+      <w:r>
+        <w:t xml:space="preserve"> определение экранов</w:t>
+      </w:r>
       <w:bookmarkEnd w:id="81"/>
-    </w:p>
-    <w:p>
-      <w:pPr>
-        <w:pStyle w:val="3"/>
-      </w:pPr>
-      <w:bookmarkStart w:id="82" w:name="_Toc217081633"/>
-      <w:proofErr w:type="spellStart"/>
-      <w:r>
-        <w:t>Верхнеуровневое</w:t>
-      </w:r>
-      <w:proofErr w:type="spellEnd"/>
-      <w:r>
-        <w:t xml:space="preserve"> определение экранов</w:t>
-      </w:r>
-      <w:bookmarkEnd w:id="82"/>
     </w:p>
     <w:p>
       <w:pPr>
@@ -32790,7 +33692,27 @@
           <w:lang w:val="ru-RU"/>
           <w14:ligatures w14:val="none"/>
         </w:rPr>
-        <w:t>Иерархия экранов представлена на рисунке 18. Главная страница служит точкой входа; после авторизации открывается персонализированный дашборд с быстрым доступом к основным разделам. Вложенность обеспечивает минимальное количество переходов: например, из "Личный кабинет" → "Дети" → "Профиль ребенка" → "Тесты".</w:t>
+        <w:t xml:space="preserve">Иерархия экранов представлена на рисунке 18. Главная страница служит точкой входа; после авторизации открывается персонализированный </w:t>
+      </w:r>
+      <w:proofErr w:type="spellStart"/>
+      <w:r>
+        <w:rPr>
+          <w:rFonts w:eastAsia="Times New Roman" w:cs="Times New Roman"/>
+          <w:szCs w:val="28"/>
+          <w:lang w:val="ru-RU"/>
+          <w14:ligatures w14:val="none"/>
+        </w:rPr>
+        <w:t>дашборд</w:t>
+      </w:r>
+      <w:proofErr w:type="spellEnd"/>
+      <w:r>
+        <w:rPr>
+          <w:rFonts w:eastAsia="Times New Roman" w:cs="Times New Roman"/>
+          <w:szCs w:val="28"/>
+          <w:lang w:val="ru-RU"/>
+          <w14:ligatures w14:val="none"/>
+        </w:rPr>
+        <w:t xml:space="preserve"> с быстрым доступом к основным разделам. Вложенность обеспечивает минимальное количество переходов: например, из "Личный кабинет" → "Дети" → "Профиль ребенка" → "Тесты".</w:t>
       </w:r>
     </w:p>
     <w:p>
@@ -32934,11 +33856,11 @@
       <w:pPr>
         <w:pStyle w:val="3"/>
       </w:pPr>
-      <w:bookmarkStart w:id="83" w:name="_Toc217081634"/>
+      <w:bookmarkStart w:id="82" w:name="_Toc217081634"/>
       <w:r>
         <w:t>Назначение экранов и описание</w:t>
       </w:r>
-      <w:bookmarkEnd w:id="83"/>
+      <w:bookmarkEnd w:id="82"/>
     </w:p>
     <w:p>
       <w:pPr>
@@ -32959,7 +33881,27 @@
           <w:lang w:val="ru-RU"/>
           <w14:ligatures w14:val="none"/>
         </w:rPr>
-        <w:t xml:space="preserve">Ключевые экраны системы описаны в таблице 4. Таблица включает номер экрана, название, возможные состояния, правила валидации полей ввода, поведение системы </w:t>
+        <w:t xml:space="preserve">Ключевые экраны системы описаны в таблице 4. Таблица включает номер экрана, название, возможные состояния, правила </w:t>
+      </w:r>
+      <w:proofErr w:type="spellStart"/>
+      <w:r>
+        <w:rPr>
+          <w:rFonts w:eastAsia="Times New Roman" w:cs="Times New Roman"/>
+          <w:szCs w:val="28"/>
+          <w:lang w:val="ru-RU"/>
+          <w14:ligatures w14:val="none"/>
+        </w:rPr>
+        <w:t>валидации</w:t>
+      </w:r>
+      <w:proofErr w:type="spellEnd"/>
+      <w:r>
+        <w:rPr>
+          <w:rFonts w:eastAsia="Times New Roman" w:cs="Times New Roman"/>
+          <w:szCs w:val="28"/>
+          <w:lang w:val="ru-RU"/>
+          <w14:ligatures w14:val="none"/>
+        </w:rPr>
+        <w:t xml:space="preserve"> полей ввода, поведение системы </w:t>
       </w:r>
       <w:r>
         <w:rPr>
@@ -33553,7 +34495,39 @@
                 <w:rFonts w:eastAsia="Times New Roman" w:cs="Times New Roman"/>
                 <w:szCs w:val="28"/>
               </w:rPr>
-              <w:t>Отображает приветствие, кнопки "Войти" и "Регистрация"; после входа — редирект на дашборд по роли</w:t>
+              <w:t xml:space="preserve">Отображает приветствие, кнопки "Войти" и "Регистрация"; после входа — </w:t>
+            </w:r>
+            <w:proofErr w:type="spellStart"/>
+            <w:r>
+              <w:rPr>
+                <w:rFonts w:eastAsia="Times New Roman" w:cs="Times New Roman"/>
+                <w:szCs w:val="28"/>
+              </w:rPr>
+              <w:t>редирект</w:t>
+            </w:r>
+            <w:proofErr w:type="spellEnd"/>
+            <w:r>
+              <w:rPr>
+                <w:rFonts w:eastAsia="Times New Roman" w:cs="Times New Roman"/>
+                <w:szCs w:val="28"/>
+              </w:rPr>
+              <w:t xml:space="preserve"> на </w:t>
+            </w:r>
+            <w:proofErr w:type="spellStart"/>
+            <w:r>
+              <w:rPr>
+                <w:rFonts w:eastAsia="Times New Roman" w:cs="Times New Roman"/>
+                <w:szCs w:val="28"/>
+              </w:rPr>
+              <w:t>дашборд</w:t>
+            </w:r>
+            <w:proofErr w:type="spellEnd"/>
+            <w:r>
+              <w:rPr>
+                <w:rFonts w:eastAsia="Times New Roman" w:cs="Times New Roman"/>
+                <w:szCs w:val="28"/>
+              </w:rPr>
+              <w:t xml:space="preserve"> по роли</w:t>
             </w:r>
           </w:p>
         </w:tc>
@@ -33778,7 +34752,23 @@
                 <w:rFonts w:eastAsia="Times New Roman" w:cs="Times New Roman"/>
                 <w:szCs w:val="28"/>
               </w:rPr>
-              <w:t xml:space="preserve"> и редирект в профиль</w:t>
+              <w:t xml:space="preserve"> и </w:t>
+            </w:r>
+            <w:proofErr w:type="spellStart"/>
+            <w:r>
+              <w:rPr>
+                <w:rFonts w:eastAsia="Times New Roman" w:cs="Times New Roman"/>
+                <w:szCs w:val="28"/>
+              </w:rPr>
+              <w:t>редирект</w:t>
+            </w:r>
+            <w:proofErr w:type="spellEnd"/>
+            <w:r>
+              <w:rPr>
+                <w:rFonts w:eastAsia="Times New Roman" w:cs="Times New Roman"/>
+                <w:szCs w:val="28"/>
+              </w:rPr>
+              <w:t xml:space="preserve"> в профиль</w:t>
             </w:r>
           </w:p>
         </w:tc>
@@ -34812,7 +35802,23 @@
                 <w:rFonts w:eastAsia="Times New Roman" w:cs="Times New Roman"/>
                 <w:szCs w:val="28"/>
               </w:rPr>
-              <w:t xml:space="preserve">Последовательный вывод вопросов; автосохранение прогресса; </w:t>
+              <w:t xml:space="preserve">Последовательный вывод вопросов; </w:t>
+            </w:r>
+            <w:proofErr w:type="spellStart"/>
+            <w:r>
+              <w:rPr>
+                <w:rFonts w:eastAsia="Times New Roman" w:cs="Times New Roman"/>
+                <w:szCs w:val="28"/>
+              </w:rPr>
+              <w:t>автосохранение</w:t>
+            </w:r>
+            <w:proofErr w:type="spellEnd"/>
+            <w:r>
+              <w:rPr>
+                <w:rFonts w:eastAsia="Times New Roman" w:cs="Times New Roman"/>
+                <w:szCs w:val="28"/>
+              </w:rPr>
+              <w:t xml:space="preserve"> прогресса; </w:t>
             </w:r>
             <w:r>
               <w:rPr>
@@ -35274,25 +36280,13 @@
     </w:tbl>
     <w:p>
       <w:pPr>
-        <w:rPr>
-          <w:lang w:val="ru-RU"/>
-        </w:rPr>
-      </w:pPr>
-    </w:p>
-    <w:p>
-      <w:pPr>
         <w:spacing w:line="259" w:lineRule="auto"/>
         <w:rPr>
           <w:lang w:val="ru-RU"/>
         </w:rPr>
       </w:pPr>
-      <w:r>
-        <w:rPr>
-          <w:lang w:val="ru-RU"/>
-        </w:rPr>
-        <w:lastRenderedPageBreak/>
-        <w:br w:type="page"/>
-      </w:r>
+      <w:bookmarkStart w:id="83" w:name="_GoBack"/>
+      <w:bookmarkEnd w:id="83"/>
     </w:p>
     <w:p>
       <w:pPr>
@@ -37797,12 +38791,21 @@
                 <w:szCs w:val="28"/>
               </w:rPr>
             </w:pPr>
-            <w:r>
-              <w:rPr>
-                <w:rFonts w:eastAsia="Times New Roman" w:cs="Times New Roman"/>
-                <w:szCs w:val="28"/>
-              </w:rPr>
-              <w:t>Дашборды (загрузка, статистика); экспорт отчётов</w:t>
+            <w:proofErr w:type="spellStart"/>
+            <w:r>
+              <w:rPr>
+                <w:rFonts w:eastAsia="Times New Roman" w:cs="Times New Roman"/>
+                <w:szCs w:val="28"/>
+              </w:rPr>
+              <w:t>Дашборды</w:t>
+            </w:r>
+            <w:proofErr w:type="spellEnd"/>
+            <w:r>
+              <w:rPr>
+                <w:rFonts w:eastAsia="Times New Roman" w:cs="Times New Roman"/>
+                <w:szCs w:val="28"/>
+              </w:rPr>
+              <w:t xml:space="preserve"> (загрузка, статистика); экспорт отчётов</w:t>
             </w:r>
           </w:p>
         </w:tc>
@@ -37853,14 +38856,32 @@
           <w:szCs w:val="28"/>
           <w:lang w:val="ru-RU"/>
         </w:rPr>
-        <w:t>Таблица охватывает ключевые экраны, обеспечивая учёт состояний, валидации и уведомлений для повышения удобства</w:t>
-      </w:r>
+        <w:t xml:space="preserve">Таблица охватывает ключевые экраны, обеспечивая учёт состояний, </w:t>
+      </w:r>
+      <w:proofErr w:type="spellStart"/>
       <w:r>
         <w:rPr>
           <w:sz w:val="28"/>
           <w:szCs w:val="28"/>
           <w:lang w:val="ru-RU"/>
         </w:rPr>
+        <w:t>валидации</w:t>
+      </w:r>
+      <w:proofErr w:type="spellEnd"/>
+      <w:r>
+        <w:rPr>
+          <w:sz w:val="28"/>
+          <w:szCs w:val="28"/>
+          <w:lang w:val="ru-RU"/>
+        </w:rPr>
+        <w:t xml:space="preserve"> и уведомлений для повышения удобства</w:t>
+      </w:r>
+      <w:r>
+        <w:rPr>
+          <w:sz w:val="28"/>
+          <w:szCs w:val="28"/>
+          <w:lang w:val="ru-RU"/>
+        </w:rPr>
         <w:t>.</w:t>
       </w:r>
     </w:p>
@@ -37869,8 +38890,13 @@
         <w:pStyle w:val="3"/>
       </w:pPr>
       <w:bookmarkStart w:id="84" w:name="_Toc217081635"/>
-      <w:r>
-        <w:t>Отрисовка и описание макетов</w:t>
+      <w:proofErr w:type="spellStart"/>
+      <w:r>
+        <w:t>Отрисовка</w:t>
+      </w:r>
+      <w:proofErr w:type="spellEnd"/>
+      <w:r>
+        <w:t xml:space="preserve"> и описание макетов</w:t>
       </w:r>
       <w:bookmarkEnd w:id="84"/>
     </w:p>
@@ -37895,6 +38921,7 @@
         </w:rPr>
         <w:t xml:space="preserve">Для визуализации пользовательского интерфейса разработаны макеты ключевых экранов в среде </w:t>
       </w:r>
+      <w:proofErr w:type="spellStart"/>
       <w:r>
         <w:rPr>
           <w:rFonts w:eastAsia="Times New Roman" w:cs="Times New Roman"/>
@@ -37903,14 +38930,55 @@
         </w:rPr>
         <w:t>Figma</w:t>
       </w:r>
-      <w:r>
-        <w:rPr>
-          <w:rFonts w:eastAsia="Times New Roman" w:cs="Times New Roman"/>
-          <w:szCs w:val="28"/>
-          <w:lang w:val="ru-RU"/>
-          <w14:ligatures w14:val="none"/>
-        </w:rPr>
-        <w:t>. Дизайн выполнен в минималистичном стиле с использованием спокойной цветовой палитры (синие и белые тона для создания атмосферы доверия, акцентные зелёные элементы для положительных действий). Макеты учитывают адаптивность для десктопных и мобильных устройств, а также требования к удобству использования в психологических сервисах (крупные кнопки, читаемые шрифты, минимальная когнитивная нагрузка).</w:t>
+      <w:proofErr w:type="spellEnd"/>
+      <w:r>
+        <w:rPr>
+          <w:rFonts w:eastAsia="Times New Roman" w:cs="Times New Roman"/>
+          <w:szCs w:val="28"/>
+          <w:lang w:val="ru-RU"/>
+          <w14:ligatures w14:val="none"/>
+        </w:rPr>
+        <w:t xml:space="preserve">. Дизайн выполнен в </w:t>
+      </w:r>
+      <w:proofErr w:type="spellStart"/>
+      <w:r>
+        <w:rPr>
+          <w:rFonts w:eastAsia="Times New Roman" w:cs="Times New Roman"/>
+          <w:szCs w:val="28"/>
+          <w:lang w:val="ru-RU"/>
+          <w14:ligatures w14:val="none"/>
+        </w:rPr>
+        <w:t>минималистичном</w:t>
+      </w:r>
+      <w:proofErr w:type="spellEnd"/>
+      <w:r>
+        <w:rPr>
+          <w:rFonts w:eastAsia="Times New Roman" w:cs="Times New Roman"/>
+          <w:szCs w:val="28"/>
+          <w:lang w:val="ru-RU"/>
+          <w14:ligatures w14:val="none"/>
+        </w:rPr>
+        <w:t xml:space="preserve"> стиле с использованием спокойной цветовой палитры (синие и белые тона для создания атмосферы доверия, акцентные зелёные элементы для положительных действий). Макеты учитывают адаптивность для </w:t>
+      </w:r>
+      <w:proofErr w:type="spellStart"/>
+      <w:r>
+        <w:rPr>
+          <w:rFonts w:eastAsia="Times New Roman" w:cs="Times New Roman"/>
+          <w:szCs w:val="28"/>
+          <w:lang w:val="ru-RU"/>
+          <w14:ligatures w14:val="none"/>
+        </w:rPr>
+        <w:t>десктопных</w:t>
+      </w:r>
+      <w:proofErr w:type="spellEnd"/>
+      <w:r>
+        <w:rPr>
+          <w:rFonts w:eastAsia="Times New Roman" w:cs="Times New Roman"/>
+          <w:szCs w:val="28"/>
+          <w:lang w:val="ru-RU"/>
+          <w14:ligatures w14:val="none"/>
+        </w:rPr>
+        <w:t xml:space="preserve"> и мобильных устройств, а также требования к удобству использования в психологических сервисах (крупные кнопки, читаемые шрифты, минимальная когнитивная нагрузка).</w:t>
       </w:r>
     </w:p>
     <w:p>
@@ -37956,7 +39024,27 @@
           <w:lang w:val="ru-RU"/>
           <w14:ligatures w14:val="none"/>
         </w:rPr>
-        <w:t>Макет главной страницы содержит логотип центра, навигационное меню с разделами (Тестирование, Видеоконсультации, Документооборот и др.), блок новостей с карточками и кнопки входа/регистрации</w:t>
+        <w:t xml:space="preserve">Макет главной страницы содержит логотип центра, навигационное меню с разделами (Тестирование, </w:t>
+      </w:r>
+      <w:proofErr w:type="spellStart"/>
+      <w:r>
+        <w:rPr>
+          <w:rFonts w:eastAsia="Times New Roman" w:cs="Times New Roman"/>
+          <w:szCs w:val="28"/>
+          <w:lang w:val="ru-RU"/>
+          <w14:ligatures w14:val="none"/>
+        </w:rPr>
+        <w:t>Видеоконсультации</w:t>
+      </w:r>
+      <w:proofErr w:type="spellEnd"/>
+      <w:r>
+        <w:rPr>
+          <w:rFonts w:eastAsia="Times New Roman" w:cs="Times New Roman"/>
+          <w:szCs w:val="28"/>
+          <w:lang w:val="ru-RU"/>
+          <w14:ligatures w14:val="none"/>
+        </w:rPr>
+        <w:t>, Документооборот и др.), блок новостей с карточками и кнопки входа/регистрации</w:t>
       </w:r>
       <w:r>
         <w:rPr>
@@ -38133,7 +39221,27 @@
           <w:lang w:val="ru-RU"/>
           <w14:ligatures w14:val="none"/>
         </w:rPr>
-        <w:t xml:space="preserve"> и пароля, чекбоксом "Запомнить меня" и ссылкой "Забыли пароль?"</w:t>
+        <w:t xml:space="preserve"> и пароля, </w:t>
+      </w:r>
+      <w:proofErr w:type="spellStart"/>
+      <w:r>
+        <w:rPr>
+          <w:rFonts w:eastAsia="Times New Roman" w:cs="Times New Roman"/>
+          <w:szCs w:val="28"/>
+          <w:lang w:val="ru-RU"/>
+          <w14:ligatures w14:val="none"/>
+        </w:rPr>
+        <w:t>чекбоксом</w:t>
+      </w:r>
+      <w:proofErr w:type="spellEnd"/>
+      <w:r>
+        <w:rPr>
+          <w:rFonts w:eastAsia="Times New Roman" w:cs="Times New Roman"/>
+          <w:szCs w:val="28"/>
+          <w:lang w:val="ru-RU"/>
+          <w14:ligatures w14:val="none"/>
+        </w:rPr>
+        <w:t xml:space="preserve"> "Запомнить меня" и ссылкой "Забыли пароль?"</w:t>
       </w:r>
       <w:r>
         <w:rPr>
@@ -38151,7 +39259,67 @@
           <w:lang w:val="ru-RU"/>
           <w14:ligatures w14:val="none"/>
         </w:rPr>
-        <w:t>. Поведение: валидация полей в реальном времени; при успешном входе — редирект на дашборд роли; при ошибке — отображение уведомления над формой.</w:t>
+        <w:t xml:space="preserve">. Поведение: </w:t>
+      </w:r>
+      <w:proofErr w:type="spellStart"/>
+      <w:r>
+        <w:rPr>
+          <w:rFonts w:eastAsia="Times New Roman" w:cs="Times New Roman"/>
+          <w:szCs w:val="28"/>
+          <w:lang w:val="ru-RU"/>
+          <w14:ligatures w14:val="none"/>
+        </w:rPr>
+        <w:t>валидация</w:t>
+      </w:r>
+      <w:proofErr w:type="spellEnd"/>
+      <w:r>
+        <w:rPr>
+          <w:rFonts w:eastAsia="Times New Roman" w:cs="Times New Roman"/>
+          <w:szCs w:val="28"/>
+          <w:lang w:val="ru-RU"/>
+          <w14:ligatures w14:val="none"/>
+        </w:rPr>
+        <w:t xml:space="preserve"> полей в реальном времени; при успешном входе — </w:t>
+      </w:r>
+      <w:proofErr w:type="spellStart"/>
+      <w:r>
+        <w:rPr>
+          <w:rFonts w:eastAsia="Times New Roman" w:cs="Times New Roman"/>
+          <w:szCs w:val="28"/>
+          <w:lang w:val="ru-RU"/>
+          <w14:ligatures w14:val="none"/>
+        </w:rPr>
+        <w:t>редирект</w:t>
+      </w:r>
+      <w:proofErr w:type="spellEnd"/>
+      <w:r>
+        <w:rPr>
+          <w:rFonts w:eastAsia="Times New Roman" w:cs="Times New Roman"/>
+          <w:szCs w:val="28"/>
+          <w:lang w:val="ru-RU"/>
+          <w14:ligatures w14:val="none"/>
+        </w:rPr>
+        <w:t xml:space="preserve"> на </w:t>
+      </w:r>
+      <w:proofErr w:type="spellStart"/>
+      <w:r>
+        <w:rPr>
+          <w:rFonts w:eastAsia="Times New Roman" w:cs="Times New Roman"/>
+          <w:szCs w:val="28"/>
+          <w:lang w:val="ru-RU"/>
+          <w14:ligatures w14:val="none"/>
+        </w:rPr>
+        <w:t>дашборд</w:t>
+      </w:r>
+      <w:proofErr w:type="spellEnd"/>
+      <w:r>
+        <w:rPr>
+          <w:rFonts w:eastAsia="Times New Roman" w:cs="Times New Roman"/>
+          <w:szCs w:val="28"/>
+          <w:lang w:val="ru-RU"/>
+          <w14:ligatures w14:val="none"/>
+        </w:rPr>
+        <w:t xml:space="preserve"> роли; при ошибке — отображение уведомления над формой.</w:t>
       </w:r>
     </w:p>
     <w:p>
@@ -38317,7 +39485,27 @@
           <w:lang w:val="ru-RU"/>
           <w14:ligatures w14:val="none"/>
         </w:rPr>
-        <w:t xml:space="preserve">Личный профиль с аватаром, данными пользователя (имя, </w:t>
+        <w:t xml:space="preserve">Личный профиль с </w:t>
+      </w:r>
+      <w:proofErr w:type="spellStart"/>
+      <w:r>
+        <w:rPr>
+          <w:rFonts w:eastAsia="Times New Roman" w:cs="Times New Roman"/>
+          <w:szCs w:val="28"/>
+          <w:lang w:val="ru-RU"/>
+          <w14:ligatures w14:val="none"/>
+        </w:rPr>
+        <w:t>аватаром</w:t>
+      </w:r>
+      <w:proofErr w:type="spellEnd"/>
+      <w:r>
+        <w:rPr>
+          <w:rFonts w:eastAsia="Times New Roman" w:cs="Times New Roman"/>
+          <w:szCs w:val="28"/>
+          <w:lang w:val="ru-RU"/>
+          <w14:ligatures w14:val="none"/>
+        </w:rPr>
+        <w:t xml:space="preserve">, данными пользователя (имя, </w:t>
       </w:r>
       <w:r>
         <w:rPr>
@@ -38707,7 +39895,27 @@
           <w:lang w:val="ru-RU"/>
           <w14:ligatures w14:val="none"/>
         </w:rPr>
-        <w:t>. Поведение: автосохранение ответа при выборе; по завершении — автоматический расчёт и переход к результатам.</w:t>
+        <w:t xml:space="preserve">. Поведение: </w:t>
+      </w:r>
+      <w:proofErr w:type="spellStart"/>
+      <w:r>
+        <w:rPr>
+          <w:rFonts w:eastAsia="Times New Roman" w:cs="Times New Roman"/>
+          <w:szCs w:val="28"/>
+          <w:lang w:val="ru-RU"/>
+          <w14:ligatures w14:val="none"/>
+        </w:rPr>
+        <w:t>автосохранение</w:t>
+      </w:r>
+      <w:proofErr w:type="spellEnd"/>
+      <w:r>
+        <w:rPr>
+          <w:rFonts w:eastAsia="Times New Roman" w:cs="Times New Roman"/>
+          <w:szCs w:val="28"/>
+          <w:lang w:val="ru-RU"/>
+          <w14:ligatures w14:val="none"/>
+        </w:rPr>
+        <w:t xml:space="preserve"> ответа при выборе; по завершении — автоматический расчёт и переход к результатам.</w:t>
       </w:r>
     </w:p>
     <w:p>
@@ -38891,7 +40099,27 @@
           <w:lang w:val="ru-RU"/>
           <w14:ligatures w14:val="none"/>
         </w:rPr>
-        <w:t>. Поведение: динамическое добавление вопросов; валидация перед публикацией.</w:t>
+        <w:t xml:space="preserve">. Поведение: динамическое добавление вопросов; </w:t>
+      </w:r>
+      <w:proofErr w:type="spellStart"/>
+      <w:r>
+        <w:rPr>
+          <w:rFonts w:eastAsia="Times New Roman" w:cs="Times New Roman"/>
+          <w:szCs w:val="28"/>
+          <w:lang w:val="ru-RU"/>
+          <w14:ligatures w14:val="none"/>
+        </w:rPr>
+        <w:t>валидация</w:t>
+      </w:r>
+      <w:proofErr w:type="spellEnd"/>
+      <w:r>
+        <w:rPr>
+          <w:rFonts w:eastAsia="Times New Roman" w:cs="Times New Roman"/>
+          <w:szCs w:val="28"/>
+          <w:lang w:val="ru-RU"/>
+          <w14:ligatures w14:val="none"/>
+        </w:rPr>
+        <w:t xml:space="preserve"> перед публикацией.</w:t>
       </w:r>
     </w:p>
     <w:p>
@@ -39581,8 +40809,21 @@
           <w:lang w:val="ru-RU"/>
           <w14:ligatures w14:val="none"/>
         </w:rPr>
-        <w:t>Страница видеоконсультаций</w:t>
-      </w:r>
+        <w:t xml:space="preserve">Страница </w:t>
+      </w:r>
+      <w:proofErr w:type="spellStart"/>
+      <w:r>
+        <w:rPr>
+          <w:rFonts w:eastAsia="Times New Roman" w:cs="Times New Roman"/>
+          <w:b/>
+          <w:bCs/>
+          <w:szCs w:val="28"/>
+          <w:lang w:val="ru-RU"/>
+          <w14:ligatures w14:val="none"/>
+        </w:rPr>
+        <w:t>видеоконсультаций</w:t>
+      </w:r>
+      <w:proofErr w:type="spellEnd"/>
       <w:r>
         <w:rPr>
           <w:rFonts w:eastAsia="Times New Roman" w:cs="Times New Roman"/>
@@ -39747,8 +40988,19 @@
           <w:lang w:val="ru-RU"/>
           <w14:ligatures w14:val="none"/>
         </w:rPr>
-        <w:t>Рисунок 28 – Макет страницы видеоконсультаций</w:t>
-      </w:r>
+        <w:t xml:space="preserve">Рисунок 28 – Макет страницы </w:t>
+      </w:r>
+      <w:proofErr w:type="spellStart"/>
+      <w:r>
+        <w:rPr>
+          <w:rFonts w:eastAsia="Times New Roman" w:cs="Times New Roman"/>
+          <w:szCs w:val="28"/>
+          <w:lang w:val="ru-RU"/>
+          <w14:ligatures w14:val="none"/>
+        </w:rPr>
+        <w:t>видеоконсультаций</w:t>
+      </w:r>
+      <w:proofErr w:type="spellEnd"/>
     </w:p>
     <w:p>
       <w:pPr>
@@ -40004,7 +41256,25 @@
           <w:szCs w:val="28"/>
           <w:lang w:val="ru-RU"/>
         </w:rPr>
-        <w:t>В ходе выполнения курсового проекта была разработана концепция комплексной автоматизированной платформы для Центра психологической реабилитации и коррекции (ЦПРК), ориентированной на интеграцию модулей психологического тестирования, видеоконсультаций, документооборота и искусственного интеллекта. Цель проекта — создание цифровой системы, повышающей эффективность работы специалистов, доступность услуг для клиентов и качество аналитики — достигнута за счет детального анализа предметной области и проектирования ключевых компонентов.</w:t>
+        <w:t xml:space="preserve">В ходе выполнения курсового проекта была разработана концепция комплексной автоматизированной платформы для Центра психологической реабилитации и коррекции (ЦПРК), ориентированной на интеграцию модулей психологического тестирования, </w:t>
+      </w:r>
+      <w:proofErr w:type="spellStart"/>
+      <w:r>
+        <w:rPr>
+          <w:sz w:val="28"/>
+          <w:szCs w:val="28"/>
+          <w:lang w:val="ru-RU"/>
+        </w:rPr>
+        <w:t>видеоконсультаций</w:t>
+      </w:r>
+      <w:proofErr w:type="spellEnd"/>
+      <w:r>
+        <w:rPr>
+          <w:sz w:val="28"/>
+          <w:szCs w:val="28"/>
+          <w:lang w:val="ru-RU"/>
+        </w:rPr>
+        <w:t>, документооборота и искусственного интеллекта. Цель проекта — создание цифровой системы, повышающей эффективность работы специалистов, доступность услуг для клиентов и качество аналитики — достигнута за счет детального анализа предметной области и проектирования ключевых компонентов.</w:t>
       </w:r>
     </w:p>
     <w:p>
@@ -40265,7 +41535,25 @@
           <w:szCs w:val="28"/>
           <w:lang w:val="ru-RU"/>
         </w:rPr>
-        <w:t>. Перспективы проекта — внедрение в реальные центры ЦПРК для улучшения психологической помощи населению, с потенциалом масштабирования на региональный уровень. Таким образом, разработка способствует цифровизации сферы психологии, повышая ее эффективность и доступность.</w:t>
+        <w:t xml:space="preserve">. Перспективы проекта — внедрение в реальные центры ЦПРК для улучшения психологической помощи населению, с потенциалом масштабирования на региональный уровень. Таким образом, разработка способствует </w:t>
+      </w:r>
+      <w:proofErr w:type="spellStart"/>
+      <w:r>
+        <w:rPr>
+          <w:sz w:val="28"/>
+          <w:szCs w:val="28"/>
+          <w:lang w:val="ru-RU"/>
+        </w:rPr>
+        <w:t>цифровизации</w:t>
+      </w:r>
+      <w:proofErr w:type="spellEnd"/>
+      <w:r>
+        <w:rPr>
+          <w:sz w:val="28"/>
+          <w:szCs w:val="28"/>
+          <w:lang w:val="ru-RU"/>
+        </w:rPr>
+        <w:t xml:space="preserve"> сферы психологии, повышая ее эффективность и доступность.</w:t>
       </w:r>
     </w:p>
     <w:p>
@@ -40486,7 +41774,21 @@
         <w:rPr>
           <w:lang w:val="ru-RU"/>
         </w:rPr>
-        <w:t xml:space="preserve">. техн. ун-т ; сост. </w:t>
+        <w:t xml:space="preserve">. </w:t>
+      </w:r>
+      <w:proofErr w:type="spellStart"/>
+      <w:r>
+        <w:rPr>
+          <w:lang w:val="ru-RU"/>
+        </w:rPr>
+        <w:t>техн</w:t>
+      </w:r>
+      <w:proofErr w:type="spellEnd"/>
+      <w:r>
+        <w:rPr>
+          <w:lang w:val="ru-RU"/>
+        </w:rPr>
+        <w:t xml:space="preserve">. ун-т ; сост. </w:t>
       </w:r>
       <w:r>
         <w:t xml:space="preserve">Р. Д. </w:t>
@@ -40557,7 +41859,21 @@
         <w:rPr>
           <w:lang w:val="ru-RU"/>
         </w:rPr>
-        <w:t xml:space="preserve"> учебник и практикум для академического бакалавриата / Д. В. Чистов, П. П. Мельников, А. В. </w:t>
+        <w:t xml:space="preserve"> учебник и практикум для академического </w:t>
+      </w:r>
+      <w:proofErr w:type="spellStart"/>
+      <w:r>
+        <w:rPr>
+          <w:lang w:val="ru-RU"/>
+        </w:rPr>
+        <w:t>бакалавриата</w:t>
+      </w:r>
+      <w:proofErr w:type="spellEnd"/>
+      <w:r>
+        <w:rPr>
+          <w:lang w:val="ru-RU"/>
+        </w:rPr>
+        <w:t xml:space="preserve"> / Д. В. Чистов, П. П. Мельников, А. В. </w:t>
       </w:r>
       <w:proofErr w:type="spellStart"/>
       <w:r>
@@ -40636,11 +41952,19 @@
           <w:lang w:val="ru-RU"/>
         </w:rPr>
       </w:pPr>
-      <w:r>
-        <w:rPr>
-          <w:lang w:val="ru-RU"/>
-        </w:rPr>
-        <w:t xml:space="preserve">Рудинский И.Д. Технология проектирования автоматизированных систем обработки информации и </w:t>
+      <w:proofErr w:type="spellStart"/>
+      <w:r>
+        <w:rPr>
+          <w:lang w:val="ru-RU"/>
+        </w:rPr>
+        <w:t>Рудинский</w:t>
+      </w:r>
+      <w:proofErr w:type="spellEnd"/>
+      <w:r>
+        <w:rPr>
+          <w:lang w:val="ru-RU"/>
+        </w:rPr>
+        <w:t xml:space="preserve"> И.Д. Технология проектирования автоматизированных систем обработки информации и </w:t>
       </w:r>
       <w:proofErr w:type="gramStart"/>
       <w:r>
@@ -40654,7 +41978,21 @@
         <w:rPr>
           <w:lang w:val="ru-RU"/>
         </w:rPr>
-        <w:t xml:space="preserve"> учебное пособие для вузов / И. Д. Рудинский. – </w:t>
+        <w:t xml:space="preserve"> учебное пособие для вузов / И. Д. </w:t>
+      </w:r>
+      <w:proofErr w:type="spellStart"/>
+      <w:r>
+        <w:rPr>
+          <w:lang w:val="ru-RU"/>
+        </w:rPr>
+        <w:t>Рудинский</w:t>
+      </w:r>
+      <w:proofErr w:type="spellEnd"/>
+      <w:r>
+        <w:rPr>
+          <w:lang w:val="ru-RU"/>
+        </w:rPr>
+        <w:t xml:space="preserve">. – </w:t>
       </w:r>
       <w:proofErr w:type="gramStart"/>
       <w:r>
@@ -40746,7 +42084,7 @@
             <w:noProof/>
             <w:lang w:val="ru-RU"/>
           </w:rPr>
-          <w:t>8</w:t>
+          <w:t>54</w:t>
         </w:r>
         <w:r>
           <w:fldChar w:fldCharType="end"/>
@@ -45160,8 +46498,8 @@
       <w:u w:val="single"/>
     </w:rPr>
   </w:style>
-  <w:style w:type="character" w:customStyle="1" w:styleId="UnresolvedMention">
-    <w:name w:val="Unresolved Mention"/>
+  <w:style w:type="character" w:customStyle="1" w:styleId="12">
+    <w:name w:val="Неразрешенное упоминание1"/>
     <w:basedOn w:val="a0"/>
     <w:uiPriority w:val="99"/>
     <w:semiHidden/>
@@ -45350,7 +46688,7 @@
       </w:tblBorders>
     </w:tblPr>
   </w:style>
-  <w:style w:type="table" w:customStyle="1" w:styleId="12">
+  <w:style w:type="table" w:customStyle="1" w:styleId="13">
     <w:name w:val="Сетка таблицы1"/>
     <w:basedOn w:val="a1"/>
     <w:next w:val="af0"/>
@@ -45446,7 +46784,7 @@
     <w:unhideWhenUsed/>
     <w:rsid w:val="00B00B62"/>
   </w:style>
-  <w:style w:type="paragraph" w:styleId="13">
+  <w:style w:type="paragraph" w:styleId="14">
     <w:name w:val="toc 1"/>
     <w:basedOn w:val="a"/>
     <w:next w:val="a"/>
@@ -45800,7 +47138,7 @@
 </file>
 
 <file path=customXml/itemProps1.xml><?xml version="1.0" encoding="utf-8"?>
-<ds:datastoreItem xmlns:ds="http://schemas.openxmlformats.org/officeDocument/2006/customXml" ds:itemID="{78FF0240-1FC9-40C5-907C-657AF7EF015B}">
+<ds:datastoreItem xmlns:ds="http://schemas.openxmlformats.org/officeDocument/2006/customXml" ds:itemID="{6AD4C837-694C-43ED-B600-D32524BAD935}">
   <ds:schemaRefs>
     <ds:schemaRef ds:uri="http://schemas.openxmlformats.org/officeDocument/2006/bibliography"/>
   </ds:schemaRefs>

--- a/Курсовая Работа по ТРПК.docx
+++ b/Курсовая Работа по ТРПК.docx
@@ -3821,8 +3821,18 @@
           <w:lang w:val="ru-RU"/>
         </w:rPr>
         <w:lastRenderedPageBreak/>
-        <w:t>СОДЕРЖАНИЕ</w:t>
-      </w:r>
+        <w:t>С</w:t>
+      </w:r>
+      <w:r>
+        <w:rPr>
+          <w:b/>
+          <w:bCs/>
+          <w:lang w:val="ru-RU"/>
+        </w:rPr>
+        <w:t>одержание</w:t>
+      </w:r>
+      <w:bookmarkStart w:id="18" w:name="_GoBack"/>
+      <w:bookmarkEnd w:id="18"/>
     </w:p>
     <w:p>
       <w:pPr>
@@ -3833,10 +3843,9 @@
         <w:rPr>
           <w:rFonts w:asciiTheme="minorHAnsi" w:eastAsiaTheme="minorEastAsia" w:hAnsiTheme="minorHAnsi"/>
           <w:noProof/>
-          <w:kern w:val="2"/>
-          <w:sz w:val="24"/>
-          <w:szCs w:val="24"/>
-          <w:lang w:val="ru-RU"/>
+          <w:sz w:val="22"/>
+          <w:lang w:val="ru-RU" w:eastAsia="ru-RU"/>
+          <w14:ligatures w14:val="none"/>
         </w:rPr>
       </w:pPr>
       <w:r>
@@ -3875,14 +3884,13 @@
       <w:r>
         <w:rPr>
           <w:noProof/>
-          <w:lang w:val="ru-RU" w:bidi="ru-RU"/>
-        </w:rPr>
-        <w:t>ВВЕДЕНИЕ</w:t>
-      </w:r>
-      <w:r>
-        <w:rPr>
-          <w:noProof/>
-          <w:lang w:val="ru-RU"/>
+          <w:lang w:bidi="ru-RU"/>
+        </w:rPr>
+        <w:t>Введение</w:t>
+      </w:r>
+      <w:r>
+        <w:rPr>
+          <w:noProof/>
         </w:rPr>
         <w:tab/>
       </w:r>
@@ -3895,48 +3903,8 @@
       <w:r>
         <w:rPr>
           <w:noProof/>
-          <w:lang w:val="ru-RU"/>
-        </w:rPr>
-        <w:instrText xml:space="preserve"> </w:instrText>
-      </w:r>
-      <w:r>
-        <w:rPr>
-          <w:noProof/>
-        </w:rPr>
-        <w:instrText>PAGEREF</w:instrText>
-      </w:r>
-      <w:r>
-        <w:rPr>
-          <w:noProof/>
-          <w:lang w:val="ru-RU"/>
-        </w:rPr>
-        <w:instrText xml:space="preserve"> _</w:instrText>
-      </w:r>
-      <w:r>
-        <w:rPr>
-          <w:noProof/>
-        </w:rPr>
-        <w:instrText>Toc</w:instrText>
-      </w:r>
-      <w:r>
-        <w:rPr>
-          <w:noProof/>
-          <w:lang w:val="ru-RU"/>
-        </w:rPr>
-        <w:instrText>217081582 \</w:instrText>
-      </w:r>
-      <w:r>
-        <w:rPr>
-          <w:noProof/>
-        </w:rPr>
-        <w:instrText>h</w:instrText>
-      </w:r>
-      <w:r>
-        <w:rPr>
-          <w:noProof/>
-          <w:lang w:val="ru-RU"/>
-        </w:rPr>
-        <w:instrText xml:space="preserve"> </w:instrText>
+        </w:rPr>
+        <w:instrText xml:space="preserve"> PAGEREF _Toc217124147 \h </w:instrText>
       </w:r>
       <w:r>
         <w:rPr>
@@ -3972,16 +3940,15 @@
         <w:rPr>
           <w:rFonts w:asciiTheme="minorHAnsi" w:eastAsiaTheme="minorEastAsia" w:hAnsiTheme="minorHAnsi"/>
           <w:noProof/>
-          <w:kern w:val="2"/>
-          <w:sz w:val="24"/>
-          <w:szCs w:val="24"/>
-          <w:lang w:val="ru-RU"/>
-        </w:rPr>
-      </w:pPr>
-      <w:r>
-        <w:rPr>
-          <w:noProof/>
-          <w:lang w:val="ru-RU" w:bidi="ru-RU"/>
+          <w:sz w:val="22"/>
+          <w:lang w:val="ru-RU" w:eastAsia="ru-RU"/>
+          <w14:ligatures w14:val="none"/>
+        </w:rPr>
+      </w:pPr>
+      <w:r>
+        <w:rPr>
+          <w:noProof/>
+          <w:lang w:bidi="ru-RU"/>
         </w:rPr>
         <w:t>1.</w:t>
       </w:r>
@@ -3989,24 +3956,22 @@
         <w:rPr>
           <w:rFonts w:asciiTheme="minorHAnsi" w:eastAsiaTheme="minorEastAsia" w:hAnsiTheme="minorHAnsi"/>
           <w:noProof/>
-          <w:kern w:val="2"/>
-          <w:sz w:val="24"/>
-          <w:szCs w:val="24"/>
-          <w:lang w:val="ru-RU"/>
+          <w:sz w:val="22"/>
+          <w:lang w:val="ru-RU" w:eastAsia="ru-RU"/>
+          <w14:ligatures w14:val="none"/>
         </w:rPr>
         <w:tab/>
       </w:r>
       <w:r>
         <w:rPr>
           <w:noProof/>
-          <w:lang w:val="ru-RU" w:bidi="ru-RU"/>
-        </w:rPr>
-        <w:t>АНАЛИЗ</w:t>
-      </w:r>
-      <w:r>
-        <w:rPr>
-          <w:noProof/>
-          <w:lang w:val="ru-RU"/>
+          <w:lang w:bidi="ru-RU"/>
+        </w:rPr>
+        <w:t>Анализ</w:t>
+      </w:r>
+      <w:r>
+        <w:rPr>
+          <w:noProof/>
         </w:rPr>
         <w:tab/>
       </w:r>
@@ -4019,48 +3984,8 @@
       <w:r>
         <w:rPr>
           <w:noProof/>
-          <w:lang w:val="ru-RU"/>
-        </w:rPr>
-        <w:instrText xml:space="preserve"> </w:instrText>
-      </w:r>
-      <w:r>
-        <w:rPr>
-          <w:noProof/>
-        </w:rPr>
-        <w:instrText>PAGEREF</w:instrText>
-      </w:r>
-      <w:r>
-        <w:rPr>
-          <w:noProof/>
-          <w:lang w:val="ru-RU"/>
-        </w:rPr>
-        <w:instrText xml:space="preserve"> _</w:instrText>
-      </w:r>
-      <w:r>
-        <w:rPr>
-          <w:noProof/>
-        </w:rPr>
-        <w:instrText>Toc</w:instrText>
-      </w:r>
-      <w:r>
-        <w:rPr>
-          <w:noProof/>
-          <w:lang w:val="ru-RU"/>
-        </w:rPr>
-        <w:instrText>217081583 \</w:instrText>
-      </w:r>
-      <w:r>
-        <w:rPr>
-          <w:noProof/>
-        </w:rPr>
-        <w:instrText>h</w:instrText>
-      </w:r>
-      <w:r>
-        <w:rPr>
-          <w:noProof/>
-          <w:lang w:val="ru-RU"/>
-        </w:rPr>
-        <w:instrText xml:space="preserve"> </w:instrText>
+        </w:rPr>
+        <w:instrText xml:space="preserve"> PAGEREF _Toc217124148 \h </w:instrText>
       </w:r>
       <w:r>
         <w:rPr>
@@ -4090,22 +4015,21 @@
       <w:pPr>
         <w:pStyle w:val="25"/>
         <w:tabs>
-          <w:tab w:val="left" w:pos="960"/>
+          <w:tab w:val="left" w:pos="880"/>
           <w:tab w:val="right" w:leader="dot" w:pos="9344"/>
         </w:tabs>
         <w:rPr>
           <w:rFonts w:asciiTheme="minorHAnsi" w:eastAsiaTheme="minorEastAsia" w:hAnsiTheme="minorHAnsi"/>
           <w:noProof/>
-          <w:kern w:val="2"/>
-          <w:sz w:val="24"/>
-          <w:szCs w:val="24"/>
-          <w:lang w:val="ru-RU"/>
-        </w:rPr>
-      </w:pPr>
-      <w:r>
-        <w:rPr>
-          <w:noProof/>
-          <w:lang w:val="ru-RU" w:bidi="ru-RU"/>
+          <w:sz w:val="22"/>
+          <w:lang w:val="ru-RU" w:eastAsia="ru-RU"/>
+          <w14:ligatures w14:val="none"/>
+        </w:rPr>
+      </w:pPr>
+      <w:r>
+        <w:rPr>
+          <w:noProof/>
+          <w:lang w:bidi="ru-RU"/>
         </w:rPr>
         <w:t>1.1</w:t>
       </w:r>
@@ -4113,24 +4037,22 @@
         <w:rPr>
           <w:rFonts w:asciiTheme="minorHAnsi" w:eastAsiaTheme="minorEastAsia" w:hAnsiTheme="minorHAnsi"/>
           <w:noProof/>
-          <w:kern w:val="2"/>
-          <w:sz w:val="24"/>
-          <w:szCs w:val="24"/>
-          <w:lang w:val="ru-RU"/>
+          <w:sz w:val="22"/>
+          <w:lang w:val="ru-RU" w:eastAsia="ru-RU"/>
+          <w14:ligatures w14:val="none"/>
         </w:rPr>
         <w:tab/>
       </w:r>
       <w:r>
         <w:rPr>
           <w:noProof/>
-          <w:lang w:val="ru-RU" w:bidi="ru-RU"/>
+          <w:lang w:bidi="ru-RU"/>
         </w:rPr>
         <w:t>Введение в предметную область</w:t>
       </w:r>
       <w:r>
         <w:rPr>
           <w:noProof/>
-          <w:lang w:val="ru-RU"/>
         </w:rPr>
         <w:tab/>
       </w:r>
@@ -4143,48 +4065,8 @@
       <w:r>
         <w:rPr>
           <w:noProof/>
-          <w:lang w:val="ru-RU"/>
-        </w:rPr>
-        <w:instrText xml:space="preserve"> </w:instrText>
-      </w:r>
-      <w:r>
-        <w:rPr>
-          <w:noProof/>
-        </w:rPr>
-        <w:instrText>PAGEREF</w:instrText>
-      </w:r>
-      <w:r>
-        <w:rPr>
-          <w:noProof/>
-          <w:lang w:val="ru-RU"/>
-        </w:rPr>
-        <w:instrText xml:space="preserve"> _</w:instrText>
-      </w:r>
-      <w:r>
-        <w:rPr>
-          <w:noProof/>
-        </w:rPr>
-        <w:instrText>Toc</w:instrText>
-      </w:r>
-      <w:r>
-        <w:rPr>
-          <w:noProof/>
-          <w:lang w:val="ru-RU"/>
-        </w:rPr>
-        <w:instrText>217081584 \</w:instrText>
-      </w:r>
-      <w:r>
-        <w:rPr>
-          <w:noProof/>
-        </w:rPr>
-        <w:instrText>h</w:instrText>
-      </w:r>
-      <w:r>
-        <w:rPr>
-          <w:noProof/>
-          <w:lang w:val="ru-RU"/>
-        </w:rPr>
-        <w:instrText xml:space="preserve"> </w:instrText>
+        </w:rPr>
+        <w:instrText xml:space="preserve"> PAGEREF _Toc217124149 \h </w:instrText>
       </w:r>
       <w:r>
         <w:rPr>
@@ -4214,16 +4096,15 @@
       <w:pPr>
         <w:pStyle w:val="33"/>
         <w:tabs>
-          <w:tab w:val="left" w:pos="1440"/>
+          <w:tab w:val="left" w:pos="1540"/>
           <w:tab w:val="right" w:leader="dot" w:pos="9344"/>
         </w:tabs>
         <w:rPr>
           <w:rFonts w:asciiTheme="minorHAnsi" w:eastAsiaTheme="minorEastAsia" w:hAnsiTheme="minorHAnsi"/>
           <w:noProof/>
-          <w:kern w:val="2"/>
-          <w:sz w:val="24"/>
-          <w:szCs w:val="24"/>
-          <w:lang w:val="ru-RU"/>
+          <w:sz w:val="22"/>
+          <w:lang w:val="ru-RU" w:eastAsia="ru-RU"/>
+          <w14:ligatures w14:val="none"/>
         </w:rPr>
       </w:pPr>
       <w:r>
@@ -4237,10 +4118,9 @@
         <w:rPr>
           <w:rFonts w:asciiTheme="minorHAnsi" w:eastAsiaTheme="minorEastAsia" w:hAnsiTheme="minorHAnsi"/>
           <w:noProof/>
-          <w:kern w:val="2"/>
-          <w:sz w:val="24"/>
-          <w:szCs w:val="24"/>
-          <w:lang w:val="ru-RU"/>
+          <w:sz w:val="22"/>
+          <w:lang w:val="ru-RU" w:eastAsia="ru-RU"/>
+          <w14:ligatures w14:val="none"/>
         </w:rPr>
         <w:tab/>
       </w:r>
@@ -4295,7 +4175,7 @@
           <w:noProof/>
           <w:lang w:val="ru-RU"/>
         </w:rPr>
-        <w:instrText>217081585 \</w:instrText>
+        <w:instrText>217124150 \</w:instrText>
       </w:r>
       <w:r>
         <w:rPr>
@@ -4324,7 +4204,6 @@
       <w:r>
         <w:rPr>
           <w:noProof/>
-          <w:lang w:val="ru-RU"/>
         </w:rPr>
         <w:t>6</w:t>
       </w:r>
@@ -4339,16 +4218,15 @@
       <w:pPr>
         <w:pStyle w:val="33"/>
         <w:tabs>
-          <w:tab w:val="left" w:pos="1440"/>
+          <w:tab w:val="left" w:pos="1540"/>
           <w:tab w:val="right" w:leader="dot" w:pos="9344"/>
         </w:tabs>
         <w:rPr>
           <w:rFonts w:asciiTheme="minorHAnsi" w:eastAsiaTheme="minorEastAsia" w:hAnsiTheme="minorHAnsi"/>
           <w:noProof/>
-          <w:kern w:val="2"/>
-          <w:sz w:val="24"/>
-          <w:szCs w:val="24"/>
-          <w:lang w:val="ru-RU"/>
+          <w:sz w:val="22"/>
+          <w:lang w:val="ru-RU" w:eastAsia="ru-RU"/>
+          <w14:ligatures w14:val="none"/>
         </w:rPr>
       </w:pPr>
       <w:r>
@@ -4362,10 +4240,9 @@
         <w:rPr>
           <w:rFonts w:asciiTheme="minorHAnsi" w:eastAsiaTheme="minorEastAsia" w:hAnsiTheme="minorHAnsi"/>
           <w:noProof/>
-          <w:kern w:val="2"/>
-          <w:sz w:val="24"/>
-          <w:szCs w:val="24"/>
-          <w:lang w:val="ru-RU"/>
+          <w:sz w:val="22"/>
+          <w:lang w:val="ru-RU" w:eastAsia="ru-RU"/>
+          <w14:ligatures w14:val="none"/>
         </w:rPr>
         <w:tab/>
       </w:r>
@@ -4420,7 +4297,7 @@
           <w:noProof/>
           <w:lang w:val="ru-RU"/>
         </w:rPr>
-        <w:instrText>217081586 \</w:instrText>
+        <w:instrText>217124151 \</w:instrText>
       </w:r>
       <w:r>
         <w:rPr>
@@ -4449,7 +4326,6 @@
       <w:r>
         <w:rPr>
           <w:noProof/>
-          <w:lang w:val="ru-RU"/>
         </w:rPr>
         <w:t>6</w:t>
       </w:r>
@@ -4464,16 +4340,15 @@
       <w:pPr>
         <w:pStyle w:val="33"/>
         <w:tabs>
-          <w:tab w:val="left" w:pos="1440"/>
+          <w:tab w:val="left" w:pos="1540"/>
           <w:tab w:val="right" w:leader="dot" w:pos="9344"/>
         </w:tabs>
         <w:rPr>
           <w:rFonts w:asciiTheme="minorHAnsi" w:eastAsiaTheme="minorEastAsia" w:hAnsiTheme="minorHAnsi"/>
           <w:noProof/>
-          <w:kern w:val="2"/>
-          <w:sz w:val="24"/>
-          <w:szCs w:val="24"/>
-          <w:lang w:val="ru-RU"/>
+          <w:sz w:val="22"/>
+          <w:lang w:val="ru-RU" w:eastAsia="ru-RU"/>
+          <w14:ligatures w14:val="none"/>
         </w:rPr>
       </w:pPr>
       <w:r>
@@ -4487,10 +4362,9 @@
         <w:rPr>
           <w:rFonts w:asciiTheme="minorHAnsi" w:eastAsiaTheme="minorEastAsia" w:hAnsiTheme="minorHAnsi"/>
           <w:noProof/>
-          <w:kern w:val="2"/>
-          <w:sz w:val="24"/>
-          <w:szCs w:val="24"/>
-          <w:lang w:val="ru-RU"/>
+          <w:sz w:val="22"/>
+          <w:lang w:val="ru-RU" w:eastAsia="ru-RU"/>
+          <w14:ligatures w14:val="none"/>
         </w:rPr>
         <w:tab/>
       </w:r>
@@ -4545,7 +4419,7 @@
           <w:noProof/>
           <w:lang w:val="ru-RU"/>
         </w:rPr>
-        <w:instrText>217081587 \</w:instrText>
+        <w:instrText>217124152 \</w:instrText>
       </w:r>
       <w:r>
         <w:rPr>
@@ -4574,7 +4448,6 @@
       <w:r>
         <w:rPr>
           <w:noProof/>
-          <w:lang w:val="ru-RU"/>
         </w:rPr>
         <w:t>7</w:t>
       </w:r>
@@ -4589,16 +4462,15 @@
       <w:pPr>
         <w:pStyle w:val="33"/>
         <w:tabs>
-          <w:tab w:val="left" w:pos="1440"/>
+          <w:tab w:val="left" w:pos="1540"/>
           <w:tab w:val="right" w:leader="dot" w:pos="9344"/>
         </w:tabs>
         <w:rPr>
           <w:rFonts w:asciiTheme="minorHAnsi" w:eastAsiaTheme="minorEastAsia" w:hAnsiTheme="minorHAnsi"/>
           <w:noProof/>
-          <w:kern w:val="2"/>
-          <w:sz w:val="24"/>
-          <w:szCs w:val="24"/>
-          <w:lang w:val="ru-RU"/>
+          <w:sz w:val="22"/>
+          <w:lang w:val="ru-RU" w:eastAsia="ru-RU"/>
+          <w14:ligatures w14:val="none"/>
         </w:rPr>
       </w:pPr>
       <w:r>
@@ -4612,10 +4484,9 @@
         <w:rPr>
           <w:rFonts w:asciiTheme="minorHAnsi" w:eastAsiaTheme="minorEastAsia" w:hAnsiTheme="minorHAnsi"/>
           <w:noProof/>
-          <w:kern w:val="2"/>
-          <w:sz w:val="24"/>
-          <w:szCs w:val="24"/>
-          <w:lang w:val="ru-RU"/>
+          <w:sz w:val="22"/>
+          <w:lang w:val="ru-RU" w:eastAsia="ru-RU"/>
+          <w14:ligatures w14:val="none"/>
         </w:rPr>
         <w:tab/>
       </w:r>
@@ -4670,7 +4541,7 @@
           <w:noProof/>
           <w:lang w:val="ru-RU"/>
         </w:rPr>
-        <w:instrText>217081588 \</w:instrText>
+        <w:instrText>217124153 \</w:instrText>
       </w:r>
       <w:r>
         <w:rPr>
@@ -4699,7 +4570,6 @@
       <w:r>
         <w:rPr>
           <w:noProof/>
-          <w:lang w:val="ru-RU"/>
         </w:rPr>
         <w:t>8</w:t>
       </w:r>
@@ -4714,16 +4584,15 @@
       <w:pPr>
         <w:pStyle w:val="33"/>
         <w:tabs>
-          <w:tab w:val="left" w:pos="1440"/>
+          <w:tab w:val="left" w:pos="1540"/>
           <w:tab w:val="right" w:leader="dot" w:pos="9344"/>
         </w:tabs>
         <w:rPr>
           <w:rFonts w:asciiTheme="minorHAnsi" w:eastAsiaTheme="minorEastAsia" w:hAnsiTheme="minorHAnsi"/>
           <w:noProof/>
-          <w:kern w:val="2"/>
-          <w:sz w:val="24"/>
-          <w:szCs w:val="24"/>
-          <w:lang w:val="ru-RU"/>
+          <w:sz w:val="22"/>
+          <w:lang w:val="ru-RU" w:eastAsia="ru-RU"/>
+          <w14:ligatures w14:val="none"/>
         </w:rPr>
       </w:pPr>
       <w:r>
@@ -4737,10 +4606,9 @@
         <w:rPr>
           <w:rFonts w:asciiTheme="minorHAnsi" w:eastAsiaTheme="minorEastAsia" w:hAnsiTheme="minorHAnsi"/>
           <w:noProof/>
-          <w:kern w:val="2"/>
-          <w:sz w:val="24"/>
-          <w:szCs w:val="24"/>
-          <w:lang w:val="ru-RU"/>
+          <w:sz w:val="22"/>
+          <w:lang w:val="ru-RU" w:eastAsia="ru-RU"/>
+          <w14:ligatures w14:val="none"/>
         </w:rPr>
         <w:tab/>
       </w:r>
@@ -4795,7 +4663,7 @@
           <w:noProof/>
           <w:lang w:val="ru-RU"/>
         </w:rPr>
-        <w:instrText>217081589 \</w:instrText>
+        <w:instrText>217124154 \</w:instrText>
       </w:r>
       <w:r>
         <w:rPr>
@@ -4824,7 +4692,6 @@
       <w:r>
         <w:rPr>
           <w:noProof/>
-          <w:lang w:val="ru-RU"/>
         </w:rPr>
         <w:t>8</w:t>
       </w:r>
@@ -4839,16 +4706,15 @@
       <w:pPr>
         <w:pStyle w:val="25"/>
         <w:tabs>
-          <w:tab w:val="left" w:pos="960"/>
+          <w:tab w:val="left" w:pos="880"/>
           <w:tab w:val="right" w:leader="dot" w:pos="9344"/>
         </w:tabs>
         <w:rPr>
           <w:rFonts w:asciiTheme="minorHAnsi" w:eastAsiaTheme="minorEastAsia" w:hAnsiTheme="minorHAnsi"/>
           <w:noProof/>
-          <w:kern w:val="2"/>
-          <w:sz w:val="24"/>
-          <w:szCs w:val="24"/>
-          <w:lang w:val="ru-RU"/>
+          <w:sz w:val="22"/>
+          <w:lang w:val="ru-RU" w:eastAsia="ru-RU"/>
+          <w14:ligatures w14:val="none"/>
         </w:rPr>
       </w:pPr>
       <w:r>
@@ -4862,10 +4728,9 @@
         <w:rPr>
           <w:rFonts w:asciiTheme="minorHAnsi" w:eastAsiaTheme="minorEastAsia" w:hAnsiTheme="minorHAnsi"/>
           <w:noProof/>
-          <w:kern w:val="2"/>
-          <w:sz w:val="24"/>
-          <w:szCs w:val="24"/>
-          <w:lang w:val="ru-RU"/>
+          <w:sz w:val="22"/>
+          <w:lang w:val="ru-RU" w:eastAsia="ru-RU"/>
+          <w14:ligatures w14:val="none"/>
         </w:rPr>
         <w:tab/>
       </w:r>
@@ -4920,7 +4785,7 @@
           <w:noProof/>
           <w:lang w:val="ru-RU"/>
         </w:rPr>
-        <w:instrText>217081590 \</w:instrText>
+        <w:instrText>217124155 \</w:instrText>
       </w:r>
       <w:r>
         <w:rPr>
@@ -4949,7 +4814,6 @@
       <w:r>
         <w:rPr>
           <w:noProof/>
-          <w:lang w:val="ru-RU"/>
         </w:rPr>
         <w:t>9</w:t>
       </w:r>
@@ -4964,16 +4828,15 @@
       <w:pPr>
         <w:pStyle w:val="33"/>
         <w:tabs>
-          <w:tab w:val="left" w:pos="1440"/>
+          <w:tab w:val="left" w:pos="1540"/>
           <w:tab w:val="right" w:leader="dot" w:pos="9344"/>
         </w:tabs>
         <w:rPr>
           <w:rFonts w:asciiTheme="minorHAnsi" w:eastAsiaTheme="minorEastAsia" w:hAnsiTheme="minorHAnsi"/>
           <w:noProof/>
-          <w:kern w:val="2"/>
-          <w:sz w:val="24"/>
-          <w:szCs w:val="24"/>
-          <w:lang w:val="ru-RU"/>
+          <w:sz w:val="22"/>
+          <w:lang w:val="ru-RU" w:eastAsia="ru-RU"/>
+          <w14:ligatures w14:val="none"/>
         </w:rPr>
       </w:pPr>
       <w:r>
@@ -4987,10 +4850,9 @@
         <w:rPr>
           <w:rFonts w:asciiTheme="minorHAnsi" w:eastAsiaTheme="minorEastAsia" w:hAnsiTheme="minorHAnsi"/>
           <w:noProof/>
-          <w:kern w:val="2"/>
-          <w:sz w:val="24"/>
-          <w:szCs w:val="24"/>
-          <w:lang w:val="ru-RU"/>
+          <w:sz w:val="22"/>
+          <w:lang w:val="ru-RU" w:eastAsia="ru-RU"/>
+          <w14:ligatures w14:val="none"/>
         </w:rPr>
         <w:tab/>
       </w:r>
@@ -5045,7 +4907,7 @@
           <w:noProof/>
           <w:lang w:val="ru-RU"/>
         </w:rPr>
-        <w:instrText>217081591 \</w:instrText>
+        <w:instrText>217124156 \</w:instrText>
       </w:r>
       <w:r>
         <w:rPr>
@@ -5074,7 +4936,6 @@
       <w:r>
         <w:rPr>
           <w:noProof/>
-          <w:lang w:val="ru-RU"/>
         </w:rPr>
         <w:t>9</w:t>
       </w:r>
@@ -5089,16 +4950,15 @@
       <w:pPr>
         <w:pStyle w:val="33"/>
         <w:tabs>
-          <w:tab w:val="left" w:pos="1440"/>
+          <w:tab w:val="left" w:pos="1540"/>
           <w:tab w:val="right" w:leader="dot" w:pos="9344"/>
         </w:tabs>
         <w:rPr>
           <w:rFonts w:asciiTheme="minorHAnsi" w:eastAsiaTheme="minorEastAsia" w:hAnsiTheme="minorHAnsi"/>
           <w:noProof/>
-          <w:kern w:val="2"/>
-          <w:sz w:val="24"/>
-          <w:szCs w:val="24"/>
-          <w:lang w:val="ru-RU"/>
+          <w:sz w:val="22"/>
+          <w:lang w:val="ru-RU" w:eastAsia="ru-RU"/>
+          <w14:ligatures w14:val="none"/>
         </w:rPr>
       </w:pPr>
       <w:r>
@@ -5112,10 +4972,9 @@
         <w:rPr>
           <w:rFonts w:asciiTheme="minorHAnsi" w:eastAsiaTheme="minorEastAsia" w:hAnsiTheme="minorHAnsi"/>
           <w:noProof/>
-          <w:kern w:val="2"/>
-          <w:sz w:val="24"/>
-          <w:szCs w:val="24"/>
-          <w:lang w:val="ru-RU"/>
+          <w:sz w:val="22"/>
+          <w:lang w:val="ru-RU" w:eastAsia="ru-RU"/>
+          <w14:ligatures w14:val="none"/>
         </w:rPr>
         <w:tab/>
       </w:r>
@@ -5170,7 +5029,7 @@
           <w:noProof/>
           <w:lang w:val="ru-RU"/>
         </w:rPr>
-        <w:instrText>217081592 \</w:instrText>
+        <w:instrText>217124157 \</w:instrText>
       </w:r>
       <w:r>
         <w:rPr>
@@ -5199,7 +5058,6 @@
       <w:r>
         <w:rPr>
           <w:noProof/>
-          <w:lang w:val="ru-RU"/>
         </w:rPr>
         <w:t>12</w:t>
       </w:r>
@@ -5214,16 +5072,15 @@
       <w:pPr>
         <w:pStyle w:val="33"/>
         <w:tabs>
-          <w:tab w:val="left" w:pos="1440"/>
+          <w:tab w:val="left" w:pos="1540"/>
           <w:tab w:val="right" w:leader="dot" w:pos="9344"/>
         </w:tabs>
         <w:rPr>
           <w:rFonts w:asciiTheme="minorHAnsi" w:eastAsiaTheme="minorEastAsia" w:hAnsiTheme="minorHAnsi"/>
           <w:noProof/>
-          <w:kern w:val="2"/>
-          <w:sz w:val="24"/>
-          <w:szCs w:val="24"/>
-          <w:lang w:val="ru-RU"/>
+          <w:sz w:val="22"/>
+          <w:lang w:val="ru-RU" w:eastAsia="ru-RU"/>
+          <w14:ligatures w14:val="none"/>
         </w:rPr>
       </w:pPr>
       <w:r>
@@ -5237,10 +5094,9 @@
         <w:rPr>
           <w:rFonts w:asciiTheme="minorHAnsi" w:eastAsiaTheme="minorEastAsia" w:hAnsiTheme="minorHAnsi"/>
           <w:noProof/>
-          <w:kern w:val="2"/>
-          <w:sz w:val="24"/>
-          <w:szCs w:val="24"/>
-          <w:lang w:val="ru-RU"/>
+          <w:sz w:val="22"/>
+          <w:lang w:val="ru-RU" w:eastAsia="ru-RU"/>
+          <w14:ligatures w14:val="none"/>
         </w:rPr>
         <w:tab/>
       </w:r>
@@ -5295,7 +5151,7 @@
           <w:noProof/>
           <w:lang w:val="ru-RU"/>
         </w:rPr>
-        <w:instrText>217081593 \</w:instrText>
+        <w:instrText>217124158 \</w:instrText>
       </w:r>
       <w:r>
         <w:rPr>
@@ -5324,7 +5180,6 @@
       <w:r>
         <w:rPr>
           <w:noProof/>
-          <w:lang w:val="ru-RU"/>
         </w:rPr>
         <w:t>14</w:t>
       </w:r>
@@ -5339,16 +5194,15 @@
       <w:pPr>
         <w:pStyle w:val="33"/>
         <w:tabs>
-          <w:tab w:val="left" w:pos="1440"/>
+          <w:tab w:val="left" w:pos="1540"/>
           <w:tab w:val="right" w:leader="dot" w:pos="9344"/>
         </w:tabs>
         <w:rPr>
           <w:rFonts w:asciiTheme="minorHAnsi" w:eastAsiaTheme="minorEastAsia" w:hAnsiTheme="minorHAnsi"/>
           <w:noProof/>
-          <w:kern w:val="2"/>
-          <w:sz w:val="24"/>
-          <w:szCs w:val="24"/>
-          <w:lang w:val="ru-RU"/>
+          <w:sz w:val="22"/>
+          <w:lang w:val="ru-RU" w:eastAsia="ru-RU"/>
+          <w14:ligatures w14:val="none"/>
         </w:rPr>
       </w:pPr>
       <w:r>
@@ -5362,10 +5216,9 @@
         <w:rPr>
           <w:rFonts w:asciiTheme="minorHAnsi" w:eastAsiaTheme="minorEastAsia" w:hAnsiTheme="minorHAnsi"/>
           <w:noProof/>
-          <w:kern w:val="2"/>
-          <w:sz w:val="24"/>
-          <w:szCs w:val="24"/>
-          <w:lang w:val="ru-RU"/>
+          <w:sz w:val="22"/>
+          <w:lang w:val="ru-RU" w:eastAsia="ru-RU"/>
+          <w14:ligatures w14:val="none"/>
         </w:rPr>
         <w:tab/>
       </w:r>
@@ -5420,7 +5273,7 @@
           <w:noProof/>
           <w:lang w:val="ru-RU"/>
         </w:rPr>
-        <w:instrText>217081594 \</w:instrText>
+        <w:instrText>217124159 \</w:instrText>
       </w:r>
       <w:r>
         <w:rPr>
@@ -5449,7 +5302,6 @@
       <w:r>
         <w:rPr>
           <w:noProof/>
-          <w:lang w:val="ru-RU"/>
         </w:rPr>
         <w:t>14</w:t>
       </w:r>
@@ -5464,16 +5316,15 @@
       <w:pPr>
         <w:pStyle w:val="33"/>
         <w:tabs>
-          <w:tab w:val="left" w:pos="1440"/>
+          <w:tab w:val="left" w:pos="1540"/>
           <w:tab w:val="right" w:leader="dot" w:pos="9344"/>
         </w:tabs>
         <w:rPr>
           <w:rFonts w:asciiTheme="minorHAnsi" w:eastAsiaTheme="minorEastAsia" w:hAnsiTheme="minorHAnsi"/>
           <w:noProof/>
-          <w:kern w:val="2"/>
-          <w:sz w:val="24"/>
-          <w:szCs w:val="24"/>
-          <w:lang w:val="ru-RU"/>
+          <w:sz w:val="22"/>
+          <w:lang w:val="ru-RU" w:eastAsia="ru-RU"/>
+          <w14:ligatures w14:val="none"/>
         </w:rPr>
       </w:pPr>
       <w:r>
@@ -5487,10 +5338,9 @@
         <w:rPr>
           <w:rFonts w:asciiTheme="minorHAnsi" w:eastAsiaTheme="minorEastAsia" w:hAnsiTheme="minorHAnsi"/>
           <w:noProof/>
-          <w:kern w:val="2"/>
-          <w:sz w:val="24"/>
-          <w:szCs w:val="24"/>
-          <w:lang w:val="ru-RU"/>
+          <w:sz w:val="22"/>
+          <w:lang w:val="ru-RU" w:eastAsia="ru-RU"/>
+          <w14:ligatures w14:val="none"/>
         </w:rPr>
         <w:tab/>
       </w:r>
@@ -5545,7 +5395,7 @@
           <w:noProof/>
           <w:lang w:val="ru-RU"/>
         </w:rPr>
-        <w:instrText>217081595 \</w:instrText>
+        <w:instrText>217124160 \</w:instrText>
       </w:r>
       <w:r>
         <w:rPr>
@@ -5574,7 +5424,6 @@
       <w:r>
         <w:rPr>
           <w:noProof/>
-          <w:lang w:val="ru-RU"/>
         </w:rPr>
         <w:t>15</w:t>
       </w:r>
@@ -5589,16 +5438,15 @@
       <w:pPr>
         <w:pStyle w:val="33"/>
         <w:tabs>
-          <w:tab w:val="left" w:pos="1440"/>
+          <w:tab w:val="left" w:pos="1540"/>
           <w:tab w:val="right" w:leader="dot" w:pos="9344"/>
         </w:tabs>
         <w:rPr>
           <w:rFonts w:asciiTheme="minorHAnsi" w:eastAsiaTheme="minorEastAsia" w:hAnsiTheme="minorHAnsi"/>
           <w:noProof/>
-          <w:kern w:val="2"/>
-          <w:sz w:val="24"/>
-          <w:szCs w:val="24"/>
-          <w:lang w:val="ru-RU"/>
+          <w:sz w:val="22"/>
+          <w:lang w:val="ru-RU" w:eastAsia="ru-RU"/>
+          <w14:ligatures w14:val="none"/>
         </w:rPr>
       </w:pPr>
       <w:r>
@@ -5612,10 +5460,9 @@
         <w:rPr>
           <w:rFonts w:asciiTheme="minorHAnsi" w:eastAsiaTheme="minorEastAsia" w:hAnsiTheme="minorHAnsi"/>
           <w:noProof/>
-          <w:kern w:val="2"/>
-          <w:sz w:val="24"/>
-          <w:szCs w:val="24"/>
-          <w:lang w:val="ru-RU"/>
+          <w:sz w:val="22"/>
+          <w:lang w:val="ru-RU" w:eastAsia="ru-RU"/>
+          <w14:ligatures w14:val="none"/>
         </w:rPr>
         <w:tab/>
       </w:r>
@@ -5670,7 +5517,7 @@
           <w:noProof/>
           <w:lang w:val="ru-RU"/>
         </w:rPr>
-        <w:instrText>217081596 \</w:instrText>
+        <w:instrText>217124161 \</w:instrText>
       </w:r>
       <w:r>
         <w:rPr>
@@ -5699,7 +5546,6 @@
       <w:r>
         <w:rPr>
           <w:noProof/>
-          <w:lang w:val="ru-RU"/>
         </w:rPr>
         <w:t>15</w:t>
       </w:r>
@@ -5714,16 +5560,15 @@
       <w:pPr>
         <w:pStyle w:val="33"/>
         <w:tabs>
-          <w:tab w:val="left" w:pos="1440"/>
+          <w:tab w:val="left" w:pos="1540"/>
           <w:tab w:val="right" w:leader="dot" w:pos="9344"/>
         </w:tabs>
         <w:rPr>
           <w:rFonts w:asciiTheme="minorHAnsi" w:eastAsiaTheme="minorEastAsia" w:hAnsiTheme="minorHAnsi"/>
           <w:noProof/>
-          <w:kern w:val="2"/>
-          <w:sz w:val="24"/>
-          <w:szCs w:val="24"/>
-          <w:lang w:val="ru-RU"/>
+          <w:sz w:val="22"/>
+          <w:lang w:val="ru-RU" w:eastAsia="ru-RU"/>
+          <w14:ligatures w14:val="none"/>
         </w:rPr>
       </w:pPr>
       <w:r>
@@ -5737,10 +5582,9 @@
         <w:rPr>
           <w:rFonts w:asciiTheme="minorHAnsi" w:eastAsiaTheme="minorEastAsia" w:hAnsiTheme="minorHAnsi"/>
           <w:noProof/>
-          <w:kern w:val="2"/>
-          <w:sz w:val="24"/>
-          <w:szCs w:val="24"/>
-          <w:lang w:val="ru-RU"/>
+          <w:sz w:val="22"/>
+          <w:lang w:val="ru-RU" w:eastAsia="ru-RU"/>
+          <w14:ligatures w14:val="none"/>
         </w:rPr>
         <w:tab/>
       </w:r>
@@ -5795,7 +5639,7 @@
           <w:noProof/>
           <w:lang w:val="ru-RU"/>
         </w:rPr>
-        <w:instrText>217081597 \</w:instrText>
+        <w:instrText>217124162 \</w:instrText>
       </w:r>
       <w:r>
         <w:rPr>
@@ -5824,7 +5668,6 @@
       <w:r>
         <w:rPr>
           <w:noProof/>
-          <w:lang w:val="ru-RU"/>
         </w:rPr>
         <w:t>15</w:t>
       </w:r>
@@ -5839,16 +5682,15 @@
       <w:pPr>
         <w:pStyle w:val="33"/>
         <w:tabs>
-          <w:tab w:val="left" w:pos="1440"/>
+          <w:tab w:val="left" w:pos="1540"/>
           <w:tab w:val="right" w:leader="dot" w:pos="9344"/>
         </w:tabs>
         <w:rPr>
           <w:rFonts w:asciiTheme="minorHAnsi" w:eastAsiaTheme="minorEastAsia" w:hAnsiTheme="minorHAnsi"/>
           <w:noProof/>
-          <w:kern w:val="2"/>
-          <w:sz w:val="24"/>
-          <w:szCs w:val="24"/>
-          <w:lang w:val="ru-RU"/>
+          <w:sz w:val="22"/>
+          <w:lang w:val="ru-RU" w:eastAsia="ru-RU"/>
+          <w14:ligatures w14:val="none"/>
         </w:rPr>
       </w:pPr>
       <w:r>
@@ -5862,10 +5704,9 @@
         <w:rPr>
           <w:rFonts w:asciiTheme="minorHAnsi" w:eastAsiaTheme="minorEastAsia" w:hAnsiTheme="minorHAnsi"/>
           <w:noProof/>
-          <w:kern w:val="2"/>
-          <w:sz w:val="24"/>
-          <w:szCs w:val="24"/>
-          <w:lang w:val="ru-RU"/>
+          <w:sz w:val="22"/>
+          <w:lang w:val="ru-RU" w:eastAsia="ru-RU"/>
+          <w14:ligatures w14:val="none"/>
         </w:rPr>
         <w:tab/>
       </w:r>
@@ -5920,7 +5761,7 @@
           <w:noProof/>
           <w:lang w:val="ru-RU"/>
         </w:rPr>
-        <w:instrText>217081598 \</w:instrText>
+        <w:instrText>217124163 \</w:instrText>
       </w:r>
       <w:r>
         <w:rPr>
@@ -5949,7 +5790,6 @@
       <w:r>
         <w:rPr>
           <w:noProof/>
-          <w:lang w:val="ru-RU"/>
         </w:rPr>
         <w:t>15</w:t>
       </w:r>
@@ -5964,16 +5804,15 @@
       <w:pPr>
         <w:pStyle w:val="33"/>
         <w:tabs>
-          <w:tab w:val="left" w:pos="1440"/>
+          <w:tab w:val="left" w:pos="1540"/>
           <w:tab w:val="right" w:leader="dot" w:pos="9344"/>
         </w:tabs>
         <w:rPr>
           <w:rFonts w:asciiTheme="minorHAnsi" w:eastAsiaTheme="minorEastAsia" w:hAnsiTheme="minorHAnsi"/>
           <w:noProof/>
-          <w:kern w:val="2"/>
-          <w:sz w:val="24"/>
-          <w:szCs w:val="24"/>
-          <w:lang w:val="ru-RU"/>
+          <w:sz w:val="22"/>
+          <w:lang w:val="ru-RU" w:eastAsia="ru-RU"/>
+          <w14:ligatures w14:val="none"/>
         </w:rPr>
       </w:pPr>
       <w:r>
@@ -5987,10 +5826,9 @@
         <w:rPr>
           <w:rFonts w:asciiTheme="minorHAnsi" w:eastAsiaTheme="minorEastAsia" w:hAnsiTheme="minorHAnsi"/>
           <w:noProof/>
-          <w:kern w:val="2"/>
-          <w:sz w:val="24"/>
-          <w:szCs w:val="24"/>
-          <w:lang w:val="ru-RU"/>
+          <w:sz w:val="22"/>
+          <w:lang w:val="ru-RU" w:eastAsia="ru-RU"/>
+          <w14:ligatures w14:val="none"/>
         </w:rPr>
         <w:tab/>
       </w:r>
@@ -6045,7 +5883,7 @@
           <w:noProof/>
           <w:lang w:val="ru-RU"/>
         </w:rPr>
-        <w:instrText>217081599 \</w:instrText>
+        <w:instrText>217124164 \</w:instrText>
       </w:r>
       <w:r>
         <w:rPr>
@@ -6074,7 +5912,6 @@
       <w:r>
         <w:rPr>
           <w:noProof/>
-          <w:lang w:val="ru-RU"/>
         </w:rPr>
         <w:t>16</w:t>
       </w:r>
@@ -6089,16 +5926,15 @@
       <w:pPr>
         <w:pStyle w:val="33"/>
         <w:tabs>
-          <w:tab w:val="left" w:pos="1680"/>
+          <w:tab w:val="left" w:pos="1540"/>
           <w:tab w:val="right" w:leader="dot" w:pos="9344"/>
         </w:tabs>
         <w:rPr>
           <w:rFonts w:asciiTheme="minorHAnsi" w:eastAsiaTheme="minorEastAsia" w:hAnsiTheme="minorHAnsi"/>
           <w:noProof/>
-          <w:kern w:val="2"/>
-          <w:sz w:val="24"/>
-          <w:szCs w:val="24"/>
-          <w:lang w:val="ru-RU"/>
+          <w:sz w:val="22"/>
+          <w:lang w:val="ru-RU" w:eastAsia="ru-RU"/>
+          <w14:ligatures w14:val="none"/>
         </w:rPr>
       </w:pPr>
       <w:r>
@@ -6112,10 +5948,9 @@
         <w:rPr>
           <w:rFonts w:asciiTheme="minorHAnsi" w:eastAsiaTheme="minorEastAsia" w:hAnsiTheme="minorHAnsi"/>
           <w:noProof/>
-          <w:kern w:val="2"/>
-          <w:sz w:val="24"/>
-          <w:szCs w:val="24"/>
-          <w:lang w:val="ru-RU"/>
+          <w:sz w:val="22"/>
+          <w:lang w:val="ru-RU" w:eastAsia="ru-RU"/>
+          <w14:ligatures w14:val="none"/>
         </w:rPr>
         <w:tab/>
       </w:r>
@@ -6170,7 +6005,7 @@
           <w:noProof/>
           <w:lang w:val="ru-RU"/>
         </w:rPr>
-        <w:instrText>217081600 \</w:instrText>
+        <w:instrText>217124165 \</w:instrText>
       </w:r>
       <w:r>
         <w:rPr>
@@ -6199,7 +6034,6 @@
       <w:r>
         <w:rPr>
           <w:noProof/>
-          <w:lang w:val="ru-RU"/>
         </w:rPr>
         <w:t>16</w:t>
       </w:r>
@@ -6214,16 +6048,15 @@
       <w:pPr>
         <w:pStyle w:val="33"/>
         <w:tabs>
-          <w:tab w:val="left" w:pos="1680"/>
+          <w:tab w:val="left" w:pos="1540"/>
           <w:tab w:val="right" w:leader="dot" w:pos="9344"/>
         </w:tabs>
         <w:rPr>
           <w:rFonts w:asciiTheme="minorHAnsi" w:eastAsiaTheme="minorEastAsia" w:hAnsiTheme="minorHAnsi"/>
           <w:noProof/>
-          <w:kern w:val="2"/>
-          <w:sz w:val="24"/>
-          <w:szCs w:val="24"/>
-          <w:lang w:val="ru-RU"/>
+          <w:sz w:val="22"/>
+          <w:lang w:val="ru-RU" w:eastAsia="ru-RU"/>
+          <w14:ligatures w14:val="none"/>
         </w:rPr>
       </w:pPr>
       <w:r>
@@ -6237,10 +6070,9 @@
         <w:rPr>
           <w:rFonts w:asciiTheme="minorHAnsi" w:eastAsiaTheme="minorEastAsia" w:hAnsiTheme="minorHAnsi"/>
           <w:noProof/>
-          <w:kern w:val="2"/>
-          <w:sz w:val="24"/>
-          <w:szCs w:val="24"/>
-          <w:lang w:val="ru-RU"/>
+          <w:sz w:val="22"/>
+          <w:lang w:val="ru-RU" w:eastAsia="ru-RU"/>
+          <w14:ligatures w14:val="none"/>
         </w:rPr>
         <w:tab/>
       </w:r>
@@ -6295,7 +6127,7 @@
           <w:noProof/>
           <w:lang w:val="ru-RU"/>
         </w:rPr>
-        <w:instrText>217081601 \</w:instrText>
+        <w:instrText>217124166 \</w:instrText>
       </w:r>
       <w:r>
         <w:rPr>
@@ -6324,7 +6156,6 @@
       <w:r>
         <w:rPr>
           <w:noProof/>
-          <w:lang w:val="ru-RU"/>
         </w:rPr>
         <w:t>16</w:t>
       </w:r>
@@ -6339,16 +6170,15 @@
       <w:pPr>
         <w:pStyle w:val="33"/>
         <w:tabs>
-          <w:tab w:val="left" w:pos="1680"/>
+          <w:tab w:val="left" w:pos="1540"/>
           <w:tab w:val="right" w:leader="dot" w:pos="9344"/>
         </w:tabs>
         <w:rPr>
           <w:rFonts w:asciiTheme="minorHAnsi" w:eastAsiaTheme="minorEastAsia" w:hAnsiTheme="minorHAnsi"/>
           <w:noProof/>
-          <w:kern w:val="2"/>
-          <w:sz w:val="24"/>
-          <w:szCs w:val="24"/>
-          <w:lang w:val="ru-RU"/>
+          <w:sz w:val="22"/>
+          <w:lang w:val="ru-RU" w:eastAsia="ru-RU"/>
+          <w14:ligatures w14:val="none"/>
         </w:rPr>
       </w:pPr>
       <w:r>
@@ -6362,10 +6192,9 @@
         <w:rPr>
           <w:rFonts w:asciiTheme="minorHAnsi" w:eastAsiaTheme="minorEastAsia" w:hAnsiTheme="minorHAnsi"/>
           <w:noProof/>
-          <w:kern w:val="2"/>
-          <w:sz w:val="24"/>
-          <w:szCs w:val="24"/>
-          <w:lang w:val="ru-RU"/>
+          <w:sz w:val="22"/>
+          <w:lang w:val="ru-RU" w:eastAsia="ru-RU"/>
+          <w14:ligatures w14:val="none"/>
         </w:rPr>
         <w:tab/>
       </w:r>
@@ -6420,7 +6249,7 @@
           <w:noProof/>
           <w:lang w:val="ru-RU"/>
         </w:rPr>
-        <w:instrText>217081602 \</w:instrText>
+        <w:instrText>217124167 \</w:instrText>
       </w:r>
       <w:r>
         <w:rPr>
@@ -6449,7 +6278,6 @@
       <w:r>
         <w:rPr>
           <w:noProof/>
-          <w:lang w:val="ru-RU"/>
         </w:rPr>
         <w:t>16</w:t>
       </w:r>
@@ -6464,15 +6292,15 @@
       <w:pPr>
         <w:pStyle w:val="33"/>
         <w:tabs>
-          <w:tab w:val="left" w:pos="1680"/>
+          <w:tab w:val="left" w:pos="1540"/>
           <w:tab w:val="right" w:leader="dot" w:pos="9344"/>
         </w:tabs>
         <w:rPr>
           <w:rFonts w:asciiTheme="minorHAnsi" w:eastAsiaTheme="minorEastAsia" w:hAnsiTheme="minorHAnsi"/>
           <w:noProof/>
-          <w:kern w:val="2"/>
-          <w:sz w:val="24"/>
-          <w:szCs w:val="24"/>
+          <w:sz w:val="22"/>
+          <w:lang w:eastAsia="ru-RU"/>
+          <w14:ligatures w14:val="none"/>
         </w:rPr>
       </w:pPr>
       <w:r>
@@ -6485,9 +6313,9 @@
         <w:rPr>
           <w:rFonts w:asciiTheme="minorHAnsi" w:eastAsiaTheme="minorEastAsia" w:hAnsiTheme="minorHAnsi"/>
           <w:noProof/>
-          <w:kern w:val="2"/>
-          <w:sz w:val="24"/>
-          <w:szCs w:val="24"/>
+          <w:sz w:val="22"/>
+          <w:lang w:eastAsia="ru-RU"/>
+          <w14:ligatures w14:val="none"/>
         </w:rPr>
         <w:tab/>
       </w:r>
@@ -6513,7 +6341,7 @@
         <w:rPr>
           <w:noProof/>
         </w:rPr>
-        <w:instrText xml:space="preserve"> PAGEREF _Toc217081603 \h </w:instrText>
+        <w:instrText xml:space="preserve"> PAGEREF _Toc217124168 \h </w:instrText>
       </w:r>
       <w:r>
         <w:rPr>
@@ -6543,15 +6371,15 @@
       <w:pPr>
         <w:pStyle w:val="25"/>
         <w:tabs>
-          <w:tab w:val="left" w:pos="960"/>
+          <w:tab w:val="left" w:pos="880"/>
           <w:tab w:val="right" w:leader="dot" w:pos="9344"/>
         </w:tabs>
         <w:rPr>
           <w:rFonts w:asciiTheme="minorHAnsi" w:eastAsiaTheme="minorEastAsia" w:hAnsiTheme="minorHAnsi"/>
           <w:noProof/>
-          <w:kern w:val="2"/>
-          <w:sz w:val="24"/>
-          <w:szCs w:val="24"/>
+          <w:sz w:val="22"/>
+          <w:lang w:eastAsia="ru-RU"/>
+          <w14:ligatures w14:val="none"/>
         </w:rPr>
       </w:pPr>
       <w:r>
@@ -6565,9 +6393,9 @@
         <w:rPr>
           <w:rFonts w:asciiTheme="minorHAnsi" w:eastAsiaTheme="minorEastAsia" w:hAnsiTheme="minorHAnsi"/>
           <w:noProof/>
-          <w:kern w:val="2"/>
-          <w:sz w:val="24"/>
-          <w:szCs w:val="24"/>
+          <w:sz w:val="22"/>
+          <w:lang w:eastAsia="ru-RU"/>
+          <w14:ligatures w14:val="none"/>
         </w:rPr>
         <w:tab/>
       </w:r>
@@ -6576,7 +6404,14 @@
           <w:noProof/>
           <w:lang w:bidi="ru-RU"/>
         </w:rPr>
-        <w:t>Процесс AS-IS vs TO-BE</w:t>
+        <w:t>Процесс</w:t>
+      </w:r>
+      <w:r>
+        <w:rPr>
+          <w:noProof/>
+          <w:lang w:bidi="ru-RU"/>
+        </w:rPr>
+        <w:t xml:space="preserve"> AS-IS vs TO-BE</w:t>
       </w:r>
       <w:r>
         <w:rPr>
@@ -6594,7 +6429,7 @@
         <w:rPr>
           <w:noProof/>
         </w:rPr>
-        <w:instrText xml:space="preserve"> PAGEREF _Toc217081604 \h </w:instrText>
+        <w:instrText xml:space="preserve"> PAGEREF _Toc217124169 \h </w:instrText>
       </w:r>
       <w:r>
         <w:rPr>
@@ -6611,7 +6446,7 @@
         <w:rPr>
           <w:noProof/>
         </w:rPr>
-        <w:t>19</w:t>
+        <w:t>20</w:t>
       </w:r>
       <w:r>
         <w:rPr>
@@ -6624,16 +6459,15 @@
       <w:pPr>
         <w:pStyle w:val="33"/>
         <w:tabs>
-          <w:tab w:val="left" w:pos="1440"/>
+          <w:tab w:val="left" w:pos="1540"/>
           <w:tab w:val="right" w:leader="dot" w:pos="9344"/>
         </w:tabs>
         <w:rPr>
           <w:rFonts w:asciiTheme="minorHAnsi" w:eastAsiaTheme="minorEastAsia" w:hAnsiTheme="minorHAnsi"/>
           <w:noProof/>
-          <w:kern w:val="2"/>
-          <w:sz w:val="24"/>
-          <w:szCs w:val="24"/>
-          <w:lang w:val="ru-RU"/>
+          <w:sz w:val="22"/>
+          <w:lang w:val="ru-RU" w:eastAsia="ru-RU"/>
+          <w14:ligatures w14:val="none"/>
         </w:rPr>
       </w:pPr>
       <w:r>
@@ -6647,10 +6481,9 @@
         <w:rPr>
           <w:rFonts w:asciiTheme="minorHAnsi" w:eastAsiaTheme="minorEastAsia" w:hAnsiTheme="minorHAnsi"/>
           <w:noProof/>
-          <w:kern w:val="2"/>
-          <w:sz w:val="24"/>
-          <w:szCs w:val="24"/>
-          <w:lang w:val="ru-RU"/>
+          <w:sz w:val="22"/>
+          <w:lang w:val="ru-RU" w:eastAsia="ru-RU"/>
+          <w14:ligatures w14:val="none"/>
         </w:rPr>
         <w:tab/>
       </w:r>
@@ -6731,7 +6564,7 @@
           <w:noProof/>
           <w:lang w:val="ru-RU"/>
         </w:rPr>
-        <w:instrText>217081605 \</w:instrText>
+        <w:instrText>217124170 \</w:instrText>
       </w:r>
       <w:r>
         <w:rPr>
@@ -6760,9 +6593,8 @@
       <w:r>
         <w:rPr>
           <w:noProof/>
-          <w:lang w:val="ru-RU"/>
-        </w:rPr>
-        <w:t>19</w:t>
+        </w:rPr>
+        <w:t>20</w:t>
       </w:r>
       <w:r>
         <w:rPr>
@@ -6775,16 +6607,15 @@
       <w:pPr>
         <w:pStyle w:val="33"/>
         <w:tabs>
-          <w:tab w:val="left" w:pos="1440"/>
+          <w:tab w:val="left" w:pos="1540"/>
           <w:tab w:val="right" w:leader="dot" w:pos="9344"/>
         </w:tabs>
         <w:rPr>
           <w:rFonts w:asciiTheme="minorHAnsi" w:eastAsiaTheme="minorEastAsia" w:hAnsiTheme="minorHAnsi"/>
           <w:noProof/>
-          <w:kern w:val="2"/>
-          <w:sz w:val="24"/>
-          <w:szCs w:val="24"/>
-          <w:lang w:val="ru-RU"/>
+          <w:sz w:val="22"/>
+          <w:lang w:val="ru-RU" w:eastAsia="ru-RU"/>
+          <w14:ligatures w14:val="none"/>
         </w:rPr>
       </w:pPr>
       <w:r>
@@ -6798,10 +6629,9 @@
         <w:rPr>
           <w:rFonts w:asciiTheme="minorHAnsi" w:eastAsiaTheme="minorEastAsia" w:hAnsiTheme="minorHAnsi"/>
           <w:noProof/>
-          <w:kern w:val="2"/>
-          <w:sz w:val="24"/>
-          <w:szCs w:val="24"/>
-          <w:lang w:val="ru-RU"/>
+          <w:sz w:val="22"/>
+          <w:lang w:val="ru-RU" w:eastAsia="ru-RU"/>
+          <w14:ligatures w14:val="none"/>
         </w:rPr>
         <w:tab/>
       </w:r>
@@ -6882,7 +6712,7 @@
           <w:noProof/>
           <w:lang w:val="ru-RU"/>
         </w:rPr>
-        <w:instrText>217081606 \</w:instrText>
+        <w:instrText>217124171 \</w:instrText>
       </w:r>
       <w:r>
         <w:rPr>
@@ -6911,9 +6741,8 @@
       <w:r>
         <w:rPr>
           <w:noProof/>
-          <w:lang w:val="ru-RU"/>
-        </w:rPr>
-        <w:t>21</w:t>
+        </w:rPr>
+        <w:t>22</w:t>
       </w:r>
       <w:r>
         <w:rPr>
@@ -6926,16 +6755,15 @@
       <w:pPr>
         <w:pStyle w:val="25"/>
         <w:tabs>
-          <w:tab w:val="left" w:pos="960"/>
+          <w:tab w:val="left" w:pos="880"/>
           <w:tab w:val="right" w:leader="dot" w:pos="9344"/>
         </w:tabs>
         <w:rPr>
           <w:rFonts w:asciiTheme="minorHAnsi" w:eastAsiaTheme="minorEastAsia" w:hAnsiTheme="minorHAnsi"/>
           <w:noProof/>
-          <w:kern w:val="2"/>
-          <w:sz w:val="24"/>
-          <w:szCs w:val="24"/>
-          <w:lang w:val="ru-RU"/>
+          <w:sz w:val="22"/>
+          <w:lang w:val="ru-RU" w:eastAsia="ru-RU"/>
+          <w14:ligatures w14:val="none"/>
         </w:rPr>
       </w:pPr>
       <w:r>
@@ -6949,10 +6777,9 @@
         <w:rPr>
           <w:rFonts w:asciiTheme="minorHAnsi" w:eastAsiaTheme="minorEastAsia" w:hAnsiTheme="minorHAnsi"/>
           <w:noProof/>
-          <w:kern w:val="2"/>
-          <w:sz w:val="24"/>
-          <w:szCs w:val="24"/>
-          <w:lang w:val="ru-RU"/>
+          <w:sz w:val="22"/>
+          <w:lang w:val="ru-RU" w:eastAsia="ru-RU"/>
+          <w14:ligatures w14:val="none"/>
         </w:rPr>
         <w:tab/>
       </w:r>
@@ -7007,7 +6834,7 @@
           <w:noProof/>
           <w:lang w:val="ru-RU"/>
         </w:rPr>
-        <w:instrText>217081607 \</w:instrText>
+        <w:instrText>217124172 \</w:instrText>
       </w:r>
       <w:r>
         <w:rPr>
@@ -7036,9 +6863,8 @@
       <w:r>
         <w:rPr>
           <w:noProof/>
-          <w:lang w:val="ru-RU"/>
-        </w:rPr>
-        <w:t>23</w:t>
+        </w:rPr>
+        <w:t>24</w:t>
       </w:r>
       <w:r>
         <w:rPr>
@@ -7051,16 +6877,15 @@
       <w:pPr>
         <w:pStyle w:val="33"/>
         <w:tabs>
-          <w:tab w:val="left" w:pos="1440"/>
+          <w:tab w:val="left" w:pos="1540"/>
           <w:tab w:val="right" w:leader="dot" w:pos="9344"/>
         </w:tabs>
         <w:rPr>
           <w:rFonts w:asciiTheme="minorHAnsi" w:eastAsiaTheme="minorEastAsia" w:hAnsiTheme="minorHAnsi"/>
           <w:noProof/>
-          <w:kern w:val="2"/>
-          <w:sz w:val="24"/>
-          <w:szCs w:val="24"/>
-          <w:lang w:val="ru-RU"/>
+          <w:sz w:val="22"/>
+          <w:lang w:val="ru-RU" w:eastAsia="ru-RU"/>
+          <w14:ligatures w14:val="none"/>
         </w:rPr>
       </w:pPr>
       <w:r>
@@ -7074,10 +6899,9 @@
         <w:rPr>
           <w:rFonts w:asciiTheme="minorHAnsi" w:eastAsiaTheme="minorEastAsia" w:hAnsiTheme="minorHAnsi"/>
           <w:noProof/>
-          <w:kern w:val="2"/>
-          <w:sz w:val="24"/>
-          <w:szCs w:val="24"/>
-          <w:lang w:val="ru-RU"/>
+          <w:sz w:val="22"/>
+          <w:lang w:val="ru-RU" w:eastAsia="ru-RU"/>
+          <w14:ligatures w14:val="none"/>
         </w:rPr>
         <w:tab/>
       </w:r>
@@ -7132,7 +6956,7 @@
           <w:noProof/>
           <w:lang w:val="ru-RU"/>
         </w:rPr>
-        <w:instrText>217081608 \</w:instrText>
+        <w:instrText>217124173 \</w:instrText>
       </w:r>
       <w:r>
         <w:rPr>
@@ -7161,9 +6985,8 @@
       <w:r>
         <w:rPr>
           <w:noProof/>
-          <w:lang w:val="ru-RU"/>
-        </w:rPr>
-        <w:t>24</w:t>
+        </w:rPr>
+        <w:t>25</w:t>
       </w:r>
       <w:r>
         <w:rPr>
@@ -7176,16 +6999,15 @@
       <w:pPr>
         <w:pStyle w:val="33"/>
         <w:tabs>
-          <w:tab w:val="left" w:pos="1440"/>
+          <w:tab w:val="left" w:pos="1540"/>
           <w:tab w:val="right" w:leader="dot" w:pos="9344"/>
         </w:tabs>
         <w:rPr>
           <w:rFonts w:asciiTheme="minorHAnsi" w:eastAsiaTheme="minorEastAsia" w:hAnsiTheme="minorHAnsi"/>
           <w:noProof/>
-          <w:kern w:val="2"/>
-          <w:sz w:val="24"/>
-          <w:szCs w:val="24"/>
-          <w:lang w:val="ru-RU"/>
+          <w:sz w:val="22"/>
+          <w:lang w:val="ru-RU" w:eastAsia="ru-RU"/>
+          <w14:ligatures w14:val="none"/>
         </w:rPr>
       </w:pPr>
       <w:r>
@@ -7199,10 +7021,9 @@
         <w:rPr>
           <w:rFonts w:asciiTheme="minorHAnsi" w:eastAsiaTheme="minorEastAsia" w:hAnsiTheme="minorHAnsi"/>
           <w:noProof/>
-          <w:kern w:val="2"/>
-          <w:sz w:val="24"/>
-          <w:szCs w:val="24"/>
-          <w:lang w:val="ru-RU"/>
+          <w:sz w:val="22"/>
+          <w:lang w:val="ru-RU" w:eastAsia="ru-RU"/>
+          <w14:ligatures w14:val="none"/>
         </w:rPr>
         <w:tab/>
       </w:r>
@@ -7257,7 +7078,7 @@
           <w:noProof/>
           <w:lang w:val="ru-RU"/>
         </w:rPr>
-        <w:instrText>217081609 \</w:instrText>
+        <w:instrText>217124174 \</w:instrText>
       </w:r>
       <w:r>
         <w:rPr>
@@ -7286,9 +7107,8 @@
       <w:r>
         <w:rPr>
           <w:noProof/>
-          <w:lang w:val="ru-RU"/>
-        </w:rPr>
-        <w:t>24</w:t>
+        </w:rPr>
+        <w:t>25</w:t>
       </w:r>
       <w:r>
         <w:rPr>
@@ -7301,16 +7121,15 @@
       <w:pPr>
         <w:pStyle w:val="33"/>
         <w:tabs>
-          <w:tab w:val="left" w:pos="1440"/>
+          <w:tab w:val="left" w:pos="1540"/>
           <w:tab w:val="right" w:leader="dot" w:pos="9344"/>
         </w:tabs>
         <w:rPr>
           <w:rFonts w:asciiTheme="minorHAnsi" w:eastAsiaTheme="minorEastAsia" w:hAnsiTheme="minorHAnsi"/>
           <w:noProof/>
-          <w:kern w:val="2"/>
-          <w:sz w:val="24"/>
-          <w:szCs w:val="24"/>
-          <w:lang w:val="ru-RU"/>
+          <w:sz w:val="22"/>
+          <w:lang w:val="ru-RU" w:eastAsia="ru-RU"/>
+          <w14:ligatures w14:val="none"/>
         </w:rPr>
       </w:pPr>
       <w:r>
@@ -7324,10 +7143,9 @@
         <w:rPr>
           <w:rFonts w:asciiTheme="minorHAnsi" w:eastAsiaTheme="minorEastAsia" w:hAnsiTheme="minorHAnsi"/>
           <w:noProof/>
-          <w:kern w:val="2"/>
-          <w:sz w:val="24"/>
-          <w:szCs w:val="24"/>
-          <w:lang w:val="ru-RU"/>
+          <w:sz w:val="22"/>
+          <w:lang w:val="ru-RU" w:eastAsia="ru-RU"/>
+          <w14:ligatures w14:val="none"/>
         </w:rPr>
         <w:tab/>
       </w:r>
@@ -7382,7 +7200,7 @@
           <w:noProof/>
           <w:lang w:val="ru-RU"/>
         </w:rPr>
-        <w:instrText>217081610 \</w:instrText>
+        <w:instrText>217124175 \</w:instrText>
       </w:r>
       <w:r>
         <w:rPr>
@@ -7411,9 +7229,8 @@
       <w:r>
         <w:rPr>
           <w:noProof/>
-          <w:lang w:val="ru-RU"/>
-        </w:rPr>
-        <w:t>25</w:t>
+        </w:rPr>
+        <w:t>26</w:t>
       </w:r>
       <w:r>
         <w:rPr>
@@ -7426,16 +7243,15 @@
       <w:pPr>
         <w:pStyle w:val="25"/>
         <w:tabs>
-          <w:tab w:val="left" w:pos="960"/>
+          <w:tab w:val="left" w:pos="880"/>
           <w:tab w:val="right" w:leader="dot" w:pos="9344"/>
         </w:tabs>
         <w:rPr>
           <w:rFonts w:asciiTheme="minorHAnsi" w:eastAsiaTheme="minorEastAsia" w:hAnsiTheme="minorHAnsi"/>
           <w:noProof/>
-          <w:kern w:val="2"/>
-          <w:sz w:val="24"/>
-          <w:szCs w:val="24"/>
-          <w:lang w:val="ru-RU"/>
+          <w:sz w:val="22"/>
+          <w:lang w:val="ru-RU" w:eastAsia="ru-RU"/>
+          <w14:ligatures w14:val="none"/>
         </w:rPr>
       </w:pPr>
       <w:r>
@@ -7449,10 +7265,9 @@
         <w:rPr>
           <w:rFonts w:asciiTheme="minorHAnsi" w:eastAsiaTheme="minorEastAsia" w:hAnsiTheme="minorHAnsi"/>
           <w:noProof/>
-          <w:kern w:val="2"/>
-          <w:sz w:val="24"/>
-          <w:szCs w:val="24"/>
-          <w:lang w:val="ru-RU"/>
+          <w:sz w:val="22"/>
+          <w:lang w:val="ru-RU" w:eastAsia="ru-RU"/>
+          <w14:ligatures w14:val="none"/>
         </w:rPr>
         <w:tab/>
       </w:r>
@@ -7507,7 +7322,7 @@
           <w:noProof/>
           <w:lang w:val="ru-RU"/>
         </w:rPr>
-        <w:instrText>217081611 \</w:instrText>
+        <w:instrText>217124176 \</w:instrText>
       </w:r>
       <w:r>
         <w:rPr>
@@ -7536,9 +7351,8 @@
       <w:r>
         <w:rPr>
           <w:noProof/>
-          <w:lang w:val="ru-RU"/>
-        </w:rPr>
-        <w:t>26</w:t>
+        </w:rPr>
+        <w:t>27</w:t>
       </w:r>
       <w:r>
         <w:rPr>
@@ -7551,16 +7365,15 @@
       <w:pPr>
         <w:pStyle w:val="33"/>
         <w:tabs>
-          <w:tab w:val="left" w:pos="1440"/>
+          <w:tab w:val="left" w:pos="1540"/>
           <w:tab w:val="right" w:leader="dot" w:pos="9344"/>
         </w:tabs>
         <w:rPr>
           <w:rFonts w:asciiTheme="minorHAnsi" w:eastAsiaTheme="minorEastAsia" w:hAnsiTheme="minorHAnsi"/>
           <w:noProof/>
-          <w:kern w:val="2"/>
-          <w:sz w:val="24"/>
-          <w:szCs w:val="24"/>
-          <w:lang w:val="ru-RU"/>
+          <w:sz w:val="22"/>
+          <w:lang w:val="ru-RU" w:eastAsia="ru-RU"/>
+          <w14:ligatures w14:val="none"/>
         </w:rPr>
       </w:pPr>
       <w:r>
@@ -7574,10 +7387,9 @@
         <w:rPr>
           <w:rFonts w:asciiTheme="minorHAnsi" w:eastAsiaTheme="minorEastAsia" w:hAnsiTheme="minorHAnsi"/>
           <w:noProof/>
-          <w:kern w:val="2"/>
-          <w:sz w:val="24"/>
-          <w:szCs w:val="24"/>
-          <w:lang w:val="ru-RU"/>
+          <w:sz w:val="22"/>
+          <w:lang w:val="ru-RU" w:eastAsia="ru-RU"/>
+          <w14:ligatures w14:val="none"/>
         </w:rPr>
         <w:tab/>
       </w:r>
@@ -7632,7 +7444,7 @@
           <w:noProof/>
           <w:lang w:val="ru-RU"/>
         </w:rPr>
-        <w:instrText>217081612 \</w:instrText>
+        <w:instrText>217124177 \</w:instrText>
       </w:r>
       <w:r>
         <w:rPr>
@@ -7661,9 +7473,8 @@
       <w:r>
         <w:rPr>
           <w:noProof/>
-          <w:lang w:val="ru-RU"/>
-        </w:rPr>
-        <w:t>26</w:t>
+        </w:rPr>
+        <w:t>27</w:t>
       </w:r>
       <w:r>
         <w:rPr>
@@ -7676,16 +7487,15 @@
       <w:pPr>
         <w:pStyle w:val="33"/>
         <w:tabs>
-          <w:tab w:val="left" w:pos="1440"/>
+          <w:tab w:val="left" w:pos="1540"/>
           <w:tab w:val="right" w:leader="dot" w:pos="9344"/>
         </w:tabs>
         <w:rPr>
           <w:rFonts w:asciiTheme="minorHAnsi" w:eastAsiaTheme="minorEastAsia" w:hAnsiTheme="minorHAnsi"/>
           <w:noProof/>
-          <w:kern w:val="2"/>
-          <w:sz w:val="24"/>
-          <w:szCs w:val="24"/>
-          <w:lang w:val="ru-RU"/>
+          <w:sz w:val="22"/>
+          <w:lang w:val="ru-RU" w:eastAsia="ru-RU"/>
+          <w14:ligatures w14:val="none"/>
         </w:rPr>
       </w:pPr>
       <w:r>
@@ -7699,10 +7509,9 @@
         <w:rPr>
           <w:rFonts w:asciiTheme="minorHAnsi" w:eastAsiaTheme="minorEastAsia" w:hAnsiTheme="minorHAnsi"/>
           <w:noProof/>
-          <w:kern w:val="2"/>
-          <w:sz w:val="24"/>
-          <w:szCs w:val="24"/>
-          <w:lang w:val="ru-RU"/>
+          <w:sz w:val="22"/>
+          <w:lang w:val="ru-RU" w:eastAsia="ru-RU"/>
+          <w14:ligatures w14:val="none"/>
         </w:rPr>
         <w:tab/>
       </w:r>
@@ -7757,7 +7566,7 @@
           <w:noProof/>
           <w:lang w:val="ru-RU"/>
         </w:rPr>
-        <w:instrText>217081613 \</w:instrText>
+        <w:instrText>217124178 \</w:instrText>
       </w:r>
       <w:r>
         <w:rPr>
@@ -7786,9 +7595,8 @@
       <w:r>
         <w:rPr>
           <w:noProof/>
-          <w:lang w:val="ru-RU"/>
-        </w:rPr>
-        <w:t>27</w:t>
+        </w:rPr>
+        <w:t>28</w:t>
       </w:r>
       <w:r>
         <w:rPr>
@@ -7801,99 +7609,17 @@
       <w:pPr>
         <w:pStyle w:val="33"/>
         <w:tabs>
-          <w:tab w:val="left" w:pos="1440"/>
+          <w:tab w:val="left" w:pos="1540"/>
           <w:tab w:val="right" w:leader="dot" w:pos="9344"/>
         </w:tabs>
         <w:rPr>
           <w:rFonts w:asciiTheme="minorHAnsi" w:eastAsiaTheme="minorEastAsia" w:hAnsiTheme="minorHAnsi"/>
           <w:noProof/>
-          <w:kern w:val="2"/>
-          <w:sz w:val="24"/>
-          <w:szCs w:val="24"/>
-          <w:lang w:val="ru-RU"/>
-        </w:rPr>
-      </w:pPr>
-      <w:r>
-        <w:rPr>
-          <w:rFonts w:eastAsia="Times New Roman" w:cs="Times New Roman"/>
-          <w:b/>
-          <w:bCs/>
-          <w:noProof/>
-          <w:szCs w:val="28"/>
+          <w:sz w:val="22"/>
           <w:lang w:val="ru-RU" w:eastAsia="ru-RU"/>
-        </w:rPr>
-        <mc:AlternateContent>
-          <mc:Choice Requires="wps">
-            <w:drawing>
-              <wp:anchor distT="0" distB="0" distL="114300" distR="114300" simplePos="0" relativeHeight="251665408" behindDoc="0" locked="0" layoutInCell="1" allowOverlap="1" wp14:anchorId="6AFDE834" wp14:editId="323A6091">
-                <wp:simplePos x="0" y="0"/>
-                <wp:positionH relativeFrom="column">
-                  <wp:posOffset>2825115</wp:posOffset>
-                </wp:positionH>
-                <wp:positionV relativeFrom="paragraph">
-                  <wp:posOffset>229235</wp:posOffset>
-                </wp:positionV>
-                <wp:extent cx="304800" cy="295275"/>
-                <wp:effectExtent l="0" t="0" r="19050" b="28575"/>
-                <wp:wrapNone/>
-                <wp:docPr id="3" name="Прямоугольник 3"/>
-                <wp:cNvGraphicFramePr/>
-                <a:graphic xmlns:a="http://schemas.openxmlformats.org/drawingml/2006/main">
-                  <a:graphicData uri="http://schemas.microsoft.com/office/word/2010/wordprocessingShape">
-                    <wps:wsp>
-                      <wps:cNvSpPr/>
-                      <wps:spPr>
-                        <a:xfrm>
-                          <a:off x="0" y="0"/>
-                          <a:ext cx="304800" cy="295275"/>
-                        </a:xfrm>
-                        <a:prstGeom prst="rect">
-                          <a:avLst/>
-                        </a:prstGeom>
-                        <a:solidFill>
-                          <a:schemeClr val="bg1"/>
-                        </a:solidFill>
-                        <a:ln>
-                          <a:solidFill>
-                            <a:schemeClr val="bg1"/>
-                          </a:solidFill>
-                        </a:ln>
-                      </wps:spPr>
-                      <wps:style>
-                        <a:lnRef idx="2">
-                          <a:schemeClr val="accent1">
-                            <a:shade val="50000"/>
-                          </a:schemeClr>
-                        </a:lnRef>
-                        <a:fillRef idx="1">
-                          <a:schemeClr val="accent1"/>
-                        </a:fillRef>
-                        <a:effectRef idx="0">
-                          <a:schemeClr val="accent1"/>
-                        </a:effectRef>
-                        <a:fontRef idx="minor">
-                          <a:schemeClr val="lt1"/>
-                        </a:fontRef>
-                      </wps:style>
-                      <wps:bodyPr rot="0" spcFirstLastPara="0" vertOverflow="overflow" horzOverflow="overflow" vert="horz" wrap="square" lIns="91440" tIns="45720" rIns="91440" bIns="45720" numCol="1" spcCol="0" rtlCol="0" fromWordArt="0" anchor="ctr" anchorCtr="0" forceAA="0" compatLnSpc="1">
-                        <a:prstTxWarp prst="textNoShape">
-                          <a:avLst/>
-                        </a:prstTxWarp>
-                        <a:noAutofit/>
-                      </wps:bodyPr>
-                    </wps:wsp>
-                  </a:graphicData>
-                </a:graphic>
-              </wp:anchor>
-            </w:drawing>
-          </mc:Choice>
-          <mc:Fallback xmlns:w16sdtfl="http://schemas.microsoft.com/office/word/2024/wordml/sdtformatlock" xmlns:w16sdtdh="http://schemas.microsoft.com/office/word/2020/wordml/sdtdatahash" xmlns:w16du="http://schemas.microsoft.com/office/word/2023/wordml/word16du" xmlns:w16="http://schemas.microsoft.com/office/word/2018/wordml" xmlns:w16cid="http://schemas.microsoft.com/office/word/2016/wordml/cid" xmlns:w16cex="http://schemas.microsoft.com/office/word/2018/wordml/cex" xmlns:oel="http://schemas.microsoft.com/office/2019/extlst" xmlns:am3d="http://schemas.microsoft.com/office/drawing/2017/model3d" xmlns:aink="http://schemas.microsoft.com/office/drawing/2016/ink" xmlns:cx8="http://schemas.microsoft.com/office/drawing/2016/5/14/chartex" xmlns:cx7="http://schemas.microsoft.com/office/drawing/2016/5/13/chartex" xmlns:cx6="http://schemas.microsoft.com/office/drawing/2016/5/12/chartex" xmlns:cx5="http://schemas.microsoft.com/office/drawing/2016/5/11/chartex" xmlns:cx4="http://schemas.microsoft.com/office/drawing/2016/5/10/chartex" xmlns:cx3="http://schemas.microsoft.com/office/drawing/2016/5/9/chartex" xmlns:cx2="http://schemas.microsoft.com/office/drawing/2015/10/21/chartex">
-            <w:pict>
-              <v:rect w14:anchorId="7F2D309B" id="Прямоугольник 3" o:spid="_x0000_s1026" style="position:absolute;margin-left:222.45pt;margin-top:18.05pt;width:24pt;height:23.25pt;z-index:251665408;visibility:visible;mso-wrap-style:square;mso-wrap-distance-left:9pt;mso-wrap-distance-top:0;mso-wrap-distance-right:9pt;mso-wrap-distance-bottom:0;mso-position-horizontal:absolute;mso-position-horizontal-relative:text;mso-position-vertical:absolute;mso-position-vertical-relative:text;v-text-anchor:middle" o:gfxdata="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" fillcolor="white [3212]" strokecolor="white [3212]" strokeweight="1pt"/>
-            </w:pict>
-          </mc:Fallback>
-        </mc:AlternateContent>
-      </w:r>
+          <w14:ligatures w14:val="none"/>
+        </w:rPr>
+      </w:pPr>
       <w:r>
         <w:rPr>
           <w:noProof/>
@@ -7905,10 +7631,9 @@
         <w:rPr>
           <w:rFonts w:asciiTheme="minorHAnsi" w:eastAsiaTheme="minorEastAsia" w:hAnsiTheme="minorHAnsi"/>
           <w:noProof/>
-          <w:kern w:val="2"/>
-          <w:sz w:val="24"/>
-          <w:szCs w:val="24"/>
-          <w:lang w:val="ru-RU"/>
+          <w:sz w:val="22"/>
+          <w:lang w:val="ru-RU" w:eastAsia="ru-RU"/>
+          <w14:ligatures w14:val="none"/>
         </w:rPr>
         <w:tab/>
       </w:r>
@@ -7963,7 +7688,7 @@
           <w:noProof/>
           <w:lang w:val="ru-RU"/>
         </w:rPr>
-        <w:instrText>217081614 \</w:instrText>
+        <w:instrText>217124179 \</w:instrText>
       </w:r>
       <w:r>
         <w:rPr>
@@ -7992,9 +7717,8 @@
       <w:r>
         <w:rPr>
           <w:noProof/>
-          <w:lang w:val="ru-RU"/>
-        </w:rPr>
-        <w:t>27</w:t>
+        </w:rPr>
+        <w:t>28</w:t>
       </w:r>
       <w:r>
         <w:rPr>
@@ -8007,16 +7731,15 @@
       <w:pPr>
         <w:pStyle w:val="33"/>
         <w:tabs>
-          <w:tab w:val="left" w:pos="1440"/>
+          <w:tab w:val="left" w:pos="1540"/>
           <w:tab w:val="right" w:leader="dot" w:pos="9344"/>
         </w:tabs>
         <w:rPr>
           <w:rFonts w:asciiTheme="minorHAnsi" w:eastAsiaTheme="minorEastAsia" w:hAnsiTheme="minorHAnsi"/>
           <w:noProof/>
-          <w:kern w:val="2"/>
-          <w:sz w:val="24"/>
-          <w:szCs w:val="24"/>
-          <w:lang w:val="ru-RU"/>
+          <w:sz w:val="22"/>
+          <w:lang w:val="ru-RU" w:eastAsia="ru-RU"/>
+          <w14:ligatures w14:val="none"/>
         </w:rPr>
       </w:pPr>
       <w:r>
@@ -8031,10 +7754,9 @@
         <w:rPr>
           <w:rFonts w:asciiTheme="minorHAnsi" w:eastAsiaTheme="minorEastAsia" w:hAnsiTheme="minorHAnsi"/>
           <w:noProof/>
-          <w:kern w:val="2"/>
-          <w:sz w:val="24"/>
-          <w:szCs w:val="24"/>
-          <w:lang w:val="ru-RU"/>
+          <w:sz w:val="22"/>
+          <w:lang w:val="ru-RU" w:eastAsia="ru-RU"/>
+          <w14:ligatures w14:val="none"/>
         </w:rPr>
         <w:tab/>
       </w:r>
@@ -8089,7 +7811,7 @@
           <w:noProof/>
           <w:lang w:val="ru-RU"/>
         </w:rPr>
-        <w:instrText>217081615 \</w:instrText>
+        <w:instrText>217124180 \</w:instrText>
       </w:r>
       <w:r>
         <w:rPr>
@@ -8118,9 +7840,8 @@
       <w:r>
         <w:rPr>
           <w:noProof/>
-          <w:lang w:val="ru-RU"/>
-        </w:rPr>
-        <w:t>28</w:t>
+        </w:rPr>
+        <w:t>29</w:t>
       </w:r>
       <w:r>
         <w:rPr>
@@ -8133,16 +7854,15 @@
       <w:pPr>
         <w:pStyle w:val="33"/>
         <w:tabs>
-          <w:tab w:val="left" w:pos="1440"/>
+          <w:tab w:val="left" w:pos="1540"/>
           <w:tab w:val="right" w:leader="dot" w:pos="9344"/>
         </w:tabs>
         <w:rPr>
           <w:rFonts w:asciiTheme="minorHAnsi" w:eastAsiaTheme="minorEastAsia" w:hAnsiTheme="minorHAnsi"/>
           <w:noProof/>
-          <w:kern w:val="2"/>
-          <w:sz w:val="24"/>
-          <w:szCs w:val="24"/>
-          <w:lang w:val="ru-RU"/>
+          <w:sz w:val="22"/>
+          <w:lang w:val="ru-RU" w:eastAsia="ru-RU"/>
+          <w14:ligatures w14:val="none"/>
         </w:rPr>
       </w:pPr>
       <w:r>
@@ -8156,10 +7876,9 @@
         <w:rPr>
           <w:rFonts w:asciiTheme="minorHAnsi" w:eastAsiaTheme="minorEastAsia" w:hAnsiTheme="minorHAnsi"/>
           <w:noProof/>
-          <w:kern w:val="2"/>
-          <w:sz w:val="24"/>
-          <w:szCs w:val="24"/>
-          <w:lang w:val="ru-RU"/>
+          <w:sz w:val="22"/>
+          <w:lang w:val="ru-RU" w:eastAsia="ru-RU"/>
+          <w14:ligatures w14:val="none"/>
         </w:rPr>
         <w:tab/>
       </w:r>
@@ -8214,7 +7933,7 @@
           <w:noProof/>
           <w:lang w:val="ru-RU"/>
         </w:rPr>
-        <w:instrText>217081616 \</w:instrText>
+        <w:instrText>217124181 \</w:instrText>
       </w:r>
       <w:r>
         <w:rPr>
@@ -8243,9 +7962,8 @@
       <w:r>
         <w:rPr>
           <w:noProof/>
-          <w:lang w:val="ru-RU"/>
-        </w:rPr>
-        <w:t>29</w:t>
+        </w:rPr>
+        <w:t>30</w:t>
       </w:r>
       <w:r>
         <w:rPr>
@@ -8258,16 +7976,15 @@
       <w:pPr>
         <w:pStyle w:val="33"/>
         <w:tabs>
-          <w:tab w:val="left" w:pos="1440"/>
+          <w:tab w:val="left" w:pos="1540"/>
           <w:tab w:val="right" w:leader="dot" w:pos="9344"/>
         </w:tabs>
         <w:rPr>
           <w:rFonts w:asciiTheme="minorHAnsi" w:eastAsiaTheme="minorEastAsia" w:hAnsiTheme="minorHAnsi"/>
           <w:noProof/>
-          <w:kern w:val="2"/>
-          <w:sz w:val="24"/>
-          <w:szCs w:val="24"/>
-          <w:lang w:val="ru-RU"/>
+          <w:sz w:val="22"/>
+          <w:lang w:val="ru-RU" w:eastAsia="ru-RU"/>
+          <w14:ligatures w14:val="none"/>
         </w:rPr>
       </w:pPr>
       <w:r>
@@ -8281,10 +7998,9 @@
         <w:rPr>
           <w:rFonts w:asciiTheme="minorHAnsi" w:eastAsiaTheme="minorEastAsia" w:hAnsiTheme="minorHAnsi"/>
           <w:noProof/>
-          <w:kern w:val="2"/>
-          <w:sz w:val="24"/>
-          <w:szCs w:val="24"/>
-          <w:lang w:val="ru-RU"/>
+          <w:sz w:val="22"/>
+          <w:lang w:val="ru-RU" w:eastAsia="ru-RU"/>
+          <w14:ligatures w14:val="none"/>
         </w:rPr>
         <w:tab/>
       </w:r>
@@ -8339,7 +8055,7 @@
           <w:noProof/>
           <w:lang w:val="ru-RU"/>
         </w:rPr>
-        <w:instrText>217081617 \</w:instrText>
+        <w:instrText>217124182 \</w:instrText>
       </w:r>
       <w:r>
         <w:rPr>
@@ -8368,9 +8084,8 @@
       <w:r>
         <w:rPr>
           <w:noProof/>
-          <w:lang w:val="ru-RU"/>
-        </w:rPr>
-        <w:t>29</w:t>
+        </w:rPr>
+        <w:t>30</w:t>
       </w:r>
       <w:r>
         <w:rPr>
@@ -8383,16 +8098,15 @@
       <w:pPr>
         <w:pStyle w:val="25"/>
         <w:tabs>
-          <w:tab w:val="left" w:pos="960"/>
+          <w:tab w:val="left" w:pos="880"/>
           <w:tab w:val="right" w:leader="dot" w:pos="9344"/>
         </w:tabs>
         <w:rPr>
           <w:rFonts w:asciiTheme="minorHAnsi" w:eastAsiaTheme="minorEastAsia" w:hAnsiTheme="minorHAnsi"/>
           <w:noProof/>
-          <w:kern w:val="2"/>
-          <w:sz w:val="24"/>
-          <w:szCs w:val="24"/>
-          <w:lang w:val="ru-RU"/>
+          <w:sz w:val="22"/>
+          <w:lang w:val="ru-RU" w:eastAsia="ru-RU"/>
+          <w14:ligatures w14:val="none"/>
         </w:rPr>
       </w:pPr>
       <w:r>
@@ -8406,10 +8120,9 @@
         <w:rPr>
           <w:rFonts w:asciiTheme="minorHAnsi" w:eastAsiaTheme="minorEastAsia" w:hAnsiTheme="minorHAnsi"/>
           <w:noProof/>
-          <w:kern w:val="2"/>
-          <w:sz w:val="24"/>
-          <w:szCs w:val="24"/>
-          <w:lang w:val="ru-RU"/>
+          <w:sz w:val="22"/>
+          <w:lang w:val="ru-RU" w:eastAsia="ru-RU"/>
+          <w14:ligatures w14:val="none"/>
         </w:rPr>
         <w:tab/>
       </w:r>
@@ -8464,7 +8177,7 @@
           <w:noProof/>
           <w:lang w:val="ru-RU"/>
         </w:rPr>
-        <w:instrText>217081618 \</w:instrText>
+        <w:instrText>217124183 \</w:instrText>
       </w:r>
       <w:r>
         <w:rPr>
@@ -8493,9 +8206,8 @@
       <w:r>
         <w:rPr>
           <w:noProof/>
-          <w:lang w:val="ru-RU"/>
-        </w:rPr>
-        <w:t>30</w:t>
+        </w:rPr>
+        <w:t>31</w:t>
       </w:r>
       <w:r>
         <w:rPr>
@@ -8508,16 +8220,15 @@
       <w:pPr>
         <w:pStyle w:val="33"/>
         <w:tabs>
-          <w:tab w:val="left" w:pos="1440"/>
+          <w:tab w:val="left" w:pos="1540"/>
           <w:tab w:val="right" w:leader="dot" w:pos="9344"/>
         </w:tabs>
         <w:rPr>
           <w:rFonts w:asciiTheme="minorHAnsi" w:eastAsiaTheme="minorEastAsia" w:hAnsiTheme="minorHAnsi"/>
           <w:noProof/>
-          <w:kern w:val="2"/>
-          <w:sz w:val="24"/>
-          <w:szCs w:val="24"/>
-          <w:lang w:val="ru-RU"/>
+          <w:sz w:val="22"/>
+          <w:lang w:val="ru-RU" w:eastAsia="ru-RU"/>
+          <w14:ligatures w14:val="none"/>
         </w:rPr>
       </w:pPr>
       <w:r>
@@ -8531,10 +8242,9 @@
         <w:rPr>
           <w:rFonts w:asciiTheme="minorHAnsi" w:eastAsiaTheme="minorEastAsia" w:hAnsiTheme="minorHAnsi"/>
           <w:noProof/>
-          <w:kern w:val="2"/>
-          <w:sz w:val="24"/>
-          <w:szCs w:val="24"/>
-          <w:lang w:val="ru-RU"/>
+          <w:sz w:val="22"/>
+          <w:lang w:val="ru-RU" w:eastAsia="ru-RU"/>
+          <w14:ligatures w14:val="none"/>
         </w:rPr>
         <w:tab/>
       </w:r>
@@ -8589,7 +8299,7 @@
           <w:noProof/>
           <w:lang w:val="ru-RU"/>
         </w:rPr>
-        <w:instrText>217081619 \</w:instrText>
+        <w:instrText>217124184 \</w:instrText>
       </w:r>
       <w:r>
         <w:rPr>
@@ -8618,9 +8328,8 @@
       <w:r>
         <w:rPr>
           <w:noProof/>
-          <w:lang w:val="ru-RU"/>
-        </w:rPr>
-        <w:t>30</w:t>
+        </w:rPr>
+        <w:t>31</w:t>
       </w:r>
       <w:r>
         <w:rPr>
@@ -8633,16 +8342,15 @@
       <w:pPr>
         <w:pStyle w:val="33"/>
         <w:tabs>
-          <w:tab w:val="left" w:pos="1440"/>
+          <w:tab w:val="left" w:pos="1540"/>
           <w:tab w:val="right" w:leader="dot" w:pos="9344"/>
         </w:tabs>
         <w:rPr>
           <w:rFonts w:asciiTheme="minorHAnsi" w:eastAsiaTheme="minorEastAsia" w:hAnsiTheme="minorHAnsi"/>
           <w:noProof/>
-          <w:kern w:val="2"/>
-          <w:sz w:val="24"/>
-          <w:szCs w:val="24"/>
-          <w:lang w:val="ru-RU"/>
+          <w:sz w:val="22"/>
+          <w:lang w:val="ru-RU" w:eastAsia="ru-RU"/>
+          <w14:ligatures w14:val="none"/>
         </w:rPr>
       </w:pPr>
       <w:r>
@@ -8656,10 +8364,9 @@
         <w:rPr>
           <w:rFonts w:asciiTheme="minorHAnsi" w:eastAsiaTheme="minorEastAsia" w:hAnsiTheme="minorHAnsi"/>
           <w:noProof/>
-          <w:kern w:val="2"/>
-          <w:sz w:val="24"/>
-          <w:szCs w:val="24"/>
-          <w:lang w:val="ru-RU"/>
+          <w:sz w:val="22"/>
+          <w:lang w:val="ru-RU" w:eastAsia="ru-RU"/>
+          <w14:ligatures w14:val="none"/>
         </w:rPr>
         <w:tab/>
       </w:r>
@@ -8714,7 +8421,7 @@
           <w:noProof/>
           <w:lang w:val="ru-RU"/>
         </w:rPr>
-        <w:instrText>217081620 \</w:instrText>
+        <w:instrText>217124185 \</w:instrText>
       </w:r>
       <w:r>
         <w:rPr>
@@ -8743,9 +8450,8 @@
       <w:r>
         <w:rPr>
           <w:noProof/>
-          <w:lang w:val="ru-RU"/>
-        </w:rPr>
-        <w:t>31</w:t>
+        </w:rPr>
+        <w:t>32</w:t>
       </w:r>
       <w:r>
         <w:rPr>
@@ -8758,16 +8464,15 @@
       <w:pPr>
         <w:pStyle w:val="33"/>
         <w:tabs>
-          <w:tab w:val="left" w:pos="1440"/>
+          <w:tab w:val="left" w:pos="1540"/>
           <w:tab w:val="right" w:leader="dot" w:pos="9344"/>
         </w:tabs>
         <w:rPr>
           <w:rFonts w:asciiTheme="minorHAnsi" w:eastAsiaTheme="minorEastAsia" w:hAnsiTheme="minorHAnsi"/>
           <w:noProof/>
-          <w:kern w:val="2"/>
-          <w:sz w:val="24"/>
-          <w:szCs w:val="24"/>
-          <w:lang w:val="ru-RU"/>
+          <w:sz w:val="22"/>
+          <w:lang w:val="ru-RU" w:eastAsia="ru-RU"/>
+          <w14:ligatures w14:val="none"/>
         </w:rPr>
       </w:pPr>
       <w:r>
@@ -8781,10 +8486,9 @@
         <w:rPr>
           <w:rFonts w:asciiTheme="minorHAnsi" w:eastAsiaTheme="minorEastAsia" w:hAnsiTheme="minorHAnsi"/>
           <w:noProof/>
-          <w:kern w:val="2"/>
-          <w:sz w:val="24"/>
-          <w:szCs w:val="24"/>
-          <w:lang w:val="ru-RU"/>
+          <w:sz w:val="22"/>
+          <w:lang w:val="ru-RU" w:eastAsia="ru-RU"/>
+          <w14:ligatures w14:val="none"/>
         </w:rPr>
         <w:tab/>
       </w:r>
@@ -8839,7 +8543,7 @@
           <w:noProof/>
           <w:lang w:val="ru-RU"/>
         </w:rPr>
-        <w:instrText>217081621 \</w:instrText>
+        <w:instrText>217124186 \</w:instrText>
       </w:r>
       <w:r>
         <w:rPr>
@@ -8868,9 +8572,8 @@
       <w:r>
         <w:rPr>
           <w:noProof/>
-          <w:lang w:val="ru-RU"/>
-        </w:rPr>
-        <w:t>31</w:t>
+        </w:rPr>
+        <w:t>32</w:t>
       </w:r>
       <w:r>
         <w:rPr>
@@ -8889,10 +8592,9 @@
         <w:rPr>
           <w:rFonts w:asciiTheme="minorHAnsi" w:eastAsiaTheme="minorEastAsia" w:hAnsiTheme="minorHAnsi"/>
           <w:noProof/>
-          <w:kern w:val="2"/>
-          <w:sz w:val="24"/>
-          <w:szCs w:val="24"/>
-          <w:lang w:val="ru-RU"/>
+          <w:sz w:val="22"/>
+          <w:lang w:val="ru-RU" w:eastAsia="ru-RU"/>
+          <w14:ligatures w14:val="none"/>
         </w:rPr>
       </w:pPr>
       <w:r>
@@ -8906,10 +8608,9 @@
         <w:rPr>
           <w:rFonts w:asciiTheme="minorHAnsi" w:eastAsiaTheme="minorEastAsia" w:hAnsiTheme="minorHAnsi"/>
           <w:noProof/>
-          <w:kern w:val="2"/>
-          <w:sz w:val="24"/>
-          <w:szCs w:val="24"/>
-          <w:lang w:val="ru-RU"/>
+          <w:sz w:val="22"/>
+          <w:lang w:val="ru-RU" w:eastAsia="ru-RU"/>
+          <w14:ligatures w14:val="none"/>
         </w:rPr>
         <w:tab/>
       </w:r>
@@ -8918,7 +8619,7 @@
           <w:noProof/>
           <w:lang w:val="ru-RU" w:bidi="ru-RU"/>
         </w:rPr>
-        <w:t>ПРОЕКТИРОВАНИЕ</w:t>
+        <w:t>Проектирование</w:t>
       </w:r>
       <w:r>
         <w:rPr>
@@ -8964,7 +8665,7 @@
           <w:noProof/>
           <w:lang w:val="ru-RU"/>
         </w:rPr>
-        <w:instrText>217081622 \</w:instrText>
+        <w:instrText>217124187 \</w:instrText>
       </w:r>
       <w:r>
         <w:rPr>
@@ -8993,9 +8694,8 @@
       <w:r>
         <w:rPr>
           <w:noProof/>
-          <w:lang w:val="ru-RU"/>
-        </w:rPr>
-        <w:t>33</w:t>
+        </w:rPr>
+        <w:t>34</w:t>
       </w:r>
       <w:r>
         <w:rPr>
@@ -9008,16 +8708,15 @@
       <w:pPr>
         <w:pStyle w:val="25"/>
         <w:tabs>
-          <w:tab w:val="left" w:pos="960"/>
+          <w:tab w:val="left" w:pos="880"/>
           <w:tab w:val="right" w:leader="dot" w:pos="9344"/>
         </w:tabs>
         <w:rPr>
           <w:rFonts w:asciiTheme="minorHAnsi" w:eastAsiaTheme="minorEastAsia" w:hAnsiTheme="minorHAnsi"/>
           <w:noProof/>
-          <w:kern w:val="2"/>
-          <w:sz w:val="24"/>
-          <w:szCs w:val="24"/>
-          <w:lang w:val="ru-RU"/>
+          <w:sz w:val="22"/>
+          <w:lang w:val="ru-RU" w:eastAsia="ru-RU"/>
+          <w14:ligatures w14:val="none"/>
         </w:rPr>
       </w:pPr>
       <w:r>
@@ -9031,10 +8730,9 @@
         <w:rPr>
           <w:rFonts w:asciiTheme="minorHAnsi" w:eastAsiaTheme="minorEastAsia" w:hAnsiTheme="minorHAnsi"/>
           <w:noProof/>
-          <w:kern w:val="2"/>
-          <w:sz w:val="24"/>
-          <w:szCs w:val="24"/>
-          <w:lang w:val="ru-RU"/>
+          <w:sz w:val="22"/>
+          <w:lang w:val="ru-RU" w:eastAsia="ru-RU"/>
+          <w14:ligatures w14:val="none"/>
         </w:rPr>
         <w:tab/>
       </w:r>
@@ -9089,7 +8787,7 @@
           <w:noProof/>
           <w:lang w:val="ru-RU"/>
         </w:rPr>
-        <w:instrText>217081623 \</w:instrText>
+        <w:instrText>217124188 \</w:instrText>
       </w:r>
       <w:r>
         <w:rPr>
@@ -9118,9 +8816,8 @@
       <w:r>
         <w:rPr>
           <w:noProof/>
-          <w:lang w:val="ru-RU"/>
-        </w:rPr>
-        <w:t>33</w:t>
+        </w:rPr>
+        <w:t>34</w:t>
       </w:r>
       <w:r>
         <w:rPr>
@@ -9133,16 +8830,15 @@
       <w:pPr>
         <w:pStyle w:val="25"/>
         <w:tabs>
-          <w:tab w:val="left" w:pos="960"/>
+          <w:tab w:val="left" w:pos="880"/>
           <w:tab w:val="right" w:leader="dot" w:pos="9344"/>
         </w:tabs>
         <w:rPr>
           <w:rFonts w:asciiTheme="minorHAnsi" w:eastAsiaTheme="minorEastAsia" w:hAnsiTheme="minorHAnsi"/>
           <w:noProof/>
-          <w:kern w:val="2"/>
-          <w:sz w:val="24"/>
-          <w:szCs w:val="24"/>
-          <w:lang w:val="ru-RU"/>
+          <w:sz w:val="22"/>
+          <w:lang w:val="ru-RU" w:eastAsia="ru-RU"/>
+          <w14:ligatures w14:val="none"/>
         </w:rPr>
       </w:pPr>
       <w:r>
@@ -9156,10 +8852,9 @@
         <w:rPr>
           <w:rFonts w:asciiTheme="minorHAnsi" w:eastAsiaTheme="minorEastAsia" w:hAnsiTheme="minorHAnsi"/>
           <w:noProof/>
-          <w:kern w:val="2"/>
-          <w:sz w:val="24"/>
-          <w:szCs w:val="24"/>
-          <w:lang w:val="ru-RU"/>
+          <w:sz w:val="22"/>
+          <w:lang w:val="ru-RU" w:eastAsia="ru-RU"/>
+          <w14:ligatures w14:val="none"/>
         </w:rPr>
         <w:tab/>
       </w:r>
@@ -9214,7 +8909,7 @@
           <w:noProof/>
           <w:lang w:val="ru-RU"/>
         </w:rPr>
-        <w:instrText>217081624 \</w:instrText>
+        <w:instrText>217124189 \</w:instrText>
       </w:r>
       <w:r>
         <w:rPr>
@@ -9243,9 +8938,8 @@
       <w:r>
         <w:rPr>
           <w:noProof/>
-          <w:lang w:val="ru-RU"/>
-        </w:rPr>
-        <w:t>34</w:t>
+        </w:rPr>
+        <w:t>35</w:t>
       </w:r>
       <w:r>
         <w:rPr>
@@ -9263,10 +8957,9 @@
         <w:rPr>
           <w:rFonts w:asciiTheme="minorHAnsi" w:eastAsiaTheme="minorEastAsia" w:hAnsiTheme="minorHAnsi"/>
           <w:noProof/>
-          <w:kern w:val="2"/>
-          <w:sz w:val="24"/>
-          <w:szCs w:val="24"/>
-          <w:lang w:val="ru-RU"/>
+          <w:sz w:val="22"/>
+          <w:lang w:val="ru-RU" w:eastAsia="ru-RU"/>
+          <w14:ligatures w14:val="none"/>
         </w:rPr>
       </w:pPr>
       <w:r>
@@ -9320,7 +9013,7 @@
           <w:noProof/>
           <w:lang w:val="ru-RU"/>
         </w:rPr>
-        <w:instrText>217081625 \</w:instrText>
+        <w:instrText>217124190 \</w:instrText>
       </w:r>
       <w:r>
         <w:rPr>
@@ -9349,9 +9042,8 @@
       <w:r>
         <w:rPr>
           <w:noProof/>
-          <w:lang w:val="ru-RU"/>
-        </w:rPr>
-        <w:t>34</w:t>
+        </w:rPr>
+        <w:t>35</w:t>
       </w:r>
       <w:r>
         <w:rPr>
@@ -9369,10 +9061,9 @@
         <w:rPr>
           <w:rFonts w:asciiTheme="minorHAnsi" w:eastAsiaTheme="minorEastAsia" w:hAnsiTheme="minorHAnsi"/>
           <w:noProof/>
-          <w:kern w:val="2"/>
-          <w:sz w:val="24"/>
-          <w:szCs w:val="24"/>
-          <w:lang w:val="ru-RU"/>
+          <w:sz w:val="22"/>
+          <w:lang w:val="ru-RU" w:eastAsia="ru-RU"/>
+          <w14:ligatures w14:val="none"/>
         </w:rPr>
       </w:pPr>
       <w:r>
@@ -9426,7 +9117,7 @@
           <w:noProof/>
           <w:lang w:val="ru-RU"/>
         </w:rPr>
-        <w:instrText>217081626 \</w:instrText>
+        <w:instrText>217124191 \</w:instrText>
       </w:r>
       <w:r>
         <w:rPr>
@@ -9455,9 +9146,8 @@
       <w:r>
         <w:rPr>
           <w:noProof/>
-          <w:lang w:val="ru-RU"/>
-        </w:rPr>
-        <w:t>35</w:t>
+        </w:rPr>
+        <w:t>36</w:t>
       </w:r>
       <w:r>
         <w:rPr>
@@ -9475,10 +9165,9 @@
         <w:rPr>
           <w:rFonts w:asciiTheme="minorHAnsi" w:eastAsiaTheme="minorEastAsia" w:hAnsiTheme="minorHAnsi"/>
           <w:noProof/>
-          <w:kern w:val="2"/>
-          <w:sz w:val="24"/>
-          <w:szCs w:val="24"/>
-          <w:lang w:val="ru-RU"/>
+          <w:sz w:val="22"/>
+          <w:lang w:val="ru-RU" w:eastAsia="ru-RU"/>
+          <w14:ligatures w14:val="none"/>
         </w:rPr>
       </w:pPr>
       <w:r>
@@ -9532,7 +9221,7 @@
           <w:noProof/>
           <w:lang w:val="ru-RU"/>
         </w:rPr>
-        <w:instrText>217081627 \</w:instrText>
+        <w:instrText>217124192 \</w:instrText>
       </w:r>
       <w:r>
         <w:rPr>
@@ -9561,9 +9250,8 @@
       <w:r>
         <w:rPr>
           <w:noProof/>
-          <w:lang w:val="ru-RU"/>
-        </w:rPr>
-        <w:t>36</w:t>
+        </w:rPr>
+        <w:t>37</w:t>
       </w:r>
       <w:r>
         <w:rPr>
@@ -9576,16 +9264,15 @@
       <w:pPr>
         <w:pStyle w:val="25"/>
         <w:tabs>
-          <w:tab w:val="left" w:pos="960"/>
+          <w:tab w:val="left" w:pos="880"/>
           <w:tab w:val="right" w:leader="dot" w:pos="9344"/>
         </w:tabs>
         <w:rPr>
           <w:rFonts w:asciiTheme="minorHAnsi" w:eastAsiaTheme="minorEastAsia" w:hAnsiTheme="minorHAnsi"/>
           <w:noProof/>
-          <w:kern w:val="2"/>
-          <w:sz w:val="24"/>
-          <w:szCs w:val="24"/>
-          <w:lang w:val="ru-RU"/>
+          <w:sz w:val="22"/>
+          <w:lang w:val="ru-RU" w:eastAsia="ru-RU"/>
+          <w14:ligatures w14:val="none"/>
         </w:rPr>
       </w:pPr>
       <w:r>
@@ -9599,10 +9286,9 @@
         <w:rPr>
           <w:rFonts w:asciiTheme="minorHAnsi" w:eastAsiaTheme="minorEastAsia" w:hAnsiTheme="minorHAnsi"/>
           <w:noProof/>
-          <w:kern w:val="2"/>
-          <w:sz w:val="24"/>
-          <w:szCs w:val="24"/>
-          <w:lang w:val="ru-RU"/>
+          <w:sz w:val="22"/>
+          <w:lang w:val="ru-RU" w:eastAsia="ru-RU"/>
+          <w14:ligatures w14:val="none"/>
         </w:rPr>
         <w:tab/>
       </w:r>
@@ -9657,7 +9343,7 @@
           <w:noProof/>
           <w:lang w:val="ru-RU"/>
         </w:rPr>
-        <w:instrText>217081628 \</w:instrText>
+        <w:instrText>217124193 \</w:instrText>
       </w:r>
       <w:r>
         <w:rPr>
@@ -9686,9 +9372,8 @@
       <w:r>
         <w:rPr>
           <w:noProof/>
-          <w:lang w:val="ru-RU"/>
-        </w:rPr>
-        <w:t>37</w:t>
+        </w:rPr>
+        <w:t>38</w:t>
       </w:r>
       <w:r>
         <w:rPr>
@@ -9701,16 +9386,15 @@
       <w:pPr>
         <w:pStyle w:val="33"/>
         <w:tabs>
-          <w:tab w:val="left" w:pos="1440"/>
+          <w:tab w:val="left" w:pos="1540"/>
           <w:tab w:val="right" w:leader="dot" w:pos="9344"/>
         </w:tabs>
         <w:rPr>
           <w:rFonts w:asciiTheme="minorHAnsi" w:eastAsiaTheme="minorEastAsia" w:hAnsiTheme="minorHAnsi"/>
           <w:noProof/>
-          <w:kern w:val="2"/>
-          <w:sz w:val="24"/>
-          <w:szCs w:val="24"/>
-          <w:lang w:val="ru-RU"/>
+          <w:sz w:val="22"/>
+          <w:lang w:val="ru-RU" w:eastAsia="ru-RU"/>
+          <w14:ligatures w14:val="none"/>
         </w:rPr>
       </w:pPr>
       <w:r>
@@ -9724,10 +9408,9 @@
         <w:rPr>
           <w:rFonts w:asciiTheme="minorHAnsi" w:eastAsiaTheme="minorEastAsia" w:hAnsiTheme="minorHAnsi"/>
           <w:noProof/>
-          <w:kern w:val="2"/>
-          <w:sz w:val="24"/>
-          <w:szCs w:val="24"/>
-          <w:lang w:val="ru-RU"/>
+          <w:sz w:val="22"/>
+          <w:lang w:val="ru-RU" w:eastAsia="ru-RU"/>
+          <w14:ligatures w14:val="none"/>
         </w:rPr>
         <w:tab/>
       </w:r>
@@ -9782,7 +9465,7 @@
           <w:noProof/>
           <w:lang w:val="ru-RU"/>
         </w:rPr>
-        <w:instrText>217081629 \</w:instrText>
+        <w:instrText>217124194 \</w:instrText>
       </w:r>
       <w:r>
         <w:rPr>
@@ -9811,9 +9494,8 @@
       <w:r>
         <w:rPr>
           <w:noProof/>
-          <w:lang w:val="ru-RU"/>
-        </w:rPr>
-        <w:t>37</w:t>
+        </w:rPr>
+        <w:t>38</w:t>
       </w:r>
       <w:r>
         <w:rPr>
@@ -9826,22 +9508,20 @@
       <w:pPr>
         <w:pStyle w:val="33"/>
         <w:tabs>
-          <w:tab w:val="left" w:pos="1440"/>
+          <w:tab w:val="left" w:pos="1540"/>
           <w:tab w:val="right" w:leader="dot" w:pos="9344"/>
         </w:tabs>
         <w:rPr>
           <w:rFonts w:asciiTheme="minorHAnsi" w:eastAsiaTheme="minorEastAsia" w:hAnsiTheme="minorHAnsi"/>
           <w:noProof/>
-          <w:kern w:val="2"/>
-          <w:sz w:val="24"/>
-          <w:szCs w:val="24"/>
-          <w:lang w:val="ru-RU"/>
-        </w:rPr>
-      </w:pPr>
-      <w:r>
-        <w:rPr>
-          <w:noProof/>
-          <w:lang w:val="ru-RU"/>
+          <w:sz w:val="22"/>
+          <w:lang w:val="ru-RU" w:eastAsia="ru-RU"/>
+          <w14:ligatures w14:val="none"/>
+        </w:rPr>
+      </w:pPr>
+      <w:r>
+        <w:rPr>
+          <w:noProof/>
         </w:rPr>
         <w:t>2.3.2</w:t>
       </w:r>
@@ -9849,24 +9529,21 @@
         <w:rPr>
           <w:rFonts w:asciiTheme="minorHAnsi" w:eastAsiaTheme="minorEastAsia" w:hAnsiTheme="minorHAnsi"/>
           <w:noProof/>
-          <w:kern w:val="2"/>
-          <w:sz w:val="24"/>
-          <w:szCs w:val="24"/>
-          <w:lang w:val="ru-RU"/>
+          <w:sz w:val="22"/>
+          <w:lang w:val="ru-RU" w:eastAsia="ru-RU"/>
+          <w14:ligatures w14:val="none"/>
         </w:rPr>
         <w:tab/>
       </w:r>
       <w:r>
         <w:rPr>
           <w:noProof/>
-          <w:lang w:val="ru-RU"/>
         </w:rPr>
         <w:t>Логическая модель данных</w:t>
       </w:r>
       <w:r>
         <w:rPr>
           <w:noProof/>
-          <w:lang w:val="ru-RU"/>
         </w:rPr>
         <w:tab/>
       </w:r>
@@ -9879,48 +9556,8 @@
       <w:r>
         <w:rPr>
           <w:noProof/>
-          <w:lang w:val="ru-RU"/>
-        </w:rPr>
-        <w:instrText xml:space="preserve"> </w:instrText>
-      </w:r>
-      <w:r>
-        <w:rPr>
-          <w:noProof/>
-        </w:rPr>
-        <w:instrText>PAGEREF</w:instrText>
-      </w:r>
-      <w:r>
-        <w:rPr>
-          <w:noProof/>
-          <w:lang w:val="ru-RU"/>
-        </w:rPr>
-        <w:instrText xml:space="preserve"> _</w:instrText>
-      </w:r>
-      <w:r>
-        <w:rPr>
-          <w:noProof/>
-        </w:rPr>
-        <w:instrText>Toc</w:instrText>
-      </w:r>
-      <w:r>
-        <w:rPr>
-          <w:noProof/>
-          <w:lang w:val="ru-RU"/>
-        </w:rPr>
-        <w:instrText>217081630 \</w:instrText>
-      </w:r>
-      <w:r>
-        <w:rPr>
-          <w:noProof/>
-        </w:rPr>
-        <w:instrText>h</w:instrText>
-      </w:r>
-      <w:r>
-        <w:rPr>
-          <w:noProof/>
-          <w:lang w:val="ru-RU"/>
-        </w:rPr>
-        <w:instrText xml:space="preserve"> </w:instrText>
+        </w:rPr>
+        <w:instrText xml:space="preserve"> PAGEREF _Toc217124195 \h </w:instrText>
       </w:r>
       <w:r>
         <w:rPr>
@@ -9936,9 +9573,64 @@
       <w:r>
         <w:rPr>
           <w:noProof/>
-          <w:lang w:val="ru-RU"/>
-        </w:rPr>
-        <w:t>38</w:t>
+        </w:rPr>
+        <w:t>39</w:t>
+      </w:r>
+      <w:r>
+        <w:rPr>
+          <w:noProof/>
+        </w:rPr>
+        <w:fldChar w:fldCharType="end"/>
+      </w:r>
+    </w:p>
+    <w:p>
+      <w:pPr>
+        <w:pStyle w:val="33"/>
+        <w:tabs>
+          <w:tab w:val="right" w:leader="dot" w:pos="9344"/>
+        </w:tabs>
+        <w:rPr>
+          <w:rFonts w:asciiTheme="minorHAnsi" w:eastAsiaTheme="minorEastAsia" w:hAnsiTheme="minorHAnsi"/>
+          <w:noProof/>
+          <w:sz w:val="22"/>
+          <w:lang w:val="ru-RU" w:eastAsia="ru-RU"/>
+          <w14:ligatures w14:val="none"/>
+        </w:rPr>
+      </w:pPr>
+      <w:r>
+        <w:rPr>
+          <w:noProof/>
+        </w:rPr>
+        <w:tab/>
+      </w:r>
+      <w:r>
+        <w:rPr>
+          <w:noProof/>
+        </w:rPr>
+        <w:fldChar w:fldCharType="begin"/>
+      </w:r>
+      <w:r>
+        <w:rPr>
+          <w:noProof/>
+        </w:rPr>
+        <w:instrText xml:space="preserve"> PAGEREF _Toc217124196 \h </w:instrText>
+      </w:r>
+      <w:r>
+        <w:rPr>
+          <w:noProof/>
+        </w:rPr>
+      </w:r>
+      <w:r>
+        <w:rPr>
+          <w:noProof/>
+        </w:rPr>
+        <w:fldChar w:fldCharType="separate"/>
+      </w:r>
+      <w:r>
+        <w:rPr>
+          <w:noProof/>
+        </w:rPr>
+        <w:t>40</w:t>
       </w:r>
       <w:r>
         <w:rPr>
@@ -9951,16 +9643,15 @@
       <w:pPr>
         <w:pStyle w:val="25"/>
         <w:tabs>
-          <w:tab w:val="left" w:pos="960"/>
+          <w:tab w:val="left" w:pos="880"/>
           <w:tab w:val="right" w:leader="dot" w:pos="9344"/>
         </w:tabs>
         <w:rPr>
           <w:rFonts w:asciiTheme="minorHAnsi" w:eastAsiaTheme="minorEastAsia" w:hAnsiTheme="minorHAnsi"/>
           <w:noProof/>
-          <w:kern w:val="2"/>
-          <w:sz w:val="24"/>
-          <w:szCs w:val="24"/>
-          <w:lang w:val="ru-RU"/>
+          <w:sz w:val="22"/>
+          <w:lang w:val="ru-RU" w:eastAsia="ru-RU"/>
+          <w14:ligatures w14:val="none"/>
         </w:rPr>
       </w:pPr>
       <w:r>
@@ -9974,10 +9665,9 @@
         <w:rPr>
           <w:rFonts w:asciiTheme="minorHAnsi" w:eastAsiaTheme="minorEastAsia" w:hAnsiTheme="minorHAnsi"/>
           <w:noProof/>
-          <w:kern w:val="2"/>
-          <w:sz w:val="24"/>
-          <w:szCs w:val="24"/>
-          <w:lang w:val="ru-RU"/>
+          <w:sz w:val="22"/>
+          <w:lang w:val="ru-RU" w:eastAsia="ru-RU"/>
+          <w14:ligatures w14:val="none"/>
         </w:rPr>
         <w:tab/>
       </w:r>
@@ -10032,7 +9722,7 @@
           <w:noProof/>
           <w:lang w:val="ru-RU"/>
         </w:rPr>
-        <w:instrText>217081632 \</w:instrText>
+        <w:instrText>217124197 \</w:instrText>
       </w:r>
       <w:r>
         <w:rPr>
@@ -10061,9 +9751,8 @@
       <w:r>
         <w:rPr>
           <w:noProof/>
-          <w:lang w:val="ru-RU"/>
-        </w:rPr>
-        <w:t>40</w:t>
+        </w:rPr>
+        <w:t>41</w:t>
       </w:r>
       <w:r>
         <w:rPr>
@@ -10076,16 +9765,15 @@
       <w:pPr>
         <w:pStyle w:val="33"/>
         <w:tabs>
-          <w:tab w:val="left" w:pos="1440"/>
+          <w:tab w:val="left" w:pos="1540"/>
           <w:tab w:val="right" w:leader="dot" w:pos="9344"/>
         </w:tabs>
         <w:rPr>
           <w:rFonts w:asciiTheme="minorHAnsi" w:eastAsiaTheme="minorEastAsia" w:hAnsiTheme="minorHAnsi"/>
           <w:noProof/>
-          <w:kern w:val="2"/>
-          <w:sz w:val="24"/>
-          <w:szCs w:val="24"/>
-          <w:lang w:val="ru-RU"/>
+          <w:sz w:val="22"/>
+          <w:lang w:val="ru-RU" w:eastAsia="ru-RU"/>
+          <w14:ligatures w14:val="none"/>
         </w:rPr>
       </w:pPr>
       <w:r>
@@ -10099,10 +9787,9 @@
         <w:rPr>
           <w:rFonts w:asciiTheme="minorHAnsi" w:eastAsiaTheme="minorEastAsia" w:hAnsiTheme="minorHAnsi"/>
           <w:noProof/>
-          <w:kern w:val="2"/>
-          <w:sz w:val="24"/>
-          <w:szCs w:val="24"/>
-          <w:lang w:val="ru-RU"/>
+          <w:sz w:val="22"/>
+          <w:lang w:val="ru-RU" w:eastAsia="ru-RU"/>
+          <w14:ligatures w14:val="none"/>
         </w:rPr>
         <w:tab/>
       </w:r>
@@ -10157,7 +9844,7 @@
           <w:noProof/>
           <w:lang w:val="ru-RU"/>
         </w:rPr>
-        <w:instrText>217081633 \</w:instrText>
+        <w:instrText>217124198 \</w:instrText>
       </w:r>
       <w:r>
         <w:rPr>
@@ -10186,9 +9873,8 @@
       <w:r>
         <w:rPr>
           <w:noProof/>
-          <w:lang w:val="ru-RU"/>
-        </w:rPr>
-        <w:t>40</w:t>
+        </w:rPr>
+        <w:t>41</w:t>
       </w:r>
       <w:r>
         <w:rPr>
@@ -10201,16 +9887,15 @@
       <w:pPr>
         <w:pStyle w:val="33"/>
         <w:tabs>
-          <w:tab w:val="left" w:pos="1440"/>
+          <w:tab w:val="left" w:pos="1540"/>
           <w:tab w:val="right" w:leader="dot" w:pos="9344"/>
         </w:tabs>
         <w:rPr>
           <w:rFonts w:asciiTheme="minorHAnsi" w:eastAsiaTheme="minorEastAsia" w:hAnsiTheme="minorHAnsi"/>
           <w:noProof/>
-          <w:kern w:val="2"/>
-          <w:sz w:val="24"/>
-          <w:szCs w:val="24"/>
-          <w:lang w:val="ru-RU"/>
+          <w:sz w:val="22"/>
+          <w:lang w:val="ru-RU" w:eastAsia="ru-RU"/>
+          <w14:ligatures w14:val="none"/>
         </w:rPr>
       </w:pPr>
       <w:r>
@@ -10224,10 +9909,9 @@
         <w:rPr>
           <w:rFonts w:asciiTheme="minorHAnsi" w:eastAsiaTheme="minorEastAsia" w:hAnsiTheme="minorHAnsi"/>
           <w:noProof/>
-          <w:kern w:val="2"/>
-          <w:sz w:val="24"/>
-          <w:szCs w:val="24"/>
-          <w:lang w:val="ru-RU"/>
+          <w:sz w:val="22"/>
+          <w:lang w:val="ru-RU" w:eastAsia="ru-RU"/>
+          <w14:ligatures w14:val="none"/>
         </w:rPr>
         <w:tab/>
       </w:r>
@@ -10282,7 +9966,7 @@
           <w:noProof/>
           <w:lang w:val="ru-RU"/>
         </w:rPr>
-        <w:instrText>217081634 \</w:instrText>
+        <w:instrText>217124199 \</w:instrText>
       </w:r>
       <w:r>
         <w:rPr>
@@ -10311,9 +9995,8 @@
       <w:r>
         <w:rPr>
           <w:noProof/>
-          <w:lang w:val="ru-RU"/>
-        </w:rPr>
-        <w:t>41</w:t>
+        </w:rPr>
+        <w:t>42</w:t>
       </w:r>
       <w:r>
         <w:rPr>
@@ -10326,16 +10009,15 @@
       <w:pPr>
         <w:pStyle w:val="33"/>
         <w:tabs>
-          <w:tab w:val="left" w:pos="1440"/>
+          <w:tab w:val="left" w:pos="1540"/>
           <w:tab w:val="right" w:leader="dot" w:pos="9344"/>
         </w:tabs>
         <w:rPr>
           <w:rFonts w:asciiTheme="minorHAnsi" w:eastAsiaTheme="minorEastAsia" w:hAnsiTheme="minorHAnsi"/>
           <w:noProof/>
-          <w:kern w:val="2"/>
-          <w:sz w:val="24"/>
-          <w:szCs w:val="24"/>
-          <w:lang w:val="ru-RU"/>
+          <w:sz w:val="22"/>
+          <w:lang w:val="ru-RU" w:eastAsia="ru-RU"/>
+          <w14:ligatures w14:val="none"/>
         </w:rPr>
       </w:pPr>
       <w:r>
@@ -10349,10 +10031,9 @@
         <w:rPr>
           <w:rFonts w:asciiTheme="minorHAnsi" w:eastAsiaTheme="minorEastAsia" w:hAnsiTheme="minorHAnsi"/>
           <w:noProof/>
-          <w:kern w:val="2"/>
-          <w:sz w:val="24"/>
-          <w:szCs w:val="24"/>
-          <w:lang w:val="ru-RU"/>
+          <w:sz w:val="22"/>
+          <w:lang w:val="ru-RU" w:eastAsia="ru-RU"/>
+          <w14:ligatures w14:val="none"/>
         </w:rPr>
         <w:tab/>
       </w:r>
@@ -10407,7 +10088,7 @@
           <w:noProof/>
           <w:lang w:val="ru-RU"/>
         </w:rPr>
-        <w:instrText>217081635 \</w:instrText>
+        <w:instrText>217124200 \</w:instrText>
       </w:r>
       <w:r>
         <w:rPr>
@@ -10436,9 +10117,8 @@
       <w:r>
         <w:rPr>
           <w:noProof/>
-          <w:lang w:val="ru-RU"/>
-        </w:rPr>
-        <w:t>45</w:t>
+        </w:rPr>
+        <w:t>46</w:t>
       </w:r>
       <w:r>
         <w:rPr>
@@ -10451,16 +10131,15 @@
       <w:pPr>
         <w:pStyle w:val="33"/>
         <w:tabs>
-          <w:tab w:val="left" w:pos="1440"/>
+          <w:tab w:val="left" w:pos="1540"/>
           <w:tab w:val="right" w:leader="dot" w:pos="9344"/>
         </w:tabs>
         <w:rPr>
           <w:rFonts w:asciiTheme="minorHAnsi" w:eastAsiaTheme="minorEastAsia" w:hAnsiTheme="minorHAnsi"/>
           <w:noProof/>
-          <w:kern w:val="2"/>
-          <w:sz w:val="24"/>
-          <w:szCs w:val="24"/>
-          <w:lang w:val="ru-RU"/>
+          <w:sz w:val="22"/>
+          <w:lang w:val="ru-RU" w:eastAsia="ru-RU"/>
+          <w14:ligatures w14:val="none"/>
         </w:rPr>
       </w:pPr>
       <w:r>
@@ -10474,10 +10153,9 @@
         <w:rPr>
           <w:rFonts w:asciiTheme="minorHAnsi" w:eastAsiaTheme="minorEastAsia" w:hAnsiTheme="minorHAnsi"/>
           <w:noProof/>
-          <w:kern w:val="2"/>
-          <w:sz w:val="24"/>
-          <w:szCs w:val="24"/>
-          <w:lang w:val="ru-RU"/>
+          <w:sz w:val="22"/>
+          <w:lang w:val="ru-RU" w:eastAsia="ru-RU"/>
+          <w14:ligatures w14:val="none"/>
         </w:rPr>
         <w:tab/>
       </w:r>
@@ -10532,7 +10210,7 @@
           <w:noProof/>
           <w:lang w:val="ru-RU"/>
         </w:rPr>
-        <w:instrText>217081636 \</w:instrText>
+        <w:instrText>217124201 \</w:instrText>
       </w:r>
       <w:r>
         <w:rPr>
@@ -10561,9 +10239,8 @@
       <w:r>
         <w:rPr>
           <w:noProof/>
-          <w:lang w:val="ru-RU"/>
-        </w:rPr>
-        <w:t>55</w:t>
+        </w:rPr>
+        <w:t>56</w:t>
       </w:r>
       <w:r>
         <w:rPr>
@@ -10581,10 +10258,9 @@
         <w:rPr>
           <w:rFonts w:asciiTheme="minorHAnsi" w:eastAsiaTheme="minorEastAsia" w:hAnsiTheme="minorHAnsi"/>
           <w:noProof/>
-          <w:kern w:val="2"/>
-          <w:sz w:val="24"/>
-          <w:szCs w:val="24"/>
-          <w:lang w:val="ru-RU"/>
+          <w:sz w:val="22"/>
+          <w:lang w:val="ru-RU" w:eastAsia="ru-RU"/>
+          <w14:ligatures w14:val="none"/>
         </w:rPr>
       </w:pPr>
       <w:r>
@@ -10592,7 +10268,7 @@
           <w:noProof/>
           <w:lang w:val="ru-RU" w:bidi="ru-RU"/>
         </w:rPr>
-        <w:t>ЗАКЛЮЧЕНИЕ</w:t>
+        <w:t>Заключение</w:t>
       </w:r>
       <w:r>
         <w:rPr>
@@ -10638,7 +10314,7 @@
           <w:noProof/>
           <w:lang w:val="ru-RU"/>
         </w:rPr>
-        <w:instrText>217081637 \</w:instrText>
+        <w:instrText>217124202 \</w:instrText>
       </w:r>
       <w:r>
         <w:rPr>
@@ -10668,7 +10344,7 @@
         <w:rPr>
           <w:noProof/>
         </w:rPr>
-        <w:t>56</w:t>
+        <w:t>57</w:t>
       </w:r>
       <w:r>
         <w:rPr>
@@ -10686,10 +10362,9 @@
         <w:rPr>
           <w:rFonts w:asciiTheme="minorHAnsi" w:eastAsiaTheme="minorEastAsia" w:hAnsiTheme="minorHAnsi"/>
           <w:noProof/>
-          <w:kern w:val="2"/>
-          <w:sz w:val="24"/>
-          <w:szCs w:val="24"/>
-          <w:lang w:val="ru-RU"/>
+          <w:sz w:val="22"/>
+          <w:lang w:val="ru-RU" w:eastAsia="ru-RU"/>
+          <w14:ligatures w14:val="none"/>
         </w:rPr>
       </w:pPr>
       <w:r>
@@ -10697,7 +10372,7 @@
           <w:noProof/>
           <w:lang w:val="ru-RU" w:bidi="ru-RU"/>
         </w:rPr>
-        <w:t>СПИСОК ИСПОЛЬЗОВАННЫХ ИСТОЧНИКОВ</w:t>
+        <w:t>Список использованных источников</w:t>
       </w:r>
       <w:r>
         <w:rPr>
@@ -10743,7 +10418,7 @@
           <w:noProof/>
           <w:lang w:val="ru-RU"/>
         </w:rPr>
-        <w:instrText>217081638 \</w:instrText>
+        <w:instrText>217124203 \</w:instrText>
       </w:r>
       <w:r>
         <w:rPr>
@@ -10773,7 +10448,7 @@
         <w:rPr>
           <w:noProof/>
         </w:rPr>
-        <w:t>57</w:t>
+        <w:t>58</w:t>
       </w:r>
       <w:r>
         <w:rPr>
@@ -10915,12 +10590,12 @@
       <w:pPr>
         <w:pStyle w:val="ae"/>
       </w:pPr>
-      <w:bookmarkStart w:id="18" w:name="_Toc217081582"/>
+      <w:bookmarkStart w:id="19" w:name="_Toc217124147"/>
       <w:r>
         <w:lastRenderedPageBreak/>
-        <w:t>ВВЕДЕНИЕ</w:t>
-      </w:r>
-      <w:bookmarkEnd w:id="18"/>
+        <w:t>Введение</w:t>
+      </w:r>
+      <w:bookmarkEnd w:id="19"/>
     </w:p>
     <w:p>
       <w:pPr>
@@ -11021,7 +10696,34 @@
           <w:lang w:val="ru-RU"/>
           <w14:ligatures w14:val="none"/>
         </w:rPr>
-        <w:t>Цель проекта: Разработать комплексную автоматизированную платформу для ЦПРК, интегрирующую модули тестирования, консультаций, документооборота и искусственного интеллекта (ИИ), с целью повышения эффективности работы специалистов, доступности услуг для клиентов и качества аналитики.</w:t>
+        <w:t xml:space="preserve">Цель проекта: </w:t>
+      </w:r>
+      <w:r>
+        <w:rPr>
+          <w:rFonts w:eastAsia="Times New Roman" w:cs="Times New Roman"/>
+          <w:szCs w:val="28"/>
+          <w:lang w:val="ru-RU"/>
+          <w14:ligatures w14:val="none"/>
+        </w:rPr>
+        <w:t>Повышение эффективности работы специалистов с помощью разработки комплексной автоматизированной платформы</w:t>
+      </w:r>
+      <w:r>
+        <w:rPr>
+          <w:rFonts w:eastAsia="Times New Roman" w:cs="Times New Roman"/>
+          <w:szCs w:val="28"/>
+          <w:lang w:val="ru-RU"/>
+          <w14:ligatures w14:val="none"/>
+        </w:rPr>
+        <w:t xml:space="preserve"> для ЦПРК, интегрирующую модули тестирования, консультаций, документооборота и </w:t>
+      </w:r>
+      <w:r>
+        <w:rPr>
+          <w:rFonts w:eastAsia="Times New Roman" w:cs="Times New Roman"/>
+          <w:szCs w:val="28"/>
+          <w:lang w:val="ru-RU"/>
+          <w14:ligatures w14:val="none"/>
+        </w:rPr>
+        <w:t>искусственного интеллекта (ИИ).</w:t>
       </w:r>
     </w:p>
     <w:p>
@@ -11235,46 +10937,56 @@
     <w:p>
       <w:pPr>
         <w:spacing w:line="259" w:lineRule="auto"/>
-        <w:jc w:val="both"/>
         <w:rPr>
           <w:b/>
           <w:bCs/>
           <w:lang w:val="ru-RU"/>
         </w:rPr>
       </w:pPr>
+      <w:r>
+        <w:rPr>
+          <w:b/>
+          <w:bCs/>
+          <w:lang w:val="ru-RU"/>
+        </w:rPr>
+        <w:br w:type="page"/>
+      </w:r>
     </w:p>
     <w:p>
       <w:pPr>
         <w:pStyle w:val="1"/>
-        <w:spacing w:line="480" w:lineRule="auto"/>
-      </w:pPr>
-      <w:bookmarkStart w:id="19" w:name="_Toc217081583"/>
+        <w:spacing w:line="240" w:lineRule="auto"/>
+      </w:pPr>
+      <w:bookmarkStart w:id="20" w:name="_Toc217124148"/>
       <w:r>
         <w:lastRenderedPageBreak/>
-        <w:t>АНАЛИЗ</w:t>
-      </w:r>
-      <w:bookmarkEnd w:id="19"/>
+        <w:t>А</w:t>
+      </w:r>
+      <w:r>
+        <w:t>нализ</w:t>
+      </w:r>
+      <w:bookmarkEnd w:id="20"/>
     </w:p>
     <w:p>
       <w:pPr>
         <w:pStyle w:val="2"/>
-        <w:spacing w:line="480" w:lineRule="auto"/>
-      </w:pPr>
-      <w:bookmarkStart w:id="20" w:name="_Toc217081584"/>
+        <w:spacing w:line="240" w:lineRule="auto"/>
+      </w:pPr>
+      <w:bookmarkStart w:id="21" w:name="_Toc217124149"/>
       <w:r>
         <w:t>Введение в предметную область</w:t>
       </w:r>
-      <w:bookmarkEnd w:id="20"/>
+      <w:bookmarkEnd w:id="21"/>
     </w:p>
     <w:p>
       <w:pPr>
         <w:pStyle w:val="3"/>
       </w:pPr>
-      <w:bookmarkStart w:id="21" w:name="_Toc217081585"/>
+      <w:bookmarkStart w:id="22" w:name="_Toc217124150"/>
       <w:r>
         <w:t>Основные сущности и терминология предметной области</w:t>
       </w:r>
-      <w:bookmarkEnd w:id="21"/>
+      <w:bookmarkEnd w:id="22"/>
     </w:p>
     <w:p>
       <w:pPr>
@@ -11376,11 +11088,11 @@
         <w:pStyle w:val="3"/>
         <w:spacing w:line="240" w:lineRule="auto"/>
       </w:pPr>
-      <w:bookmarkStart w:id="22" w:name="_Toc217081586"/>
+      <w:bookmarkStart w:id="23" w:name="_Toc217124151"/>
       <w:r>
         <w:t>Ролевая структура и основные пользователи</w:t>
       </w:r>
-      <w:bookmarkEnd w:id="22"/>
+      <w:bookmarkEnd w:id="23"/>
     </w:p>
     <w:p>
       <w:pPr>
@@ -11423,7 +11135,7 @@
           <w:lang w:val="ru-RU"/>
           <w14:ligatures w14:val="none"/>
         </w:rPr>
-        <w:t xml:space="preserve">Администратор на уровне центра отвечает за управление пользователями, распределение прав, координацию документооборота, </w:t>
+        <w:t xml:space="preserve">Администратор на уровне центра отвечает за управление пользователями, распределение прав, координацию документооборота, генерацию аналитических отчётов и мониторинг качества услуг. Эта роль </w:t>
       </w:r>
       <w:r>
         <w:rPr>
@@ -11433,7 +11145,7 @@
           <w14:ligatures w14:val="none"/>
         </w:rPr>
         <w:lastRenderedPageBreak/>
-        <w:t>генерацию аналитических отчётов и мониторинг качества услуг. Эта роль позволяет получить обзор деятельности центра, включая метрики по клиентскому потоку, эффективности коррекционных методов и загрузке специалистов.</w:t>
+        <w:t>позволяет получить обзор деятельности центра, включая метрики по клиентскому потоку, эффективности коррекционных методов и загрузке специалистов.</w:t>
       </w:r>
     </w:p>
     <w:p>
@@ -11546,11 +11258,11 @@
       <w:pPr>
         <w:pStyle w:val="3"/>
       </w:pPr>
-      <w:bookmarkStart w:id="23" w:name="_Toc217081587"/>
+      <w:bookmarkStart w:id="24" w:name="_Toc217124152"/>
       <w:r>
         <w:t>Основные проблемы в предметной области</w:t>
       </w:r>
-      <w:bookmarkEnd w:id="23"/>
+      <w:bookmarkEnd w:id="24"/>
     </w:p>
     <w:p>
       <w:pPr>
@@ -11637,8 +11349,17 @@
           <w:lang w:val="ru-RU"/>
           <w14:ligatures w14:val="none"/>
         </w:rPr>
+        <w:t xml:space="preserve">На уровне клиентов возникают трудности с записью на приём, выбором специалиста и пониманием собственного запроса. Территориальные </w:t>
+      </w:r>
+      <w:r>
+        <w:rPr>
+          <w:rFonts w:eastAsia="Times New Roman" w:cs="Times New Roman"/>
+          <w:szCs w:val="28"/>
+          <w:lang w:val="ru-RU"/>
+          <w14:ligatures w14:val="none"/>
+        </w:rPr>
         <w:lastRenderedPageBreak/>
-        <w:t xml:space="preserve">На уровне клиентов возникают трудности с записью на приём, выбором специалиста и пониманием собственного запроса. Территориальные ограничения затрудняют </w:t>
+        <w:t xml:space="preserve">ограничения затрудняют </w:t>
       </w:r>
       <w:r>
         <w:rPr>
@@ -11682,11 +11403,11 @@
       <w:pPr>
         <w:pStyle w:val="3"/>
       </w:pPr>
-      <w:bookmarkStart w:id="24" w:name="_Toc217081588"/>
+      <w:bookmarkStart w:id="25" w:name="_Toc217124153"/>
       <w:r>
         <w:t>Целевая аудитория</w:t>
       </w:r>
-      <w:bookmarkEnd w:id="24"/>
+      <w:bookmarkEnd w:id="25"/>
     </w:p>
     <w:p>
       <w:pPr>
@@ -11735,14 +11456,14 @@
         <w:pStyle w:val="3"/>
         <w:spacing w:line="240" w:lineRule="auto"/>
       </w:pPr>
-      <w:bookmarkStart w:id="25" w:name="_Toc217081589"/>
+      <w:bookmarkStart w:id="26" w:name="_Toc217124154"/>
       <w:r>
         <w:t>П</w:t>
       </w:r>
       <w:r>
         <w:t>роблема и актуальность</w:t>
       </w:r>
-      <w:bookmarkEnd w:id="25"/>
+      <w:bookmarkEnd w:id="26"/>
     </w:p>
     <w:p>
       <w:pPr>
@@ -11821,12 +11542,12 @@
         <w:pStyle w:val="2"/>
         <w:spacing w:line="240" w:lineRule="auto"/>
       </w:pPr>
-      <w:bookmarkStart w:id="26" w:name="_Toc217081590"/>
+      <w:bookmarkStart w:id="27" w:name="_Toc217124155"/>
       <w:r>
         <w:lastRenderedPageBreak/>
         <w:t>Обзор существующих программных средств</w:t>
       </w:r>
-      <w:bookmarkEnd w:id="26"/>
+      <w:bookmarkEnd w:id="27"/>
     </w:p>
     <w:p>
       <w:pPr>
@@ -12070,11 +11791,11 @@
       <w:pPr>
         <w:pStyle w:val="3"/>
       </w:pPr>
-      <w:bookmarkStart w:id="27" w:name="_Toc217081591"/>
+      <w:bookmarkStart w:id="28" w:name="_Toc217124156"/>
       <w:r>
         <w:t>Общая оценка интерфейса</w:t>
       </w:r>
-      <w:bookmarkEnd w:id="27"/>
+      <w:bookmarkEnd w:id="28"/>
     </w:p>
     <w:p>
       <w:pPr>
@@ -12426,7 +12147,6 @@
     <w:p>
       <w:pPr>
         <w:spacing w:line="259" w:lineRule="auto"/>
-        <w:ind w:firstLine="709"/>
         <w:jc w:val="both"/>
         <w:rPr>
           <w:rFonts w:eastAsia="Times New Roman" w:cs="Times New Roman"/>
@@ -12446,9 +12166,9 @@
         </w:rPr>
         <w:lastRenderedPageBreak/>
         <w:drawing>
-          <wp:inline distT="0" distB="0" distL="0" distR="0" wp14:anchorId="24F82A9C" wp14:editId="5F875B64">
+          <wp:inline distT="0" distB="0" distL="0" distR="0" wp14:anchorId="24F82A9C" wp14:editId="52121C11">
             <wp:extent cx="5925820" cy="2849880"/>
-            <wp:effectExtent l="0" t="0" r="0" b="7620"/>
+            <wp:effectExtent l="19050" t="19050" r="17780" b="26670"/>
             <wp:docPr id="275468181" name="Рисунок 4" descr="Изображение выглядит как текст, снимок экрана, Операционная система, веб-страница&#10;&#10;Содержимое, созданное искусственным интеллектом, может быть неверным."/>
             <wp:cNvGraphicFramePr>
               <a:graphicFrameLocks xmlns:a="http://schemas.openxmlformats.org/drawingml/2006/main" noChangeAspect="1"/>
@@ -12485,7 +12205,9 @@
                     </a:prstGeom>
                     <a:noFill/>
                     <a:ln>
-                      <a:noFill/>
+                      <a:solidFill>
+                        <a:schemeClr val="accent1"/>
+                      </a:solidFill>
                     </a:ln>
                   </pic:spPr>
                 </pic:pic>
@@ -12550,7 +12272,6 @@
     <w:p>
       <w:pPr>
         <w:spacing w:line="259" w:lineRule="auto"/>
-        <w:ind w:firstLine="709"/>
         <w:jc w:val="both"/>
         <w:rPr>
           <w:rFonts w:eastAsia="Times New Roman" w:cs="Times New Roman"/>
@@ -12569,9 +12290,9 @@
           <w14:ligatures w14:val="none"/>
         </w:rPr>
         <w:drawing>
-          <wp:inline distT="0" distB="0" distL="0" distR="0" wp14:anchorId="7BB61DDE" wp14:editId="7153CFA2">
+          <wp:inline distT="0" distB="0" distL="0" distR="0" wp14:anchorId="7BB61DDE" wp14:editId="471B5B5A">
             <wp:extent cx="5925820" cy="2849880"/>
-            <wp:effectExtent l="0" t="0" r="0" b="7620"/>
+            <wp:effectExtent l="19050" t="19050" r="17780" b="26670"/>
             <wp:docPr id="245066301" name="Рисунок 5" descr="Изображение выглядит как текст, снимок экрана, веб-страница, Веб-сайт&#10;&#10;Содержимое, созданное искусственным интеллектом, может быть неверным."/>
             <wp:cNvGraphicFramePr>
               <a:graphicFrameLocks xmlns:a="http://schemas.openxmlformats.org/drawingml/2006/main" noChangeAspect="1"/>
@@ -12608,7 +12329,9 @@
                     </a:prstGeom>
                     <a:noFill/>
                     <a:ln>
-                      <a:noFill/>
+                      <a:solidFill>
+                        <a:schemeClr val="accent1"/>
+                      </a:solidFill>
                     </a:ln>
                   </pic:spPr>
                 </pic:pic>
@@ -12653,7 +12376,6 @@
     <w:p>
       <w:pPr>
         <w:spacing w:line="259" w:lineRule="auto"/>
-        <w:ind w:firstLine="709"/>
         <w:jc w:val="both"/>
         <w:rPr>
           <w:rFonts w:eastAsia="Times New Roman" w:cs="Times New Roman"/>
@@ -12671,9 +12393,9 @@
         </w:rPr>
         <w:lastRenderedPageBreak/>
         <w:drawing>
-          <wp:inline distT="0" distB="0" distL="0" distR="0" wp14:anchorId="2EDFC180" wp14:editId="6B6DE0BE">
+          <wp:inline distT="0" distB="0" distL="0" distR="0" wp14:anchorId="2EDFC180" wp14:editId="3A0C201A">
             <wp:extent cx="5925820" cy="2849880"/>
-            <wp:effectExtent l="0" t="0" r="0" b="7620"/>
+            <wp:effectExtent l="19050" t="19050" r="17780" b="26670"/>
             <wp:docPr id="1392533978" name="Рисунок 6"/>
             <wp:cNvGraphicFramePr>
               <a:graphicFrameLocks xmlns:a="http://schemas.openxmlformats.org/drawingml/2006/main" noChangeAspect="1"/>
@@ -12710,7 +12432,9 @@
                     </a:prstGeom>
                     <a:noFill/>
                     <a:ln>
-                      <a:noFill/>
+                      <a:solidFill>
+                        <a:schemeClr val="accent1"/>
+                      </a:solidFill>
                     </a:ln>
                   </pic:spPr>
                 </pic:pic>
@@ -12745,7 +12469,6 @@
     <w:p>
       <w:pPr>
         <w:spacing w:line="259" w:lineRule="auto"/>
-        <w:ind w:firstLine="709"/>
         <w:jc w:val="center"/>
         <w:rPr>
           <w:rFonts w:eastAsia="Times New Roman" w:cs="Times New Roman"/>
@@ -12763,9 +12486,9 @@
           <w14:ligatures w14:val="none"/>
         </w:rPr>
         <w:drawing>
-          <wp:inline distT="0" distB="0" distL="0" distR="0" wp14:anchorId="757C84F2" wp14:editId="450534D2">
+          <wp:inline distT="0" distB="0" distL="0" distR="0" wp14:anchorId="757C84F2" wp14:editId="4577B9FA">
             <wp:extent cx="5925820" cy="2861945"/>
-            <wp:effectExtent l="0" t="0" r="0" b="0"/>
+            <wp:effectExtent l="19050" t="19050" r="17780" b="14605"/>
             <wp:docPr id="576587140" name="Рисунок 7" descr="Изображение выглядит как текст, Человеческое лицо, снимок экрана, Веб-сайт&#10;&#10;Содержимое, созданное искусственным интеллектом, может быть неверным."/>
             <wp:cNvGraphicFramePr>
               <a:graphicFrameLocks xmlns:a="http://schemas.openxmlformats.org/drawingml/2006/main" noChangeAspect="1"/>
@@ -12802,7 +12525,9 @@
                     </a:prstGeom>
                     <a:noFill/>
                     <a:ln>
-                      <a:noFill/>
+                      <a:solidFill>
+                        <a:schemeClr val="accent1"/>
+                      </a:solidFill>
                     </a:ln>
                   </pic:spPr>
                 </pic:pic>
@@ -12837,7 +12562,6 @@
     <w:p>
       <w:pPr>
         <w:spacing w:line="259" w:lineRule="auto"/>
-        <w:ind w:firstLine="709"/>
         <w:jc w:val="both"/>
         <w:rPr>
           <w:rFonts w:eastAsia="Times New Roman" w:cs="Times New Roman"/>
@@ -12856,9 +12580,9 @@
         </w:rPr>
         <w:lastRenderedPageBreak/>
         <w:drawing>
-          <wp:inline distT="0" distB="0" distL="0" distR="0" wp14:anchorId="4DD8EB12" wp14:editId="53A43549">
+          <wp:inline distT="0" distB="0" distL="0" distR="0" wp14:anchorId="4DD8EB12" wp14:editId="2C4A23BA">
             <wp:extent cx="5925820" cy="2849880"/>
-            <wp:effectExtent l="0" t="0" r="0" b="7620"/>
+            <wp:effectExtent l="19050" t="19050" r="17780" b="26670"/>
             <wp:docPr id="201156950" name="Рисунок 8"/>
             <wp:cNvGraphicFramePr>
               <a:graphicFrameLocks xmlns:a="http://schemas.openxmlformats.org/drawingml/2006/main" noChangeAspect="1"/>
@@ -12895,7 +12619,9 @@
                     </a:prstGeom>
                     <a:noFill/>
                     <a:ln>
-                      <a:noFill/>
+                      <a:solidFill>
+                        <a:schemeClr val="accent1"/>
+                      </a:solidFill>
                     </a:ln>
                   </pic:spPr>
                 </pic:pic>
@@ -12939,11 +12665,11 @@
       <w:pPr>
         <w:pStyle w:val="3"/>
       </w:pPr>
-      <w:bookmarkStart w:id="28" w:name="_Toc217081592"/>
+      <w:bookmarkStart w:id="29" w:name="_Toc217124157"/>
       <w:r>
         <w:t>Цветовое решение интерфейса</w:t>
       </w:r>
-      <w:bookmarkEnd w:id="28"/>
+      <w:bookmarkEnd w:id="29"/>
     </w:p>
     <w:p>
       <w:pPr>
@@ -13270,7 +12996,6 @@
     <w:p>
       <w:pPr>
         <w:spacing w:line="259" w:lineRule="auto"/>
-        <w:ind w:firstLine="709"/>
         <w:jc w:val="both"/>
         <w:rPr>
           <w:rFonts w:eastAsia="Times New Roman" w:cs="Times New Roman"/>
@@ -13289,9 +13014,9 @@
         </w:rPr>
         <w:lastRenderedPageBreak/>
         <w:drawing>
-          <wp:inline distT="0" distB="0" distL="0" distR="0" wp14:anchorId="59E777AD" wp14:editId="0206A2E7">
+          <wp:inline distT="0" distB="0" distL="0" distR="0" wp14:anchorId="59E777AD" wp14:editId="20A590D6">
             <wp:extent cx="5925820" cy="2849880"/>
-            <wp:effectExtent l="0" t="0" r="0" b="7620"/>
+            <wp:effectExtent l="19050" t="19050" r="17780" b="26670"/>
             <wp:docPr id="621433556" name="Рисунок 9" descr="Изображение выглядит как текст, снимок экрана, Реклама в Интернете&#10;&#10;Содержимое, созданное искусственным интеллектом, может быть неверным."/>
             <wp:cNvGraphicFramePr>
               <a:graphicFrameLocks xmlns:a="http://schemas.openxmlformats.org/drawingml/2006/main" noChangeAspect="1"/>
@@ -13328,7 +13053,9 @@
                     </a:prstGeom>
                     <a:noFill/>
                     <a:ln>
-                      <a:noFill/>
+                      <a:solidFill>
+                        <a:schemeClr val="accent1"/>
+                      </a:solidFill>
                     </a:ln>
                   </pic:spPr>
                 </pic:pic>
@@ -13389,7 +13116,6 @@
     <w:p>
       <w:pPr>
         <w:spacing w:line="259" w:lineRule="auto"/>
-        <w:ind w:firstLine="709"/>
         <w:jc w:val="both"/>
         <w:rPr>
           <w:rFonts w:eastAsia="Times New Roman" w:cs="Times New Roman"/>
@@ -13407,9 +13133,9 @@
           <w14:ligatures w14:val="none"/>
         </w:rPr>
         <w:drawing>
-          <wp:inline distT="0" distB="0" distL="0" distR="0" wp14:anchorId="6F9EF74F" wp14:editId="5D4A2F54">
+          <wp:inline distT="0" distB="0" distL="0" distR="0" wp14:anchorId="6F9EF74F" wp14:editId="370B685D">
             <wp:extent cx="5925820" cy="2849880"/>
-            <wp:effectExtent l="0" t="0" r="0" b="7620"/>
+            <wp:effectExtent l="19050" t="19050" r="17780" b="26670"/>
             <wp:docPr id="1589329708" name="Рисунок 10" descr="Изображение выглядит как текст, Человеческое лицо, снимок экрана, Мобильный телефон&#10;&#10;Содержимое, созданное искусственным интеллектом, может быть неверным."/>
             <wp:cNvGraphicFramePr>
               <a:graphicFrameLocks xmlns:a="http://schemas.openxmlformats.org/drawingml/2006/main" noChangeAspect="1"/>
@@ -13446,7 +13172,9 @@
                     </a:prstGeom>
                     <a:noFill/>
                     <a:ln>
-                      <a:noFill/>
+                      <a:solidFill>
+                        <a:schemeClr val="accent1"/>
+                      </a:solidFill>
                     </a:ln>
                   </pic:spPr>
                 </pic:pic>
@@ -13491,7 +13219,6 @@
     <w:p>
       <w:pPr>
         <w:spacing w:line="259" w:lineRule="auto"/>
-        <w:ind w:firstLine="709"/>
         <w:jc w:val="both"/>
         <w:rPr>
           <w:rFonts w:eastAsia="Times New Roman" w:cs="Times New Roman"/>
@@ -13510,9 +13237,9 @@
         </w:rPr>
         <w:lastRenderedPageBreak/>
         <w:drawing>
-          <wp:inline distT="0" distB="0" distL="0" distR="0" wp14:anchorId="4B235867" wp14:editId="659906FF">
+          <wp:inline distT="0" distB="0" distL="0" distR="0" wp14:anchorId="4B235867" wp14:editId="39C9B72C">
             <wp:extent cx="5925820" cy="2849880"/>
-            <wp:effectExtent l="0" t="0" r="0" b="7620"/>
+            <wp:effectExtent l="19050" t="19050" r="17780" b="26670"/>
             <wp:docPr id="1374252994" name="Рисунок 11"/>
             <wp:cNvGraphicFramePr>
               <a:graphicFrameLocks xmlns:a="http://schemas.openxmlformats.org/drawingml/2006/main" noChangeAspect="1"/>
@@ -13549,7 +13276,9 @@
                     </a:prstGeom>
                     <a:noFill/>
                     <a:ln>
-                      <a:noFill/>
+                      <a:solidFill>
+                        <a:schemeClr val="accent1"/>
+                      </a:solidFill>
                     </a:ln>
                   </pic:spPr>
                 </pic:pic>
@@ -13585,11 +13314,11 @@
       <w:pPr>
         <w:pStyle w:val="3"/>
       </w:pPr>
-      <w:bookmarkStart w:id="29" w:name="_Toc217081593"/>
+      <w:bookmarkStart w:id="30" w:name="_Toc217124158"/>
       <w:r>
         <w:t>Объем и структура представленной информации</w:t>
       </w:r>
-      <w:bookmarkEnd w:id="29"/>
+      <w:bookmarkEnd w:id="30"/>
     </w:p>
     <w:p>
       <w:pPr>
@@ -13859,11 +13588,11 @@
       <w:pPr>
         <w:pStyle w:val="3"/>
       </w:pPr>
-      <w:bookmarkStart w:id="30" w:name="_Toc217081594"/>
+      <w:bookmarkStart w:id="31" w:name="_Toc217124159"/>
       <w:r>
         <w:t>Наличие и структура меню</w:t>
       </w:r>
-      <w:bookmarkEnd w:id="30"/>
+      <w:bookmarkEnd w:id="31"/>
     </w:p>
     <w:p>
       <w:pPr>
@@ -14150,12 +13879,12 @@
       <w:pPr>
         <w:pStyle w:val="3"/>
       </w:pPr>
-      <w:bookmarkStart w:id="31" w:name="_Toc217081595"/>
+      <w:bookmarkStart w:id="32" w:name="_Toc217124160"/>
       <w:r>
         <w:lastRenderedPageBreak/>
         <w:t>Полнота информации</w:t>
       </w:r>
-      <w:bookmarkEnd w:id="31"/>
+      <w:bookmarkEnd w:id="32"/>
     </w:p>
     <w:p>
       <w:pPr>
@@ -14293,11 +14022,11 @@
       <w:pPr>
         <w:pStyle w:val="3"/>
       </w:pPr>
-      <w:bookmarkStart w:id="32" w:name="_Toc217081596"/>
+      <w:bookmarkStart w:id="33" w:name="_Toc217124161"/>
       <w:r>
         <w:t>Удобство навигации</w:t>
       </w:r>
-      <w:bookmarkEnd w:id="32"/>
+      <w:bookmarkEnd w:id="33"/>
     </w:p>
     <w:p>
       <w:pPr>
@@ -14487,11 +14216,11 @@
       <w:pPr>
         <w:pStyle w:val="3"/>
       </w:pPr>
-      <w:bookmarkStart w:id="33" w:name="_Toc217081597"/>
+      <w:bookmarkStart w:id="34" w:name="_Toc217124162"/>
       <w:r>
         <w:t>Наличие и информативность подсказок</w:t>
       </w:r>
-      <w:bookmarkEnd w:id="33"/>
+      <w:bookmarkEnd w:id="34"/>
     </w:p>
     <w:p>
       <w:pPr>
@@ -14700,11 +14429,11 @@
       <w:pPr>
         <w:pStyle w:val="3"/>
       </w:pPr>
-      <w:bookmarkStart w:id="34" w:name="_Toc217081598"/>
+      <w:bookmarkStart w:id="35" w:name="_Toc217124163"/>
       <w:r>
         <w:t>Удобство форм для ввода информации</w:t>
       </w:r>
-      <w:bookmarkEnd w:id="34"/>
+      <w:bookmarkEnd w:id="35"/>
     </w:p>
     <w:p>
       <w:pPr>
@@ -14872,11 +14601,11 @@
       <w:pPr>
         <w:pStyle w:val="3"/>
       </w:pPr>
-      <w:bookmarkStart w:id="35" w:name="_Toc217081599"/>
+      <w:bookmarkStart w:id="36" w:name="_Toc217124164"/>
       <w:r>
         <w:t>Возможности поиска информации</w:t>
       </w:r>
-      <w:bookmarkEnd w:id="35"/>
+      <w:bookmarkEnd w:id="36"/>
     </w:p>
     <w:p>
       <w:pPr>
@@ -15017,11 +14746,11 @@
       <w:r>
         <w:t xml:space="preserve"> </w:t>
       </w:r>
-      <w:bookmarkStart w:id="36" w:name="_Toc217081600"/>
+      <w:bookmarkStart w:id="37" w:name="_Toc217124165"/>
       <w:r>
         <w:t>Основные функциональные задачи</w:t>
       </w:r>
-      <w:bookmarkEnd w:id="36"/>
+      <w:bookmarkEnd w:id="37"/>
     </w:p>
     <w:p>
       <w:pPr>
@@ -15220,11 +14949,11 @@
         </w:rPr>
         <w:t xml:space="preserve"> </w:t>
       </w:r>
-      <w:bookmarkStart w:id="37" w:name="_Toc217081601"/>
+      <w:bookmarkStart w:id="38" w:name="_Toc217124166"/>
       <w:r>
         <w:t>Другие функциональные возможности</w:t>
       </w:r>
-      <w:bookmarkEnd w:id="37"/>
+      <w:bookmarkEnd w:id="38"/>
     </w:p>
     <w:p>
       <w:pPr>
@@ -15368,11 +15097,11 @@
         </w:rPr>
         <w:t xml:space="preserve"> </w:t>
       </w:r>
-      <w:bookmarkStart w:id="38" w:name="_Toc217081602"/>
+      <w:bookmarkStart w:id="39" w:name="_Toc217124167"/>
       <w:r>
         <w:t>Наличие дополнительных функций</w:t>
       </w:r>
-      <w:bookmarkEnd w:id="38"/>
+      <w:bookmarkEnd w:id="39"/>
     </w:p>
     <w:p>
       <w:pPr>
@@ -15578,11 +15307,11 @@
         </w:rPr>
         <w:t xml:space="preserve"> </w:t>
       </w:r>
-      <w:bookmarkStart w:id="39" w:name="_Toc217081603"/>
+      <w:bookmarkStart w:id="40" w:name="_Toc217124168"/>
       <w:r>
         <w:t>Общий вывод</w:t>
       </w:r>
-      <w:bookmarkEnd w:id="39"/>
+      <w:bookmarkEnd w:id="40"/>
     </w:p>
     <w:p>
       <w:pPr>
@@ -15849,12 +15578,12 @@
       <w:tblPr>
         <w:tblStyle w:val="af0"/>
         <w:tblW w:w="0" w:type="auto"/>
-        <w:tblInd w:w="-856" w:type="dxa"/>
+        <w:tblInd w:w="-998" w:type="dxa"/>
         <w:tblLayout w:type="fixed"/>
         <w:tblLook w:val="04A0" w:firstRow="1" w:lastRow="0" w:firstColumn="1" w:lastColumn="0" w:noHBand="0" w:noVBand="1"/>
       </w:tblPr>
       <w:tblGrid>
-        <w:gridCol w:w="1135"/>
+        <w:gridCol w:w="1277"/>
         <w:gridCol w:w="1752"/>
         <w:gridCol w:w="1429"/>
         <w:gridCol w:w="1638"/>
@@ -15865,18 +15594,20 @@
       <w:tr>
         <w:tc>
           <w:tcPr>
-            <w:tcW w:w="1135" w:type="dxa"/>
+            <w:tcW w:w="1277" w:type="dxa"/>
           </w:tcPr>
           <w:p>
             <w:pPr>
               <w:spacing w:after="160" w:line="259" w:lineRule="auto"/>
               <w:rPr>
+                <w:b/>
                 <w:sz w:val="22"/>
                 <w:szCs w:val="18"/>
               </w:rPr>
             </w:pPr>
             <w:r>
               <w:rPr>
+                <w:b/>
                 <w:sz w:val="22"/>
                 <w:szCs w:val="18"/>
               </w:rPr>
@@ -15892,12 +15623,14 @@
             <w:pPr>
               <w:spacing w:after="160" w:line="259" w:lineRule="auto"/>
               <w:rPr>
+                <w:b/>
                 <w:sz w:val="22"/>
                 <w:szCs w:val="18"/>
               </w:rPr>
             </w:pPr>
             <w:r>
               <w:rPr>
+                <w:b/>
                 <w:sz w:val="22"/>
                 <w:szCs w:val="18"/>
               </w:rPr>
@@ -15913,6 +15646,7 @@
             <w:pPr>
               <w:spacing w:after="160" w:line="259" w:lineRule="auto"/>
               <w:rPr>
+                <w:b/>
                 <w:sz w:val="22"/>
                 <w:szCs w:val="18"/>
               </w:rPr>
@@ -15920,6 +15654,7 @@
             <w:proofErr w:type="spellStart"/>
             <w:r>
               <w:rPr>
+                <w:b/>
                 <w:sz w:val="22"/>
                 <w:szCs w:val="18"/>
               </w:rPr>
@@ -15936,6 +15671,7 @@
             <w:pPr>
               <w:spacing w:after="160" w:line="259" w:lineRule="auto"/>
               <w:rPr>
+                <w:b/>
                 <w:sz w:val="22"/>
                 <w:szCs w:val="18"/>
               </w:rPr>
@@ -15943,6 +15679,7 @@
             <w:proofErr w:type="spellStart"/>
             <w:r>
               <w:rPr>
+                <w:b/>
                 <w:sz w:val="22"/>
                 <w:szCs w:val="18"/>
               </w:rPr>
@@ -15959,12 +15696,14 @@
             <w:pPr>
               <w:spacing w:after="160" w:line="259" w:lineRule="auto"/>
               <w:rPr>
+                <w:b/>
                 <w:sz w:val="22"/>
                 <w:szCs w:val="18"/>
               </w:rPr>
             </w:pPr>
             <w:r>
               <w:rPr>
+                <w:b/>
                 <w:sz w:val="22"/>
                 <w:szCs w:val="18"/>
               </w:rPr>
@@ -15980,12 +15719,14 @@
             <w:pPr>
               <w:spacing w:after="160" w:line="259" w:lineRule="auto"/>
               <w:rPr>
+                <w:b/>
                 <w:sz w:val="22"/>
                 <w:szCs w:val="18"/>
               </w:rPr>
             </w:pPr>
             <w:r>
               <w:rPr>
+                <w:b/>
                 <w:sz w:val="22"/>
                 <w:szCs w:val="18"/>
               </w:rPr>
@@ -16001,6 +15742,7 @@
             <w:pPr>
               <w:spacing w:after="160" w:line="259" w:lineRule="auto"/>
               <w:rPr>
+                <w:b/>
                 <w:sz w:val="22"/>
                 <w:szCs w:val="18"/>
               </w:rPr>
@@ -16008,6 +15750,7 @@
             <w:proofErr w:type="spellStart"/>
             <w:r>
               <w:rPr>
+                <w:b/>
                 <w:sz w:val="22"/>
                 <w:szCs w:val="18"/>
               </w:rPr>
@@ -16020,7 +15763,7 @@
       <w:tr>
         <w:tc>
           <w:tcPr>
-            <w:tcW w:w="1135" w:type="dxa"/>
+            <w:tcW w:w="1277" w:type="dxa"/>
           </w:tcPr>
           <w:p>
             <w:pPr>
@@ -16371,7 +16114,7 @@
       <w:tr>
         <w:tc>
           <w:tcPr>
-            <w:tcW w:w="1135" w:type="dxa"/>
+            <w:tcW w:w="1277" w:type="dxa"/>
           </w:tcPr>
           <w:p>
             <w:pPr>
@@ -16520,7 +16263,7 @@
       <w:tr>
         <w:tc>
           <w:tcPr>
-            <w:tcW w:w="1135" w:type="dxa"/>
+            <w:tcW w:w="1277" w:type="dxa"/>
           </w:tcPr>
           <w:p>
             <w:pPr>
@@ -17142,12 +16885,12 @@
       <w:tblPr>
         <w:tblStyle w:val="af0"/>
         <w:tblW w:w="0" w:type="auto"/>
-        <w:tblInd w:w="-856" w:type="dxa"/>
+        <w:tblInd w:w="-998" w:type="dxa"/>
         <w:tblLayout w:type="fixed"/>
         <w:tblLook w:val="04A0" w:firstRow="1" w:lastRow="0" w:firstColumn="1" w:lastColumn="0" w:noHBand="0" w:noVBand="1"/>
       </w:tblPr>
       <w:tblGrid>
-        <w:gridCol w:w="1135"/>
+        <w:gridCol w:w="1277"/>
         <w:gridCol w:w="1752"/>
         <w:gridCol w:w="1429"/>
         <w:gridCol w:w="1638"/>
@@ -17156,9 +16899,184 @@
         <w:gridCol w:w="1552"/>
       </w:tblGrid>
       <w:tr>
+        <w:trPr>
+          <w:trHeight w:val="492"/>
+        </w:trPr>
         <w:tc>
           <w:tcPr>
-            <w:tcW w:w="1135" w:type="dxa"/>
+            <w:tcW w:w="1277" w:type="dxa"/>
+          </w:tcPr>
+          <w:p>
+            <w:pPr>
+              <w:spacing w:line="259" w:lineRule="auto"/>
+              <w:rPr>
+                <w:b/>
+                <w:sz w:val="22"/>
+                <w:szCs w:val="18"/>
+              </w:rPr>
+            </w:pPr>
+            <w:r>
+              <w:rPr>
+                <w:b/>
+                <w:sz w:val="22"/>
+                <w:szCs w:val="18"/>
+              </w:rPr>
+              <w:t>Критерий</w:t>
+            </w:r>
+          </w:p>
+        </w:tc>
+        <w:tc>
+          <w:tcPr>
+            <w:tcW w:w="1752" w:type="dxa"/>
+          </w:tcPr>
+          <w:p>
+            <w:pPr>
+              <w:spacing w:line="259" w:lineRule="auto"/>
+              <w:rPr>
+                <w:b/>
+                <w:sz w:val="22"/>
+                <w:szCs w:val="18"/>
+              </w:rPr>
+            </w:pPr>
+            <w:r>
+              <w:rPr>
+                <w:b/>
+                <w:sz w:val="22"/>
+                <w:szCs w:val="18"/>
+              </w:rPr>
+              <w:t>ЦПРК</w:t>
+            </w:r>
+          </w:p>
+        </w:tc>
+        <w:tc>
+          <w:tcPr>
+            <w:tcW w:w="1429" w:type="dxa"/>
+          </w:tcPr>
+          <w:p>
+            <w:pPr>
+              <w:spacing w:line="259" w:lineRule="auto"/>
+              <w:rPr>
+                <w:b/>
+                <w:sz w:val="22"/>
+                <w:szCs w:val="18"/>
+              </w:rPr>
+            </w:pPr>
+            <w:proofErr w:type="spellStart"/>
+            <w:r>
+              <w:rPr>
+                <w:b/>
+                <w:sz w:val="22"/>
+                <w:szCs w:val="18"/>
+              </w:rPr>
+              <w:t>Zigmund</w:t>
+            </w:r>
+            <w:proofErr w:type="spellEnd"/>
+          </w:p>
+        </w:tc>
+        <w:tc>
+          <w:tcPr>
+            <w:tcW w:w="1638" w:type="dxa"/>
+          </w:tcPr>
+          <w:p>
+            <w:pPr>
+              <w:spacing w:line="259" w:lineRule="auto"/>
+              <w:rPr>
+                <w:b/>
+                <w:sz w:val="22"/>
+                <w:szCs w:val="18"/>
+              </w:rPr>
+            </w:pPr>
+            <w:proofErr w:type="spellStart"/>
+            <w:r>
+              <w:rPr>
+                <w:b/>
+                <w:sz w:val="22"/>
+                <w:szCs w:val="18"/>
+              </w:rPr>
+              <w:t>iCognito</w:t>
+            </w:r>
+            <w:proofErr w:type="spellEnd"/>
+          </w:p>
+        </w:tc>
+        <w:tc>
+          <w:tcPr>
+            <w:tcW w:w="1284" w:type="dxa"/>
+          </w:tcPr>
+          <w:p>
+            <w:pPr>
+              <w:spacing w:line="259" w:lineRule="auto"/>
+              <w:rPr>
+                <w:b/>
+                <w:sz w:val="22"/>
+                <w:szCs w:val="18"/>
+              </w:rPr>
+            </w:pPr>
+            <w:r>
+              <w:rPr>
+                <w:b/>
+                <w:sz w:val="22"/>
+                <w:szCs w:val="18"/>
+              </w:rPr>
+              <w:t>Лея</w:t>
+            </w:r>
+          </w:p>
+        </w:tc>
+        <w:tc>
+          <w:tcPr>
+            <w:tcW w:w="1410" w:type="dxa"/>
+          </w:tcPr>
+          <w:p>
+            <w:pPr>
+              <w:spacing w:line="259" w:lineRule="auto"/>
+              <w:rPr>
+                <w:b/>
+                <w:sz w:val="22"/>
+                <w:szCs w:val="18"/>
+              </w:rPr>
+            </w:pPr>
+            <w:r>
+              <w:rPr>
+                <w:b/>
+                <w:sz w:val="22"/>
+                <w:szCs w:val="18"/>
+              </w:rPr>
+              <w:t>Ясно</w:t>
+            </w:r>
+          </w:p>
+        </w:tc>
+        <w:tc>
+          <w:tcPr>
+            <w:tcW w:w="1552" w:type="dxa"/>
+          </w:tcPr>
+          <w:p>
+            <w:pPr>
+              <w:spacing w:line="259" w:lineRule="auto"/>
+              <w:rPr>
+                <w:b/>
+                <w:sz w:val="22"/>
+                <w:szCs w:val="18"/>
+              </w:rPr>
+            </w:pPr>
+            <w:proofErr w:type="spellStart"/>
+            <w:r>
+              <w:rPr>
+                <w:b/>
+                <w:sz w:val="22"/>
+                <w:szCs w:val="18"/>
+              </w:rPr>
+              <w:t>Alter</w:t>
+            </w:r>
+            <w:proofErr w:type="spellEnd"/>
+          </w:p>
+        </w:tc>
+      </w:tr>
+      <w:tr>
+        <w:trPr>
+          <w:trHeight w:val="1626"/>
+        </w:trPr>
+        <w:tc>
+          <w:tcPr>
+            <w:tcW w:w="1277" w:type="dxa"/>
           </w:tcPr>
           <w:p>
             <w:pPr>
@@ -17380,7 +17298,7 @@
       <w:tr>
         <w:tc>
           <w:tcPr>
-            <w:tcW w:w="1135" w:type="dxa"/>
+            <w:tcW w:w="1277" w:type="dxa"/>
           </w:tcPr>
           <w:p>
             <w:pPr>
@@ -17637,6 +17555,20 @@
     <w:p>
       <w:pPr>
         <w:spacing w:line="259" w:lineRule="auto"/>
+        <w:rPr>
+          <w:lang w:val="ru-RU"/>
+        </w:rPr>
+      </w:pPr>
+      <w:r>
+        <w:rPr>
+          <w:lang w:val="ru-RU"/>
+        </w:rPr>
+        <w:br w:type="page"/>
+      </w:r>
+    </w:p>
+    <w:p>
+      <w:pPr>
+        <w:spacing w:line="259" w:lineRule="auto"/>
         <w:ind w:firstLine="709"/>
         <w:jc w:val="both"/>
         <w:rPr>
@@ -17647,6 +17579,7 @@
         <w:rPr>
           <w:lang w:val="ru-RU"/>
         </w:rPr>
+        <w:lastRenderedPageBreak/>
         <w:t xml:space="preserve">Таблица 2 – </w:t>
       </w:r>
       <w:r>
@@ -18184,12 +18117,42 @@
     <w:p>
       <w:pPr>
         <w:pStyle w:val="2"/>
+        <w:numPr>
+          <w:ilvl w:val="0"/>
+          <w:numId w:val="0"/>
+        </w:numPr>
         <w:spacing w:line="480" w:lineRule="auto"/>
+        <w:ind w:left="1129"/>
         <w:rPr>
           <w:lang w:val="en-US"/>
         </w:rPr>
       </w:pPr>
-      <w:bookmarkStart w:id="40" w:name="_Toc217081604"/>
+    </w:p>
+    <w:p>
+      <w:pPr>
+        <w:spacing w:line="259" w:lineRule="auto"/>
+        <w:rPr>
+          <w:rFonts w:eastAsia="Times New Roman" w:cs="Times New Roman"/>
+          <w:b/>
+          <w:bCs/>
+          <w:szCs w:val="28"/>
+          <w:lang w:val="ru-RU" w:eastAsia="ru-RU" w:bidi="ru-RU"/>
+          <w14:ligatures w14:val="none"/>
+        </w:rPr>
+      </w:pPr>
+      <w:r>
+        <w:br w:type="page"/>
+      </w:r>
+    </w:p>
+    <w:p>
+      <w:pPr>
+        <w:pStyle w:val="2"/>
+        <w:spacing w:line="240" w:lineRule="auto"/>
+        <w:rPr>
+          <w:lang w:val="en-US"/>
+        </w:rPr>
+      </w:pPr>
+      <w:bookmarkStart w:id="41" w:name="_Toc217124169"/>
       <w:r>
         <w:lastRenderedPageBreak/>
         <w:t>Процесс</w:t>
@@ -18200,17 +18163,18 @@
         </w:rPr>
         <w:t xml:space="preserve"> AS-IS vs TO-BE</w:t>
       </w:r>
-      <w:bookmarkEnd w:id="40"/>
+      <w:bookmarkEnd w:id="41"/>
     </w:p>
     <w:p>
       <w:pPr>
         <w:pStyle w:val="3"/>
-      </w:pPr>
-      <w:bookmarkStart w:id="41" w:name="_Toc217081605"/>
+        <w:spacing w:line="240" w:lineRule="auto"/>
+      </w:pPr>
+      <w:bookmarkStart w:id="42" w:name="_Toc217124170"/>
       <w:r>
         <w:t>Модель AS-IS («Как есть»)</w:t>
       </w:r>
-      <w:bookmarkEnd w:id="41"/>
+      <w:bookmarkEnd w:id="42"/>
     </w:p>
     <w:p>
       <w:pPr>
@@ -18328,7 +18292,6 @@
     <w:p>
       <w:pPr>
         <w:spacing w:line="259" w:lineRule="auto"/>
-        <w:ind w:firstLine="709"/>
         <w:jc w:val="both"/>
         <w:rPr>
           <w:b/>
@@ -18391,7 +18354,6 @@
         <w:rPr>
           <w:lang w:val="ru-RU"/>
         </w:rPr>
-        <w:lastRenderedPageBreak/>
         <w:t xml:space="preserve">Рисунок 9 – Диаграмма </w:t>
       </w:r>
       <w:r>
@@ -18432,6 +18394,7 @@
           <w:lang w:val="ru-RU"/>
           <w14:ligatures w14:val="none"/>
         </w:rPr>
+        <w:lastRenderedPageBreak/>
         <w:t xml:space="preserve">Декомпозиция процесса (диаграмма </w:t>
       </w:r>
       <w:r>
@@ -18661,7 +18624,6 @@
     <w:p>
       <w:pPr>
         <w:spacing w:line="259" w:lineRule="auto"/>
-        <w:ind w:firstLine="709"/>
         <w:jc w:val="both"/>
         <w:rPr>
           <w:lang w:val="ru-RU"/>
@@ -18755,8 +18717,16 @@
           <w:szCs w:val="28"/>
           <w:lang w:val="ru-RU"/>
         </w:rPr>
+        <w:t xml:space="preserve">Выявленные недостатки текущего процесса включают высокие трудозатраты на ручную обработку тестов и ведение документации, </w:t>
+      </w:r>
+      <w:r>
+        <w:rPr>
+          <w:sz w:val="28"/>
+          <w:szCs w:val="28"/>
+          <w:lang w:val="ru-RU"/>
+        </w:rPr>
         <w:lastRenderedPageBreak/>
-        <w:t>Выявленные недостатки текущего процесса включают высокие трудозатраты на ручную обработку тестов и ведение документации, отсутствие единой базы данных клиентов и истории обращений, невозможность удалённого обслуживания (запись и тестирование осуществляются исключительно в очном формате)</w:t>
+        <w:t>отсутствие единой базы данных клиентов и истории обращений, невозможность удалённого обслуживания (запись и тестирование осуществляются исключительно в очном формате)</w:t>
       </w:r>
       <w:r>
         <w:rPr>
@@ -18771,11 +18741,11 @@
       <w:pPr>
         <w:pStyle w:val="3"/>
       </w:pPr>
-      <w:bookmarkStart w:id="42" w:name="_Toc217081606"/>
+      <w:bookmarkStart w:id="43" w:name="_Toc217124171"/>
       <w:r>
         <w:t>Модель TO-BE («Как будет»)</w:t>
       </w:r>
-      <w:bookmarkEnd w:id="42"/>
+      <w:bookmarkEnd w:id="43"/>
     </w:p>
     <w:p>
       <w:pPr>
@@ -18894,7 +18864,6 @@
       <w:pPr>
         <w:pStyle w:val="af1"/>
         <w:spacing w:before="0" w:beforeAutospacing="0" w:after="160" w:afterAutospacing="0" w:line="259" w:lineRule="auto"/>
-        <w:ind w:firstLine="709"/>
         <w:jc w:val="both"/>
         <w:rPr>
           <w:sz w:val="28"/>
@@ -19291,7 +19260,6 @@
     <w:p>
       <w:pPr>
         <w:spacing w:line="259" w:lineRule="auto"/>
-        <w:ind w:firstLine="709"/>
         <w:jc w:val="both"/>
       </w:pPr>
       <w:r>
@@ -19390,16 +19358,15 @@
       <w:pPr>
         <w:pStyle w:val="2"/>
       </w:pPr>
-      <w:bookmarkStart w:id="43" w:name="_Toc217081607"/>
+      <w:bookmarkStart w:id="44" w:name="_Toc217124172"/>
       <w:r>
         <w:t>Описание вариантов использования</w:t>
       </w:r>
-      <w:bookmarkEnd w:id="43"/>
+      <w:bookmarkEnd w:id="44"/>
     </w:p>
     <w:p>
       <w:pPr>
         <w:spacing w:line="259" w:lineRule="auto"/>
-        <w:ind w:firstLine="709"/>
         <w:jc w:val="both"/>
         <w:rPr>
           <w:rFonts w:eastAsia="Times New Roman" w:cs="Times New Roman"/>
@@ -19487,9 +19454,9 @@
           <w:lang w:val="ru-RU" w:eastAsia="ru-RU"/>
         </w:rPr>
         <w:drawing>
-          <wp:inline distT="0" distB="0" distL="0" distR="0" wp14:anchorId="61CDB328" wp14:editId="2B5EEFC9">
+          <wp:inline distT="0" distB="0" distL="0" distR="0" wp14:anchorId="61CDB328" wp14:editId="174492CE">
             <wp:extent cx="5635256" cy="5678029"/>
-            <wp:effectExtent l="0" t="0" r="3810" b="0"/>
+            <wp:effectExtent l="19050" t="19050" r="22860" b="18415"/>
             <wp:docPr id="988197758" name="Рисунок 1" descr="Изображение выглядит как текст, диаграмма&#10;&#10;Содержимое, созданное искусственным интеллектом, может быть неверным."/>
             <wp:cNvGraphicFramePr>
               <a:graphicFrameLocks xmlns:a="http://schemas.openxmlformats.org/drawingml/2006/main" noChangeAspect="1"/>
@@ -19521,6 +19488,11 @@
                     <a:prstGeom prst="rect">
                       <a:avLst/>
                     </a:prstGeom>
+                    <a:ln>
+                      <a:solidFill>
+                        <a:schemeClr val="accent1"/>
+                      </a:solidFill>
+                    </a:ln>
                   </pic:spPr>
                 </pic:pic>
               </a:graphicData>
@@ -19587,26 +19559,12 @@
     </w:p>
     <w:p>
       <w:pPr>
-        <w:spacing w:line="259" w:lineRule="auto"/>
-        <w:ind w:firstLine="709"/>
-        <w:jc w:val="both"/>
-        <w:rPr>
-          <w:rFonts w:eastAsia="Times New Roman" w:cs="Times New Roman"/>
-          <w:b/>
-          <w:bCs/>
-          <w:szCs w:val="28"/>
-          <w:lang w:val="ru-RU"/>
-          <w14:ligatures w14:val="none"/>
-        </w:rPr>
-      </w:pPr>
-    </w:p>
-    <w:p>
-      <w:pPr>
         <w:pStyle w:val="3"/>
       </w:pPr>
-      <w:bookmarkStart w:id="44" w:name="_Toc217081608"/>
+      <w:bookmarkStart w:id="45" w:name="_Toc217124173"/>
       <w:proofErr w:type="spellStart"/>
       <w:r>
+        <w:lastRenderedPageBreak/>
         <w:t>Акт</w:t>
       </w:r>
       <w:r>
@@ -19619,7 +19577,7 @@
       <w:r>
         <w:t xml:space="preserve"> системы</w:t>
       </w:r>
-      <w:bookmarkEnd w:id="44"/>
+      <w:bookmarkEnd w:id="45"/>
     </w:p>
     <w:p>
       <w:pPr>
@@ -19761,11 +19719,11 @@
       <w:pPr>
         <w:pStyle w:val="3"/>
       </w:pPr>
-      <w:bookmarkStart w:id="45" w:name="_Toc217081609"/>
+      <w:bookmarkStart w:id="46" w:name="_Toc217124174"/>
       <w:r>
         <w:t>Варианты использования</w:t>
       </w:r>
-      <w:bookmarkEnd w:id="45"/>
+      <w:bookmarkEnd w:id="46"/>
     </w:p>
     <w:p>
       <w:pPr>
@@ -20488,11 +20446,11 @@
       <w:pPr>
         <w:pStyle w:val="3"/>
       </w:pPr>
-      <w:bookmarkStart w:id="46" w:name="_Toc217081610"/>
+      <w:bookmarkStart w:id="47" w:name="_Toc217124175"/>
       <w:r>
         <w:t>Особенности взаимодействия</w:t>
       </w:r>
-      <w:bookmarkEnd w:id="46"/>
+      <w:bookmarkEnd w:id="47"/>
     </w:p>
     <w:p>
       <w:pPr>
@@ -20550,12 +20508,12 @@
       <w:pPr>
         <w:pStyle w:val="2"/>
       </w:pPr>
-      <w:bookmarkStart w:id="47" w:name="_Toc217081611"/>
+      <w:bookmarkStart w:id="48" w:name="_Toc217124176"/>
       <w:r>
         <w:lastRenderedPageBreak/>
         <w:t>Описание сценариев использования</w:t>
       </w:r>
-      <w:bookmarkEnd w:id="47"/>
+      <w:bookmarkEnd w:id="48"/>
     </w:p>
     <w:p>
       <w:pPr>
@@ -20603,11 +20561,11 @@
       <w:pPr>
         <w:pStyle w:val="3"/>
       </w:pPr>
-      <w:bookmarkStart w:id="48" w:name="_Toc217081612"/>
+      <w:bookmarkStart w:id="49" w:name="_Toc217124177"/>
       <w:r>
         <w:t>Прохождение психологических тестов</w:t>
       </w:r>
-      <w:bookmarkEnd w:id="48"/>
+      <w:bookmarkEnd w:id="49"/>
     </w:p>
     <w:p>
       <w:pPr>
@@ -21074,7 +21032,7 @@
       <w:pPr>
         <w:pStyle w:val="3"/>
       </w:pPr>
-      <w:bookmarkStart w:id="49" w:name="_Toc217081613"/>
+      <w:bookmarkStart w:id="50" w:name="_Toc217124178"/>
       <w:r>
         <w:lastRenderedPageBreak/>
         <w:t xml:space="preserve">Запись на </w:t>
@@ -21083,7 +21041,7 @@
       <w:r>
         <w:t>видеоконсультацию</w:t>
       </w:r>
-      <w:bookmarkEnd w:id="49"/>
+      <w:bookmarkEnd w:id="50"/>
       <w:proofErr w:type="spellEnd"/>
     </w:p>
     <w:p>
@@ -21621,11 +21579,11 @@
       <w:pPr>
         <w:pStyle w:val="3"/>
       </w:pPr>
-      <w:bookmarkStart w:id="50" w:name="_Toc217081614"/>
+      <w:bookmarkStart w:id="51" w:name="_Toc217124179"/>
       <w:r>
         <w:t>Консультация с ИИ-ассистентом</w:t>
       </w:r>
-      <w:bookmarkEnd w:id="50"/>
+      <w:bookmarkEnd w:id="51"/>
     </w:p>
     <w:p>
       <w:pPr>
@@ -22100,11 +22058,11 @@
       <w:pPr>
         <w:pStyle w:val="3"/>
       </w:pPr>
-      <w:bookmarkStart w:id="51" w:name="_Toc217081615"/>
+      <w:bookmarkStart w:id="52" w:name="_Toc217124180"/>
       <w:r>
         <w:t>Создание нового психологического теста</w:t>
       </w:r>
-      <w:bookmarkEnd w:id="51"/>
+      <w:bookmarkEnd w:id="52"/>
     </w:p>
     <w:p>
       <w:pPr>
@@ -22644,12 +22602,12 @@
       <w:pPr>
         <w:pStyle w:val="3"/>
       </w:pPr>
-      <w:bookmarkStart w:id="52" w:name="_Toc217081616"/>
+      <w:bookmarkStart w:id="53" w:name="_Toc217124181"/>
       <w:r>
         <w:lastRenderedPageBreak/>
         <w:t>Управление ролями пользователей</w:t>
       </w:r>
-      <w:bookmarkEnd w:id="52"/>
+      <w:bookmarkEnd w:id="53"/>
     </w:p>
     <w:p>
       <w:pPr>
@@ -23014,7 +22972,7 @@
       <w:pPr>
         <w:pStyle w:val="3"/>
       </w:pPr>
-      <w:bookmarkStart w:id="53" w:name="_Toc217081617"/>
+      <w:bookmarkStart w:id="54" w:name="_Toc217124182"/>
       <w:r>
         <w:t>Подключение к</w:t>
       </w:r>
@@ -23025,7 +22983,7 @@
       <w:r>
         <w:t>видеоконсультации</w:t>
       </w:r>
-      <w:bookmarkEnd w:id="53"/>
+      <w:bookmarkEnd w:id="54"/>
       <w:proofErr w:type="spellEnd"/>
     </w:p>
     <w:p>
@@ -23609,11 +23567,11 @@
       <w:pPr>
         <w:pStyle w:val="2"/>
       </w:pPr>
-      <w:bookmarkStart w:id="54" w:name="_Toc217081618"/>
+      <w:bookmarkStart w:id="55" w:name="_Toc217124183"/>
       <w:r>
         <w:t>Выработка требований и постановка задачи</w:t>
       </w:r>
-      <w:bookmarkEnd w:id="54"/>
+      <w:bookmarkEnd w:id="55"/>
     </w:p>
     <w:p>
       <w:pPr>
@@ -23709,11 +23667,11 @@
       <w:pPr>
         <w:pStyle w:val="3"/>
       </w:pPr>
-      <w:bookmarkStart w:id="55" w:name="_Toc217081619"/>
+      <w:bookmarkStart w:id="56" w:name="_Toc217124184"/>
       <w:r>
         <w:t>Функциональные требования</w:t>
       </w:r>
-      <w:bookmarkEnd w:id="55"/>
+      <w:bookmarkEnd w:id="56"/>
     </w:p>
     <w:p>
       <w:pPr>
@@ -24786,11 +24744,11 @@
       <w:pPr>
         <w:pStyle w:val="3"/>
       </w:pPr>
-      <w:bookmarkStart w:id="56" w:name="_Toc217081620"/>
+      <w:bookmarkStart w:id="57" w:name="_Toc217124185"/>
       <w:r>
         <w:t>Нефункциональные требования</w:t>
       </w:r>
-      <w:bookmarkEnd w:id="56"/>
+      <w:bookmarkEnd w:id="57"/>
     </w:p>
     <w:p>
       <w:pPr>
@@ -25110,11 +25068,11 @@
       <w:pPr>
         <w:pStyle w:val="3"/>
       </w:pPr>
-      <w:bookmarkStart w:id="57" w:name="_Toc217081621"/>
+      <w:bookmarkStart w:id="58" w:name="_Toc217124186"/>
       <w:r>
         <w:t>Постановка задачи на разработку</w:t>
       </w:r>
-      <w:bookmarkEnd w:id="57"/>
+      <w:bookmarkEnd w:id="58"/>
     </w:p>
     <w:p>
       <w:pPr>
@@ -25152,6 +25110,28 @@
     <w:p>
       <w:pPr>
         <w:spacing w:line="259" w:lineRule="auto"/>
+        <w:rPr>
+          <w:rFonts w:eastAsia="Times New Roman" w:cs="Times New Roman"/>
+          <w:b/>
+          <w:bCs/>
+          <w:szCs w:val="28"/>
+          <w14:ligatures w14:val="none"/>
+        </w:rPr>
+      </w:pPr>
+      <w:r>
+        <w:rPr>
+          <w:rFonts w:eastAsia="Times New Roman" w:cs="Times New Roman"/>
+          <w:b/>
+          <w:bCs/>
+          <w:szCs w:val="28"/>
+          <w14:ligatures w14:val="none"/>
+        </w:rPr>
+        <w:br w:type="page"/>
+      </w:r>
+    </w:p>
+    <w:p>
+      <w:pPr>
+        <w:spacing w:line="259" w:lineRule="auto"/>
         <w:ind w:firstLine="709"/>
         <w:jc w:val="both"/>
         <w:rPr>
@@ -25169,6 +25149,7 @@
           <w:szCs w:val="28"/>
           <w14:ligatures w14:val="none"/>
         </w:rPr>
+        <w:lastRenderedPageBreak/>
         <w:t>Задачи</w:t>
       </w:r>
       <w:proofErr w:type="spellEnd"/>
@@ -25204,7 +25185,6 @@
           <w:lang w:val="ru-RU"/>
           <w14:ligatures w14:val="none"/>
         </w:rPr>
-        <w:lastRenderedPageBreak/>
         <w:t xml:space="preserve">Спроектировать </w:t>
       </w:r>
       <w:proofErr w:type="spellStart"/>
@@ -25528,24 +25508,28 @@
     <w:p>
       <w:pPr>
         <w:pStyle w:val="1"/>
-        <w:spacing w:line="480" w:lineRule="auto"/>
-      </w:pPr>
-      <w:bookmarkStart w:id="58" w:name="_Toc217081622"/>
+        <w:spacing w:line="240" w:lineRule="auto"/>
+      </w:pPr>
+      <w:bookmarkStart w:id="59" w:name="_Toc217124187"/>
       <w:r>
         <w:lastRenderedPageBreak/>
-        <w:t>ПРОЕКТИРОВАНИЕ</w:t>
-      </w:r>
-      <w:bookmarkEnd w:id="58"/>
+        <w:t>П</w:t>
+      </w:r>
+      <w:r>
+        <w:t>роектирование</w:t>
+      </w:r>
+      <w:bookmarkEnd w:id="59"/>
     </w:p>
     <w:p>
       <w:pPr>
         <w:pStyle w:val="2"/>
-      </w:pPr>
-      <w:bookmarkStart w:id="59" w:name="_Toc217081623"/>
+        <w:spacing w:line="240" w:lineRule="auto"/>
+      </w:pPr>
+      <w:bookmarkStart w:id="60" w:name="_Toc217124188"/>
       <w:r>
         <w:t>Выбор и обоснование средств проектирования и реализации</w:t>
       </w:r>
-      <w:bookmarkEnd w:id="59"/>
+      <w:bookmarkEnd w:id="60"/>
     </w:p>
     <w:p>
       <w:pPr>
@@ -26487,45 +26471,36 @@
           <w:lang w:val="ru-RU"/>
           <w14:ligatures w14:val="none"/>
         </w:rPr>
-        <w:t xml:space="preserve"> для соблюдения требований законодательства по </w:t>
-      </w:r>
-      <w:r>
-        <w:rPr>
-          <w:rFonts w:eastAsia="Times New Roman" w:cs="Times New Roman"/>
-          <w:szCs w:val="28"/>
-          <w:lang w:val="ru-RU"/>
+        <w:t xml:space="preserve"> для соблюдения требований законодательства по локализации обработки данных. Модуль </w:t>
+      </w:r>
+      <w:proofErr w:type="spellStart"/>
+      <w:r>
+        <w:rPr>
+          <w:rFonts w:eastAsia="Times New Roman" w:cs="Times New Roman"/>
+          <w:szCs w:val="28"/>
+          <w:lang w:val="ru-RU"/>
+          <w14:ligatures w14:val="none"/>
+        </w:rPr>
+        <w:t>видеоконсультаций</w:t>
+      </w:r>
+      <w:proofErr w:type="spellEnd"/>
+      <w:r>
+        <w:rPr>
+          <w:rFonts w:eastAsia="Times New Roman" w:cs="Times New Roman"/>
+          <w:szCs w:val="28"/>
+          <w:lang w:val="ru-RU"/>
+          <w14:ligatures w14:val="none"/>
+        </w:rPr>
+        <w:t xml:space="preserve"> основан на </w:t>
+      </w:r>
+      <w:proofErr w:type="spellStart"/>
+      <w:r>
+        <w:rPr>
+          <w:rFonts w:eastAsia="Times New Roman" w:cs="Times New Roman"/>
+          <w:szCs w:val="28"/>
           <w14:ligatures w14:val="none"/>
         </w:rPr>
         <w:lastRenderedPageBreak/>
-        <w:t xml:space="preserve">локализации обработки данных. Модуль </w:t>
-      </w:r>
-      <w:proofErr w:type="spellStart"/>
-      <w:r>
-        <w:rPr>
-          <w:rFonts w:eastAsia="Times New Roman" w:cs="Times New Roman"/>
-          <w:szCs w:val="28"/>
-          <w:lang w:val="ru-RU"/>
-          <w14:ligatures w14:val="none"/>
-        </w:rPr>
-        <w:t>видеоконсультаций</w:t>
-      </w:r>
-      <w:proofErr w:type="spellEnd"/>
-      <w:r>
-        <w:rPr>
-          <w:rFonts w:eastAsia="Times New Roman" w:cs="Times New Roman"/>
-          <w:szCs w:val="28"/>
-          <w:lang w:val="ru-RU"/>
-          <w14:ligatures w14:val="none"/>
-        </w:rPr>
-        <w:t xml:space="preserve"> основан на </w:t>
-      </w:r>
-      <w:proofErr w:type="spellStart"/>
-      <w:r>
-        <w:rPr>
-          <w:rFonts w:eastAsia="Times New Roman" w:cs="Times New Roman"/>
-          <w:szCs w:val="28"/>
-          <w14:ligatures w14:val="none"/>
-        </w:rPr>
         <w:t>BigBlueButton</w:t>
       </w:r>
       <w:proofErr w:type="spellEnd"/>
@@ -26640,11 +26615,11 @@
       <w:pPr>
         <w:pStyle w:val="2"/>
       </w:pPr>
-      <w:bookmarkStart w:id="60" w:name="_Toc217081624"/>
+      <w:bookmarkStart w:id="61" w:name="_Toc217124189"/>
       <w:r>
         <w:t>Проектирование архитектуры приложения</w:t>
       </w:r>
-      <w:bookmarkEnd w:id="60"/>
+      <w:bookmarkEnd w:id="61"/>
     </w:p>
     <w:p>
       <w:pPr>
@@ -26691,10 +26666,10 @@
         <w:ind w:left="720" w:firstLine="720"/>
         <w:contextualSpacing w:val="0"/>
       </w:pPr>
-      <w:bookmarkStart w:id="61" w:name="_Toc209710390"/>
-      <w:bookmarkStart w:id="62" w:name="_Toc209786451"/>
-      <w:bookmarkStart w:id="63" w:name="_Toc209786669"/>
-      <w:bookmarkStart w:id="64" w:name="_Toc217081625"/>
+      <w:bookmarkStart w:id="62" w:name="_Toc209710390"/>
+      <w:bookmarkStart w:id="63" w:name="_Toc209786451"/>
+      <w:bookmarkStart w:id="64" w:name="_Toc209786669"/>
+      <w:bookmarkStart w:id="65" w:name="_Toc217124190"/>
       <w:r>
         <w:rPr>
           <w:b w:val="0"/>
@@ -26703,23 +26678,23 @@
           <w:lang w:eastAsia="ru-RU"/>
         </w:rPr>
         <w:drawing>
-          <wp:anchor distT="0" distB="0" distL="114300" distR="114300" simplePos="0" relativeHeight="251659264" behindDoc="1" locked="0" layoutInCell="1" allowOverlap="1" wp14:anchorId="2D354571" wp14:editId="6FB5CD86">
+          <wp:anchor distT="0" distB="0" distL="114300" distR="114300" simplePos="0" relativeHeight="251659264" behindDoc="1" locked="0" layoutInCell="1" allowOverlap="1" wp14:anchorId="2D354571" wp14:editId="50530E48">
             <wp:simplePos x="0" y="0"/>
             <wp:positionH relativeFrom="margin">
-              <wp:align>right</wp:align>
+              <wp:posOffset>-316865</wp:posOffset>
             </wp:positionH>
             <wp:positionV relativeFrom="paragraph">
               <wp:posOffset>328930</wp:posOffset>
             </wp:positionV>
             <wp:extent cx="6515735" cy="2806700"/>
-            <wp:effectExtent l="0" t="0" r="0" b="0"/>
+            <wp:effectExtent l="19050" t="19050" r="18415" b="12700"/>
             <wp:wrapTight wrapText="bothSides">
               <wp:wrapPolygon edited="0">
-                <wp:start x="0" y="0"/>
-                <wp:lineTo x="0" y="21405"/>
-                <wp:lineTo x="21535" y="21405"/>
-                <wp:lineTo x="21535" y="0"/>
-                <wp:lineTo x="0" y="0"/>
+                <wp:start x="-63" y="-147"/>
+                <wp:lineTo x="-63" y="21551"/>
+                <wp:lineTo x="21598" y="21551"/>
+                <wp:lineTo x="21598" y="-147"/>
+                <wp:lineTo x="-63" y="-147"/>
               </wp:wrapPolygon>
             </wp:wrapTight>
             <wp:docPr id="54743541" name="Рисунок 1" descr="Изображение выглядит как текст, снимок экрана, диаграмма, линия&#10;&#10;Содержимое, созданное искусственным интеллектом, может быть неверным."/>
@@ -26753,6 +26728,11 @@
                     <a:prstGeom prst="rect">
                       <a:avLst/>
                     </a:prstGeom>
+                    <a:ln>
+                      <a:solidFill>
+                        <a:schemeClr val="accent1"/>
+                      </a:solidFill>
+                    </a:ln>
                   </pic:spPr>
                 </pic:pic>
               </a:graphicData>
@@ -26775,10 +26755,10 @@
       <w:r>
         <w:t>Общая схема архитектуры</w:t>
       </w:r>
-      <w:bookmarkEnd w:id="61"/>
       <w:bookmarkEnd w:id="62"/>
       <w:bookmarkEnd w:id="63"/>
       <w:bookmarkEnd w:id="64"/>
+      <w:bookmarkEnd w:id="65"/>
     </w:p>
     <w:p>
       <w:pPr>
@@ -27058,10 +27038,10 @@
         <w:ind w:left="720" w:firstLine="720"/>
         <w:contextualSpacing w:val="0"/>
       </w:pPr>
-      <w:bookmarkStart w:id="65" w:name="_Toc209710391"/>
-      <w:bookmarkStart w:id="66" w:name="_Toc209786452"/>
-      <w:bookmarkStart w:id="67" w:name="_Toc209786670"/>
-      <w:bookmarkStart w:id="68" w:name="_Toc217081626"/>
+      <w:bookmarkStart w:id="66" w:name="_Toc209710391"/>
+      <w:bookmarkStart w:id="67" w:name="_Toc209786452"/>
+      <w:bookmarkStart w:id="68" w:name="_Toc209786670"/>
+      <w:bookmarkStart w:id="69" w:name="_Toc217124191"/>
       <w:r>
         <w:rPr>
           <w:lang w:val="en-US"/>
@@ -27072,15 +27052,14 @@
       <w:r>
         <w:t>Компонентная диаграмма</w:t>
       </w:r>
-      <w:bookmarkEnd w:id="65"/>
       <w:bookmarkEnd w:id="66"/>
       <w:bookmarkEnd w:id="67"/>
       <w:bookmarkEnd w:id="68"/>
+      <w:bookmarkEnd w:id="69"/>
     </w:p>
     <w:p>
       <w:pPr>
         <w:spacing w:line="259" w:lineRule="auto"/>
-        <w:ind w:firstLine="709"/>
         <w:jc w:val="both"/>
         <w:rPr>
           <w:rFonts w:eastAsia="Times New Roman" w:cs="Times New Roman"/>
@@ -27097,9 +27076,9 @@
           <w:lang w:val="ru-RU" w:eastAsia="ru-RU"/>
         </w:rPr>
         <w:drawing>
-          <wp:inline distT="0" distB="0" distL="0" distR="0" wp14:anchorId="2C9A86D7" wp14:editId="3F33B501">
+          <wp:inline distT="0" distB="0" distL="0" distR="0" wp14:anchorId="2C9A86D7" wp14:editId="11274DAA">
             <wp:extent cx="6025486" cy="3183750"/>
-            <wp:effectExtent l="0" t="0" r="0" b="0"/>
+            <wp:effectExtent l="19050" t="19050" r="13970" b="17145"/>
             <wp:docPr id="1367958771" name="Рисунок 1" descr="Изображение выглядит как текст, диаграмма, линия, снимок экрана&#10;&#10;Содержимое, созданное искусственным интеллектом, может быть неверным."/>
             <wp:cNvGraphicFramePr>
               <a:graphicFrameLocks xmlns:a="http://schemas.openxmlformats.org/drawingml/2006/main" noChangeAspect="1"/>
@@ -27125,6 +27104,11 @@
                     <a:prstGeom prst="rect">
                       <a:avLst/>
                     </a:prstGeom>
+                    <a:ln>
+                      <a:solidFill>
+                        <a:schemeClr val="accent1"/>
+                      </a:solidFill>
+                    </a:ln>
                   </pic:spPr>
                 </pic:pic>
               </a:graphicData>
@@ -27597,10 +27581,10 @@
         <w:ind w:left="709" w:firstLine="720"/>
         <w:contextualSpacing w:val="0"/>
       </w:pPr>
-      <w:bookmarkStart w:id="69" w:name="_Toc209710392"/>
-      <w:bookmarkStart w:id="70" w:name="_Toc209786453"/>
-      <w:bookmarkStart w:id="71" w:name="_Toc209786671"/>
-      <w:bookmarkStart w:id="72" w:name="_Toc217081627"/>
+      <w:bookmarkStart w:id="70" w:name="_Toc209710392"/>
+      <w:bookmarkStart w:id="71" w:name="_Toc209786453"/>
+      <w:bookmarkStart w:id="72" w:name="_Toc209786671"/>
+      <w:bookmarkStart w:id="73" w:name="_Toc217124192"/>
       <w:r>
         <w:lastRenderedPageBreak/>
         <w:t xml:space="preserve">2.2.3 </w:t>
@@ -27611,15 +27595,14 @@
       <w:r>
         <w:t>тестирования</w:t>
       </w:r>
-      <w:bookmarkEnd w:id="69"/>
       <w:bookmarkEnd w:id="70"/>
       <w:bookmarkEnd w:id="71"/>
       <w:bookmarkEnd w:id="72"/>
+      <w:bookmarkEnd w:id="73"/>
     </w:p>
     <w:p>
       <w:pPr>
         <w:spacing w:line="259" w:lineRule="auto"/>
-        <w:ind w:firstLine="709"/>
         <w:jc w:val="both"/>
         <w:rPr>
           <w:rFonts w:eastAsia="Times New Roman" w:cs="Times New Roman"/>
@@ -27632,9 +27615,9 @@
           <w:lang w:val="ru-RU" w:eastAsia="ru-RU"/>
         </w:rPr>
         <w:drawing>
-          <wp:inline distT="0" distB="0" distL="0" distR="0" wp14:anchorId="3DB3CB78" wp14:editId="359187D9">
+          <wp:inline distT="0" distB="0" distL="0" distR="0" wp14:anchorId="3DB3CB78" wp14:editId="49C69B96">
             <wp:extent cx="5940425" cy="5864860"/>
-            <wp:effectExtent l="0" t="0" r="0" b="2540"/>
+            <wp:effectExtent l="19050" t="19050" r="22225" b="21590"/>
             <wp:docPr id="1766076457" name="Рисунок 1"/>
             <wp:cNvGraphicFramePr>
               <a:graphicFrameLocks xmlns:a="http://schemas.openxmlformats.org/drawingml/2006/main" noChangeAspect="1"/>
@@ -27666,6 +27649,11 @@
                     <a:prstGeom prst="rect">
                       <a:avLst/>
                     </a:prstGeom>
+                    <a:ln>
+                      <a:solidFill>
+                        <a:schemeClr val="accent1"/>
+                      </a:solidFill>
+                    </a:ln>
                   </pic:spPr>
                 </pic:pic>
               </a:graphicData>
@@ -28014,9 +28002,9 @@
         <w:ind w:firstLine="709"/>
         <w:contextualSpacing w:val="0"/>
       </w:pPr>
-      <w:bookmarkStart w:id="73" w:name="_Toc209710393"/>
-      <w:bookmarkStart w:id="74" w:name="_Toc209786454"/>
-      <w:bookmarkStart w:id="75" w:name="_Toc209786672"/>
+      <w:bookmarkStart w:id="74" w:name="_Toc209710393"/>
+      <w:bookmarkStart w:id="75" w:name="_Toc209786454"/>
+      <w:bookmarkStart w:id="76" w:name="_Toc209786672"/>
     </w:p>
     <w:p>
       <w:pPr>
@@ -28032,16 +28020,16 @@
       <w:pPr>
         <w:pStyle w:val="2"/>
       </w:pPr>
-      <w:bookmarkStart w:id="76" w:name="_Toc217081628"/>
+      <w:bookmarkStart w:id="77" w:name="_Toc217124193"/>
       <w:r>
         <w:lastRenderedPageBreak/>
         <w:t>Проектирование хранилища данных</w:t>
       </w:r>
-      <w:bookmarkEnd w:id="76"/>
-    </w:p>
-    <w:bookmarkEnd w:id="73"/>
+      <w:bookmarkEnd w:id="77"/>
+    </w:p>
     <w:bookmarkEnd w:id="74"/>
     <w:bookmarkEnd w:id="75"/>
+    <w:bookmarkEnd w:id="76"/>
     <w:p>
       <w:pPr>
         <w:spacing w:line="259" w:lineRule="auto"/>
@@ -28102,11 +28090,11 @@
       <w:pPr>
         <w:pStyle w:val="3"/>
       </w:pPr>
-      <w:bookmarkStart w:id="77" w:name="_Toc217081629"/>
+      <w:bookmarkStart w:id="78" w:name="_Toc217124194"/>
       <w:r>
         <w:t>Основные сущности и атрибуты</w:t>
       </w:r>
-      <w:bookmarkEnd w:id="77"/>
+      <w:bookmarkEnd w:id="78"/>
     </w:p>
     <w:p>
       <w:pPr>
@@ -29751,12 +29739,11 @@
         <w:tc>
           <w:tcPr>
             <w:tcW w:w="0" w:type="auto"/>
-            <w:hideMark/>
           </w:tcPr>
           <w:p>
             <w:pPr>
-              <w:spacing w:after="160" w:line="259" w:lineRule="auto"/>
-              <w:jc w:val="both"/>
+              <w:spacing w:line="259" w:lineRule="auto"/>
+              <w:jc w:val="center"/>
               <w:rPr>
                 <w:rFonts w:eastAsia="Times New Roman" w:cs="Times New Roman"/>
                 <w:sz w:val="24"/>
@@ -29764,26 +29751,29 @@
                 <w14:ligatures w14:val="none"/>
               </w:rPr>
             </w:pPr>
-            <w:r>
-              <w:rPr>
-                <w:rFonts w:eastAsia="Times New Roman" w:cs="Times New Roman"/>
+            <w:proofErr w:type="spellStart"/>
+            <w:r>
+              <w:rPr>
+                <w:rFonts w:eastAsia="Times New Roman" w:cs="Times New Roman"/>
+                <w:b/>
+                <w:bCs/>
                 <w:sz w:val="24"/>
                 <w:szCs w:val="24"/>
                 <w14:ligatures w14:val="none"/>
               </w:rPr>
-              <w:t>blocks</w:t>
-            </w:r>
+              <w:t>Сущность</w:t>
+            </w:r>
+            <w:proofErr w:type="spellEnd"/>
           </w:p>
         </w:tc>
         <w:tc>
           <w:tcPr>
             <w:tcW w:w="0" w:type="auto"/>
-            <w:hideMark/>
           </w:tcPr>
           <w:p>
             <w:pPr>
-              <w:spacing w:after="160" w:line="259" w:lineRule="auto"/>
-              <w:jc w:val="both"/>
+              <w:spacing w:line="259" w:lineRule="auto"/>
+              <w:jc w:val="center"/>
               <w:rPr>
                 <w:rFonts w:eastAsia="Times New Roman" w:cs="Times New Roman"/>
                 <w:sz w:val="24"/>
@@ -29795,42 +29785,39 @@
             <w:r>
               <w:rPr>
                 <w:rFonts w:eastAsia="Times New Roman" w:cs="Times New Roman"/>
+                <w:b/>
+                <w:bCs/>
                 <w:sz w:val="24"/>
                 <w:szCs w:val="24"/>
                 <w14:ligatures w14:val="none"/>
               </w:rPr>
-              <w:t>alembic_version</w:t>
+              <w:t>Основные</w:t>
             </w:r>
             <w:proofErr w:type="spellEnd"/>
             <w:r>
               <w:rPr>
                 <w:rFonts w:eastAsia="Times New Roman" w:cs="Times New Roman"/>
+                <w:b/>
+                <w:bCs/>
                 <w:sz w:val="24"/>
                 <w:szCs w:val="24"/>
                 <w14:ligatures w14:val="none"/>
               </w:rPr>
-              <w:t xml:space="preserve"> (varchar unique PK), </w:t>
+              <w:t xml:space="preserve"> </w:t>
             </w:r>
             <w:proofErr w:type="spellStart"/>
             <w:r>
               <w:rPr>
                 <w:rFonts w:eastAsia="Times New Roman" w:cs="Times New Roman"/>
+                <w:b/>
+                <w:bCs/>
                 <w:sz w:val="24"/>
                 <w:szCs w:val="24"/>
                 <w14:ligatures w14:val="none"/>
               </w:rPr>
-              <w:t>version_num</w:t>
+              <w:t>атрибуты</w:t>
             </w:r>
             <w:proofErr w:type="spellEnd"/>
-            <w:r>
-              <w:rPr>
-                <w:rFonts w:eastAsia="Times New Roman" w:cs="Times New Roman"/>
-                <w:sz w:val="24"/>
-                <w:szCs w:val="24"/>
-                <w14:ligatures w14:val="none"/>
-              </w:rPr>
-              <w:t xml:space="preserve"> (varchar(32))</w:t>
-            </w:r>
           </w:p>
         </w:tc>
       </w:tr>
@@ -29858,7 +29845,7 @@
                 <w:szCs w:val="24"/>
                 <w14:ligatures w14:val="none"/>
               </w:rPr>
-              <w:t>messages</w:t>
+              <w:t>blocks</w:t>
             </w:r>
           </w:p>
         </w:tc>
@@ -29878,6 +29865,7 @@
                 <w14:ligatures w14:val="none"/>
               </w:rPr>
             </w:pPr>
+            <w:proofErr w:type="spellStart"/>
             <w:r>
               <w:rPr>
                 <w:rFonts w:eastAsia="Times New Roman" w:cs="Times New Roman"/>
@@ -29885,9 +29873,9 @@
                 <w:szCs w:val="24"/>
                 <w14:ligatures w14:val="none"/>
               </w:rPr>
-              <w:t xml:space="preserve">id (PK), </w:t>
-            </w:r>
-            <w:proofErr w:type="spellStart"/>
+              <w:t>alembic_version</w:t>
+            </w:r>
+            <w:proofErr w:type="spellEnd"/>
             <w:r>
               <w:rPr>
                 <w:rFonts w:eastAsia="Times New Roman" w:cs="Times New Roman"/>
@@ -29895,9 +29883,9 @@
                 <w:szCs w:val="24"/>
                 <w14:ligatures w14:val="none"/>
               </w:rPr>
-              <w:t>group_id</w:t>
-            </w:r>
-            <w:proofErr w:type="spellEnd"/>
+              <w:t xml:space="preserve"> (varchar unique PK), </w:t>
+            </w:r>
+            <w:proofErr w:type="spellStart"/>
             <w:r>
               <w:rPr>
                 <w:rFonts w:eastAsia="Times New Roman" w:cs="Times New Roman"/>
@@ -29905,9 +29893,9 @@
                 <w:szCs w:val="24"/>
                 <w14:ligatures w14:val="none"/>
               </w:rPr>
-              <w:t xml:space="preserve"> (FK), </w:t>
-            </w:r>
-            <w:proofErr w:type="spellStart"/>
+              <w:t>version_num</w:t>
+            </w:r>
+            <w:proofErr w:type="spellEnd"/>
             <w:r>
               <w:rPr>
                 <w:rFonts w:eastAsia="Times New Roman" w:cs="Times New Roman"/>
@@ -29915,37 +29903,7 @@
                 <w:szCs w:val="24"/>
                 <w14:ligatures w14:val="none"/>
               </w:rPr>
-              <w:t>sender_id</w:t>
-            </w:r>
-            <w:proofErr w:type="spellEnd"/>
-            <w:r>
-              <w:rPr>
-                <w:rFonts w:eastAsia="Times New Roman" w:cs="Times New Roman"/>
-                <w:sz w:val="24"/>
-                <w:szCs w:val="24"/>
-                <w14:ligatures w14:val="none"/>
-              </w:rPr>
-              <w:t xml:space="preserve"> (FK), content (text), </w:t>
-            </w:r>
-            <w:proofErr w:type="spellStart"/>
-            <w:r>
-              <w:rPr>
-                <w:rFonts w:eastAsia="Times New Roman" w:cs="Times New Roman"/>
-                <w:sz w:val="24"/>
-                <w:szCs w:val="24"/>
-                <w14:ligatures w14:val="none"/>
-              </w:rPr>
-              <w:t>sent_at</w:t>
-            </w:r>
-            <w:proofErr w:type="spellEnd"/>
-            <w:r>
-              <w:rPr>
-                <w:rFonts w:eastAsia="Times New Roman" w:cs="Times New Roman"/>
-                <w:sz w:val="24"/>
-                <w:szCs w:val="24"/>
-                <w14:ligatures w14:val="none"/>
-              </w:rPr>
-              <w:t xml:space="preserve"> (timestamp)</w:t>
+              <w:t xml:space="preserve"> (varchar(32))</w:t>
             </w:r>
           </w:p>
         </w:tc>
@@ -29967,7 +29925,6 @@
                 <w14:ligatures w14:val="none"/>
               </w:rPr>
             </w:pPr>
-            <w:proofErr w:type="spellStart"/>
             <w:r>
               <w:rPr>
                 <w:rFonts w:eastAsia="Times New Roman" w:cs="Times New Roman"/>
@@ -29975,9 +29932,8 @@
                 <w:szCs w:val="24"/>
                 <w14:ligatures w14:val="none"/>
               </w:rPr>
-              <w:t>group_members</w:t>
-            </w:r>
-            <w:proofErr w:type="spellEnd"/>
+              <w:t>messages</w:t>
+            </w:r>
           </w:p>
         </w:tc>
         <w:tc>
@@ -30033,7 +29989,7 @@
                 <w:szCs w:val="24"/>
                 <w14:ligatures w14:val="none"/>
               </w:rPr>
-              <w:t>user_id</w:t>
+              <w:t>sender_id</w:t>
             </w:r>
             <w:proofErr w:type="spellEnd"/>
             <w:r>
@@ -30043,7 +29999,7 @@
                 <w:szCs w:val="24"/>
                 <w14:ligatures w14:val="none"/>
               </w:rPr>
-              <w:t xml:space="preserve"> (FK), </w:t>
+              <w:t xml:space="preserve"> (FK), content (text), </w:t>
             </w:r>
             <w:proofErr w:type="spellStart"/>
             <w:r>
@@ -30053,7 +30009,7 @@
                 <w:szCs w:val="24"/>
                 <w14:ligatures w14:val="none"/>
               </w:rPr>
-              <w:t>joined_at</w:t>
+              <w:t>sent_at</w:t>
             </w:r>
             <w:proofErr w:type="spellEnd"/>
             <w:r>
@@ -30063,7 +30019,7 @@
                 <w:szCs w:val="24"/>
                 <w14:ligatures w14:val="none"/>
               </w:rPr>
-              <w:t xml:space="preserve"> (timestamp), role (varchar)</w:t>
+              <w:t xml:space="preserve"> (timestamp)</w:t>
             </w:r>
           </w:p>
         </w:tc>
@@ -30085,6 +30041,7 @@
                 <w14:ligatures w14:val="none"/>
               </w:rPr>
             </w:pPr>
+            <w:proofErr w:type="spellStart"/>
             <w:r>
               <w:rPr>
                 <w:rFonts w:eastAsia="Times New Roman" w:cs="Times New Roman"/>
@@ -30092,8 +30049,9 @@
                 <w:szCs w:val="24"/>
                 <w14:ligatures w14:val="none"/>
               </w:rPr>
-              <w:t>questions</w:t>
-            </w:r>
+              <w:t>group_members</w:t>
+            </w:r>
+            <w:proofErr w:type="spellEnd"/>
           </w:p>
         </w:tc>
         <w:tc>
@@ -30129,7 +30087,7 @@
                 <w:szCs w:val="24"/>
                 <w14:ligatures w14:val="none"/>
               </w:rPr>
-              <w:t>test_id</w:t>
+              <w:t>group_id</w:t>
             </w:r>
             <w:proofErr w:type="spellEnd"/>
             <w:r>
@@ -30139,7 +30097,7 @@
                 <w:szCs w:val="24"/>
                 <w14:ligatures w14:val="none"/>
               </w:rPr>
-              <w:t xml:space="preserve"> (FK), text (text), type (varchar), options (</w:t>
+              <w:t xml:space="preserve"> (FK), </w:t>
             </w:r>
             <w:proofErr w:type="spellStart"/>
             <w:r>
@@ -30149,7 +30107,7 @@
                 <w:szCs w:val="24"/>
                 <w14:ligatures w14:val="none"/>
               </w:rPr>
-              <w:t>json</w:t>
+              <w:t>user_id</w:t>
             </w:r>
             <w:proofErr w:type="spellEnd"/>
             <w:r>
@@ -30159,7 +30117,27 @@
                 <w:szCs w:val="24"/>
                 <w14:ligatures w14:val="none"/>
               </w:rPr>
-              <w:t>), order (integer)</w:t>
+              <w:t xml:space="preserve"> (FK), </w:t>
+            </w:r>
+            <w:proofErr w:type="spellStart"/>
+            <w:r>
+              <w:rPr>
+                <w:rFonts w:eastAsia="Times New Roman" w:cs="Times New Roman"/>
+                <w:sz w:val="24"/>
+                <w:szCs w:val="24"/>
+                <w14:ligatures w14:val="none"/>
+              </w:rPr>
+              <w:t>joined_at</w:t>
+            </w:r>
+            <w:proofErr w:type="spellEnd"/>
+            <w:r>
+              <w:rPr>
+                <w:rFonts w:eastAsia="Times New Roman" w:cs="Times New Roman"/>
+                <w:sz w:val="24"/>
+                <w:szCs w:val="24"/>
+                <w14:ligatures w14:val="none"/>
+              </w:rPr>
+              <w:t xml:space="preserve"> (timestamp), role (varchar)</w:t>
             </w:r>
           </w:p>
         </w:tc>
@@ -30188,7 +30166,7 @@
                 <w:szCs w:val="24"/>
                 <w14:ligatures w14:val="none"/>
               </w:rPr>
-              <w:t>test</w:t>
+              <w:t>questions</w:t>
             </w:r>
           </w:p>
         </w:tc>
@@ -30215,6 +30193,102 @@
                 <w:szCs w:val="24"/>
                 <w14:ligatures w14:val="none"/>
               </w:rPr>
+              <w:t xml:space="preserve">id (PK), </w:t>
+            </w:r>
+            <w:proofErr w:type="spellStart"/>
+            <w:r>
+              <w:rPr>
+                <w:rFonts w:eastAsia="Times New Roman" w:cs="Times New Roman"/>
+                <w:sz w:val="24"/>
+                <w:szCs w:val="24"/>
+                <w14:ligatures w14:val="none"/>
+              </w:rPr>
+              <w:t>test_id</w:t>
+            </w:r>
+            <w:proofErr w:type="spellEnd"/>
+            <w:r>
+              <w:rPr>
+                <w:rFonts w:eastAsia="Times New Roman" w:cs="Times New Roman"/>
+                <w:sz w:val="24"/>
+                <w:szCs w:val="24"/>
+                <w14:ligatures w14:val="none"/>
+              </w:rPr>
+              <w:t xml:space="preserve"> (FK), text (text), type (varchar), options (</w:t>
+            </w:r>
+            <w:proofErr w:type="spellStart"/>
+            <w:r>
+              <w:rPr>
+                <w:rFonts w:eastAsia="Times New Roman" w:cs="Times New Roman"/>
+                <w:sz w:val="24"/>
+                <w:szCs w:val="24"/>
+                <w14:ligatures w14:val="none"/>
+              </w:rPr>
+              <w:t>json</w:t>
+            </w:r>
+            <w:proofErr w:type="spellEnd"/>
+            <w:r>
+              <w:rPr>
+                <w:rFonts w:eastAsia="Times New Roman" w:cs="Times New Roman"/>
+                <w:sz w:val="24"/>
+                <w:szCs w:val="24"/>
+                <w14:ligatures w14:val="none"/>
+              </w:rPr>
+              <w:t>), order (integer)</w:t>
+            </w:r>
+          </w:p>
+        </w:tc>
+      </w:tr>
+      <w:tr>
+        <w:tc>
+          <w:tcPr>
+            <w:tcW w:w="0" w:type="auto"/>
+            <w:hideMark/>
+          </w:tcPr>
+          <w:p>
+            <w:pPr>
+              <w:spacing w:after="160" w:line="259" w:lineRule="auto"/>
+              <w:jc w:val="both"/>
+              <w:rPr>
+                <w:rFonts w:eastAsia="Times New Roman" w:cs="Times New Roman"/>
+                <w:sz w:val="24"/>
+                <w:szCs w:val="24"/>
+                <w14:ligatures w14:val="none"/>
+              </w:rPr>
+            </w:pPr>
+            <w:r>
+              <w:rPr>
+                <w:rFonts w:eastAsia="Times New Roman" w:cs="Times New Roman"/>
+                <w:sz w:val="24"/>
+                <w:szCs w:val="24"/>
+                <w14:ligatures w14:val="none"/>
+              </w:rPr>
+              <w:t>test</w:t>
+            </w:r>
+          </w:p>
+        </w:tc>
+        <w:tc>
+          <w:tcPr>
+            <w:tcW w:w="0" w:type="auto"/>
+            <w:hideMark/>
+          </w:tcPr>
+          <w:p>
+            <w:pPr>
+              <w:spacing w:after="160" w:line="259" w:lineRule="auto"/>
+              <w:jc w:val="both"/>
+              <w:rPr>
+                <w:rFonts w:eastAsia="Times New Roman" w:cs="Times New Roman"/>
+                <w:sz w:val="24"/>
+                <w:szCs w:val="24"/>
+                <w14:ligatures w14:val="none"/>
+              </w:rPr>
+            </w:pPr>
+            <w:r>
+              <w:rPr>
+                <w:rFonts w:eastAsia="Times New Roman" w:cs="Times New Roman"/>
+                <w:sz w:val="24"/>
+                <w:szCs w:val="24"/>
+                <w14:ligatures w14:val="none"/>
+              </w:rPr>
               <w:t xml:space="preserve">id (PK), name (varchar), description (text), </w:t>
             </w:r>
             <w:proofErr w:type="spellStart"/>
@@ -30300,11 +30374,11 @@
       <w:pPr>
         <w:pStyle w:val="3"/>
       </w:pPr>
-      <w:bookmarkStart w:id="78" w:name="_Toc217081630"/>
+      <w:bookmarkStart w:id="79" w:name="_Toc217124195"/>
       <w:r>
         <w:t>Логическая модель данных</w:t>
       </w:r>
-      <w:bookmarkEnd w:id="78"/>
+      <w:bookmarkEnd w:id="79"/>
     </w:p>
     <w:p>
       <w:pPr>
@@ -31371,6 +31445,7 @@
           <w:szCs w:val="28"/>
           <w14:ligatures w14:val="none"/>
         </w:rPr>
+        <w:lastRenderedPageBreak/>
         <w:t>chat</w:t>
       </w:r>
       <w:r>
@@ -31482,7 +31557,6 @@
           <w:szCs w:val="28"/>
           <w14:ligatures w14:val="none"/>
         </w:rPr>
-        <w:lastRenderedPageBreak/>
         <w:t>chat</w:t>
       </w:r>
       <w:r>
@@ -31779,14 +31853,15 @@
         </w:numPr>
         <w:contextualSpacing w:val="0"/>
       </w:pPr>
-      <w:bookmarkStart w:id="79" w:name="_Toc217081631"/>
+      <w:bookmarkStart w:id="80" w:name="_Toc217081631"/>
+      <w:bookmarkStart w:id="81" w:name="_Toc217124196"/>
       <w:r>
         <w:rPr>
           <w:noProof/>
           <w:lang w:eastAsia="ru-RU"/>
         </w:rPr>
         <w:drawing>
-          <wp:anchor distT="0" distB="0" distL="114300" distR="114300" simplePos="0" relativeHeight="251660288" behindDoc="0" locked="0" layoutInCell="1" allowOverlap="1" wp14:anchorId="14B0301F" wp14:editId="7B5D9B56">
+          <wp:anchor distT="0" distB="0" distL="114300" distR="114300" simplePos="0" relativeHeight="251660288" behindDoc="0" locked="0" layoutInCell="1" allowOverlap="1" wp14:anchorId="14B0301F" wp14:editId="75EE198A">
             <wp:simplePos x="0" y="0"/>
             <wp:positionH relativeFrom="column">
               <wp:posOffset>-890147</wp:posOffset>
@@ -31795,7 +31870,7 @@
               <wp:posOffset>312568</wp:posOffset>
             </wp:positionV>
             <wp:extent cx="7266305" cy="3526790"/>
-            <wp:effectExtent l="0" t="0" r="0" b="0"/>
+            <wp:effectExtent l="19050" t="19050" r="10795" b="16510"/>
             <wp:wrapSquare wrapText="bothSides"/>
             <wp:docPr id="1359656830" name="Рисунок 1"/>
             <wp:cNvGraphicFramePr>
@@ -31828,6 +31903,11 @@
                     <a:prstGeom prst="rect">
                       <a:avLst/>
                     </a:prstGeom>
+                    <a:ln>
+                      <a:solidFill>
+                        <a:schemeClr val="accent1"/>
+                      </a:solidFill>
+                    </a:ln>
                   </pic:spPr>
                 </pic:pic>
               </a:graphicData>
@@ -31841,7 +31921,8 @@
           </wp:anchor>
         </w:drawing>
       </w:r>
-      <w:bookmarkEnd w:id="79"/>
+      <w:bookmarkEnd w:id="80"/>
+      <w:bookmarkEnd w:id="81"/>
     </w:p>
     <w:p>
       <w:pPr>
@@ -32176,136 +32257,6 @@
     </w:p>
     <w:p>
       <w:pPr>
-        <w:numPr>
-          <w:ilvl w:val="0"/>
-          <w:numId w:val="26"/>
-        </w:numPr>
-        <w:spacing w:line="259" w:lineRule="auto"/>
-        <w:ind w:left="0" w:firstLine="709"/>
-        <w:jc w:val="both"/>
-        <w:rPr>
-          <w:rFonts w:eastAsia="Times New Roman" w:cs="Times New Roman"/>
-          <w:szCs w:val="28"/>
-          <w:lang w:val="ru-RU"/>
-          <w14:ligatures w14:val="none"/>
-        </w:rPr>
-      </w:pPr>
-      <w:r>
-        <w:rPr>
-          <w:rFonts w:eastAsia="Times New Roman" w:cs="Times New Roman"/>
-          <w:szCs w:val="28"/>
-          <w:lang w:val="ru-RU"/>
-          <w14:ligatures w14:val="none"/>
-        </w:rPr>
-        <w:t>Шифрование чувствительных полей (</w:t>
-      </w:r>
-      <w:r>
-        <w:rPr>
-          <w:rFonts w:eastAsia="Times New Roman" w:cs="Times New Roman"/>
-          <w:szCs w:val="28"/>
-          <w14:ligatures w14:val="none"/>
-        </w:rPr>
-        <w:t>password</w:t>
-      </w:r>
-      <w:r>
-        <w:rPr>
-          <w:rFonts w:eastAsia="Times New Roman" w:cs="Times New Roman"/>
-          <w:szCs w:val="28"/>
-          <w:lang w:val="ru-RU"/>
-          <w14:ligatures w14:val="none"/>
-        </w:rPr>
-        <w:t>_</w:t>
-      </w:r>
-      <w:r>
-        <w:rPr>
-          <w:rFonts w:eastAsia="Times New Roman" w:cs="Times New Roman"/>
-          <w:szCs w:val="28"/>
-          <w14:ligatures w14:val="none"/>
-        </w:rPr>
-        <w:t>hash</w:t>
-      </w:r>
-      <w:r>
-        <w:rPr>
-          <w:rFonts w:eastAsia="Times New Roman" w:cs="Times New Roman"/>
-          <w:szCs w:val="28"/>
-          <w:lang w:val="ru-RU"/>
-          <w14:ligatures w14:val="none"/>
-        </w:rPr>
-        <w:t xml:space="preserve"> — </w:t>
-      </w:r>
-      <w:proofErr w:type="spellStart"/>
-      <w:r>
-        <w:rPr>
-          <w:rFonts w:eastAsia="Times New Roman" w:cs="Times New Roman"/>
-          <w:szCs w:val="28"/>
-          <w14:ligatures w14:val="none"/>
-        </w:rPr>
-        <w:t>bcrypt</w:t>
-      </w:r>
-      <w:proofErr w:type="spellEnd"/>
-      <w:r>
-        <w:rPr>
-          <w:rFonts w:eastAsia="Times New Roman" w:cs="Times New Roman"/>
-          <w:szCs w:val="28"/>
-          <w:lang w:val="ru-RU"/>
-          <w14:ligatures w14:val="none"/>
-        </w:rPr>
-        <w:t xml:space="preserve">, </w:t>
-      </w:r>
-      <w:r>
-        <w:rPr>
-          <w:rFonts w:eastAsia="Times New Roman" w:cs="Times New Roman"/>
-          <w:szCs w:val="28"/>
-          <w14:ligatures w14:val="none"/>
-        </w:rPr>
-        <w:t>content</w:t>
-      </w:r>
-      <w:r>
-        <w:rPr>
-          <w:rFonts w:eastAsia="Times New Roman" w:cs="Times New Roman"/>
-          <w:szCs w:val="28"/>
-          <w:lang w:val="ru-RU"/>
-          <w14:ligatures w14:val="none"/>
-        </w:rPr>
-        <w:t xml:space="preserve"> в </w:t>
-      </w:r>
-      <w:r>
-        <w:rPr>
-          <w:rFonts w:eastAsia="Times New Roman" w:cs="Times New Roman"/>
-          <w:szCs w:val="28"/>
-          <w14:ligatures w14:val="none"/>
-        </w:rPr>
-        <w:t>documents</w:t>
-      </w:r>
-      <w:r>
-        <w:rPr>
-          <w:rFonts w:eastAsia="Times New Roman" w:cs="Times New Roman"/>
-          <w:szCs w:val="28"/>
-          <w:lang w:val="ru-RU"/>
-          <w14:ligatures w14:val="none"/>
-        </w:rPr>
-        <w:t xml:space="preserve"> — </w:t>
-      </w:r>
-      <w:r>
-        <w:rPr>
-          <w:rFonts w:eastAsia="Times New Roman" w:cs="Times New Roman"/>
-          <w:szCs w:val="28"/>
-          <w14:ligatures w14:val="none"/>
-        </w:rPr>
-        <w:t>AES</w:t>
-      </w:r>
-      <w:r>
-        <w:rPr>
-          <w:rFonts w:eastAsia="Times New Roman" w:cs="Times New Roman"/>
-          <w:szCs w:val="28"/>
-          <w:lang w:val="ru-RU"/>
-          <w14:ligatures w14:val="none"/>
-        </w:rPr>
-        <w:t>-256 на уровне приложения).</w:t>
-      </w:r>
-    </w:p>
-    <w:p>
-      <w:pPr>
         <w:spacing w:line="259" w:lineRule="auto"/>
         <w:ind w:firstLine="709"/>
         <w:jc w:val="both"/>
@@ -32329,20 +32280,21 @@
     <w:p>
       <w:pPr>
         <w:pStyle w:val="2"/>
-        <w:spacing w:line="480" w:lineRule="auto"/>
-      </w:pPr>
-      <w:bookmarkStart w:id="80" w:name="_Toc217081632"/>
+        <w:spacing w:line="240" w:lineRule="auto"/>
+      </w:pPr>
+      <w:bookmarkStart w:id="82" w:name="_Toc217124197"/>
       <w:r>
         <w:lastRenderedPageBreak/>
         <w:t>Проектирование пользовательского интерфейса</w:t>
       </w:r>
-      <w:bookmarkEnd w:id="80"/>
+      <w:bookmarkEnd w:id="82"/>
     </w:p>
     <w:p>
       <w:pPr>
         <w:pStyle w:val="3"/>
-      </w:pPr>
-      <w:bookmarkStart w:id="81" w:name="_Toc217081633"/>
+        <w:spacing w:line="240" w:lineRule="auto"/>
+      </w:pPr>
+      <w:bookmarkStart w:id="83" w:name="_Toc217124198"/>
       <w:proofErr w:type="spellStart"/>
       <w:r>
         <w:t>Верхнеуровневое</w:t>
@@ -32351,7 +32303,7 @@
       <w:r>
         <w:t xml:space="preserve"> определение экранов</w:t>
       </w:r>
-      <w:bookmarkEnd w:id="81"/>
+      <w:bookmarkEnd w:id="83"/>
     </w:p>
     <w:p>
       <w:pPr>
@@ -33718,7 +33670,6 @@
     <w:p>
       <w:pPr>
         <w:spacing w:line="259" w:lineRule="auto"/>
-        <w:ind w:firstLine="709"/>
         <w:jc w:val="both"/>
         <w:rPr>
           <w:rFonts w:eastAsia="Times New Roman" w:cs="Times New Roman"/>
@@ -33736,9 +33687,9 @@
           <w14:ligatures w14:val="none"/>
         </w:rPr>
         <w:drawing>
-          <wp:inline distT="0" distB="0" distL="0" distR="0" wp14:anchorId="7DFCFD27" wp14:editId="6114A6DE">
+          <wp:inline distT="0" distB="0" distL="0" distR="0" wp14:anchorId="7DFCFD27" wp14:editId="5632D6EC">
             <wp:extent cx="6094170" cy="3097251"/>
-            <wp:effectExtent l="0" t="0" r="1905" b="8255"/>
+            <wp:effectExtent l="19050" t="19050" r="20955" b="27305"/>
             <wp:docPr id="1567882124" name="Рисунок 1" descr="Изображение выглядит как текст, диаграмма, снимок экрана, Шрифт&#10;&#10;Содержимое, созданное искусственным интеллектом, может быть неверным."/>
             <wp:cNvGraphicFramePr>
               <a:graphicFrameLocks xmlns:a="http://schemas.openxmlformats.org/drawingml/2006/main" noChangeAspect="1"/>
@@ -33764,6 +33715,11 @@
                     <a:prstGeom prst="rect">
                       <a:avLst/>
                     </a:prstGeom>
+                    <a:ln>
+                      <a:solidFill>
+                        <a:schemeClr val="accent1"/>
+                      </a:solidFill>
+                    </a:ln>
                   </pic:spPr>
                 </pic:pic>
               </a:graphicData>
@@ -33856,11 +33812,11 @@
       <w:pPr>
         <w:pStyle w:val="3"/>
       </w:pPr>
-      <w:bookmarkStart w:id="82" w:name="_Toc217081634"/>
+      <w:bookmarkStart w:id="84" w:name="_Toc217124199"/>
       <w:r>
         <w:t>Назначение экранов и описание</w:t>
       </w:r>
-      <w:bookmarkEnd w:id="82"/>
+      <w:bookmarkEnd w:id="84"/>
     </w:p>
     <w:p>
       <w:pPr>
@@ -34014,6 +33970,7 @@
               <w:jc w:val="both"/>
               <w:rPr>
                 <w:rFonts w:eastAsia="Times New Roman" w:cs="Times New Roman"/>
+                <w:b/>
                 <w:szCs w:val="28"/>
                 <w:lang w:val="en-US"/>
               </w:rPr>
@@ -34021,6 +33978,7 @@
             <w:r>
               <w:rPr>
                 <w:rFonts w:eastAsia="Times New Roman" w:cs="Times New Roman"/>
+                <w:b/>
                 <w:szCs w:val="28"/>
                 <w:lang w:val="en-US"/>
               </w:rPr>
@@ -34039,6 +33997,7 @@
               <w:jc w:val="both"/>
               <w:rPr>
                 <w:rFonts w:eastAsia="Times New Roman" w:cs="Times New Roman"/>
+                <w:b/>
                 <w:szCs w:val="28"/>
                 <w:lang w:val="en-US"/>
               </w:rPr>
@@ -34047,6 +34006,7 @@
             <w:r>
               <w:rPr>
                 <w:rFonts w:eastAsia="Times New Roman" w:cs="Times New Roman"/>
+                <w:b/>
                 <w:szCs w:val="28"/>
                 <w:lang w:val="en-US"/>
               </w:rPr>
@@ -34066,6 +34026,7 @@
               <w:jc w:val="both"/>
               <w:rPr>
                 <w:rFonts w:eastAsia="Times New Roman" w:cs="Times New Roman"/>
+                <w:b/>
                 <w:szCs w:val="28"/>
                 <w:lang w:val="en-US"/>
               </w:rPr>
@@ -34074,6 +34035,7 @@
             <w:r>
               <w:rPr>
                 <w:rFonts w:eastAsia="Times New Roman" w:cs="Times New Roman"/>
+                <w:b/>
                 <w:szCs w:val="28"/>
                 <w:lang w:val="en-US"/>
               </w:rPr>
@@ -34093,6 +34055,7 @@
               <w:jc w:val="both"/>
               <w:rPr>
                 <w:rFonts w:eastAsia="Times New Roman" w:cs="Times New Roman"/>
+                <w:b/>
                 <w:szCs w:val="28"/>
                 <w:lang w:val="en-US"/>
               </w:rPr>
@@ -34101,6 +34064,7 @@
             <w:r>
               <w:rPr>
                 <w:rFonts w:eastAsia="Times New Roman" w:cs="Times New Roman"/>
+                <w:b/>
                 <w:szCs w:val="28"/>
                 <w:lang w:val="en-US"/>
               </w:rPr>
@@ -34120,6 +34084,7 @@
               <w:jc w:val="both"/>
               <w:rPr>
                 <w:rFonts w:eastAsia="Times New Roman" w:cs="Times New Roman"/>
+                <w:b/>
                 <w:szCs w:val="28"/>
                 <w:lang w:val="en-US"/>
               </w:rPr>
@@ -34128,6 +34093,7 @@
             <w:r>
               <w:rPr>
                 <w:rFonts w:eastAsia="Times New Roman" w:cs="Times New Roman"/>
+                <w:b/>
                 <w:szCs w:val="28"/>
                 <w:lang w:val="en-US"/>
               </w:rPr>
@@ -34137,6 +34103,7 @@
             <w:r>
               <w:rPr>
                 <w:rFonts w:eastAsia="Times New Roman" w:cs="Times New Roman"/>
+                <w:b/>
                 <w:szCs w:val="28"/>
                 <w:lang w:val="en-US"/>
               </w:rPr>
@@ -34146,6 +34113,7 @@
             <w:r>
               <w:rPr>
                 <w:rFonts w:eastAsia="Times New Roman" w:cs="Times New Roman"/>
+                <w:b/>
                 <w:szCs w:val="28"/>
                 <w:lang w:val="en-US"/>
               </w:rPr>
@@ -34165,6 +34133,7 @@
               <w:jc w:val="both"/>
               <w:rPr>
                 <w:rFonts w:eastAsia="Times New Roman" w:cs="Times New Roman"/>
+                <w:b/>
                 <w:szCs w:val="28"/>
                 <w:lang w:val="en-US"/>
               </w:rPr>
@@ -34173,6 +34142,7 @@
             <w:r>
               <w:rPr>
                 <w:rFonts w:eastAsia="Times New Roman" w:cs="Times New Roman"/>
+                <w:b/>
                 <w:szCs w:val="28"/>
                 <w:lang w:val="en-US"/>
               </w:rPr>
@@ -35077,6 +35047,191 @@
         <w:tc>
           <w:tcPr>
             <w:tcW w:w="709" w:type="dxa"/>
+          </w:tcPr>
+          <w:p>
+            <w:pPr>
+              <w:spacing w:line="259" w:lineRule="auto"/>
+              <w:jc w:val="both"/>
+              <w:rPr>
+                <w:rFonts w:eastAsia="Times New Roman" w:cs="Times New Roman"/>
+                <w:b/>
+                <w:szCs w:val="28"/>
+              </w:rPr>
+            </w:pPr>
+            <w:r>
+              <w:rPr>
+                <w:rFonts w:eastAsia="Times New Roman" w:cs="Times New Roman"/>
+                <w:b/>
+                <w:szCs w:val="28"/>
+                <w:lang w:val="en-US"/>
+              </w:rPr>
+              <w:t>№</w:t>
+            </w:r>
+          </w:p>
+        </w:tc>
+        <w:tc>
+          <w:tcPr>
+            <w:tcW w:w="1843" w:type="dxa"/>
+          </w:tcPr>
+          <w:p>
+            <w:pPr>
+              <w:spacing w:line="259" w:lineRule="auto"/>
+              <w:jc w:val="both"/>
+              <w:rPr>
+                <w:rFonts w:eastAsia="Times New Roman" w:cs="Times New Roman"/>
+                <w:b/>
+                <w:szCs w:val="28"/>
+              </w:rPr>
+            </w:pPr>
+            <w:proofErr w:type="spellStart"/>
+            <w:r>
+              <w:rPr>
+                <w:rFonts w:eastAsia="Times New Roman" w:cs="Times New Roman"/>
+                <w:b/>
+                <w:szCs w:val="28"/>
+                <w:lang w:val="en-US"/>
+              </w:rPr>
+              <w:t>Название</w:t>
+            </w:r>
+            <w:proofErr w:type="spellEnd"/>
+          </w:p>
+        </w:tc>
+        <w:tc>
+          <w:tcPr>
+            <w:tcW w:w="1701" w:type="dxa"/>
+          </w:tcPr>
+          <w:p>
+            <w:pPr>
+              <w:spacing w:line="259" w:lineRule="auto"/>
+              <w:jc w:val="both"/>
+              <w:rPr>
+                <w:rFonts w:eastAsia="Times New Roman" w:cs="Times New Roman"/>
+                <w:b/>
+                <w:szCs w:val="28"/>
+              </w:rPr>
+            </w:pPr>
+            <w:proofErr w:type="spellStart"/>
+            <w:r>
+              <w:rPr>
+                <w:rFonts w:eastAsia="Times New Roman" w:cs="Times New Roman"/>
+                <w:b/>
+                <w:szCs w:val="28"/>
+                <w:lang w:val="en-US"/>
+              </w:rPr>
+              <w:t>Состояния</w:t>
+            </w:r>
+            <w:proofErr w:type="spellEnd"/>
+          </w:p>
+        </w:tc>
+        <w:tc>
+          <w:tcPr>
+            <w:tcW w:w="2127" w:type="dxa"/>
+          </w:tcPr>
+          <w:p>
+            <w:pPr>
+              <w:spacing w:line="259" w:lineRule="auto"/>
+              <w:jc w:val="both"/>
+              <w:rPr>
+                <w:rFonts w:eastAsia="Times New Roman" w:cs="Times New Roman"/>
+                <w:b/>
+                <w:szCs w:val="28"/>
+              </w:rPr>
+            </w:pPr>
+            <w:proofErr w:type="spellStart"/>
+            <w:r>
+              <w:rPr>
+                <w:rFonts w:eastAsia="Times New Roman" w:cs="Times New Roman"/>
+                <w:b/>
+                <w:szCs w:val="28"/>
+                <w:lang w:val="en-US"/>
+              </w:rPr>
+              <w:t>Валидация</w:t>
+            </w:r>
+            <w:proofErr w:type="spellEnd"/>
+          </w:p>
+        </w:tc>
+        <w:tc>
+          <w:tcPr>
+            <w:tcW w:w="2010" w:type="dxa"/>
+          </w:tcPr>
+          <w:p>
+            <w:pPr>
+              <w:spacing w:line="259" w:lineRule="auto"/>
+              <w:jc w:val="both"/>
+              <w:rPr>
+                <w:rFonts w:eastAsia="Times New Roman" w:cs="Times New Roman"/>
+                <w:b/>
+                <w:szCs w:val="28"/>
+              </w:rPr>
+            </w:pPr>
+            <w:proofErr w:type="spellStart"/>
+            <w:r>
+              <w:rPr>
+                <w:rFonts w:eastAsia="Times New Roman" w:cs="Times New Roman"/>
+                <w:b/>
+                <w:szCs w:val="28"/>
+                <w:lang w:val="en-US"/>
+              </w:rPr>
+              <w:t>Поведение</w:t>
+            </w:r>
+            <w:proofErr w:type="spellEnd"/>
+            <w:r>
+              <w:rPr>
+                <w:rFonts w:eastAsia="Times New Roman" w:cs="Times New Roman"/>
+                <w:b/>
+                <w:szCs w:val="28"/>
+                <w:lang w:val="en-US"/>
+              </w:rPr>
+              <w:t xml:space="preserve"> </w:t>
+            </w:r>
+            <w:proofErr w:type="spellStart"/>
+            <w:r>
+              <w:rPr>
+                <w:rFonts w:eastAsia="Times New Roman" w:cs="Times New Roman"/>
+                <w:b/>
+                <w:szCs w:val="28"/>
+                <w:lang w:val="en-US"/>
+              </w:rPr>
+              <w:t>системы</w:t>
+            </w:r>
+            <w:proofErr w:type="spellEnd"/>
+          </w:p>
+        </w:tc>
+        <w:tc>
+          <w:tcPr>
+            <w:tcW w:w="2100" w:type="dxa"/>
+          </w:tcPr>
+          <w:p>
+            <w:pPr>
+              <w:spacing w:line="259" w:lineRule="auto"/>
+              <w:jc w:val="both"/>
+              <w:rPr>
+                <w:rFonts w:eastAsia="Times New Roman" w:cs="Times New Roman"/>
+                <w:b/>
+                <w:szCs w:val="28"/>
+              </w:rPr>
+            </w:pPr>
+            <w:proofErr w:type="spellStart"/>
+            <w:r>
+              <w:rPr>
+                <w:rFonts w:eastAsia="Times New Roman" w:cs="Times New Roman"/>
+                <w:b/>
+                <w:szCs w:val="28"/>
+                <w:lang w:val="en-US"/>
+              </w:rPr>
+              <w:t>Уведомления</w:t>
+            </w:r>
+            <w:proofErr w:type="spellEnd"/>
+          </w:p>
+        </w:tc>
+      </w:tr>
+      <w:tr>
+        <w:trPr>
+          <w:trHeight w:val="1500"/>
+        </w:trPr>
+        <w:tc>
+          <w:tcPr>
+            <w:tcW w:w="709" w:type="dxa"/>
             <w:hideMark/>
           </w:tcPr>
           <w:p>
@@ -36249,7 +36404,7 @@
                 <w:rFonts w:eastAsia="Times New Roman" w:cs="Times New Roman"/>
                 <w:szCs w:val="28"/>
               </w:rPr>
-              <w:t>Конструктор тестов; добавление вопросов, настройка баллов; публикация</w:t>
+              <w:t xml:space="preserve">Конструктор тестов; добавление вопросов, </w:t>
             </w:r>
           </w:p>
         </w:tc>
@@ -36272,7 +36427,14 @@
                 <w:rFonts w:eastAsia="Times New Roman" w:cs="Times New Roman"/>
                 <w:szCs w:val="28"/>
               </w:rPr>
-              <w:t>Успех: "Тест сохранён"; Ошибка: "Заполните все поля"</w:t>
+              <w:t xml:space="preserve">Успех: </w:t>
+            </w:r>
+            <w:r>
+              <w:rPr>
+                <w:rFonts w:eastAsia="Times New Roman" w:cs="Times New Roman"/>
+                <w:szCs w:val="28"/>
+              </w:rPr>
+              <w:t>"Тест сохранён";</w:t>
             </w:r>
           </w:p>
         </w:tc>
@@ -36280,17 +36442,6 @@
     </w:tbl>
     <w:p>
       <w:pPr>
-        <w:spacing w:line="259" w:lineRule="auto"/>
-        <w:rPr>
-          <w:lang w:val="ru-RU"/>
-        </w:rPr>
-      </w:pPr>
-      <w:bookmarkStart w:id="83" w:name="_GoBack"/>
-      <w:bookmarkEnd w:id="83"/>
-    </w:p>
-    <w:p>
-      <w:pPr>
-        <w:ind w:firstLine="720"/>
         <w:rPr>
           <w:lang w:val="ru-RU"/>
         </w:rPr>
@@ -36300,6 +36451,12 @@
           <w:lang w:val="ru-RU"/>
         </w:rPr>
         <w:lastRenderedPageBreak/>
+        <w:tab/>
+      </w:r>
+      <w:r>
+        <w:rPr>
+          <w:lang w:val="ru-RU"/>
+        </w:rPr>
         <w:t>Продолжение Таблицы 4 – Назначение экранов</w:t>
       </w:r>
     </w:p>
@@ -36326,6 +36483,189 @@
         <w:tc>
           <w:tcPr>
             <w:tcW w:w="709" w:type="dxa"/>
+          </w:tcPr>
+          <w:p>
+            <w:pPr>
+              <w:spacing w:line="259" w:lineRule="auto"/>
+              <w:jc w:val="both"/>
+              <w:rPr>
+                <w:rFonts w:eastAsia="Times New Roman" w:cs="Times New Roman"/>
+                <w:b/>
+                <w:bCs/>
+                <w:szCs w:val="28"/>
+              </w:rPr>
+            </w:pPr>
+            <w:r>
+              <w:rPr>
+                <w:rFonts w:eastAsia="Times New Roman" w:cs="Times New Roman"/>
+                <w:b/>
+                <w:szCs w:val="28"/>
+                <w:lang w:val="en-US"/>
+              </w:rPr>
+              <w:t>№</w:t>
+            </w:r>
+          </w:p>
+        </w:tc>
+        <w:tc>
+          <w:tcPr>
+            <w:tcW w:w="1843" w:type="dxa"/>
+          </w:tcPr>
+          <w:p>
+            <w:pPr>
+              <w:spacing w:line="259" w:lineRule="auto"/>
+              <w:jc w:val="both"/>
+              <w:rPr>
+                <w:rFonts w:eastAsia="Times New Roman" w:cs="Times New Roman"/>
+                <w:b/>
+                <w:bCs/>
+                <w:szCs w:val="28"/>
+              </w:rPr>
+            </w:pPr>
+            <w:proofErr w:type="spellStart"/>
+            <w:r>
+              <w:rPr>
+                <w:rFonts w:eastAsia="Times New Roman" w:cs="Times New Roman"/>
+                <w:b/>
+                <w:szCs w:val="28"/>
+                <w:lang w:val="en-US"/>
+              </w:rPr>
+              <w:t>Название</w:t>
+            </w:r>
+            <w:proofErr w:type="spellEnd"/>
+          </w:p>
+        </w:tc>
+        <w:tc>
+          <w:tcPr>
+            <w:tcW w:w="1701" w:type="dxa"/>
+          </w:tcPr>
+          <w:p>
+            <w:pPr>
+              <w:spacing w:line="259" w:lineRule="auto"/>
+              <w:jc w:val="both"/>
+              <w:rPr>
+                <w:rFonts w:eastAsia="Times New Roman" w:cs="Times New Roman"/>
+                <w:szCs w:val="28"/>
+              </w:rPr>
+            </w:pPr>
+            <w:proofErr w:type="spellStart"/>
+            <w:r>
+              <w:rPr>
+                <w:rFonts w:eastAsia="Times New Roman" w:cs="Times New Roman"/>
+                <w:b/>
+                <w:szCs w:val="28"/>
+                <w:lang w:val="en-US"/>
+              </w:rPr>
+              <w:t>Состояния</w:t>
+            </w:r>
+            <w:proofErr w:type="spellEnd"/>
+          </w:p>
+        </w:tc>
+        <w:tc>
+          <w:tcPr>
+            <w:tcW w:w="2127" w:type="dxa"/>
+          </w:tcPr>
+          <w:p>
+            <w:pPr>
+              <w:spacing w:line="259" w:lineRule="auto"/>
+              <w:jc w:val="both"/>
+              <w:rPr>
+                <w:rFonts w:eastAsia="Times New Roman" w:cs="Times New Roman"/>
+                <w:szCs w:val="28"/>
+              </w:rPr>
+            </w:pPr>
+            <w:proofErr w:type="spellStart"/>
+            <w:r>
+              <w:rPr>
+                <w:rFonts w:eastAsia="Times New Roman" w:cs="Times New Roman"/>
+                <w:b/>
+                <w:szCs w:val="28"/>
+                <w:lang w:val="en-US"/>
+              </w:rPr>
+              <w:t>Валидация</w:t>
+            </w:r>
+            <w:proofErr w:type="spellEnd"/>
+          </w:p>
+        </w:tc>
+        <w:tc>
+          <w:tcPr>
+            <w:tcW w:w="2010" w:type="dxa"/>
+          </w:tcPr>
+          <w:p>
+            <w:pPr>
+              <w:spacing w:line="259" w:lineRule="auto"/>
+              <w:jc w:val="both"/>
+              <w:rPr>
+                <w:rFonts w:eastAsia="Times New Roman" w:cs="Times New Roman"/>
+                <w:szCs w:val="28"/>
+              </w:rPr>
+            </w:pPr>
+            <w:proofErr w:type="spellStart"/>
+            <w:r>
+              <w:rPr>
+                <w:rFonts w:eastAsia="Times New Roman" w:cs="Times New Roman"/>
+                <w:b/>
+                <w:szCs w:val="28"/>
+                <w:lang w:val="en-US"/>
+              </w:rPr>
+              <w:t>Поведение</w:t>
+            </w:r>
+            <w:proofErr w:type="spellEnd"/>
+            <w:r>
+              <w:rPr>
+                <w:rFonts w:eastAsia="Times New Roman" w:cs="Times New Roman"/>
+                <w:b/>
+                <w:szCs w:val="28"/>
+                <w:lang w:val="en-US"/>
+              </w:rPr>
+              <w:t xml:space="preserve"> </w:t>
+            </w:r>
+            <w:proofErr w:type="spellStart"/>
+            <w:r>
+              <w:rPr>
+                <w:rFonts w:eastAsia="Times New Roman" w:cs="Times New Roman"/>
+                <w:b/>
+                <w:szCs w:val="28"/>
+                <w:lang w:val="en-US"/>
+              </w:rPr>
+              <w:t>системы</w:t>
+            </w:r>
+            <w:proofErr w:type="spellEnd"/>
+          </w:p>
+        </w:tc>
+        <w:tc>
+          <w:tcPr>
+            <w:tcW w:w="2100" w:type="dxa"/>
+          </w:tcPr>
+          <w:p>
+            <w:pPr>
+              <w:spacing w:line="259" w:lineRule="auto"/>
+              <w:jc w:val="both"/>
+              <w:rPr>
+                <w:rFonts w:eastAsia="Times New Roman" w:cs="Times New Roman"/>
+                <w:szCs w:val="28"/>
+              </w:rPr>
+            </w:pPr>
+            <w:proofErr w:type="spellStart"/>
+            <w:r>
+              <w:rPr>
+                <w:rFonts w:eastAsia="Times New Roman" w:cs="Times New Roman"/>
+                <w:b/>
+                <w:szCs w:val="28"/>
+                <w:lang w:val="en-US"/>
+              </w:rPr>
+              <w:t>Уведомления</w:t>
+            </w:r>
+            <w:proofErr w:type="spellEnd"/>
+          </w:p>
+        </w:tc>
+      </w:tr>
+      <w:tr>
+        <w:trPr>
+          <w:trHeight w:val="300"/>
+        </w:trPr>
+        <w:tc>
+          <w:tcPr>
+            <w:tcW w:w="709" w:type="dxa"/>
             <w:hideMark/>
           </w:tcPr>
           <w:p>
@@ -36337,7 +36677,6 @@
                 <w:b/>
                 <w:bCs/>
                 <w:szCs w:val="28"/>
-                <w:lang w:val="en-US"/>
               </w:rPr>
             </w:pPr>
             <w:r>
@@ -36346,7 +36685,6 @@
                 <w:b/>
                 <w:bCs/>
                 <w:szCs w:val="28"/>
-                <w:lang w:val="en-US"/>
               </w:rPr>
               <w:t>3</w:t>
             </w:r>
@@ -36366,21 +36704,17 @@
                 <w:b/>
                 <w:bCs/>
                 <w:szCs w:val="28"/>
-                <w:lang w:val="en-US"/>
               </w:rPr>
             </w:pPr>
-            <w:proofErr w:type="spellStart"/>
             <w:r>
               <w:rPr>
                 <w:rFonts w:eastAsia="Times New Roman" w:cs="Times New Roman"/>
                 <w:b/>
                 <w:bCs/>
                 <w:szCs w:val="28"/>
-                <w:lang w:val="en-US"/>
               </w:rPr>
               <w:t>Консультации</w:t>
             </w:r>
-            <w:proofErr w:type="spellEnd"/>
           </w:p>
         </w:tc>
         <w:tc>
@@ -36395,7 +36729,6 @@
               <w:rPr>
                 <w:rFonts w:eastAsia="Times New Roman" w:cs="Times New Roman"/>
                 <w:szCs w:val="28"/>
-                <w:lang w:val="en-US"/>
               </w:rPr>
             </w:pPr>
             <w:r>
@@ -36420,7 +36753,6 @@
               <w:rPr>
                 <w:rFonts w:eastAsia="Times New Roman" w:cs="Times New Roman"/>
                 <w:szCs w:val="28"/>
-                <w:lang w:val="en-US"/>
               </w:rPr>
             </w:pPr>
             <w:r>
@@ -36445,7 +36777,6 @@
               <w:rPr>
                 <w:rFonts w:eastAsia="Times New Roman" w:cs="Times New Roman"/>
                 <w:szCs w:val="28"/>
-                <w:lang w:val="en-US"/>
               </w:rPr>
             </w:pPr>
             <w:r>
@@ -36470,7 +36801,6 @@
               <w:rPr>
                 <w:rFonts w:eastAsia="Times New Roman" w:cs="Times New Roman"/>
                 <w:szCs w:val="28"/>
-                <w:lang w:val="en-US"/>
               </w:rPr>
             </w:pPr>
             <w:r>
@@ -36500,14 +36830,12 @@
               <w:rPr>
                 <w:rFonts w:eastAsia="Times New Roman" w:cs="Times New Roman"/>
                 <w:szCs w:val="28"/>
-                <w:lang w:val="en-US"/>
               </w:rPr>
             </w:pPr>
             <w:r>
               <w:rPr>
                 <w:rFonts w:eastAsia="Times New Roman" w:cs="Times New Roman"/>
                 <w:szCs w:val="28"/>
-                <w:lang w:val="en-US"/>
               </w:rPr>
               <w:t>3.1</w:t>
             </w:r>
@@ -36548,7 +36876,6 @@
               <w:rPr>
                 <w:rFonts w:eastAsia="Times New Roman" w:cs="Times New Roman"/>
                 <w:szCs w:val="28"/>
-                <w:lang w:val="en-US"/>
               </w:rPr>
             </w:pPr>
             <w:proofErr w:type="spellStart"/>
@@ -36556,7 +36883,6 @@
               <w:rPr>
                 <w:rFonts w:eastAsia="Times New Roman" w:cs="Times New Roman"/>
                 <w:szCs w:val="28"/>
-                <w:lang w:val="en-US"/>
               </w:rPr>
               <w:t>Загрузка,обычное</w:t>
             </w:r>
@@ -37784,6 +38110,191 @@
           <w:tcPr>
             <w:tcW w:w="709" w:type="dxa"/>
             <w:noWrap/>
+          </w:tcPr>
+          <w:p>
+            <w:pPr>
+              <w:spacing w:line="259" w:lineRule="auto"/>
+              <w:jc w:val="both"/>
+              <w:rPr>
+                <w:rFonts w:eastAsia="Times New Roman" w:cs="Times New Roman"/>
+                <w:b/>
+                <w:bCs/>
+                <w:szCs w:val="28"/>
+              </w:rPr>
+            </w:pPr>
+            <w:r>
+              <w:rPr>
+                <w:rFonts w:eastAsia="Times New Roman" w:cs="Times New Roman"/>
+                <w:b/>
+                <w:szCs w:val="28"/>
+                <w:lang w:val="en-US"/>
+              </w:rPr>
+              <w:t>№</w:t>
+            </w:r>
+          </w:p>
+        </w:tc>
+        <w:tc>
+          <w:tcPr>
+            <w:tcW w:w="1843" w:type="dxa"/>
+          </w:tcPr>
+          <w:p>
+            <w:pPr>
+              <w:spacing w:line="259" w:lineRule="auto"/>
+              <w:jc w:val="both"/>
+              <w:rPr>
+                <w:rFonts w:eastAsia="Times New Roman" w:cs="Times New Roman"/>
+                <w:b/>
+                <w:bCs/>
+                <w:szCs w:val="28"/>
+              </w:rPr>
+            </w:pPr>
+            <w:proofErr w:type="spellStart"/>
+            <w:r>
+              <w:rPr>
+                <w:rFonts w:eastAsia="Times New Roman" w:cs="Times New Roman"/>
+                <w:b/>
+                <w:szCs w:val="28"/>
+                <w:lang w:val="en-US"/>
+              </w:rPr>
+              <w:t>Название</w:t>
+            </w:r>
+            <w:proofErr w:type="spellEnd"/>
+          </w:p>
+        </w:tc>
+        <w:tc>
+          <w:tcPr>
+            <w:tcW w:w="1701" w:type="dxa"/>
+            <w:noWrap/>
+          </w:tcPr>
+          <w:p>
+            <w:pPr>
+              <w:spacing w:line="259" w:lineRule="auto"/>
+              <w:jc w:val="both"/>
+              <w:rPr>
+                <w:rFonts w:eastAsia="Times New Roman" w:cs="Times New Roman"/>
+                <w:szCs w:val="28"/>
+              </w:rPr>
+            </w:pPr>
+            <w:proofErr w:type="spellStart"/>
+            <w:r>
+              <w:rPr>
+                <w:rFonts w:eastAsia="Times New Roman" w:cs="Times New Roman"/>
+                <w:b/>
+                <w:szCs w:val="28"/>
+                <w:lang w:val="en-US"/>
+              </w:rPr>
+              <w:t>Состояния</w:t>
+            </w:r>
+            <w:proofErr w:type="spellEnd"/>
+          </w:p>
+        </w:tc>
+        <w:tc>
+          <w:tcPr>
+            <w:tcW w:w="2127" w:type="dxa"/>
+          </w:tcPr>
+          <w:p>
+            <w:pPr>
+              <w:spacing w:line="259" w:lineRule="auto"/>
+              <w:jc w:val="both"/>
+              <w:rPr>
+                <w:rFonts w:eastAsia="Times New Roman" w:cs="Times New Roman"/>
+                <w:szCs w:val="28"/>
+              </w:rPr>
+            </w:pPr>
+            <w:proofErr w:type="spellStart"/>
+            <w:r>
+              <w:rPr>
+                <w:rFonts w:eastAsia="Times New Roman" w:cs="Times New Roman"/>
+                <w:b/>
+                <w:szCs w:val="28"/>
+                <w:lang w:val="en-US"/>
+              </w:rPr>
+              <w:t>Валидация</w:t>
+            </w:r>
+            <w:proofErr w:type="spellEnd"/>
+          </w:p>
+        </w:tc>
+        <w:tc>
+          <w:tcPr>
+            <w:tcW w:w="2010" w:type="dxa"/>
+          </w:tcPr>
+          <w:p>
+            <w:pPr>
+              <w:spacing w:line="259" w:lineRule="auto"/>
+              <w:jc w:val="both"/>
+              <w:rPr>
+                <w:rFonts w:eastAsia="Times New Roman" w:cs="Times New Roman"/>
+                <w:szCs w:val="28"/>
+              </w:rPr>
+            </w:pPr>
+            <w:proofErr w:type="spellStart"/>
+            <w:r>
+              <w:rPr>
+                <w:rFonts w:eastAsia="Times New Roman" w:cs="Times New Roman"/>
+                <w:b/>
+                <w:szCs w:val="28"/>
+                <w:lang w:val="en-US"/>
+              </w:rPr>
+              <w:t>Поведение</w:t>
+            </w:r>
+            <w:proofErr w:type="spellEnd"/>
+            <w:r>
+              <w:rPr>
+                <w:rFonts w:eastAsia="Times New Roman" w:cs="Times New Roman"/>
+                <w:b/>
+                <w:szCs w:val="28"/>
+                <w:lang w:val="en-US"/>
+              </w:rPr>
+              <w:t xml:space="preserve"> </w:t>
+            </w:r>
+            <w:proofErr w:type="spellStart"/>
+            <w:r>
+              <w:rPr>
+                <w:rFonts w:eastAsia="Times New Roman" w:cs="Times New Roman"/>
+                <w:b/>
+                <w:szCs w:val="28"/>
+                <w:lang w:val="en-US"/>
+              </w:rPr>
+              <w:t>системы</w:t>
+            </w:r>
+            <w:proofErr w:type="spellEnd"/>
+          </w:p>
+        </w:tc>
+        <w:tc>
+          <w:tcPr>
+            <w:tcW w:w="2100" w:type="dxa"/>
+          </w:tcPr>
+          <w:p>
+            <w:pPr>
+              <w:spacing w:line="259" w:lineRule="auto"/>
+              <w:jc w:val="both"/>
+              <w:rPr>
+                <w:rFonts w:eastAsia="Times New Roman" w:cs="Times New Roman"/>
+                <w:szCs w:val="28"/>
+              </w:rPr>
+            </w:pPr>
+            <w:proofErr w:type="spellStart"/>
+            <w:r>
+              <w:rPr>
+                <w:rFonts w:eastAsia="Times New Roman" w:cs="Times New Roman"/>
+                <w:b/>
+                <w:szCs w:val="28"/>
+                <w:lang w:val="en-US"/>
+              </w:rPr>
+              <w:t>Уведомления</w:t>
+            </w:r>
+            <w:proofErr w:type="spellEnd"/>
+          </w:p>
+        </w:tc>
+      </w:tr>
+      <w:tr>
+        <w:trPr>
+          <w:trHeight w:val="300"/>
+        </w:trPr>
+        <w:tc>
+          <w:tcPr>
+            <w:tcW w:w="709" w:type="dxa"/>
+            <w:noWrap/>
             <w:hideMark/>
           </w:tcPr>
           <w:p>
@@ -38889,7 +39400,7 @@
       <w:pPr>
         <w:pStyle w:val="3"/>
       </w:pPr>
-      <w:bookmarkStart w:id="84" w:name="_Toc217081635"/>
+      <w:bookmarkStart w:id="85" w:name="_Toc217124200"/>
       <w:proofErr w:type="spellStart"/>
       <w:r>
         <w:t>Отрисовка</w:t>
@@ -38898,7 +39409,7 @@
       <w:r>
         <w:t xml:space="preserve"> и описание макетов</w:t>
       </w:r>
-      <w:bookmarkEnd w:id="84"/>
+      <w:bookmarkEnd w:id="85"/>
     </w:p>
     <w:p>
       <w:pPr>
@@ -39053,7 +39564,17 @@
           <w:lang w:val="ru-RU"/>
           <w14:ligatures w14:val="none"/>
         </w:rPr>
-        <w:t xml:space="preserve"> (см. Рисунок 19).</w:t>
+        <w:t xml:space="preserve"> (см. Рисунок </w:t>
+      </w:r>
+      <w:r>
+        <w:rPr>
+          <w:rFonts w:eastAsia="Times New Roman" w:cs="Times New Roman"/>
+          <w:szCs w:val="28"/>
+          <w:lang w:val="ru-RU"/>
+          <w14:ligatures w14:val="none"/>
+        </w:rPr>
+        <w:lastRenderedPageBreak/>
+        <w:t>19).</w:t>
       </w:r>
       <w:r>
         <w:rPr>
@@ -39068,7 +39589,6 @@
     <w:p>
       <w:pPr>
         <w:spacing w:line="259" w:lineRule="auto"/>
-        <w:ind w:firstLine="709"/>
         <w:jc w:val="both"/>
         <w:rPr>
           <w:rFonts w:eastAsia="Times New Roman" w:cs="Times New Roman"/>
@@ -39087,7 +39607,6 @@
           <w:lang w:val="ru-RU" w:eastAsia="ru-RU"/>
           <w14:ligatures w14:val="none"/>
         </w:rPr>
-        <w:lastRenderedPageBreak/>
         <w:drawing>
           <wp:inline distT="0" distB="0" distL="0" distR="0" wp14:anchorId="011F1969" wp14:editId="6B76D0C4">
             <wp:extent cx="5939790" cy="3168015"/>
@@ -39325,7 +39844,6 @@
     <w:p>
       <w:pPr>
         <w:spacing w:line="259" w:lineRule="auto"/>
-        <w:ind w:firstLine="709"/>
         <w:jc w:val="both"/>
         <w:rPr>
           <w:rFonts w:eastAsia="Times New Roman" w:cs="Times New Roman"/>
@@ -39413,23 +39931,31 @@
         <w:jc w:val="both"/>
         <w:rPr>
           <w:rFonts w:eastAsia="Times New Roman" w:cs="Times New Roman"/>
+          <w:szCs w:val="28"/>
+          <w:lang w:val="ru-RU"/>
+          <w14:ligatures w14:val="none"/>
+        </w:rPr>
+      </w:pPr>
+      <w:r>
+        <w:rPr>
+          <w:rFonts w:eastAsia="Times New Roman" w:cs="Times New Roman"/>
           <w:b/>
           <w:bCs/>
           <w:szCs w:val="28"/>
           <w:lang w:val="ru-RU"/>
           <w14:ligatures w14:val="none"/>
         </w:rPr>
-      </w:pPr>
-      <w:r>
-        <w:rPr>
-          <w:rFonts w:eastAsia="Times New Roman" w:cs="Times New Roman"/>
-          <w:b/>
-          <w:bCs/>
-          <w:szCs w:val="28"/>
-          <w:lang w:val="ru-RU"/>
-          <w14:ligatures w14:val="none"/>
-        </w:rPr>
-        <w:br w:type="page"/>
+        <w:lastRenderedPageBreak/>
+        <w:t>Страница личного кабинета</w:t>
+      </w:r>
+      <w:r>
+        <w:rPr>
+          <w:rFonts w:eastAsia="Times New Roman" w:cs="Times New Roman"/>
+          <w:szCs w:val="28"/>
+          <w:lang w:val="ru-RU"/>
+          <w14:ligatures w14:val="none"/>
+        </w:rPr>
+        <w:t xml:space="preserve"> </w:t>
       </w:r>
     </w:p>
     <w:p>
@@ -39447,106 +39973,71 @@
       <w:r>
         <w:rPr>
           <w:rFonts w:eastAsia="Times New Roman" w:cs="Times New Roman"/>
-          <w:b/>
-          <w:bCs/>
-          <w:szCs w:val="28"/>
-          <w:lang w:val="ru-RU"/>
-          <w14:ligatures w14:val="none"/>
-        </w:rPr>
-        <w:lastRenderedPageBreak/>
-        <w:t>Страница личного кабинета</w:t>
-      </w:r>
-      <w:r>
-        <w:rPr>
-          <w:rFonts w:eastAsia="Times New Roman" w:cs="Times New Roman"/>
-          <w:szCs w:val="28"/>
-          <w:lang w:val="ru-RU"/>
-          <w14:ligatures w14:val="none"/>
-        </w:rPr>
-        <w:t xml:space="preserve"> </w:t>
+          <w:szCs w:val="28"/>
+          <w:lang w:val="ru-RU"/>
+          <w14:ligatures w14:val="none"/>
+        </w:rPr>
+        <w:t xml:space="preserve">Личный профиль с </w:t>
+      </w:r>
+      <w:proofErr w:type="spellStart"/>
+      <w:r>
+        <w:rPr>
+          <w:rFonts w:eastAsia="Times New Roman" w:cs="Times New Roman"/>
+          <w:szCs w:val="28"/>
+          <w:lang w:val="ru-RU"/>
+          <w14:ligatures w14:val="none"/>
+        </w:rPr>
+        <w:t>аватаром</w:t>
+      </w:r>
+      <w:proofErr w:type="spellEnd"/>
+      <w:r>
+        <w:rPr>
+          <w:rFonts w:eastAsia="Times New Roman" w:cs="Times New Roman"/>
+          <w:szCs w:val="28"/>
+          <w:lang w:val="ru-RU"/>
+          <w14:ligatures w14:val="none"/>
+        </w:rPr>
+        <w:t xml:space="preserve">, данными пользователя (имя, </w:t>
+      </w:r>
+      <w:r>
+        <w:rPr>
+          <w:rFonts w:eastAsia="Times New Roman" w:cs="Times New Roman"/>
+          <w:szCs w:val="28"/>
+          <w14:ligatures w14:val="none"/>
+        </w:rPr>
+        <w:t>email</w:t>
+      </w:r>
+      <w:r>
+        <w:rPr>
+          <w:rFonts w:eastAsia="Times New Roman" w:cs="Times New Roman"/>
+          <w:szCs w:val="28"/>
+          <w:lang w:val="ru-RU"/>
+          <w14:ligatures w14:val="none"/>
+        </w:rPr>
+        <w:t>, роль), боковым меню (Профиль, Консультации, Документы, История, Настройки) и блоком советов</w:t>
+      </w:r>
+      <w:r>
+        <w:rPr>
+          <w:rFonts w:eastAsia="Times New Roman" w:cs="Times New Roman"/>
+          <w:szCs w:val="28"/>
+          <w:lang w:val="ru-RU"/>
+          <w14:ligatures w14:val="none"/>
+        </w:rPr>
+        <w:t xml:space="preserve"> (см. Рисунок 21)</w:t>
+      </w:r>
+      <w:r>
+        <w:rPr>
+          <w:rFonts w:eastAsia="Times New Roman" w:cs="Times New Roman"/>
+          <w:szCs w:val="28"/>
+          <w:lang w:val="ru-RU"/>
+          <w14:ligatures w14:val="none"/>
+        </w:rPr>
+        <w:t>. Поведение: кнопка "Редактировать" открывает форму редактирования; переходы по меню — загрузка соответствующих разделов.</w:t>
       </w:r>
     </w:p>
     <w:p>
       <w:pPr>
         <w:spacing w:line="259" w:lineRule="auto"/>
-        <w:ind w:firstLine="709"/>
-        <w:jc w:val="both"/>
-        <w:rPr>
-          <w:rFonts w:eastAsia="Times New Roman" w:cs="Times New Roman"/>
-          <w:szCs w:val="28"/>
-          <w:lang w:val="ru-RU"/>
-          <w14:ligatures w14:val="none"/>
-        </w:rPr>
-      </w:pPr>
-      <w:r>
-        <w:rPr>
-          <w:rFonts w:eastAsia="Times New Roman" w:cs="Times New Roman"/>
-          <w:szCs w:val="28"/>
-          <w:lang w:val="ru-RU"/>
-          <w14:ligatures w14:val="none"/>
-        </w:rPr>
-        <w:t xml:space="preserve">Личный профиль с </w:t>
-      </w:r>
-      <w:proofErr w:type="spellStart"/>
-      <w:r>
-        <w:rPr>
-          <w:rFonts w:eastAsia="Times New Roman" w:cs="Times New Roman"/>
-          <w:szCs w:val="28"/>
-          <w:lang w:val="ru-RU"/>
-          <w14:ligatures w14:val="none"/>
-        </w:rPr>
-        <w:t>аватаром</w:t>
-      </w:r>
-      <w:proofErr w:type="spellEnd"/>
-      <w:r>
-        <w:rPr>
-          <w:rFonts w:eastAsia="Times New Roman" w:cs="Times New Roman"/>
-          <w:szCs w:val="28"/>
-          <w:lang w:val="ru-RU"/>
-          <w14:ligatures w14:val="none"/>
-        </w:rPr>
-        <w:t xml:space="preserve">, данными пользователя (имя, </w:t>
-      </w:r>
-      <w:r>
-        <w:rPr>
-          <w:rFonts w:eastAsia="Times New Roman" w:cs="Times New Roman"/>
-          <w:szCs w:val="28"/>
-          <w14:ligatures w14:val="none"/>
-        </w:rPr>
-        <w:t>email</w:t>
-      </w:r>
-      <w:r>
-        <w:rPr>
-          <w:rFonts w:eastAsia="Times New Roman" w:cs="Times New Roman"/>
-          <w:szCs w:val="28"/>
-          <w:lang w:val="ru-RU"/>
-          <w14:ligatures w14:val="none"/>
-        </w:rPr>
-        <w:t>, роль), боковым меню (Профиль, Консультации, Документы, История, Настройки) и блоком советов</w:t>
-      </w:r>
-      <w:r>
-        <w:rPr>
-          <w:rFonts w:eastAsia="Times New Roman" w:cs="Times New Roman"/>
-          <w:szCs w:val="28"/>
-          <w:lang w:val="ru-RU"/>
-          <w14:ligatures w14:val="none"/>
-        </w:rPr>
-        <w:t xml:space="preserve"> (см. Рисунок 21)</w:t>
-      </w:r>
-      <w:r>
-        <w:rPr>
-          <w:rFonts w:eastAsia="Times New Roman" w:cs="Times New Roman"/>
-          <w:szCs w:val="28"/>
-          <w:lang w:val="ru-RU"/>
-          <w14:ligatures w14:val="none"/>
-        </w:rPr>
-        <w:t>. Поведение: кнопка "Редактировать" открывает форму редактирования; переходы по меню — загрузка соответствующих разделов.</w:t>
-      </w:r>
-    </w:p>
-    <w:p>
-      <w:pPr>
-        <w:spacing w:line="259" w:lineRule="auto"/>
-        <w:ind w:firstLine="709"/>
         <w:jc w:val="both"/>
         <w:rPr>
           <w:rFonts w:eastAsia="Times New Roman" w:cs="Times New Roman"/>
@@ -39717,7 +40208,6 @@
     <w:p>
       <w:pPr>
         <w:spacing w:line="259" w:lineRule="auto"/>
-        <w:ind w:firstLine="709"/>
         <w:jc w:val="both"/>
         <w:rPr>
           <w:rFonts w:eastAsia="Times New Roman" w:cs="Times New Roman"/>
@@ -39921,7 +40411,6 @@
     <w:p>
       <w:pPr>
         <w:spacing w:line="259" w:lineRule="auto"/>
-        <w:ind w:firstLine="709"/>
         <w:jc w:val="both"/>
         <w:rPr>
           <w:rFonts w:eastAsia="Times New Roman" w:cs="Times New Roman"/>
@@ -40125,7 +40614,6 @@
     <w:p>
       <w:pPr>
         <w:spacing w:line="259" w:lineRule="auto"/>
-        <w:ind w:firstLine="709"/>
         <w:jc w:val="both"/>
         <w:rPr>
           <w:rFonts w:eastAsia="Times New Roman" w:cs="Times New Roman"/>
@@ -40309,7 +40797,6 @@
     <w:p>
       <w:pPr>
         <w:spacing w:line="259" w:lineRule="auto"/>
-        <w:ind w:firstLine="709"/>
         <w:jc w:val="both"/>
         <w:rPr>
           <w:rFonts w:eastAsia="Times New Roman" w:cs="Times New Roman"/>
@@ -40493,7 +40980,6 @@
     <w:p>
       <w:pPr>
         <w:spacing w:line="259" w:lineRule="auto"/>
-        <w:ind w:firstLine="709"/>
         <w:jc w:val="both"/>
         <w:rPr>
           <w:rFonts w:eastAsia="Times New Roman" w:cs="Times New Roman"/>
@@ -40707,7 +41193,6 @@
     <w:p>
       <w:pPr>
         <w:spacing w:line="259" w:lineRule="auto"/>
-        <w:ind w:firstLine="709"/>
         <w:jc w:val="both"/>
         <w:rPr>
           <w:rFonts w:eastAsia="Times New Roman" w:cs="Times New Roman"/>
@@ -40896,7 +41381,6 @@
     <w:p>
       <w:pPr>
         <w:spacing w:line="259" w:lineRule="auto"/>
-        <w:ind w:firstLine="709"/>
         <w:jc w:val="both"/>
         <w:rPr>
           <w:rFonts w:eastAsia="Times New Roman" w:cs="Times New Roman"/>
@@ -41072,12 +41556,12 @@
       <w:pPr>
         <w:pStyle w:val="3"/>
       </w:pPr>
-      <w:bookmarkStart w:id="85" w:name="_Toc217081636"/>
+      <w:bookmarkStart w:id="86" w:name="_Toc217124201"/>
       <w:r>
         <w:lastRenderedPageBreak/>
         <w:t>Карта экранов</w:t>
       </w:r>
-      <w:bookmarkEnd w:id="85"/>
+      <w:bookmarkEnd w:id="86"/>
     </w:p>
     <w:p>
       <w:pPr>
@@ -41122,7 +41606,6 @@
     <w:p>
       <w:pPr>
         <w:spacing w:line="259" w:lineRule="auto"/>
-        <w:ind w:firstLine="709"/>
         <w:jc w:val="both"/>
         <w:rPr>
           <w:rFonts w:eastAsia="Times New Roman" w:cs="Times New Roman"/>
@@ -41144,9 +41627,9 @@
           <w14:ligatures w14:val="none"/>
         </w:rPr>
         <w:drawing>
-          <wp:inline distT="0" distB="0" distL="0" distR="0" wp14:anchorId="6B74E4A1" wp14:editId="6B7B732D">
+          <wp:inline distT="0" distB="0" distL="0" distR="0" wp14:anchorId="6B74E4A1" wp14:editId="72DE95F6">
             <wp:extent cx="5939790" cy="5311140"/>
-            <wp:effectExtent l="0" t="0" r="3810" b="3810"/>
+            <wp:effectExtent l="19050" t="19050" r="22860" b="22860"/>
             <wp:docPr id="1407386858" name="Рисунок 1" descr="Изображение выглядит как текст, диаграмма, План, Технический чертеж&#10;&#10;Содержимое, созданное искусственным интеллектом, может быть неверным."/>
             <wp:cNvGraphicFramePr>
               <a:graphicFrameLocks xmlns:a="http://schemas.openxmlformats.org/drawingml/2006/main" noChangeAspect="1"/>
@@ -41172,6 +41655,11 @@
                     <a:prstGeom prst="rect">
                       <a:avLst/>
                     </a:prstGeom>
+                    <a:ln>
+                      <a:solidFill>
+                        <a:schemeClr val="accent1"/>
+                      </a:solidFill>
+                    </a:ln>
                   </pic:spPr>
                 </pic:pic>
               </a:graphicData>
@@ -41228,15 +41716,15 @@
       <w:pPr>
         <w:pStyle w:val="ae"/>
       </w:pPr>
-      <w:bookmarkStart w:id="86" w:name="_Toc217081637"/>
+      <w:bookmarkStart w:id="87" w:name="_Toc217124202"/>
       <w:r>
         <w:lastRenderedPageBreak/>
         <w:t>З</w:t>
       </w:r>
       <w:r>
-        <w:t>АКЛЮЧЕНИЕ</w:t>
-      </w:r>
-      <w:bookmarkEnd w:id="86"/>
+        <w:t>аключение</w:t>
+      </w:r>
+      <w:bookmarkEnd w:id="87"/>
     </w:p>
     <w:p>
       <w:pPr>
@@ -41593,12 +42081,12 @@
       <w:pPr>
         <w:pStyle w:val="ae"/>
       </w:pPr>
-      <w:bookmarkStart w:id="87" w:name="_Toc217081638"/>
+      <w:bookmarkStart w:id="88" w:name="_Toc217124203"/>
       <w:r>
         <w:lastRenderedPageBreak/>
-        <w:t>СПИСОК ИСПОЛЬЗОВАННЫХ ИСТОЧНИКОВ</w:t>
-      </w:r>
-      <w:bookmarkEnd w:id="87"/>
+        <w:t>Список использованных источников</w:t>
+      </w:r>
+      <w:bookmarkEnd w:id="88"/>
     </w:p>
     <w:p>
       <w:pPr>
@@ -42084,7 +42572,7 @@
             <w:noProof/>
             <w:lang w:val="ru-RU"/>
           </w:rPr>
-          <w:t>54</w:t>
+          <w:t>22</w:t>
         </w:r>
         <w:r>
           <w:fldChar w:fldCharType="end"/>
@@ -47138,7 +47626,7 @@
 </file>
 
 <file path=customXml/itemProps1.xml><?xml version="1.0" encoding="utf-8"?>
-<ds:datastoreItem xmlns:ds="http://schemas.openxmlformats.org/officeDocument/2006/customXml" ds:itemID="{6AD4C837-694C-43ED-B600-D32524BAD935}">
+<ds:datastoreItem xmlns:ds="http://schemas.openxmlformats.org/officeDocument/2006/customXml" ds:itemID="{1A64B67F-6B56-4CC6-9D9B-84620300CA97}">
   <ds:schemaRefs>
     <ds:schemaRef ds:uri="http://schemas.openxmlformats.org/officeDocument/2006/bibliography"/>
   </ds:schemaRefs>
